--- a/downloads/teacher/ai-6-week-02.docx
+++ b/downloads/teacher/ai-6-week-02.docx
@@ -1892,6 +1892,396 @@
         <w:t>For the Grounded Learning Service, retain an annotated trace and the changed-case result. Name the contract or evidence that makes the deciding step valid, so another team can review it.</w:t>
       </w:r>
     </w:p>
+    <w:p>
+      <w:pPr>
+        <w:pStyle w:val="Heading1"/>
+      </w:pPr>
+      <w:r>
+        <w:t>07. Prepare, teach and assess</w:t>
+      </w:r>
+    </w:p>
+    <w:p>
+      <w:r>
+        <w:t>Teaching target: Explain the mechanism and terminology of architecture and data flow</w:t>
+      </w:r>
+    </w:p>
+    <w:p>
+      <w:r>
+        <w:t>Prepare the labelled worked-case picture, the matching workbook, fictional input cards and a place for individual responses. Check a local Python 3 environment before class; have a paper-trace version ready.</w:t>
+      </w:r>
+    </w:p>
+    <w:tbl>
+      <w:tblPr>
+        <w:tblStyle w:val="LightShading-Accent1"/>
+        <w:tblW w:type="auto" w:w="0"/>
+        <w:tblLook w:firstColumn="1" w:firstRow="1" w:lastColumn="0" w:lastRow="0" w:noHBand="0" w:noVBand="1" w:val="04A0"/>
+      </w:tblPr>
+      <w:tblGrid>
+        <w:gridCol w:w="3408"/>
+        <w:gridCol w:w="3408"/>
+        <w:gridCol w:w="3408"/>
+      </w:tblGrid>
+      <w:tr>
+        <w:trPr>
+          <w:tblHeader/>
+        </w:trPr>
+        <w:tc>
+          <w:tcPr>
+            <w:tcW w:type="dxa" w:w="3408"/>
+          </w:tcPr>
+          <w:p>
+            <w:r>
+              <w:t>Session</w:t>
+            </w:r>
+          </w:p>
+        </w:tc>
+        <w:tc>
+          <w:tcPr>
+            <w:tcW w:type="dxa" w:w="3408"/>
+          </w:tcPr>
+          <w:p>
+            <w:r>
+              <w:t>Plan</w:t>
+            </w:r>
+          </w:p>
+        </w:tc>
+        <w:tc>
+          <w:tcPr>
+            <w:tcW w:type="dxa" w:w="3408"/>
+          </w:tcPr>
+          <w:p>
+            <w:r>
+              <w:t>Resources</w:t>
+            </w:r>
+          </w:p>
+        </w:tc>
+      </w:tr>
+      <w:tr>
+        <w:tc>
+          <w:tcPr>
+            <w:tcW w:type="dxa" w:w="3408"/>
+          </w:tcPr>
+          <w:p>
+            <w:r>
+              <w:t>Session 1 · Understand · 45 min</w:t>
+            </w:r>
+          </w:p>
+        </w:tc>
+        <w:tc>
+          <w:tcPr>
+            <w:tcW w:type="dxa" w:w="3408"/>
+          </w:tcPr>
+          <w:p>
+            <w:r>
+              <w:t>0–7: recall and prerequisite; 7–15: inspect the concrete case and predict; 15–30: teacher models the worked trace; 30–40: learners explain a step using the text and visual; 40–45: check the core idea.</w:t>
+            </w:r>
+          </w:p>
+        </w:tc>
+        <w:tc>
+          <w:tcPr>
+            <w:tcW w:type="dxa" w:w="3408"/>
+          </w:tcPr>
+          <w:p>
+            <w:r>
+              <w:t>Sections 1–6; record the brief recall in the workbook.</w:t>
+            </w:r>
+          </w:p>
+        </w:tc>
+      </w:tr>
+      <w:tr>
+        <w:tc>
+          <w:tcPr>
+            <w:tcW w:type="dxa" w:w="3408"/>
+          </w:tcPr>
+          <w:p>
+            <w:r>
+              <w:t>Session 2 · Practise · 45 min</w:t>
+            </w:r>
+          </w:p>
+        </w:tc>
+        <w:tc>
+          <w:tcPr>
+            <w:tcW w:type="dxa" w:w="3408"/>
+          </w:tcPr>
+          <w:p>
+            <w:r>
+              <w:t>0–5: retrieve the procedure; 5–15: W2 completion practice; 15–23: explain and check with a partner; 23–30: each learner answers the misconception check; 30–40: targeted reteaching or a harder variation; 40–45: prepare the investigation.</w:t>
+            </w:r>
+          </w:p>
+        </w:tc>
+        <w:tc>
+          <w:tcPr>
+            <w:tcW w:type="dxa" w:w="3408"/>
+          </w:tcPr>
+          <w:p>
+            <w:r>
+              <w:t>Sections 7–10; use the matching workbook W2 and misconception check.</w:t>
+            </w:r>
+          </w:p>
+        </w:tc>
+      </w:tr>
+      <w:tr>
+        <w:tc>
+          <w:tcPr>
+            <w:tcW w:type="dxa" w:w="3408"/>
+          </w:tcPr>
+          <w:p>
+            <w:r>
+              <w:t>Session 3 · Investigate and transfer · 45 min</w:t>
+            </w:r>
+          </w:p>
+        </w:tc>
+        <w:tc>
+          <w:tcPr>
+            <w:tcW w:type="dxa" w:w="3408"/>
+          </w:tcPr>
+          <w:p>
+            <w:r>
+              <w:t>0–5: retrieve the decision rule; 5–20: investigate or trace; 20–30: start the independent case; 30–38: connect the project; 38–43: act on feedback; 43–45: plan the return check.</w:t>
+            </w:r>
+          </w:p>
+        </w:tc>
+        <w:tc>
+          <w:tcPr>
+            <w:tcW w:type="dxa" w:w="3408"/>
+          </w:tcPr>
+          <w:p>
+            <w:r>
+              <w:t>Sections 9 and 11–14. Give extra time to finish the full task set; use Section 15 when the week includes a coding lab.</w:t>
+            </w:r>
+          </w:p>
+        </w:tc>
+      </w:tr>
+    </w:tbl>
+    <w:p>
+      <w:r>
+        <w:t>Before class, solve the supported practice: A student request bypasses the role filter and sends teacher records directly to a generator. Show the intermediate steps and give the conclusion with its scope.</w:t>
+      </w:r>
+    </w:p>
+    <w:p>
+      <w:r>
+        <w:t>Reasoned practice answer: Teacher explanation: The data path crosses the access boundary incorrectly. Move the role filter before source lookup/context construction; hiding a later citation is insufficient.</w:t>
+      </w:r>
+    </w:p>
+    <w:p>
+      <w:r>
+        <w:t>Check every learner before discussion: Use the worked case for Architecture and data flow. Proposed explanation: “The worked result establishes every future case”. Decide whether this explanation is supported. Point to the step or supplied fact that decides; explain your repair if needed.</w:t>
+      </w:r>
+    </w:p>
+    <w:p>
+      <w:r>
+        <w:t>Misconception repair: A component diagram is a plan, not evidence that the running implementation enforces its arrows.</w:t>
+      </w:r>
+    </w:p>
+    <w:p>
+      <w:r>
+        <w:t>Support: read the exact case aloud, enlarge the labelled picture, supply input cards and model only the first deciding step. Accept a spoken explanation or drawing; retain the reasoning goal.</w:t>
+      </w:r>
+    </w:p>
+    <w:p>
+      <w:r>
+        <w:t>Extension: Disconnect retrieval from the application. Require a prediction and a reason before comparing. Expected result: Return review status rather than inventing a time. Reason: The supported-answer path lacks its required evidence input.</w:t>
+      </w:r>
+    </w:p>
+    <w:p>
+      <w:r>
+        <w:t>Independent assessment: withhold the reserved answer until the learner has attempted the new case. Record support separately from correctness.</w:t>
+      </w:r>
+    </w:p>
+    <w:tbl>
+      <w:tblPr>
+        <w:tblStyle w:val="LightShading-Accent1"/>
+        <w:tblW w:type="auto" w:w="0"/>
+        <w:tblLook w:firstColumn="1" w:firstRow="1" w:lastColumn="0" w:lastRow="0" w:noHBand="0" w:noVBand="1" w:val="04A0"/>
+      </w:tblPr>
+      <w:tblGrid>
+        <w:gridCol w:w="2556"/>
+        <w:gridCol w:w="2556"/>
+        <w:gridCol w:w="2556"/>
+        <w:gridCol w:w="2556"/>
+      </w:tblGrid>
+      <w:tr>
+        <w:trPr>
+          <w:tblHeader/>
+        </w:trPr>
+        <w:tc>
+          <w:tcPr>
+            <w:tcW w:type="dxa" w:w="2556"/>
+          </w:tcPr>
+          <w:p>
+            <w:r>
+              <w:t>Criterion</w:t>
+            </w:r>
+          </w:p>
+        </w:tc>
+        <w:tc>
+          <w:tcPr>
+            <w:tcW w:type="dxa" w:w="2556"/>
+          </w:tcPr>
+          <w:p>
+            <w:r>
+              <w:t>Not yet</w:t>
+            </w:r>
+          </w:p>
+        </w:tc>
+        <w:tc>
+          <w:tcPr>
+            <w:tcW w:type="dxa" w:w="2556"/>
+          </w:tcPr>
+          <w:p>
+            <w:r>
+              <w:t>With support</w:t>
+            </w:r>
+          </w:p>
+        </w:tc>
+        <w:tc>
+          <w:tcPr>
+            <w:tcW w:type="dxa" w:w="2556"/>
+          </w:tcPr>
+          <w:p>
+            <w:r>
+              <w:t>Independent</w:t>
+            </w:r>
+          </w:p>
+        </w:tc>
+      </w:tr>
+      <w:tr>
+        <w:tc>
+          <w:tcPr>
+            <w:tcW w:type="dxa" w:w="2556"/>
+          </w:tcPr>
+          <w:p>
+            <w:r>
+              <w:t>Explanation</w:t>
+            </w:r>
+          </w:p>
+        </w:tc>
+        <w:tc>
+          <w:tcPr>
+            <w:tcW w:type="dxa" w:w="2556"/>
+          </w:tcPr>
+          <w:p>
+            <w:r>
+              <w:t>Names an answer without a deciding fact</w:t>
+            </w:r>
+          </w:p>
+        </w:tc>
+        <w:tc>
+          <w:tcPr>
+            <w:tcW w:type="dxa" w:w="2556"/>
+          </w:tcPr>
+          <w:p>
+            <w:r>
+              <w:t>Uses a hint to link fact and decision</w:t>
+            </w:r>
+          </w:p>
+        </w:tc>
+        <w:tc>
+          <w:tcPr>
+            <w:tcW w:type="dxa" w:w="2556"/>
+          </w:tcPr>
+          <w:p>
+            <w:r>
+              <w:t>Explains the deciding fact in own words</w:t>
+            </w:r>
+          </w:p>
+        </w:tc>
+      </w:tr>
+      <w:tr>
+        <w:tc>
+          <w:tcPr>
+            <w:tcW w:type="dxa" w:w="2556"/>
+          </w:tcPr>
+          <w:p>
+            <w:r>
+              <w:t>Trace or test</w:t>
+            </w:r>
+          </w:p>
+        </w:tc>
+        <w:tc>
+          <w:tcPr>
+            <w:tcW w:type="dxa" w:w="2556"/>
+          </w:tcPr>
+          <w:p>
+            <w:r>
+              <w:t>Cannot connect input and result</w:t>
+            </w:r>
+          </w:p>
+        </w:tc>
+        <w:tc>
+          <w:tcPr>
+            <w:tcW w:type="dxa" w:w="2556"/>
+          </w:tcPr>
+          <w:p>
+            <w:r>
+              <w:t>Completes steps with prompts</w:t>
+            </w:r>
+          </w:p>
+        </w:tc>
+        <w:tc>
+          <w:tcPr>
+            <w:tcW w:type="dxa" w:w="2556"/>
+          </w:tcPr>
+          <w:p>
+            <w:r>
+              <w:t>Traces or tests a changed case accurately</w:t>
+            </w:r>
+          </w:p>
+        </w:tc>
+      </w:tr>
+      <w:tr>
+        <w:tc>
+          <w:tcPr>
+            <w:tcW w:type="dxa" w:w="2556"/>
+          </w:tcPr>
+          <w:p>
+            <w:r>
+              <w:t>Limits and revision</w:t>
+            </w:r>
+          </w:p>
+        </w:tc>
+        <w:tc>
+          <w:tcPr>
+            <w:tcW w:type="dxa" w:w="2556"/>
+          </w:tcPr>
+          <w:p>
+            <w:r>
+              <w:t>Claims more than evidence supports</w:t>
+            </w:r>
+          </w:p>
+        </w:tc>
+        <w:tc>
+          <w:tcPr>
+            <w:tcW w:type="dxa" w:w="2556"/>
+          </w:tcPr>
+          <w:p>
+            <w:r>
+              <w:t>Names a limit after a prompt</w:t>
+            </w:r>
+          </w:p>
+        </w:tc>
+        <w:tc>
+          <w:tcPr>
+            <w:tcW w:type="dxa" w:w="2556"/>
+          </w:tcPr>
+          <w:p>
+            <w:r>
+              <w:t>States a defensible limit and useful next test</w:t>
+            </w:r>
+          </w:p>
+        </w:tc>
+      </w:tr>
+    </w:tbl>
+    <w:p>
+      <w:r>
+        <w:t>Project checkpoint: Frame the need. Name the user, the problem, allowed inputs and a safe simple starting method.</w:t>
+      </w:r>
+    </w:p>
+    <w:p>
+      <w:r>
+        <w:t>Use the weekly teacher answer for topic-specific reasoning. A saved progress tick is an activity record; judge mastery from the learner’s explanation and evidence.</w:t>
+      </w:r>
+    </w:p>
     <w:sectPr>
       <w:pgSz w:w="12240" w:h="15840"/>
       <w:pgMar w:top="936" w:right="1008" w:bottom="936" w:left="1008" w:header="720" w:footer="720" w:gutter="0"/>

--- a/downloads/teacher/ai-6-week-02.docx
+++ b/downloads/teacher/ai-6-week-02.docx
@@ -2282,6 +2282,39 @@
         <w:t>Use the weekly teacher answer for topic-specific reasoning. A saved progress tick is an activity record; judge mastery from the learner’s explanation and evidence.</w:t>
       </w:r>
     </w:p>
+    <w:p>
+      <w:pPr>
+        <w:pStyle w:val="Heading1"/>
+      </w:pPr>
+      <w:r>
+        <w:t>08. Use feedback, labs and repair paths</w:t>
+      </w:r>
+    </w:p>
+    <w:p>
+      <w:r>
+        <w:t>Use the two formative questions as supported practice, not as independent mastery scores. Discuss the deciding evidence rather than accepting a guessed selection.</w:t>
+      </w:r>
+    </w:p>
+    <w:p>
+      <w:r>
+        <w:t>The feedback comes from the reviewed public worked case. Do not reveal the separately reserved independent teacher answer until the learner has attempted that case.</w:t>
+      </w:r>
+    </w:p>
+    <w:p>
+      <w:r>
+        <w:t>Ask students to predict before running code. Preserve errors and actual outputs; collect a changed test and an explanation. The branch-boundary and indexing lessons deliberately include failure cases.</w:t>
+      </w:r>
+    </w:p>
+    <w:p>
+      <w:r>
+        <w:t>Use the earlier worked-explanation links to address a specific missing building block, then return to the current question. Adapt this suggestion after observing the learner; it is not an automatic diagnosis.</w:t>
+      </w:r>
+    </w:p>
+    <w:p>
+      <w:r>
+        <w:t>Collect the completed-work portfolio as evidence. Record support separately from correctness, and assess explanation, trace/test and limitations. Progress ticks and quiz selections alone do not establish mastery.</w:t>
+      </w:r>
+    </w:p>
     <w:sectPr>
       <w:pgSz w:w="12240" w:h="15840"/>
       <w:pgMar w:top="936" w:right="1008" w:bottom="936" w:left="1008" w:header="720" w:footer="720" w:gutter="0"/>

--- a/downloads/teacher/ai-6-week-02.docx
+++ b/downloads/teacher/ai-6-week-02.docx
@@ -29,16 +29,45 @@
       </w:r>
     </w:p>
     <w:p>
-      <w:pPr>
-        <w:pStyle w:val="Heading3"/>
-      </w:pPr>
-      <w:r>
-        <w:t>Teach the learning cycle</w:t>
+      <w:r>
+        <w:t>Prepare Architecture and data flow: check the target, prerequisites, resources and adaptable teaching schedule.</w:t>
       </w:r>
     </w:p>
     <w:p>
-      <w:r>
-        <w:t>Primary target: Explain the mechanism and terminology of architecture and data flow</w:t>
+      <w:pPr>
+        <w:pStyle w:val="Heading3"/>
+      </w:pPr>
+      <w:r>
+        <w:t>Teach the learning cycle</w:t>
+      </w:r>
+    </w:p>
+    <w:p>
+      <w:pPr>
+        <w:spacing w:line="336" w:lineRule="auto" w:after="180"/>
+      </w:pPr>
+      <w:r>
+        <w:rPr>
+          <w:b w:val="0"/>
+        </w:rPr>
+        <w:t xml:space="preserve">Primary target: Explain the </w:t>
+      </w:r>
+      <w:r>
+        <w:rPr>
+          <w:b/>
+        </w:rPr>
+        <w:t>mechanism</w:t>
+      </w:r>
+      <w:r>
+        <w:rPr>
+          <w:b w:val="0"/>
+        </w:rPr>
+        <w:t xml:space="preserve"> and terminology of architecture and </w:t>
+      </w:r>
+      <w:r>
+        <w:rPr>
+          <w:b/>
+        </w:rPr>
+        <w:t>data flow</w:t>
       </w:r>
     </w:p>
     <w:tbl>
@@ -185,16 +214,37 @@
       </w:tr>
     </w:tbl>
     <w:p>
-      <w:r>
-        <w:t>This is a starting allocation of 135 minutes, not a validated duration. Preserve all named topics. Schedule extra time for connected examples, the full investigation, independent cases and project building. Repeated copies of a case share one recorded attempt; they are not new evidence.</w:t>
+      <w:pPr>
+        <w:spacing w:line="336" w:lineRule="auto" w:after="180"/>
+      </w:pPr>
+      <w:r>
+        <w:rPr>
+          <w:b w:val="0"/>
+        </w:rPr>
+        <w:t>This is a starting allocation of 135 minutes, not a validated duration. Preserve all named topics. Schedule extra time for connected examples, the full investigation, independent cases and project building.</w:t>
       </w:r>
     </w:p>
     <w:p>
       <w:pPr>
-        <w:pStyle w:val="Heading3"/>
-      </w:pPr>
-      <w:r>
-        <w:t>Retrieval answer guidance</w:t>
+        <w:spacing w:line="336" w:lineRule="auto" w:after="180"/>
+      </w:pPr>
+      <w:r>
+        <w:rPr>
+          <w:b w:val="0"/>
+        </w:rPr>
+        <w:t xml:space="preserve">Repeated copies of a case share one recorded attempt; they are not new </w:t>
+      </w:r>
+      <w:r>
+        <w:rPr>
+          <w:b/>
+        </w:rPr>
+        <w:t>evidence</w:t>
+      </w:r>
+      <w:r>
+        <w:rPr>
+          <w:b w:val="0"/>
+        </w:rPr>
+        <w:t>.</w:t>
       </w:r>
     </w:p>
     <w:p>
@@ -202,50 +252,140 @@
         <w:pStyle w:val="Heading3"/>
       </w:pPr>
       <w:r>
-        <w:t>Requirements and service boundaries</w:t>
+        <w:t>Retrieval answer guidance</w:t>
       </w:r>
     </w:p>
     <w:p>
-      <w:r>
-        <w:t>Without opening the old lesson, explain one key idea from Requirements and service boundaries. Give an example and a mistake that the idea helps you avoid.</w:t>
+      <w:pPr>
+        <w:pStyle w:val="Heading3"/>
+      </w:pPr>
+      <w:r>
+        <w:t>Requirements and service boundaries</w:t>
       </w:r>
     </w:p>
     <w:p>
-      <w:r>
-        <w:t>Look for: Explain the mechanism and terminology of requirements and service boundaries</w:t>
+      <w:pPr>
+        <w:spacing w:line="336" w:lineRule="auto" w:after="180"/>
+      </w:pPr>
+      <w:r>
+        <w:rPr>
+          <w:b w:val="0"/>
+        </w:rPr>
+        <w:t>Without opening the old lesson, explain one key idea from Requirements and service boundaries. Give an example and a mistake that the idea helps you avoid.</w:t>
       </w:r>
     </w:p>
     <w:p>
-      <w:r>
-        <w:t>Reference example, not the only acceptable wording: Teacher explanation: A service boundary states who can request what, what data may be read and which actions are outside scope. Requirements must be observable. The fictional student timetable service reads a public schedule and returns a meeting time or review status. It cannot edit schedules or email users. Test success and refusal before adding model behaviour.</w:t>
+      <w:pPr>
+        <w:spacing w:line="336" w:lineRule="auto" w:after="180"/>
+      </w:pPr>
+      <w:r>
+        <w:rPr>
+          <w:b w:val="0"/>
+        </w:rPr>
+        <w:t xml:space="preserve">Look for: Explain the </w:t>
+      </w:r>
+      <w:r>
+        <w:rPr>
+          <w:b/>
+        </w:rPr>
+        <w:t>mechanism</w:t>
+      </w:r>
+      <w:r>
+        <w:rPr>
+          <w:b w:val="0"/>
+        </w:rPr>
+        <w:t xml:space="preserve"> and terminology of requirements and service boundaries</w:t>
       </w:r>
     </w:p>
     <w:p>
-      <w:r>
-        <w:t>Two 45-minute sessions. Architecture assigns responsibilities to components and shows information crossing trust boundaries. A diagram should include failure paths. Use the supplied constructed scenarios to make the mechanism inspectable. Collect W4 before sharing solutions. Students should name intermediate evidence and limitations; classroom pacing and learning effectiveness remain unvalidated.</w:t>
+      <w:pPr>
+        <w:spacing w:line="336" w:lineRule="auto" w:after="180"/>
+      </w:pPr>
+      <w:r>
+        <w:rPr>
+          <w:b w:val="0"/>
+        </w:rPr>
+        <w:t>Reference example, not the only acceptable wording: Teacher explanation: A service boundary states who can request what, what data may be read and which actions are outside scope. Requirements must be observable.</w:t>
       </w:r>
     </w:p>
     <w:p>
       <w:pPr>
-        <w:pStyle w:val="Heading3"/>
-      </w:pPr>
-      <w:r>
-        <w:t>Outcomes</w:t>
+        <w:spacing w:line="336" w:lineRule="auto" w:after="180"/>
+      </w:pPr>
+      <w:r>
+        <w:rPr>
+          <w:b w:val="0"/>
+        </w:rPr>
+        <w:t>The fictional student timetable service reads a public schedule and returns a meeting time or review status. It cannot edit schedules or email users. Test success and refusal before adding model behaviour.</w:t>
       </w:r>
     </w:p>
     <w:p>
-      <w:r>
-        <w:t>Explain the mechanism and terminology of architecture and data flow</w:t>
+      <w:pPr>
+        <w:spacing w:line="336" w:lineRule="auto" w:after="180"/>
+      </w:pPr>
+      <w:r>
+        <w:rPr>
+          <w:b w:val="0"/>
+        </w:rPr>
+        <w:t xml:space="preserve">Two 45-minute sessions. Architecture assigns responsibilities to </w:t>
+      </w:r>
+      <w:r>
+        <w:rPr>
+          <w:b/>
+        </w:rPr>
+        <w:t>component</w:t>
+      </w:r>
+      <w:r>
+        <w:rPr>
+          <w:b w:val="0"/>
+        </w:rPr>
+        <w:t>s and shows information crossing trust boundaries. A diagram should include failure paths.</w:t>
       </w:r>
     </w:p>
     <w:p>
-      <w:r>
-        <w:t>Apply the stated procedure to a new case with a traceable result</w:t>
+      <w:pPr>
+        <w:spacing w:line="336" w:lineRule="auto" w:after="180"/>
+      </w:pPr>
+      <w:r>
+        <w:rPr>
+          <w:b w:val="0"/>
+        </w:rPr>
+        <w:t xml:space="preserve">Use the supplied constructed scenarios to make the </w:t>
+      </w:r>
+      <w:r>
+        <w:rPr>
+          <w:b/>
+        </w:rPr>
+        <w:t>mechanism</w:t>
+      </w:r>
+      <w:r>
+        <w:rPr>
+          <w:b w:val="0"/>
+        </w:rPr>
+        <w:t xml:space="preserve"> inspectable. Collect W4 before sharing solutions.</w:t>
       </w:r>
     </w:p>
     <w:p>
-      <w:r>
-        <w:t>Identify an assumption or limitation and design a revealing follow-up</w:t>
+      <w:pPr>
+        <w:spacing w:line="336" w:lineRule="auto" w:after="180"/>
+      </w:pPr>
+      <w:r>
+        <w:rPr>
+          <w:b w:val="0"/>
+        </w:rPr>
+        <w:t xml:space="preserve">Students should name intermediate </w:t>
+      </w:r>
+      <w:r>
+        <w:rPr>
+          <w:b/>
+        </w:rPr>
+        <w:t>evidence</w:t>
+      </w:r>
+      <w:r>
+        <w:rPr>
+          <w:b w:val="0"/>
+        </w:rPr>
+        <w:t xml:space="preserve"> and limitations; classroom pacing and learning effectiveness remain unvalidated.</w:t>
       </w:r>
     </w:p>
     <w:p>
@@ -253,22 +393,58 @@
         <w:pStyle w:val="Heading3"/>
       </w:pPr>
       <w:r>
-        <w:t>Preparation</w:t>
+        <w:t>Outcomes</w:t>
       </w:r>
     </w:p>
     <w:p>
-      <w:r>
-        <w:t>Lesson and workbook; paper and pencil</w:t>
+      <w:pPr>
+        <w:spacing w:line="336" w:lineRule="auto" w:after="180"/>
+      </w:pPr>
+      <w:r>
+        <w:rPr>
+          <w:b w:val="0"/>
+        </w:rPr>
+        <w:t xml:space="preserve">Explain the </w:t>
+      </w:r>
+      <w:r>
+        <w:rPr>
+          <w:b/>
+        </w:rPr>
+        <w:t>mechanism</w:t>
+      </w:r>
+      <w:r>
+        <w:rPr>
+          <w:b w:val="0"/>
+        </w:rPr>
+        <w:t xml:space="preserve"> and terminology of architecture and </w:t>
+      </w:r>
+      <w:r>
+        <w:rPr>
+          <w:b/>
+        </w:rPr>
+        <w:t>data flow</w:t>
       </w:r>
     </w:p>
     <w:p>
-      <w:r>
-        <w:t>Calculator and optional local Python 3 for arithmetic; no live API or private data</w:t>
+      <w:pPr>
+        <w:spacing w:line="336" w:lineRule="auto" w:after="180"/>
+      </w:pPr>
+      <w:r>
+        <w:rPr>
+          <w:b w:val="0"/>
+        </w:rPr>
+        <w:t>Apply the stated procedure to a new case with a traceable result</w:t>
       </w:r>
     </w:p>
     <w:p>
-      <w:r>
-        <w:t>Prepare the fresh retry separately and withhold its solution until after collection</w:t>
+      <w:pPr>
+        <w:spacing w:line="336" w:lineRule="auto" w:after="180"/>
+      </w:pPr>
+      <w:r>
+        <w:rPr>
+          <w:b w:val="0"/>
+        </w:rPr>
+        <w:t>Identify an assumption or limitation and design a revealing follow-up</w:t>
       </w:r>
     </w:p>
     <w:p>
@@ -276,58 +452,267 @@
         <w:pStyle w:val="Heading3"/>
       </w:pPr>
       <w:r>
-        <w:t>Prerequisite answer</w:t>
+        <w:t>Preparation</w:t>
       </w:r>
     </w:p>
     <w:p>
-      <w:r>
-        <w:t>A result depends on the inputs, procedure and conditions that produced it. Preserve data roles and distinguish observed outcomes from predictions or unmeasured conditions. If the prior concept cannot be explained, use a short retrieval activity before this chapter.</w:t>
+      <w:pPr>
+        <w:spacing w:line="336" w:lineRule="auto" w:after="180"/>
+      </w:pPr>
+      <w:r>
+        <w:rPr>
+          <w:b w:val="0"/>
+        </w:rPr>
+        <w:t>Lesson and workbook; paper and pencil</w:t>
       </w:r>
     </w:p>
     <w:p>
       <w:pPr>
-        <w:pStyle w:val="Heading3"/>
-      </w:pPr>
-      <w:r>
-        <w:t>End goal for the pictorial case</w:t>
+        <w:spacing w:line="336" w:lineRule="auto" w:after="180"/>
+      </w:pPr>
+      <w:r>
+        <w:rPr>
+          <w:b w:val="0"/>
+        </w:rPr>
+        <w:t>Calculator and optional local Python 3 for arithmetic; no live API or private data</w:t>
       </w:r>
     </w:p>
     <w:p>
-      <w:r>
-        <w:t>Explain architecture and data flow using the deciding step in this fictional service.</w:t>
+      <w:pPr>
+        <w:spacing w:line="336" w:lineRule="auto" w:after="180"/>
+      </w:pPr>
+      <w:r>
+        <w:rPr>
+          <w:b w:val="0"/>
+        </w:rPr>
+        <w:t>Prepare the fresh retry separately and withhold its solution until after collection</w:t>
       </w:r>
     </w:p>
     <w:p>
-      <w:r>
-        <w:t>This added worked case illustrates the week’s main idea. Retain all original and connected topics; schedule its practice within the teaching cycle.</w:t>
+      <w:pPr>
+        <w:pStyle w:val="Heading3"/>
+      </w:pPr>
+      <w:r>
+        <w:t>Prerequisite answer</w:t>
       </w:r>
     </w:p>
     <w:p>
       <w:pPr>
-        <w:pStyle w:val="Heading1"/>
-      </w:pPr>
-      <w:r>
-        <w:t>02. Explain and model the mechanism</w:t>
+        <w:spacing w:line="336" w:lineRule="auto" w:after="180"/>
+      </w:pPr>
+      <w:r>
+        <w:rPr>
+          <w:b w:val="0"/>
+        </w:rPr>
+        <w:t xml:space="preserve">A result depends on the </w:t>
+      </w:r>
+      <w:r>
+        <w:rPr>
+          <w:b/>
+        </w:rPr>
+        <w:t>input</w:t>
+      </w:r>
+      <w:r>
+        <w:rPr>
+          <w:b w:val="0"/>
+        </w:rPr>
+        <w:t xml:space="preserve">s, procedure and conditions that produced it. Preserve data roles and distinguish observed outcomes from </w:t>
+      </w:r>
+      <w:r>
+        <w:rPr>
+          <w:b/>
+        </w:rPr>
+        <w:t>prediction</w:t>
+      </w:r>
+      <w:r>
+        <w:rPr>
+          <w:b w:val="0"/>
+        </w:rPr>
+        <w:t>s or unmeasured conditions.</w:t>
       </w:r>
     </w:p>
     <w:p>
-      <w:r>
-        <w:t>Architecture assigns responsibilities to components and shows information crossing trust boundaries. A diagram should include failure paths.</w:t>
+      <w:pPr>
+        <w:spacing w:line="336" w:lineRule="auto" w:after="180"/>
+      </w:pPr>
+      <w:r>
+        <w:rPr>
+          <w:b w:val="0"/>
+        </w:rPr>
+        <w:t>If the prior concept cannot be explained, use a short retrieval activity before this chapter.</w:t>
       </w:r>
     </w:p>
     <w:p>
-      <w:r>
-        <w:t>Begin by writing the question the procedure is intended to answer. Identify the information already supplied, the information it will produce and the information still missing. These are constructed classroom examples; they do not require live accounts, private records or an external service. Do not treat a plausible explanation as a measured outcome.</w:t>
+      <w:pPr>
+        <w:pStyle w:val="Heading3"/>
+      </w:pPr>
+      <w:r>
+        <w:t>End goal for the pictorial case</w:t>
       </w:r>
     </w:p>
     <w:p>
-      <w:r>
-        <w:t>Trace request validator -&gt; role filter -&gt; source lookup -&gt; response validator -&gt; result. Sources enter as data, not control instructions. Reject invalid requests before any downstream lookup.</w:t>
+      <w:pPr>
+        <w:spacing w:line="336" w:lineRule="auto" w:after="180"/>
+      </w:pPr>
+      <w:r>
+        <w:rPr>
+          <w:b w:val="0"/>
+        </w:rPr>
+        <w:t xml:space="preserve">Explain architecture and </w:t>
+      </w:r>
+      <w:r>
+        <w:rPr>
+          <w:b/>
+        </w:rPr>
+        <w:t>data flow</w:t>
+      </w:r>
+      <w:r>
+        <w:rPr>
+          <w:b w:val="0"/>
+        </w:rPr>
+        <w:t xml:space="preserve"> using the deciding step in this fictional service.</w:t>
       </w:r>
     </w:p>
     <w:p>
-      <w:r>
-        <w:t>Before applying the procedure, write its units, denominator or decision boundary where relevant. A partner should be able to repeat each step using the same inputs. If a required input is absent or violates the stated contract, record that condition explicitly instead of quietly replacing it with a convenient value.</w:t>
+      <w:pPr>
+        <w:spacing w:line="336" w:lineRule="auto" w:after="180"/>
+      </w:pPr>
+      <w:r>
+        <w:rPr>
+          <w:b w:val="0"/>
+        </w:rPr>
+        <w:t>This added worked case illustrates the week’s main idea. Retain all original and connected topics; schedule its practice within the teaching cycle.</w:t>
+      </w:r>
+    </w:p>
+    <w:p>
+      <w:pPr>
+        <w:pStyle w:val="Heading1"/>
+      </w:pPr>
+      <w:r>
+        <w:t>02. Explain and model the mechanism</w:t>
+      </w:r>
+    </w:p>
+    <w:p>
+      <w:r>
+        <w:t>Model Architecture and data flow using the supplied case, labelled mechanism and reasoning. Make the scope of each conclusion explicit.</w:t>
+      </w:r>
+    </w:p>
+    <w:p>
+      <w:pPr>
+        <w:spacing w:line="336" w:lineRule="auto" w:after="180"/>
+      </w:pPr>
+      <w:r>
+        <w:rPr>
+          <w:b w:val="0"/>
+        </w:rPr>
+        <w:t xml:space="preserve">Architecture assigns responsibilities to </w:t>
+      </w:r>
+      <w:r>
+        <w:rPr>
+          <w:b/>
+        </w:rPr>
+        <w:t>component</w:t>
+      </w:r>
+      <w:r>
+        <w:rPr>
+          <w:b w:val="0"/>
+        </w:rPr>
+        <w:t>s and shows information crossing trust boundaries. A diagram should include failure paths.</w:t>
+      </w:r>
+    </w:p>
+    <w:p>
+      <w:pPr>
+        <w:pStyle w:val="Heading3"/>
+      </w:pPr>
+      <w:r>
+        <w:t>Explain Architecture and data flow · 1</w:t>
+      </w:r>
+    </w:p>
+    <w:p>
+      <w:pPr>
+        <w:spacing w:line="336" w:lineRule="auto" w:after="180"/>
+      </w:pPr>
+      <w:r>
+        <w:rPr>
+          <w:b w:val="0"/>
+        </w:rPr>
+        <w:t>Begin by writing the question the procedure is intended to answer. Identify the information already supplied, the information it will produce and the information still missing.</w:t>
+      </w:r>
+    </w:p>
+    <w:p>
+      <w:pPr>
+        <w:spacing w:line="336" w:lineRule="auto" w:after="180"/>
+      </w:pPr>
+      <w:r>
+        <w:rPr>
+          <w:b w:val="0"/>
+        </w:rPr>
+        <w:t>These are constructed classroom examples; they do not require live accounts, private records or an external service. Do not treat a plausible explanation as a measured outcome.</w:t>
+      </w:r>
+    </w:p>
+    <w:p>
+      <w:pPr>
+        <w:spacing w:line="336" w:lineRule="auto" w:after="180"/>
+      </w:pPr>
+      <w:r>
+        <w:rPr>
+          <w:b w:val="0"/>
+        </w:rPr>
+        <w:t>Trace request validator -&gt; role filter -&gt; source lookup -&gt; response validator -&gt; result. Sources enter as data, not control instructions. Reject invalid requests before any downstream lookup.</w:t>
+      </w:r>
+    </w:p>
+    <w:p>
+      <w:pPr>
+        <w:pStyle w:val="Heading3"/>
+      </w:pPr>
+      <w:r>
+        <w:t>Explain Architecture and data flow · 2</w:t>
+      </w:r>
+    </w:p>
+    <w:p>
+      <w:pPr>
+        <w:spacing w:line="336" w:lineRule="auto" w:after="180"/>
+      </w:pPr>
+      <w:r>
+        <w:rPr>
+          <w:b w:val="0"/>
+        </w:rPr>
+        <w:t xml:space="preserve">Before applying the procedure, write its units, denominator or decision boundary where relevant. A partner should be able to repeat each step using the same </w:t>
+      </w:r>
+      <w:r>
+        <w:rPr>
+          <w:b/>
+        </w:rPr>
+        <w:t>input</w:t>
+      </w:r>
+      <w:r>
+        <w:rPr>
+          <w:b w:val="0"/>
+        </w:rPr>
+        <w:t>s.</w:t>
+      </w:r>
+    </w:p>
+    <w:p>
+      <w:pPr>
+        <w:spacing w:line="336" w:lineRule="auto" w:after="180"/>
+      </w:pPr>
+      <w:r>
+        <w:rPr>
+          <w:b w:val="0"/>
+        </w:rPr>
+        <w:t xml:space="preserve">If a required </w:t>
+      </w:r>
+      <w:r>
+        <w:rPr>
+          <w:b/>
+        </w:rPr>
+        <w:t>input</w:t>
+      </w:r>
+      <w:r>
+        <w:rPr>
+          <w:b w:val="0"/>
+        </w:rPr>
+        <w:t xml:space="preserve"> is absent or violates the stated contract, record that condition explicitly instead of quietly replacing it with a convenient value.</w:t>
       </w:r>
     </w:p>
     <w:tbl>
@@ -525,36 +910,222 @@
       </w:r>
     </w:p>
     <w:p>
-      <w:r>
-        <w:t>Guided: The data path crosses the access boundary incorrectly. Move the role filter before source lookup/context construction; hiding a later citation is insufficient. Qualification: A component diagram is a plan, not evidence that the running implementation enforces its arrows. Exit: accept a concrete variation with its predicted outcome and a stated condition that would challenge the mechanism; reject a claim resting on unmeasured evidence.</w:t>
+      <w:pPr>
+        <w:pStyle w:val="Heading3"/>
+      </w:pPr>
+      <w:r>
+        <w:t>Explain Architecture and data flow · 3</w:t>
       </w:r>
     </w:p>
     <w:p>
       <w:pPr>
-        <w:pStyle w:val="Heading3"/>
-      </w:pPr>
-      <w:r>
-        <w:t>Model the reasoning aloud</w:t>
+        <w:spacing w:line="336" w:lineRule="auto" w:after="180"/>
+      </w:pPr>
+      <w:r>
+        <w:rPr>
+          <w:b w:val="0"/>
+        </w:rPr>
+        <w:t>Guided: The data path crosses the access boundary incorrectly. Move the role filter before source lookup/context construction; hiding a later citation is insufficient.</w:t>
       </w:r>
     </w:p>
     <w:p>
-      <w:r>
-        <w:t>Use the complete worked example below before asking learners to complete W2. Reveal a small part, invite a prediction, then explain the deciding step. These teacher notes contain solutions; do not reveal the independent case answer during modelling.</w:t>
+      <w:pPr>
+        <w:spacing w:line="336" w:lineRule="auto" w:after="180"/>
+      </w:pPr>
+      <w:r>
+        <w:rPr>
+          <w:b w:val="0"/>
+        </w:rPr>
+        <w:t xml:space="preserve">Qualification: A </w:t>
+      </w:r>
+      <w:r>
+        <w:rPr>
+          <w:b/>
+        </w:rPr>
+        <w:t>component</w:t>
+      </w:r>
+      <w:r>
+        <w:rPr>
+          <w:b w:val="0"/>
+        </w:rPr>
+        <w:t xml:space="preserve"> diagram is a plan, not </w:t>
+      </w:r>
+      <w:r>
+        <w:rPr>
+          <w:b/>
+        </w:rPr>
+        <w:t>evidence</w:t>
+      </w:r>
+      <w:r>
+        <w:rPr>
+          <w:b w:val="0"/>
+        </w:rPr>
+        <w:t xml:space="preserve"> that the running implementation enforces its arrows.</w:t>
       </w:r>
     </w:p>
     <w:p>
-      <w:r>
-        <w:t>A student request bypasses the role filter and sends teacher records directly to a generator.</w:t>
+      <w:pPr>
+        <w:spacing w:line="336" w:lineRule="auto" w:after="180"/>
+      </w:pPr>
+      <w:r>
+        <w:rPr>
+          <w:b w:val="0"/>
+        </w:rPr>
+        <w:t xml:space="preserve">Exit: accept a concrete variation with its predicted outcome and a stated condition that would challenge the </w:t>
+      </w:r>
+      <w:r>
+        <w:rPr>
+          <w:b/>
+        </w:rPr>
+        <w:t>mechanism</w:t>
+      </w:r>
+      <w:r>
+        <w:rPr>
+          <w:b w:val="0"/>
+        </w:rPr>
+        <w:t xml:space="preserve">; reject a claim resting on unmeasured </w:t>
+      </w:r>
+      <w:r>
+        <w:rPr>
+          <w:b/>
+        </w:rPr>
+        <w:t>evidence</w:t>
+      </w:r>
+      <w:r>
+        <w:rPr>
+          <w:b w:val="0"/>
+        </w:rPr>
+        <w:t>.</w:t>
       </w:r>
     </w:p>
     <w:p>
-      <w:r>
-        <w:t>The data path crosses the access boundary incorrectly. Move the role filter before source lookup/context construction; hiding a later citation is insufficient.</w:t>
+      <w:pPr>
+        <w:pStyle w:val="Heading3"/>
+      </w:pPr>
+      <w:r>
+        <w:t>Model the reasoning aloud</w:t>
       </w:r>
     </w:p>
     <w:p>
-      <w:r>
-        <w:t>Compare the intermediate evidence with the final statement. Explain why each number or decision follows from the stated inputs. The conclusion belongs to this scenario and procedure; changing the inputs, evaluation population or authority can change what it establishes. Retain the raw record so a later revision can be compared honestly.</w:t>
+      <w:pPr>
+        <w:spacing w:line="336" w:lineRule="auto" w:after="180"/>
+      </w:pPr>
+      <w:r>
+        <w:rPr>
+          <w:b w:val="0"/>
+        </w:rPr>
+        <w:t xml:space="preserve">Use the complete worked example below before asking learners to complete W2. Reveal a small part, invite a </w:t>
+      </w:r>
+      <w:r>
+        <w:rPr>
+          <w:b/>
+        </w:rPr>
+        <w:t>prediction</w:t>
+      </w:r>
+      <w:r>
+        <w:rPr>
+          <w:b w:val="0"/>
+        </w:rPr>
+        <w:t>, then explain the deciding step.</w:t>
+      </w:r>
+    </w:p>
+    <w:p>
+      <w:pPr>
+        <w:spacing w:line="336" w:lineRule="auto" w:after="180"/>
+      </w:pPr>
+      <w:r>
+        <w:rPr>
+          <w:b w:val="0"/>
+        </w:rPr>
+        <w:t>These teacher notes contain solutions; do not reveal the independent case answer during modelling.</w:t>
+      </w:r>
+    </w:p>
+    <w:p>
+      <w:pPr>
+        <w:spacing w:line="336" w:lineRule="auto" w:after="180"/>
+      </w:pPr>
+      <w:r>
+        <w:rPr>
+          <w:b w:val="0"/>
+        </w:rPr>
+        <w:t>A student request bypasses the role filter and sends teacher records directly to a generator.</w:t>
+      </w:r>
+    </w:p>
+    <w:p>
+      <w:pPr>
+        <w:spacing w:line="336" w:lineRule="auto" w:after="180"/>
+      </w:pPr>
+      <w:r>
+        <w:rPr>
+          <w:b w:val="0"/>
+        </w:rPr>
+        <w:t>The data path crosses the access boundary incorrectly. Move the role filter before source lookup/context construction; hiding a later citation is insufficient.</w:t>
+      </w:r>
+    </w:p>
+    <w:p>
+      <w:pPr>
+        <w:pStyle w:val="Heading3"/>
+      </w:pPr>
+      <w:r>
+        <w:t>Model the reasoning aloud · 4</w:t>
+      </w:r>
+    </w:p>
+    <w:p>
+      <w:pPr>
+        <w:spacing w:line="336" w:lineRule="auto" w:after="180"/>
+      </w:pPr>
+      <w:r>
+        <w:rPr>
+          <w:b w:val="0"/>
+        </w:rPr>
+        <w:t xml:space="preserve">Compare the intermediate </w:t>
+      </w:r>
+      <w:r>
+        <w:rPr>
+          <w:b/>
+        </w:rPr>
+        <w:t>evidence</w:t>
+      </w:r>
+      <w:r>
+        <w:rPr>
+          <w:b w:val="0"/>
+        </w:rPr>
+        <w:t xml:space="preserve"> with the final statement. Explain why each number or decision follows from the stated </w:t>
+      </w:r>
+      <w:r>
+        <w:rPr>
+          <w:b/>
+        </w:rPr>
+        <w:t>input</w:t>
+      </w:r>
+      <w:r>
+        <w:rPr>
+          <w:b w:val="0"/>
+        </w:rPr>
+        <w:t>s.</w:t>
+      </w:r>
+    </w:p>
+    <w:p>
+      <w:pPr>
+        <w:spacing w:line="336" w:lineRule="auto" w:after="180"/>
+      </w:pPr>
+      <w:r>
+        <w:rPr>
+          <w:b w:val="0"/>
+        </w:rPr>
+        <w:t xml:space="preserve">The conclusion belongs to this scenario and procedure; changing the </w:t>
+      </w:r>
+      <w:r>
+        <w:rPr>
+          <w:b/>
+        </w:rPr>
+        <w:t>input</w:t>
+      </w:r>
+      <w:r>
+        <w:rPr>
+          <w:b w:val="0"/>
+        </w:rPr>
+        <w:t>s, evaluation population or authority can change what it establishes. Retain the raw record so a later revision can be compared honestly.</w:t>
       </w:r>
     </w:p>
     <w:tbl>
@@ -660,7 +1231,13 @@
       </w:tr>
     </w:tbl>
     <w:p>
-      <w:r>
+      <w:pPr>
+        <w:spacing w:line="336" w:lineRule="auto" w:after="180"/>
+      </w:pPr>
+      <w:r>
+        <w:rPr>
+          <w:b w:val="0"/>
+        </w:rPr>
         <w:t>Use the diagram and verbal explanation together. Ask learners to match a sentence to a specific visual step; do not assign learners fixed visual or auditory learning styles.</w:t>
       </w:r>
     </w:p>
@@ -673,7 +1250,13 @@
       </w:r>
     </w:p>
     <w:p>
-      <w:r>
+      <w:pPr>
+        <w:spacing w:line="336" w:lineRule="auto" w:after="180"/>
+      </w:pPr>
+      <w:r>
+        <w:rPr>
+          <w:b w:val="0"/>
+        </w:rPr>
         <w:t>Four boxes for a library reply. A learner asks when the map room closes. Follow the request through the service.</w:t>
       </w:r>
     </w:p>
@@ -686,7 +1269,22 @@
       </w:r>
     </w:p>
     <w:p>
-      <w:r>
+      <w:pPr>
+        <w:pStyle w:val="Heading3"/>
+      </w:pPr>
+      <w:r>
+        <w:t>Supplied facts</w:t>
+      </w:r>
+    </w:p>
+    <w:p>
+      <w:pPr>
+        <w:spacing w:line="336" w:lineRule="auto" w:after="180"/>
+        <w:shd w:fill="F1F6FC"/>
+      </w:pPr>
+      <w:r>
+        <w:rPr>
+          <w:b w:val="0"/>
+        </w:rPr>
         <w:t>Approved schedule R says 17:30. The model may phrase facts but cannot replace them.</w:t>
       </w:r>
     </w:p>
@@ -850,21 +1448,55 @@
       </w:r>
     </w:p>
     <w:p>
-      <w:r>
-        <w:t>An architecture assigns responsibilities and carries data between components. Retrieval provides evidence; drafting supplies wording.</w:t>
+      <w:pPr>
+        <w:pStyle w:val="Heading3"/>
+      </w:pPr>
+      <w:r>
+        <w:t>Why the result follows</w:t>
       </w:r>
     </w:p>
     <w:p>
       <w:pPr>
-        <w:pStyle w:val="Heading3"/>
-      </w:pPr>
-      <w:r>
-        <w:t>What this example does not establish</w:t>
+        <w:spacing w:line="336" w:lineRule="auto" w:after="180"/>
+        <w:shd w:fill="F1F6FC"/>
+      </w:pPr>
+      <w:r>
+        <w:rPr>
+          <w:b w:val="0"/>
+        </w:rPr>
+        <w:t xml:space="preserve">An architecture assigns responsibilities and carries data between </w:t>
+      </w:r>
+      <w:r>
+        <w:rPr>
+          <w:b/>
+        </w:rPr>
+        <w:t>component</w:t>
+      </w:r>
+      <w:r>
+        <w:rPr>
+          <w:b w:val="0"/>
+        </w:rPr>
+        <w:t xml:space="preserve">s. Retrieval provides </w:t>
+      </w:r>
+      <w:r>
+        <w:rPr>
+          <w:b/>
+        </w:rPr>
+        <w:t>evidence</w:t>
+      </w:r>
+      <w:r>
+        <w:rPr>
+          <w:b w:val="0"/>
+        </w:rPr>
+        <w:t>; drafting supplies wording.</w:t>
       </w:r>
     </w:p>
     <w:p>
-      <w:r>
-        <w:t>A drawing needs comparison with actual traces; it does not prove the implementation follows the arrows.</w:t>
+      <w:pPr>
+        <w:pStyle w:val="Heading3"/>
+      </w:pPr>
+      <w:r>
+        <w:t>What this example does not establish</w:t>
       </w:r>
     </w:p>
     <w:p>
@@ -872,43 +1504,192 @@
         <w:pStyle w:val="Heading3"/>
       </w:pPr>
       <w:r>
-        <w:t>Change one thing in the pictured case</w:t>
+        <w:t>Keep the stated limit</w:t>
       </w:r>
     </w:p>
     <w:p>
-      <w:r>
-        <w:t>Change: Disconnect retrieval from the application.</w:t>
+      <w:pPr>
+        <w:spacing w:line="336" w:lineRule="auto" w:after="180"/>
+        <w:shd w:fill="FFF5E6"/>
+      </w:pPr>
+      <w:r>
+        <w:rPr>
+          <w:b w:val="0"/>
+        </w:rPr>
+        <w:t>A drawing needs comparison with actual traces; it does not prove the implementation follows the arrows.</w:t>
       </w:r>
     </w:p>
     <w:p>
-      <w:r>
-        <w:t>Prediction: Return review status rather than inventing a time.</w:t>
+      <w:pPr>
+        <w:pStyle w:val="Heading3"/>
+      </w:pPr>
+      <w:r>
+        <w:t>Change one thing in the pictured case</w:t>
       </w:r>
     </w:p>
     <w:p>
-      <w:r>
-        <w:t>Reason: The supported-answer path lacks its required evidence input.</w:t>
+      <w:pPr>
+        <w:pStyle w:val="Heading3"/>
+      </w:pPr>
+      <w:r>
+        <w:t>Change one thing</w:t>
       </w:r>
     </w:p>
     <w:p>
       <w:pPr>
-        <w:pStyle w:val="Heading3"/>
-      </w:pPr>
-      <w:r>
-        <w:t>Ask while showing the picture</w:t>
+        <w:spacing w:line="336" w:lineRule="auto" w:after="180"/>
+        <w:shd w:fill="F5F1FB"/>
+      </w:pPr>
+      <w:r>
+        <w:rPr>
+          <w:b w:val="0"/>
+        </w:rPr>
+        <w:t>Change: Disconnect retrieval from the application.</w:t>
       </w:r>
     </w:p>
     <w:p>
-      <w:r>
-        <w:t>Cover the result. Ask learners to name the inputs and predict the next step. Uncover one step, connect the icon to the actual procedure, and explain its evidence. Then change the supplied condition and compare. The picture is a representation; it does not document execution of a real AI model.</w:t>
+      <w:pPr>
+        <w:pStyle w:val="Heading3"/>
+      </w:pPr>
+      <w:r>
+        <w:t>Predicted result</w:t>
       </w:r>
     </w:p>
     <w:p>
       <w:pPr>
+        <w:spacing w:line="336" w:lineRule="auto" w:after="180"/>
+        <w:shd w:fill="F1F6FC"/>
+      </w:pPr>
+      <w:r>
+        <w:rPr>
+          <w:b/>
+        </w:rPr>
+        <w:t>Prediction</w:t>
+      </w:r>
+      <w:r>
+        <w:rPr>
+          <w:b w:val="0"/>
+        </w:rPr>
+        <w:t>: Return review status rather than inventing a time.</w:t>
+      </w:r>
+    </w:p>
+    <w:p>
+      <w:pPr>
+        <w:pStyle w:val="Heading3"/>
+      </w:pPr>
+      <w:r>
+        <w:t>Why the result follows</w:t>
+      </w:r>
+    </w:p>
+    <w:p>
+      <w:pPr>
+        <w:spacing w:line="336" w:lineRule="auto" w:after="180"/>
+        <w:shd w:fill="F1F6FC"/>
+      </w:pPr>
+      <w:r>
+        <w:rPr>
+          <w:b w:val="0"/>
+        </w:rPr>
+        <w:t xml:space="preserve">Reason: The supported-answer path lacks its required </w:t>
+      </w:r>
+      <w:r>
+        <w:rPr>
+          <w:b/>
+        </w:rPr>
+        <w:t>evidence</w:t>
+      </w:r>
+      <w:r>
+        <w:rPr>
+          <w:b w:val="0"/>
+        </w:rPr>
+        <w:t xml:space="preserve"> </w:t>
+      </w:r>
+      <w:r>
+        <w:rPr>
+          <w:b/>
+        </w:rPr>
+        <w:t>input</w:t>
+      </w:r>
+      <w:r>
+        <w:rPr>
+          <w:b w:val="0"/>
+        </w:rPr>
+        <w:t>.</w:t>
+      </w:r>
+    </w:p>
+    <w:p>
+      <w:pPr>
+        <w:pStyle w:val="Heading3"/>
+      </w:pPr>
+      <w:r>
+        <w:t>Ask while showing the picture</w:t>
+      </w:r>
+    </w:p>
+    <w:p>
+      <w:pPr>
+        <w:pStyle w:val="Heading3"/>
+      </w:pPr>
+      <w:r>
+        <w:t>Ask while showing the picture · 5</w:t>
+      </w:r>
+    </w:p>
+    <w:p>
+      <w:pPr>
+        <w:spacing w:line="336" w:lineRule="auto" w:after="180"/>
+      </w:pPr>
+      <w:r>
+        <w:rPr>
+          <w:b w:val="0"/>
+        </w:rPr>
+        <w:t xml:space="preserve">Cover the result. Ask learners to name the </w:t>
+      </w:r>
+      <w:r>
+        <w:rPr>
+          <w:b/>
+        </w:rPr>
+        <w:t>input</w:t>
+      </w:r>
+      <w:r>
+        <w:rPr>
+          <w:b w:val="0"/>
+        </w:rPr>
+        <w:t xml:space="preserve">s and predict the next step. Uncover one step, connect the icon to the actual procedure, and explain its </w:t>
+      </w:r>
+      <w:r>
+        <w:rPr>
+          <w:b/>
+        </w:rPr>
+        <w:t>evidence</w:t>
+      </w:r>
+      <w:r>
+        <w:rPr>
+          <w:b w:val="0"/>
+        </w:rPr>
+        <w:t>. Then change the supplied condition and compare.</w:t>
+      </w:r>
+    </w:p>
+    <w:p>
+      <w:pPr>
+        <w:spacing w:line="336" w:lineRule="auto" w:after="180"/>
+      </w:pPr>
+      <w:r>
+        <w:rPr>
+          <w:b w:val="0"/>
+        </w:rPr>
+        <w:t>The picture is a representation; it does not document execution of a real AI model.</w:t>
+      </w:r>
+    </w:p>
+    <w:p>
+      <w:pPr>
         <w:pStyle w:val="Heading1"/>
       </w:pPr>
       <w:r>
         <w:t>03. Demonstrate and guide practice</w:t>
+      </w:r>
+    </w:p>
+    <w:p>
+      <w:r>
+        <w:t>Demonstrate Architecture and data flow, reduce support deliberately and check individual reasoning before discussing answers.</w:t>
       </w:r>
     </w:p>
     <w:tbl>
@@ -1124,36 +1905,100 @@
       </w:tr>
     </w:tbl>
     <w:p>
-      <w:r>
-        <w:t>Use the worked example in Sections 3 and 6. Collect a prediction before revealing its result; ask the learner to point to each intermediate fact.</w:t>
+      <w:pPr>
+        <w:spacing w:line="336" w:lineRule="auto" w:after="180"/>
+      </w:pPr>
+      <w:r>
+        <w:rPr>
+          <w:b w:val="0"/>
+        </w:rPr>
+        <w:t xml:space="preserve">Use the worked example in Sections 3 and 6. Collect a </w:t>
+      </w:r>
+      <w:r>
+        <w:rPr>
+          <w:b/>
+        </w:rPr>
+        <w:t>prediction</w:t>
+      </w:r>
+      <w:r>
+        <w:rPr>
+          <w:b w:val="0"/>
+        </w:rPr>
+        <w:t xml:space="preserve"> before revealing its result; ask the learner to point to each intermediate fact.</w:t>
       </w:r>
     </w:p>
     <w:p>
-      <w:r>
-        <w:t>Provide an input/procedure/result/limit frame and a calculator when needed. Ask students to identify the first step before completing the whole trace. Extension: compare two concrete variants of this mechanism while holding unrelated conditions fixed; report both successful and unsuccessful outcomes.</w:t>
+      <w:pPr>
+        <w:spacing w:line="336" w:lineRule="auto" w:after="180"/>
+      </w:pPr>
+      <w:r>
+        <w:rPr>
+          <w:b w:val="0"/>
+        </w:rPr>
+        <w:t xml:space="preserve">Provide an </w:t>
+      </w:r>
+      <w:r>
+        <w:rPr>
+          <w:b/>
+        </w:rPr>
+        <w:t>input</w:t>
+      </w:r>
+      <w:r>
+        <w:rPr>
+          <w:b w:val="0"/>
+        </w:rPr>
+        <w:t>/procedure/result/limit frame and a calculator when needed. Ask students to identify the first step before completing the whole trace.</w:t>
       </w:r>
     </w:p>
     <w:p>
       <w:pPr>
-        <w:pStyle w:val="Heading3"/>
-      </w:pPr>
-      <w:r>
-        <w:t>Reduce help deliberately</w:t>
+        <w:spacing w:line="336" w:lineRule="auto" w:after="180"/>
+      </w:pPr>
+      <w:r>
+        <w:rPr>
+          <w:b w:val="0"/>
+        </w:rPr>
+        <w:t xml:space="preserve">Extension: compare two concrete variants of this </w:t>
+      </w:r>
+      <w:r>
+        <w:rPr>
+          <w:b/>
+        </w:rPr>
+        <w:t>mechanism</w:t>
+      </w:r>
+      <w:r>
+        <w:rPr>
+          <w:b w:val="0"/>
+        </w:rPr>
+        <w:t xml:space="preserve"> while holding unrelated conditions fixed; report both successful and unsuccessful outcomes.</w:t>
       </w:r>
     </w:p>
     <w:p>
-      <w:r>
-        <w:t>Completion task: A student request bypasses the role filter and sends teacher records directly to a generator. Show the intermediate steps and give the conclusion with its scope.</w:t>
+      <w:pPr>
+        <w:pStyle w:val="Heading3"/>
+      </w:pPr>
+      <w:r>
+        <w:t>Reduce help deliberately</w:t>
       </w:r>
     </w:p>
     <w:p>
-      <w:r>
-        <w:t>Teacher check: Teacher explanation: The data path crosses the access boundary incorrectly. Move the role filter before source lookup/context construction; hiding a later citation is insufficient.</w:t>
+      <w:pPr>
+        <w:pStyle w:val="Heading3"/>
+      </w:pPr>
+      <w:r>
+        <w:t>Completion practice</w:t>
       </w:r>
     </w:p>
     <w:p>
-      <w:r>
-        <w:t>Start by identifying the given inputs together. Leave the intermediate steps blank. If needed, model one step, then withdraw that help on the next step. Move to a full trace only when the partial trace is understood. For partners, alternate explainer and checker; collect a response from every learner before discussion.</w:t>
+      <w:pPr>
+        <w:spacing w:line="336" w:lineRule="auto" w:after="180"/>
+        <w:shd w:fill="F5F1FB"/>
+      </w:pPr>
+      <w:r>
+        <w:rPr>
+          <w:b w:val="0"/>
+        </w:rPr>
+        <w:t>Completion task: A student request bypasses the role filter and sends teacher records directly to a generator. Show the intermediate steps and give the conclusion with its scope.</w:t>
       </w:r>
     </w:p>
     <w:p>
@@ -1161,22 +2006,53 @@
         <w:pStyle w:val="Heading3"/>
       </w:pPr>
       <w:r>
-        <w:t>Individual reasoning check</w:t>
+        <w:t>Reasoning to listen for</w:t>
       </w:r>
     </w:p>
     <w:p>
-      <w:r>
-        <w:t>Use the worked case for Architecture and data flow. Proposed explanation: “The worked result establishes every future case”. Decide whether this explanation is supported. Point to the step or supplied fact that decides; explain your repair if needed.</w:t>
+      <w:pPr>
+        <w:spacing w:line="336" w:lineRule="auto" w:after="180"/>
+        <w:shd w:fill="F1F6FC"/>
+      </w:pPr>
+      <w:r>
+        <w:rPr>
+          <w:b w:val="0"/>
+        </w:rPr>
+        <w:t>Teacher check: Teacher explanation: The data path crosses the access boundary incorrectly. Move the role filter before source lookup/context construction; hiding a later citation is insufficient.</w:t>
       </w:r>
     </w:p>
     <w:p>
-      <w:r>
-        <w:t>Expected correction: A component diagram is a plan, not evidence that the running implementation enforces its arrows.</w:t>
+      <w:pPr>
+        <w:spacing w:line="336" w:lineRule="auto" w:after="180"/>
+      </w:pPr>
+      <w:r>
+        <w:rPr>
+          <w:b w:val="0"/>
+        </w:rPr>
+        <w:t xml:space="preserve">Start by identifying the given </w:t>
+      </w:r>
+      <w:r>
+        <w:rPr>
+          <w:b/>
+        </w:rPr>
+        <w:t>input</w:t>
+      </w:r>
+      <w:r>
+        <w:rPr>
+          <w:b w:val="0"/>
+        </w:rPr>
+        <w:t>s together. Leave the intermediate steps blank. If needed, model one step, then withdraw that help on the next step. Move to a full trace only when the partial trace is understood.</w:t>
       </w:r>
     </w:p>
     <w:p>
-      <w:r>
-        <w:t>Collect explanations, not only yes/no votes. If a misunderstanding is common, re-model the relevant step for the class. If it affects a few learners, give a short targeted group explanation while others solve a more demanding variation.</w:t>
+      <w:pPr>
+        <w:spacing w:line="336" w:lineRule="auto" w:after="180"/>
+      </w:pPr>
+      <w:r>
+        <w:rPr>
+          <w:b w:val="0"/>
+        </w:rPr>
+        <w:t>For partners, alternate explainer and checker; collect a response from every learner before discussion.</w:t>
       </w:r>
     </w:p>
     <w:p>
@@ -1184,63 +2060,392 @@
         <w:pStyle w:val="Heading3"/>
       </w:pPr>
       <w:r>
-        <w:t>Pictorial practice question</w:t>
+        <w:t>Individual reasoning check</w:t>
       </w:r>
     </w:p>
     <w:p>
-      <w:r>
-        <w:t>Label what moves along the library request, retrieval and drafting arrows. Where does 17:30 come from, and why must the service stop if the retrieval arrow is disconnected?</w:t>
+      <w:pPr>
+        <w:spacing w:line="336" w:lineRule="auto" w:after="180"/>
+      </w:pPr>
+      <w:r>
+        <w:rPr>
+          <w:b w:val="0"/>
+        </w:rPr>
+        <w:t xml:space="preserve">Use the worked case for Architecture and </w:t>
+      </w:r>
+      <w:r>
+        <w:rPr>
+          <w:b/>
+        </w:rPr>
+        <w:t>data flow</w:t>
+      </w:r>
+      <w:r>
+        <w:rPr>
+          <w:b w:val="0"/>
+        </w:rPr>
+        <w:t>. Proposed explanation: “The worked result establishes every future case”. Decide whether this explanation is supported.</w:t>
       </w:r>
     </w:p>
     <w:p>
       <w:pPr>
-        <w:pStyle w:val="Heading3"/>
-      </w:pPr>
-      <w:r>
-        <w:t>Reasoned teacher answer</w:t>
+        <w:spacing w:line="336" w:lineRule="auto" w:after="180"/>
+      </w:pPr>
+      <w:r>
+        <w:rPr>
+          <w:b w:val="0"/>
+        </w:rPr>
+        <w:t>Point to the step or supplied fact that decides; explain your repair if needed.</w:t>
       </w:r>
     </w:p>
     <w:p>
-      <w:r>
-        <w:t>The interface forwards the map-room question. The application retrieves the approved time, 17:30. A draft cites R and states 17:30; validation checks agreement before returning it. Changed case: Return review status rather than inventing a time. The supported-answer path lacks its required evidence input.</w:t>
+      <w:pPr>
+        <w:pStyle w:val="Heading3"/>
+      </w:pPr>
+      <w:r>
+        <w:t>Expected repair</w:t>
       </w:r>
     </w:p>
     <w:p>
-      <w:r>
-        <w:t>Changed-case reasoning: Return review status rather than inventing a time. The supported-answer path lacks its required evidence input.</w:t>
+      <w:pPr>
+        <w:spacing w:line="336" w:lineRule="auto" w:after="180"/>
+        <w:shd w:fill="F1F6FC"/>
+      </w:pPr>
+      <w:r>
+        <w:rPr>
+          <w:b w:val="0"/>
+        </w:rPr>
+        <w:t xml:space="preserve">Expected correction: A </w:t>
+      </w:r>
+      <w:r>
+        <w:rPr>
+          <w:b/>
+        </w:rPr>
+        <w:t>component</w:t>
+      </w:r>
+      <w:r>
+        <w:rPr>
+          <w:b w:val="0"/>
+        </w:rPr>
+        <w:t xml:space="preserve"> diagram is a plan, not </w:t>
+      </w:r>
+      <w:r>
+        <w:rPr>
+          <w:b/>
+        </w:rPr>
+        <w:t>evidence</w:t>
+      </w:r>
+      <w:r>
+        <w:rPr>
+          <w:b w:val="0"/>
+        </w:rPr>
+        <w:t xml:space="preserve"> that the running implementation enforces its arrows.</w:t>
       </w:r>
     </w:p>
     <w:p>
-      <w:r>
-        <w:t>Collect each learner’s explanation before discussion. Use the first missing connection between input, deciding step and result to choose support. This question is worked-case practice, not fresh mastery evidence.</w:t>
+      <w:pPr>
+        <w:spacing w:line="336" w:lineRule="auto" w:after="180"/>
+      </w:pPr>
+      <w:r>
+        <w:rPr>
+          <w:b w:val="0"/>
+        </w:rPr>
+        <w:t>Collect explanations, not only yes/no votes. If a misunderstanding is common, re-model the relevant step for the class.</w:t>
       </w:r>
     </w:p>
     <w:p>
       <w:pPr>
-        <w:pStyle w:val="Heading1"/>
-      </w:pPr>
-      <w:r>
-        <w:t>04. Run the investigation and diagnose misconceptions</w:t>
+        <w:spacing w:line="336" w:lineRule="auto" w:after="180"/>
+      </w:pPr>
+      <w:r>
+        <w:rPr>
+          <w:b w:val="0"/>
+        </w:rPr>
+        <w:t>If it affects a few learners, give a short targeted group explanation while others solve a more demanding variation.</w:t>
       </w:r>
     </w:p>
     <w:p>
-      <w:r>
-        <w:t>The worked result establishes every future case: A component diagram is a plan, not evidence that the running implementation enforces its arrows.</w:t>
+      <w:pPr>
+        <w:pStyle w:val="Heading3"/>
+      </w:pPr>
+      <w:r>
+        <w:t>Pictorial practice question</w:t>
       </w:r>
     </w:p>
     <w:p>
-      <w:r>
-        <w:t>A missing input may be replaced without recording the change: A replacement changes the evidence or contract. Record the change and its justification; do not silently turn unknown into a measured value.</w:t>
+      <w:pPr>
+        <w:spacing w:line="336" w:lineRule="auto" w:after="180"/>
+        <w:shd w:fill="F5F1FB"/>
+      </w:pPr>
+      <w:r>
+        <w:rPr>
+          <w:b w:val="0"/>
+        </w:rPr>
+        <w:t>Label what moves along the library request, retrieval and drafting arrows. Where does 17:30 come from, and why must the service stop if the retrieval arrow is disconnected?</w:t>
       </w:r>
     </w:p>
     <w:p>
-      <w:r>
-        <w:t>Repeating an assessed case is new independent evidence: A replay checks consistency. An example used for feedback or revision cannot later be described as untouched final evaluation.</w:t>
+      <w:pPr>
+        <w:pStyle w:val="Heading3"/>
+      </w:pPr>
+      <w:r>
+        <w:t>Reasoned teacher answer</w:t>
       </w:r>
     </w:p>
     <w:p>
-      <w:r>
-        <w:t>Use Section 9 for the evidence ledger. Add a boundary or missing-input case and record the expected response before checking. More successful repeats of one case do not establish wider coverage.</w:t>
+      <w:pPr>
+        <w:spacing w:line="336" w:lineRule="auto" w:after="180"/>
+      </w:pPr>
+      <w:r>
+        <w:rPr>
+          <w:b w:val="0"/>
+        </w:rPr>
+        <w:t>The interface forwards the map-room question. The application retrieves the approved time, 17:30. A draft cites R and states 17:30; validation checks agreement before returning it.</w:t>
+      </w:r>
+    </w:p>
+    <w:p>
+      <w:pPr>
+        <w:spacing w:line="336" w:lineRule="auto" w:after="180"/>
+      </w:pPr>
+      <w:r>
+        <w:rPr>
+          <w:b w:val="0"/>
+        </w:rPr>
+        <w:t xml:space="preserve">Changed case: Return review status rather than inventing a time. The supported-answer path lacks its required </w:t>
+      </w:r>
+      <w:r>
+        <w:rPr>
+          <w:b/>
+        </w:rPr>
+        <w:t>evidence</w:t>
+      </w:r>
+      <w:r>
+        <w:rPr>
+          <w:b w:val="0"/>
+        </w:rPr>
+        <w:t xml:space="preserve"> </w:t>
+      </w:r>
+      <w:r>
+        <w:rPr>
+          <w:b/>
+        </w:rPr>
+        <w:t>input</w:t>
+      </w:r>
+      <w:r>
+        <w:rPr>
+          <w:b w:val="0"/>
+        </w:rPr>
+        <w:t>.</w:t>
+      </w:r>
+    </w:p>
+    <w:p>
+      <w:pPr>
+        <w:spacing w:line="336" w:lineRule="auto" w:after="180"/>
+      </w:pPr>
+      <w:r>
+        <w:rPr>
+          <w:b w:val="0"/>
+        </w:rPr>
+        <w:t xml:space="preserve">Changed-case reasoning: Return review status rather than inventing a time. The supported-answer path lacks its required </w:t>
+      </w:r>
+      <w:r>
+        <w:rPr>
+          <w:b/>
+        </w:rPr>
+        <w:t>evidence</w:t>
+      </w:r>
+      <w:r>
+        <w:rPr>
+          <w:b w:val="0"/>
+        </w:rPr>
+        <w:t xml:space="preserve"> </w:t>
+      </w:r>
+      <w:r>
+        <w:rPr>
+          <w:b/>
+        </w:rPr>
+        <w:t>input</w:t>
+      </w:r>
+      <w:r>
+        <w:rPr>
+          <w:b w:val="0"/>
+        </w:rPr>
+        <w:t>.</w:t>
+      </w:r>
+    </w:p>
+    <w:p>
+      <w:pPr>
+        <w:spacing w:line="336" w:lineRule="auto" w:after="180"/>
+      </w:pPr>
+      <w:r>
+        <w:rPr>
+          <w:b w:val="0"/>
+        </w:rPr>
+        <w:t xml:space="preserve">Collect each learner’s explanation before discussion. Use the first missing connection between </w:t>
+      </w:r>
+      <w:r>
+        <w:rPr>
+          <w:b/>
+        </w:rPr>
+        <w:t>input</w:t>
+      </w:r>
+      <w:r>
+        <w:rPr>
+          <w:b w:val="0"/>
+        </w:rPr>
+        <w:t xml:space="preserve">, deciding step and result to choose support. This question is worked-case practice, not fresh mastery </w:t>
+      </w:r>
+      <w:r>
+        <w:rPr>
+          <w:b/>
+        </w:rPr>
+        <w:t>evidence</w:t>
+      </w:r>
+      <w:r>
+        <w:rPr>
+          <w:b w:val="0"/>
+        </w:rPr>
+        <w:t>.</w:t>
+      </w:r>
+    </w:p>
+    <w:p>
+      <w:pPr>
+        <w:pStyle w:val="Heading1"/>
+      </w:pPr>
+      <w:r>
+        <w:t>04. Run the investigation and diagnose misconceptions</w:t>
+      </w:r>
+    </w:p>
+    <w:p>
+      <w:r>
+        <w:t>Run the Architecture and data flow investigation and use the first unsupported step to choose a teaching response.</w:t>
+      </w:r>
+    </w:p>
+    <w:p>
+      <w:pPr>
+        <w:spacing w:line="336" w:lineRule="auto" w:after="180"/>
+      </w:pPr>
+      <w:r>
+        <w:rPr>
+          <w:b w:val="0"/>
+        </w:rPr>
+        <w:t xml:space="preserve">The worked result establishes every future case: A </w:t>
+      </w:r>
+      <w:r>
+        <w:rPr>
+          <w:b/>
+        </w:rPr>
+        <w:t>component</w:t>
+      </w:r>
+      <w:r>
+        <w:rPr>
+          <w:b w:val="0"/>
+        </w:rPr>
+        <w:t xml:space="preserve"> diagram is a plan, not </w:t>
+      </w:r>
+      <w:r>
+        <w:rPr>
+          <w:b/>
+        </w:rPr>
+        <w:t>evidence</w:t>
+      </w:r>
+      <w:r>
+        <w:rPr>
+          <w:b w:val="0"/>
+        </w:rPr>
+        <w:t xml:space="preserve"> that the running implementation enforces its arrows.</w:t>
+      </w:r>
+    </w:p>
+    <w:p>
+      <w:pPr>
+        <w:spacing w:line="336" w:lineRule="auto" w:after="180"/>
+      </w:pPr>
+      <w:r>
+        <w:rPr>
+          <w:b w:val="0"/>
+        </w:rPr>
+        <w:t xml:space="preserve">A missing </w:t>
+      </w:r>
+      <w:r>
+        <w:rPr>
+          <w:b/>
+        </w:rPr>
+        <w:t>input</w:t>
+      </w:r>
+      <w:r>
+        <w:rPr>
+          <w:b w:val="0"/>
+        </w:rPr>
+        <w:t xml:space="preserve"> may be replaced without recording the change: A replacement changes the </w:t>
+      </w:r>
+      <w:r>
+        <w:rPr>
+          <w:b/>
+        </w:rPr>
+        <w:t>evidence</w:t>
+      </w:r>
+      <w:r>
+        <w:rPr>
+          <w:b w:val="0"/>
+        </w:rPr>
+        <w:t xml:space="preserve"> or contract. Record the change and its justification; do not silently turn unknown into a measured value.</w:t>
+      </w:r>
+    </w:p>
+    <w:p>
+      <w:pPr>
+        <w:spacing w:line="336" w:lineRule="auto" w:after="180"/>
+      </w:pPr>
+      <w:r>
+        <w:rPr>
+          <w:b w:val="0"/>
+        </w:rPr>
+        <w:t xml:space="preserve">Repeating an assessed case is new independent </w:t>
+      </w:r>
+      <w:r>
+        <w:rPr>
+          <w:b/>
+        </w:rPr>
+        <w:t>evidence</w:t>
+      </w:r>
+      <w:r>
+        <w:rPr>
+          <w:b w:val="0"/>
+        </w:rPr>
+        <w:t>: A replay checks consistency. An example used for feedback or revision cannot later be described as untouched final evaluation.</w:t>
+      </w:r>
+    </w:p>
+    <w:p>
+      <w:pPr>
+        <w:spacing w:line="336" w:lineRule="auto" w:after="180"/>
+      </w:pPr>
+      <w:r>
+        <w:rPr>
+          <w:b w:val="0"/>
+        </w:rPr>
+        <w:t xml:space="preserve">Use Section 9 for the </w:t>
+      </w:r>
+      <w:r>
+        <w:rPr>
+          <w:b/>
+        </w:rPr>
+        <w:t>evidence</w:t>
+      </w:r>
+      <w:r>
+        <w:rPr>
+          <w:b w:val="0"/>
+        </w:rPr>
+        <w:t xml:space="preserve"> ledger. Add a boundary or missing-</w:t>
+      </w:r>
+      <w:r>
+        <w:rPr>
+          <w:b/>
+        </w:rPr>
+        <w:t>input</w:t>
+      </w:r>
+      <w:r>
+        <w:rPr>
+          <w:b w:val="0"/>
+        </w:rPr>
+        <w:t xml:space="preserve"> case and record the expected response before checking. More successful repeats of one case do not establish wider coverage.</w:t>
       </w:r>
     </w:p>
     <w:p>
@@ -1398,29 +2603,38 @@
       </w:tr>
     </w:tbl>
     <w:p>
-      <w:r>
-        <w:t>Offer an oral explanation, drawing, enlarged visual or fewer examples when that removes a reading/writing barrier. Keep the same reasoning goal. Stretch secure learners by changing a boundary or assumption and asking them to defend the effect, not simply by assigning more of the same questions.</w:t>
+      <w:pPr>
+        <w:spacing w:line="336" w:lineRule="auto" w:after="180"/>
+      </w:pPr>
+      <w:r>
+        <w:rPr>
+          <w:b w:val="0"/>
+        </w:rPr>
+        <w:t>Offer an oral explanation, drawing, enlarged visual or fewer examples when that removes a reading/writing barrier. Keep the same reasoning goal.</w:t>
       </w:r>
     </w:p>
     <w:p>
       <w:pPr>
-        <w:pStyle w:val="Heading1"/>
-      </w:pPr>
-      <w:r>
-        <w:t>05. Assess and explain the answers</w:t>
+        <w:spacing w:line="336" w:lineRule="auto" w:after="180"/>
+      </w:pPr>
+      <w:r>
+        <w:rPr>
+          <w:b w:val="0"/>
+        </w:rPr>
+        <w:t>Stretch secure learners by changing a boundary or assumption and asking them to defend the effect, not simply by assigning more of the same questions.</w:t>
       </w:r>
     </w:p>
     <w:p>
       <w:pPr>
-        <w:pStyle w:val="Heading3"/>
-      </w:pPr>
-      <w:r>
-        <w:t>Guided and exit questions</w:t>
+        <w:pStyle w:val="Heading1"/>
+      </w:pPr>
+      <w:r>
+        <w:t>05. Assess and explain the answers</w:t>
       </w:r>
     </w:p>
     <w:p>
       <w:r>
-        <w:t>Guided: The data path crosses the access boundary incorrectly. Move the role filter before source lookup/context construction; hiding a later citation is insufficient. Qualification: A component diagram is a plan, not evidence that the running implementation enforces its arrows. Exit: accept a concrete variation with its predicted outcome and a stated condition that would challenge the mechanism; reject a claim resting on unmeasured evidence.</w:t>
+        <w:t>Use the Architecture and data flow questions, teacher keys and criteria after the relevant attempts. Previously discussed cases are practice; protect the separately selected independent task.</w:t>
       </w:r>
     </w:p>
     <w:p>
@@ -1428,89 +2642,244 @@
         <w:pStyle w:val="Heading3"/>
       </w:pPr>
       <w:r>
-        <w:t>W1 Explain the mechanism</w:t>
+        <w:t>Guided and exit questions</w:t>
       </w:r>
     </w:p>
     <w:p>
-      <w:r>
-        <w:t>Explain the weekly mechanism in your own words. Use the worked scenario to name its input, decision rule and output.</w:t>
+      <w:pPr>
+        <w:spacing w:line="336" w:lineRule="auto" w:after="180"/>
+      </w:pPr>
+      <w:r>
+        <w:rPr>
+          <w:b w:val="0"/>
+        </w:rPr>
+        <w:t>Guided: The data path crosses the access boundary incorrectly. Move the role filter before source lookup/context construction; hiding a later citation is insufficient.</w:t>
       </w:r>
     </w:p>
     <w:p>
-      <w:r>
-        <w:t>Teacher explanation: Architecture assigns responsibilities to components and shows information crossing trust boundaries. A diagram should include failure paths. Trace request validator -&gt; role filter -&gt; source lookup -&gt; response validator -&gt; result. Sources enter as data, not control instructions. Reject invalid requests before any downstream lookup.</w:t>
+      <w:pPr>
+        <w:spacing w:line="336" w:lineRule="auto" w:after="180"/>
+      </w:pPr>
+      <w:r>
+        <w:rPr>
+          <w:b w:val="0"/>
+        </w:rPr>
+        <w:t xml:space="preserve">Qualification: A </w:t>
+      </w:r>
+      <w:r>
+        <w:rPr>
+          <w:b/>
+        </w:rPr>
+        <w:t>component</w:t>
+      </w:r>
+      <w:r>
+        <w:rPr>
+          <w:b w:val="0"/>
+        </w:rPr>
+        <w:t xml:space="preserve"> diagram is a plan, not </w:t>
+      </w:r>
+      <w:r>
+        <w:rPr>
+          <w:b/>
+        </w:rPr>
+        <w:t>evidence</w:t>
+      </w:r>
+      <w:r>
+        <w:rPr>
+          <w:b w:val="0"/>
+        </w:rPr>
+        <w:t xml:space="preserve"> that the running implementation enforces its arrows.</w:t>
       </w:r>
     </w:p>
     <w:p>
       <w:pPr>
-        <w:pStyle w:val="Heading3"/>
-      </w:pPr>
-      <w:r>
-        <w:t>W2 Trace the worked case</w:t>
+        <w:spacing w:line="336" w:lineRule="auto" w:after="180"/>
+      </w:pPr>
+      <w:r>
+        <w:rPr>
+          <w:b w:val="0"/>
+        </w:rPr>
+        <w:t xml:space="preserve">Exit: accept a concrete variation with its predicted outcome and a stated condition that would challenge the </w:t>
+      </w:r>
+      <w:r>
+        <w:rPr>
+          <w:b/>
+        </w:rPr>
+        <w:t>mechanism</w:t>
+      </w:r>
+      <w:r>
+        <w:rPr>
+          <w:b w:val="0"/>
+        </w:rPr>
+        <w:t xml:space="preserve">; reject a claim resting on unmeasured </w:t>
+      </w:r>
+      <w:r>
+        <w:rPr>
+          <w:b/>
+        </w:rPr>
+        <w:t>evidence</w:t>
+      </w:r>
+      <w:r>
+        <w:rPr>
+          <w:b w:val="0"/>
+        </w:rPr>
+        <w:t>.</w:t>
       </w:r>
     </w:p>
     <w:p>
-      <w:r>
-        <w:t>A student request bypasses the role filter and sends teacher records directly to a generator. Show the intermediate steps and give the conclusion with its scope.</w:t>
+      <w:pPr>
+        <w:pStyle w:val="Heading3"/>
+      </w:pPr>
+      <w:r>
+        <w:t>W1 Explain the mechanism</w:t>
       </w:r>
     </w:p>
     <w:p>
-      <w:r>
-        <w:t>Teacher explanation: The data path crosses the access boundary incorrectly. Move the role filter before source lookup/context construction; hiding a later citation is insufficient.</w:t>
+      <w:pPr>
+        <w:pStyle w:val="Heading3"/>
+      </w:pPr>
+      <w:r>
+        <w:t>Workbook question · W1</w:t>
       </w:r>
     </w:p>
     <w:p>
       <w:pPr>
-        <w:pStyle w:val="Heading3"/>
-      </w:pPr>
-      <w:r>
-        <w:t>W3 Audit the limit</w:t>
+        <w:spacing w:line="336" w:lineRule="auto" w:after="180"/>
+        <w:shd w:fill="F5F1FB"/>
+      </w:pPr>
+      <w:r>
+        <w:rPr>
+          <w:b w:val="0"/>
+        </w:rPr>
+        <w:t xml:space="preserve">Explain the weekly </w:t>
+      </w:r>
+      <w:r>
+        <w:rPr>
+          <w:b/>
+        </w:rPr>
+        <w:t>mechanism</w:t>
+      </w:r>
+      <w:r>
+        <w:rPr>
+          <w:b w:val="0"/>
+        </w:rPr>
+        <w:t xml:space="preserve"> in your own words. Use the worked scenario to name its </w:t>
+      </w:r>
+      <w:r>
+        <w:rPr>
+          <w:b/>
+        </w:rPr>
+        <w:t>input</w:t>
+      </w:r>
+      <w:r>
+        <w:rPr>
+          <w:b w:val="0"/>
+        </w:rPr>
+        <w:t xml:space="preserve">, decision rule and </w:t>
+      </w:r>
+      <w:r>
+        <w:rPr>
+          <w:b/>
+        </w:rPr>
+        <w:t>output</w:t>
+      </w:r>
+      <w:r>
+        <w:rPr>
+          <w:b w:val="0"/>
+        </w:rPr>
+        <w:t>.</w:t>
       </w:r>
     </w:p>
     <w:p>
-      <w:r>
-        <w:t>A report omits this qualification: A component diagram is a plan, not evidence that the running implementation enforces its arrows. Explain how omitting it could change a reader's interpretation, and write an accurate replacement.</w:t>
+      <w:pPr>
+        <w:pStyle w:val="Heading3"/>
+      </w:pPr>
+      <w:r>
+        <w:t>Teacher reasoning · W1</w:t>
       </w:r>
     </w:p>
     <w:p>
-      <w:r>
-        <w:t>Teacher explanation: A component diagram is a plan, not evidence that the running implementation enforces its arrows. State the observed result separately from the unverified or out-of-scope claim; preserve the original evidence rather than inventing a missing fact.</w:t>
+      <w:pPr>
+        <w:spacing w:line="336" w:lineRule="auto" w:after="180"/>
+        <w:shd w:fill="F1F6FC"/>
+      </w:pPr>
+      <w:r>
+        <w:rPr>
+          <w:b w:val="0"/>
+        </w:rPr>
+        <w:t xml:space="preserve">Teacher explanation: Architecture assigns responsibilities to </w:t>
+      </w:r>
+      <w:r>
+        <w:rPr>
+          <w:b/>
+        </w:rPr>
+        <w:t>component</w:t>
+      </w:r>
+      <w:r>
+        <w:rPr>
+          <w:b w:val="0"/>
+        </w:rPr>
+        <w:t>s and shows information crossing trust boundaries. A diagram should include failure paths.</w:t>
       </w:r>
     </w:p>
     <w:p>
       <w:pPr>
-        <w:pStyle w:val="Heading3"/>
-      </w:pPr>
-      <w:r>
-        <w:t>W4 Apply a new case independently</w:t>
+        <w:spacing w:line="336" w:lineRule="auto" w:after="180"/>
+        <w:shd w:fill="F1F6FC"/>
+      </w:pPr>
+      <w:r>
+        <w:rPr>
+          <w:b w:val="0"/>
+        </w:rPr>
+        <w:t>Trace request validator -&gt; role filter -&gt; source lookup -&gt; response validator -&gt; result. Sources enter as data, not control instructions. Reject invalid requests before any downstream lookup.</w:t>
       </w:r>
     </w:p>
     <w:p>
-      <w:r>
-        <w:t>Input is malformed, yet lookup runs and then a validator rejects output. Locate the first stage that should stop.</w:t>
+      <w:pPr>
+        <w:pStyle w:val="Heading3"/>
+      </w:pPr>
+      <w:r>
+        <w:t>W2 Trace the worked case</w:t>
       </w:r>
     </w:p>
     <w:p>
-      <w:r>
-        <w:t>Teacher explanation: Request validation should reject before lookup; output validation cannot undo unnecessary or unauthorised earlier reads.</w:t>
+      <w:pPr>
+        <w:pStyle w:val="Heading3"/>
+      </w:pPr>
+      <w:r>
+        <w:t>Workbook question · W2</w:t>
       </w:r>
     </w:p>
     <w:p>
       <w:pPr>
-        <w:pStyle w:val="Heading3"/>
-      </w:pPr>
-      <w:r>
-        <w:t>W5 Design a revealing follow-up</w:t>
+        <w:spacing w:line="336" w:lineRule="auto" w:after="180"/>
+        <w:shd w:fill="F5F1FB"/>
+      </w:pPr>
+      <w:r>
+        <w:rPr>
+          <w:b w:val="0"/>
+        </w:rPr>
+        <w:t>A student request bypasses the role filter and sends teacher records directly to a generator. Show the intermediate steps and give the conclusion with its scope.</w:t>
       </w:r>
     </w:p>
     <w:p>
-      <w:r>
-        <w:t>For the worked scenario, propose one additional case that could reveal a failure, describe its expected outcome before running it, and explain what would need to remain fixed for a fair comparison. Do not reuse W4 as a new final test after receiving feedback.</w:t>
+      <w:pPr>
+        <w:pStyle w:val="Heading3"/>
+      </w:pPr>
+      <w:r>
+        <w:t>Teacher reasoning · W2</w:t>
       </w:r>
     </w:p>
     <w:p>
-      <w:r>
-        <w:t>Teacher explanation: Accept a concrete variant of the worked input or a missing/conflicting/boundary condition, with an expectation derived from the declared procedure. Require preserved settings, original outputs and data roles. A component diagram is a plan, not evidence that the running implementation enforces its arrows. The new case should test this particular mechanism rather than merely restate the original result.</w:t>
+      <w:pPr>
+        <w:spacing w:line="336" w:lineRule="auto" w:after="180"/>
+        <w:shd w:fill="F1F6FC"/>
+      </w:pPr>
+      <w:r>
+        <w:rPr>
+          <w:b w:val="0"/>
+        </w:rPr>
+        <w:t>Teacher explanation: The data path crosses the access boundary incorrectly. Move the role filter before source lookup/context construction; hiding a later citation is insufficient.</w:t>
       </w:r>
     </w:p>
     <w:p>
@@ -1518,25 +2887,63 @@
         <w:pStyle w:val="Heading3"/>
       </w:pPr>
       <w:r>
-        <w:t>Independent assessment and fresh retry</w:t>
+        <w:t>W3 Audit the limit</w:t>
       </w:r>
     </w:p>
     <w:p>
-      <w:r>
-        <w:t>W4: Request validation should reject before lookup; output validation cannot undo unnecessary or unauthorised earlier reads. Require intermediate reasoning and the stated scope. Fresh retry: An unauthorised role reaches storage before a response filter. Expected reasoning: Enforce access before storage results enter the processing path; preserve a denied outcome. If students need support, record it and reassess with another new case rather than awarding independence to a copied answer.</w:t>
+      <w:pPr>
+        <w:pStyle w:val="Heading3"/>
+      </w:pPr>
+      <w:r>
+        <w:t>Workbook question · W3</w:t>
       </w:r>
     </w:p>
     <w:p>
       <w:pPr>
-        <w:pStyle w:val="Heading3"/>
-      </w:pPr>
-      <w:r>
-        <w:t>Assess independent transfer</w:t>
+        <w:spacing w:line="336" w:lineRule="auto" w:after="180"/>
+        <w:shd w:fill="F5F1FB"/>
+      </w:pPr>
+      <w:r>
+        <w:rPr>
+          <w:b w:val="0"/>
+        </w:rPr>
+        <w:t xml:space="preserve">A report omits this qualification: A </w:t>
+      </w:r>
+      <w:r>
+        <w:rPr>
+          <w:b/>
+        </w:rPr>
+        <w:t>component</w:t>
+      </w:r>
+      <w:r>
+        <w:rPr>
+          <w:b w:val="0"/>
+        </w:rPr>
+        <w:t xml:space="preserve"> diagram is a plan, not </w:t>
+      </w:r>
+      <w:r>
+        <w:rPr>
+          <w:b/>
+        </w:rPr>
+        <w:t>evidence</w:t>
+      </w:r>
+      <w:r>
+        <w:rPr>
+          <w:b w:val="0"/>
+        </w:rPr>
+        <w:t xml:space="preserve"> that the running implementation enforces its arrows.</w:t>
       </w:r>
     </w:p>
     <w:p>
-      <w:r>
-        <w:t>Selected case: Input is malformed, yet lookup runs and then a validator rejects output. Locate the first stage that should stop.</w:t>
+      <w:pPr>
+        <w:spacing w:line="336" w:lineRule="auto" w:after="180"/>
+        <w:shd w:fill="F5F1FB"/>
+      </w:pPr>
+      <w:r>
+        <w:rPr>
+          <w:b w:val="0"/>
+        </w:rPr>
+        <w:t>Explain how omitting it could change a reader's interpretation, and write an accurate replacement.</w:t>
       </w:r>
     </w:p>
     <w:p>
@@ -1544,12 +2951,457 @@
         <w:pStyle w:val="Heading3"/>
       </w:pPr>
       <w:r>
-        <w:t>Selected case answer</w:t>
+        <w:t>Teacher reasoning · W3</w:t>
       </w:r>
     </w:p>
     <w:p>
-      <w:r>
-        <w:t>Teacher explanation: Request validation should reject before lookup; output validation cannot undo unnecessary or unauthorised earlier reads.</w:t>
+      <w:pPr>
+        <w:spacing w:line="336" w:lineRule="auto" w:after="180"/>
+        <w:shd w:fill="F1F6FC"/>
+      </w:pPr>
+      <w:r>
+        <w:rPr>
+          <w:b w:val="0"/>
+        </w:rPr>
+        <w:t xml:space="preserve">Teacher explanation: A </w:t>
+      </w:r>
+      <w:r>
+        <w:rPr>
+          <w:b/>
+        </w:rPr>
+        <w:t>component</w:t>
+      </w:r>
+      <w:r>
+        <w:rPr>
+          <w:b w:val="0"/>
+        </w:rPr>
+        <w:t xml:space="preserve"> diagram is a plan, not </w:t>
+      </w:r>
+      <w:r>
+        <w:rPr>
+          <w:b/>
+        </w:rPr>
+        <w:t>evidence</w:t>
+      </w:r>
+      <w:r>
+        <w:rPr>
+          <w:b w:val="0"/>
+        </w:rPr>
+        <w:t xml:space="preserve"> that the running implementation enforces its arrows.</w:t>
+      </w:r>
+    </w:p>
+    <w:p>
+      <w:pPr>
+        <w:spacing w:line="336" w:lineRule="auto" w:after="180"/>
+        <w:shd w:fill="F1F6FC"/>
+      </w:pPr>
+      <w:r>
+        <w:rPr>
+          <w:b w:val="0"/>
+        </w:rPr>
+        <w:t xml:space="preserve">State the observed result separately from the unverified or out-of-scope claim; preserve the original </w:t>
+      </w:r>
+      <w:r>
+        <w:rPr>
+          <w:b/>
+        </w:rPr>
+        <w:t>evidence</w:t>
+      </w:r>
+      <w:r>
+        <w:rPr>
+          <w:b w:val="0"/>
+        </w:rPr>
+        <w:t xml:space="preserve"> rather than inventing a missing fact.</w:t>
+      </w:r>
+    </w:p>
+    <w:p>
+      <w:pPr>
+        <w:pStyle w:val="Heading3"/>
+      </w:pPr>
+      <w:r>
+        <w:t>W4 Apply a new case independently</w:t>
+      </w:r>
+    </w:p>
+    <w:p>
+      <w:pPr>
+        <w:pStyle w:val="Heading3"/>
+      </w:pPr>
+      <w:r>
+        <w:t>Workbook question · W4</w:t>
+      </w:r>
+    </w:p>
+    <w:p>
+      <w:pPr>
+        <w:spacing w:line="336" w:lineRule="auto" w:after="180"/>
+        <w:shd w:fill="F5F1FB"/>
+      </w:pPr>
+      <w:r>
+        <w:rPr>
+          <w:b/>
+        </w:rPr>
+        <w:t>Input</w:t>
+      </w:r>
+      <w:r>
+        <w:rPr>
+          <w:b w:val="0"/>
+        </w:rPr>
+        <w:t xml:space="preserve"> is malformed, yet lookup runs and then a validator rejects </w:t>
+      </w:r>
+      <w:r>
+        <w:rPr>
+          <w:b/>
+        </w:rPr>
+        <w:t>output</w:t>
+      </w:r>
+      <w:r>
+        <w:rPr>
+          <w:b w:val="0"/>
+        </w:rPr>
+        <w:t>. Locate the first stage that should stop.</w:t>
+      </w:r>
+    </w:p>
+    <w:p>
+      <w:pPr>
+        <w:pStyle w:val="Heading3"/>
+      </w:pPr>
+      <w:r>
+        <w:t>Teacher reasoning · W4</w:t>
+      </w:r>
+    </w:p>
+    <w:p>
+      <w:pPr>
+        <w:spacing w:line="336" w:lineRule="auto" w:after="180"/>
+        <w:shd w:fill="F1F6FC"/>
+      </w:pPr>
+      <w:r>
+        <w:rPr>
+          <w:b w:val="0"/>
+        </w:rPr>
+        <w:t xml:space="preserve">Teacher explanation: Request validation should reject before lookup; </w:t>
+      </w:r>
+      <w:r>
+        <w:rPr>
+          <w:b/>
+        </w:rPr>
+        <w:t>output</w:t>
+      </w:r>
+      <w:r>
+        <w:rPr>
+          <w:b w:val="0"/>
+        </w:rPr>
+        <w:t xml:space="preserve"> validation cannot undo unnecessary or unauthorised earlier reads.</w:t>
+      </w:r>
+    </w:p>
+    <w:p>
+      <w:pPr>
+        <w:pStyle w:val="Heading3"/>
+      </w:pPr>
+      <w:r>
+        <w:t>W5 Design a revealing follow-up</w:t>
+      </w:r>
+    </w:p>
+    <w:p>
+      <w:pPr>
+        <w:pStyle w:val="Heading3"/>
+      </w:pPr>
+      <w:r>
+        <w:t>Workbook question · W5</w:t>
+      </w:r>
+    </w:p>
+    <w:p>
+      <w:pPr>
+        <w:spacing w:line="336" w:lineRule="auto" w:after="180"/>
+        <w:shd w:fill="F5F1FB"/>
+      </w:pPr>
+      <w:r>
+        <w:rPr>
+          <w:b w:val="0"/>
+        </w:rPr>
+        <w:t>For the worked scenario, propose one additional case that could reveal a failure, describe its expected outcome before running it, and explain what would need to remain fixed for a fair comparison.</w:t>
+      </w:r>
+    </w:p>
+    <w:p>
+      <w:pPr>
+        <w:spacing w:line="336" w:lineRule="auto" w:after="180"/>
+        <w:shd w:fill="F5F1FB"/>
+      </w:pPr>
+      <w:r>
+        <w:rPr>
+          <w:b w:val="0"/>
+        </w:rPr>
+        <w:t>Do not reuse W4 as a new final test after receiving feedback.</w:t>
+      </w:r>
+    </w:p>
+    <w:p>
+      <w:pPr>
+        <w:pStyle w:val="Heading3"/>
+      </w:pPr>
+      <w:r>
+        <w:t>Teacher reasoning · W5</w:t>
+      </w:r>
+    </w:p>
+    <w:p>
+      <w:pPr>
+        <w:spacing w:line="336" w:lineRule="auto" w:after="180"/>
+        <w:shd w:fill="F1F6FC"/>
+      </w:pPr>
+      <w:r>
+        <w:rPr>
+          <w:b w:val="0"/>
+        </w:rPr>
+        <w:t xml:space="preserve">Teacher explanation: Accept a concrete variant of the worked </w:t>
+      </w:r>
+      <w:r>
+        <w:rPr>
+          <w:b/>
+        </w:rPr>
+        <w:t>input</w:t>
+      </w:r>
+      <w:r>
+        <w:rPr>
+          <w:b w:val="0"/>
+        </w:rPr>
+        <w:t xml:space="preserve"> or a missing/conflicting/boundary condition, with an expectation derived from the declared procedure.</w:t>
+      </w:r>
+    </w:p>
+    <w:p>
+      <w:pPr>
+        <w:spacing w:line="336" w:lineRule="auto" w:after="180"/>
+        <w:shd w:fill="F1F6FC"/>
+      </w:pPr>
+      <w:r>
+        <w:rPr>
+          <w:b w:val="0"/>
+        </w:rPr>
+        <w:t xml:space="preserve">Require preserved settings, original </w:t>
+      </w:r>
+      <w:r>
+        <w:rPr>
+          <w:b/>
+        </w:rPr>
+        <w:t>output</w:t>
+      </w:r>
+      <w:r>
+        <w:rPr>
+          <w:b w:val="0"/>
+        </w:rPr>
+        <w:t xml:space="preserve">s and data roles. A </w:t>
+      </w:r>
+      <w:r>
+        <w:rPr>
+          <w:b/>
+        </w:rPr>
+        <w:t>component</w:t>
+      </w:r>
+      <w:r>
+        <w:rPr>
+          <w:b w:val="0"/>
+        </w:rPr>
+        <w:t xml:space="preserve"> diagram is a plan, not </w:t>
+      </w:r>
+      <w:r>
+        <w:rPr>
+          <w:b/>
+        </w:rPr>
+        <w:t>evidence</w:t>
+      </w:r>
+      <w:r>
+        <w:rPr>
+          <w:b w:val="0"/>
+        </w:rPr>
+        <w:t xml:space="preserve"> that the running implementation enforces its arrows.</w:t>
+      </w:r>
+    </w:p>
+    <w:p>
+      <w:pPr>
+        <w:spacing w:line="336" w:lineRule="auto" w:after="180"/>
+        <w:shd w:fill="F1F6FC"/>
+      </w:pPr>
+      <w:r>
+        <w:rPr>
+          <w:b w:val="0"/>
+        </w:rPr>
+        <w:t xml:space="preserve">The new case should test this particular </w:t>
+      </w:r>
+      <w:r>
+        <w:rPr>
+          <w:b/>
+        </w:rPr>
+        <w:t>mechanism</w:t>
+      </w:r>
+      <w:r>
+        <w:rPr>
+          <w:b w:val="0"/>
+        </w:rPr>
+        <w:t xml:space="preserve"> rather than merely restate the original result.</w:t>
+      </w:r>
+    </w:p>
+    <w:p>
+      <w:pPr>
+        <w:pStyle w:val="Heading3"/>
+      </w:pPr>
+      <w:r>
+        <w:t>Independent assessment and fresh retry</w:t>
+      </w:r>
+    </w:p>
+    <w:p>
+      <w:pPr>
+        <w:pStyle w:val="Heading3"/>
+      </w:pPr>
+      <w:r>
+        <w:t>Teacher key · Independent assessment and fresh retry</w:t>
+      </w:r>
+    </w:p>
+    <w:p>
+      <w:pPr>
+        <w:spacing w:line="336" w:lineRule="auto" w:after="180"/>
+        <w:shd w:fill="F1F6FC"/>
+      </w:pPr>
+      <w:r>
+        <w:rPr>
+          <w:b w:val="0"/>
+        </w:rPr>
+        <w:t xml:space="preserve">W4: Request validation should reject before lookup; </w:t>
+      </w:r>
+      <w:r>
+        <w:rPr>
+          <w:b/>
+        </w:rPr>
+        <w:t>output</w:t>
+      </w:r>
+      <w:r>
+        <w:rPr>
+          <w:b w:val="0"/>
+        </w:rPr>
+        <w:t xml:space="preserve"> validation cannot undo unnecessary or unauthorised earlier reads. Require intermediate reasoning and the stated scope.</w:t>
+      </w:r>
+    </w:p>
+    <w:p>
+      <w:pPr>
+        <w:spacing w:line="336" w:lineRule="auto" w:after="180"/>
+        <w:shd w:fill="F1F6FC"/>
+      </w:pPr>
+      <w:r>
+        <w:rPr>
+          <w:b w:val="0"/>
+        </w:rPr>
+        <w:t xml:space="preserve">Fresh retry: An unauthorised role reaches storage before a response filter. Expected reasoning: Enforce access before storage results enter the </w:t>
+      </w:r>
+      <w:r>
+        <w:rPr>
+          <w:b/>
+        </w:rPr>
+        <w:t>process</w:t>
+      </w:r>
+      <w:r>
+        <w:rPr>
+          <w:b w:val="0"/>
+        </w:rPr>
+        <w:t>ing path; preserve a denied outcome.</w:t>
+      </w:r>
+    </w:p>
+    <w:p>
+      <w:pPr>
+        <w:spacing w:line="336" w:lineRule="auto" w:after="180"/>
+        <w:shd w:fill="F1F6FC"/>
+      </w:pPr>
+      <w:r>
+        <w:rPr>
+          <w:b w:val="0"/>
+        </w:rPr>
+        <w:t>If students need support, record it and reassess with another new case rather than awarding independence to a copied answer.</w:t>
+      </w:r>
+    </w:p>
+    <w:p>
+      <w:pPr>
+        <w:pStyle w:val="Heading3"/>
+      </w:pPr>
+      <w:r>
+        <w:t>Assess independent transfer</w:t>
+      </w:r>
+    </w:p>
+    <w:p>
+      <w:pPr>
+        <w:pStyle w:val="Heading3"/>
+      </w:pPr>
+      <w:r>
+        <w:t>Independent question · withhold the key</w:t>
+      </w:r>
+    </w:p>
+    <w:p>
+      <w:pPr>
+        <w:spacing w:line="336" w:lineRule="auto" w:after="180"/>
+        <w:shd w:fill="F5F1FB"/>
+      </w:pPr>
+      <w:r>
+        <w:rPr>
+          <w:b w:val="0"/>
+        </w:rPr>
+        <w:t xml:space="preserve">Selected case: </w:t>
+      </w:r>
+      <w:r>
+        <w:rPr>
+          <w:b/>
+        </w:rPr>
+        <w:t>Input</w:t>
+      </w:r>
+      <w:r>
+        <w:rPr>
+          <w:b w:val="0"/>
+        </w:rPr>
+        <w:t xml:space="preserve"> is malformed, yet lookup runs and then a validator rejects </w:t>
+      </w:r>
+      <w:r>
+        <w:rPr>
+          <w:b/>
+        </w:rPr>
+        <w:t>output</w:t>
+      </w:r>
+      <w:r>
+        <w:rPr>
+          <w:b w:val="0"/>
+        </w:rPr>
+        <w:t>. Locate the first stage that should stop.</w:t>
+      </w:r>
+    </w:p>
+    <w:p>
+      <w:pPr>
+        <w:pStyle w:val="Heading3"/>
+      </w:pPr>
+      <w:r>
+        <w:t>Selected case answer</w:t>
+      </w:r>
+    </w:p>
+    <w:p>
+      <w:pPr>
+        <w:pStyle w:val="Heading3"/>
+      </w:pPr>
+      <w:r>
+        <w:t>Teacher key · Selected case answer</w:t>
+      </w:r>
+    </w:p>
+    <w:p>
+      <w:pPr>
+        <w:spacing w:line="336" w:lineRule="auto" w:after="180"/>
+        <w:shd w:fill="F1F6FC"/>
+      </w:pPr>
+      <w:r>
+        <w:rPr>
+          <w:b w:val="0"/>
+        </w:rPr>
+        <w:t xml:space="preserve">Teacher explanation: Request validation should reject before lookup; </w:t>
+      </w:r>
+      <w:r>
+        <w:rPr>
+          <w:b/>
+        </w:rPr>
+        <w:t>output</w:t>
+      </w:r>
+      <w:r>
+        <w:rPr>
+          <w:b w:val="0"/>
+        </w:rPr>
+        <w:t xml:space="preserve"> validation cannot undo unnecessary or unauthorised earlier reads.</w:t>
       </w:r>
     </w:p>
     <w:tbl>
@@ -1655,67 +3507,317 @@
       </w:tr>
     </w:tbl>
     <w:p>
-      <w:r>
-        <w:t>Record each dimension as not yet, with support, or independent. Accept a valid alternative procedure with a defensible trace. Do not penalise an honestly recorded model failure if the learner correctly explains its evidence and limits.</w:t>
+      <w:pPr>
+        <w:pStyle w:val="Heading3"/>
+      </w:pPr>
+      <w:r>
+        <w:t>Teacher key · Selected case answer</w:t>
       </w:r>
     </w:p>
     <w:p>
       <w:pPr>
-        <w:pStyle w:val="Heading3"/>
-      </w:pPr>
-      <w:r>
-        <w:t>Feedback that the learner uses</w:t>
+        <w:spacing w:line="336" w:lineRule="auto" w:after="180"/>
+        <w:shd w:fill="F1F6FC"/>
+      </w:pPr>
+      <w:r>
+        <w:rPr>
+          <w:b w:val="0"/>
+        </w:rPr>
+        <w:t>Record each dimension as not yet, with support, or independent. Accept a valid alternative procedure with a defensible trace.</w:t>
       </w:r>
     </w:p>
     <w:p>
-      <w:r>
-        <w:t>Name the earliest unsupported step and give one action to repair it. Have the learner make that repair now and explain why. Then assess the relevant skill on a fresh, fully specified case. Confirm it was not previously practised with feedback; solve and check the new case before assigning it. A follow-up design prompt is a starting brief, not automatically an equivalent test.</w:t>
+      <w:pPr>
+        <w:spacing w:line="336" w:lineRule="auto" w:after="180"/>
+        <w:shd w:fill="F1F6FC"/>
+      </w:pPr>
+      <w:r>
+        <w:rPr>
+          <w:b w:val="0"/>
+        </w:rPr>
+        <w:t xml:space="preserve">Do not penalise an honestly recorded model failure if the learner correctly explains its </w:t>
+      </w:r>
+      <w:r>
+        <w:rPr>
+          <w:b/>
+        </w:rPr>
+        <w:t>evidence</w:t>
+      </w:r>
+      <w:r>
+        <w:rPr>
+          <w:b w:val="0"/>
+        </w:rPr>
+        <w:t xml:space="preserve"> and limits.</w:t>
       </w:r>
     </w:p>
     <w:p>
       <w:pPr>
-        <w:pStyle w:val="Heading1"/>
-      </w:pPr>
-      <w:r>
-        <w:t>06. Connect the project, support and next lesson</w:t>
+        <w:pStyle w:val="Heading3"/>
+      </w:pPr>
+      <w:r>
+        <w:t>Feedback that the learner uses</w:t>
       </w:r>
     </w:p>
     <w:p>
-      <w:r>
-        <w:t>Add a labelled architecture and data flow evidence sheet to Grounded Learning Service. Show how you can explain the mechanism and terminology of architecture and data flow. Use the supplied fictional case and keep its inputs, intermediate steps, calculation or prediction, and limitation. Connect this record to last week’s record; a matching answer without a trace is insufficient.</w:t>
+      <w:pPr>
+        <w:spacing w:line="336" w:lineRule="auto" w:after="180"/>
+      </w:pPr>
+      <w:r>
+        <w:rPr>
+          <w:b w:val="0"/>
+        </w:rPr>
+        <w:t>Name the earliest unsupported step and give one action to repair it. Have the learner make that repair now and explain why. Then assess the relevant skill on a fresh, fully specified case.</w:t>
       </w:r>
     </w:p>
     <w:p>
-      <w:r>
-        <w:t>Provide an input/procedure/result/limit frame and a calculator when needed. Ask students to identify the first step before completing the whole trace. Extension: compare two concrete variants of this mechanism while holding unrelated conditions fixed; report both successful and unsuccessful outcomes.</w:t>
+      <w:pPr>
+        <w:spacing w:line="336" w:lineRule="auto" w:after="180"/>
+      </w:pPr>
+      <w:r>
+        <w:rPr>
+          <w:b w:val="0"/>
+        </w:rPr>
+        <w:t>Confirm it was not previously practised with feedback; solve and check the new case before assigning it. A follow-up design prompt is a starting brief, not automatically an equivalent test.</w:t>
       </w:r>
     </w:p>
     <w:p>
-      <w:r>
-        <w:t>Next connection: Typed contracts and schemas. Preserve the current case record and retrieve its evidence boundary before moving on.</w:t>
+      <w:pPr>
+        <w:pStyle w:val="Heading1"/>
+      </w:pPr>
+      <w:r>
+        <w:t>06. Connect the project, support and next lesson</w:t>
       </w:r>
     </w:p>
     <w:p>
       <w:r>
-        <w:t>Retain the project ledger and assess a changed case after support. Check the relevant prerequisite before carrying this component forward.</w:t>
+        <w:t>Connect Architecture and data flow to Grounded Learning Service, adapt support and plan a later changed-case check.</w:t>
       </w:r>
     </w:p>
     <w:p>
       <w:pPr>
-        <w:pStyle w:val="Heading3"/>
-      </w:pPr>
-      <w:r>
-        <w:t>Plan the delayed return</w:t>
+        <w:spacing w:line="336" w:lineRule="auto" w:after="180"/>
+      </w:pPr>
+      <w:r>
+        <w:rPr>
+          <w:b w:val="0"/>
+        </w:rPr>
+        <w:t xml:space="preserve">Add a labelled architecture and </w:t>
+      </w:r>
+      <w:r>
+        <w:rPr>
+          <w:b/>
+        </w:rPr>
+        <w:t>data flow</w:t>
+      </w:r>
+      <w:r>
+        <w:rPr>
+          <w:b w:val="0"/>
+        </w:rPr>
+        <w:t xml:space="preserve"> </w:t>
+      </w:r>
+      <w:r>
+        <w:rPr>
+          <w:b/>
+        </w:rPr>
+        <w:t>evidence</w:t>
+      </w:r>
+      <w:r>
+        <w:rPr>
+          <w:b w:val="0"/>
+        </w:rPr>
+        <w:t xml:space="preserve"> sheet to Grounded Learning Service. Show how you can explain the </w:t>
+      </w:r>
+      <w:r>
+        <w:rPr>
+          <w:b/>
+        </w:rPr>
+        <w:t>mechanism</w:t>
+      </w:r>
+      <w:r>
+        <w:rPr>
+          <w:b w:val="0"/>
+        </w:rPr>
+        <w:t xml:space="preserve"> and terminology of architecture and </w:t>
+      </w:r>
+      <w:r>
+        <w:rPr>
+          <w:b/>
+        </w:rPr>
+        <w:t>data flow</w:t>
+      </w:r>
+      <w:r>
+        <w:rPr>
+          <w:b w:val="0"/>
+        </w:rPr>
+        <w:t>.</w:t>
       </w:r>
     </w:p>
     <w:p>
-      <w:r>
-        <w:t>Suggested return points in this level: ai-6/3, ai-6/5, ai-6/8. Use actual classroom dates, adjusting for holidays and gaps. One, three and six teaching weeks are scheduling choices, not a claimed optimal spacing.</w:t>
+      <w:pPr>
+        <w:spacing w:line="336" w:lineRule="auto" w:after="180"/>
+      </w:pPr>
+      <w:r>
+        <w:rPr>
+          <w:b w:val="0"/>
+        </w:rPr>
+        <w:t xml:space="preserve">Use the supplied fictional case and keep its </w:t>
+      </w:r>
+      <w:r>
+        <w:rPr>
+          <w:b/>
+        </w:rPr>
+        <w:t>input</w:t>
+      </w:r>
+      <w:r>
+        <w:rPr>
+          <w:b w:val="0"/>
+        </w:rPr>
+        <w:t xml:space="preserve">s, intermediate steps, calculation or </w:t>
+      </w:r>
+      <w:r>
+        <w:rPr>
+          <w:b/>
+        </w:rPr>
+        <w:t>prediction</w:t>
+      </w:r>
+      <w:r>
+        <w:rPr>
+          <w:b w:val="0"/>
+        </w:rPr>
+        <w:t>, and limitation. Connect this record to last week’s record; a matching answer without a trace is insufficient.</w:t>
       </w:r>
     </w:p>
     <w:p>
-      <w:r>
-        <w:t>At a delayed check, ask for the idea from memory and a changed application. Compare with the earlier independent response and record support used. For a new level, revisit the previous capstone before checking the new prerequisites.</w:t>
+      <w:pPr>
+        <w:spacing w:line="336" w:lineRule="auto" w:after="180"/>
+      </w:pPr>
+      <w:r>
+        <w:rPr>
+          <w:b w:val="0"/>
+        </w:rPr>
+        <w:t xml:space="preserve">Provide an </w:t>
+      </w:r>
+      <w:r>
+        <w:rPr>
+          <w:b/>
+        </w:rPr>
+        <w:t>input</w:t>
+      </w:r>
+      <w:r>
+        <w:rPr>
+          <w:b w:val="0"/>
+        </w:rPr>
+        <w:t>/procedure/result/limit frame and a calculator when needed. Ask students to identify the first step before completing the whole trace.</w:t>
+      </w:r>
+    </w:p>
+    <w:p>
+      <w:pPr>
+        <w:spacing w:line="336" w:lineRule="auto" w:after="180"/>
+      </w:pPr>
+      <w:r>
+        <w:rPr>
+          <w:b w:val="0"/>
+        </w:rPr>
+        <w:t xml:space="preserve">Extension: compare two concrete variants of this </w:t>
+      </w:r>
+      <w:r>
+        <w:rPr>
+          <w:b/>
+        </w:rPr>
+        <w:t>mechanism</w:t>
+      </w:r>
+      <w:r>
+        <w:rPr>
+          <w:b w:val="0"/>
+        </w:rPr>
+        <w:t xml:space="preserve"> while holding unrelated conditions fixed; report both successful and unsuccessful outcomes.</w:t>
+      </w:r>
+    </w:p>
+    <w:p>
+      <w:pPr>
+        <w:spacing w:line="336" w:lineRule="auto" w:after="180"/>
+      </w:pPr>
+      <w:r>
+        <w:rPr>
+          <w:b w:val="0"/>
+        </w:rPr>
+        <w:t xml:space="preserve">Next connection: Typed contracts and schemas. Preserve the current case record and retrieve its </w:t>
+      </w:r>
+      <w:r>
+        <w:rPr>
+          <w:b/>
+        </w:rPr>
+        <w:t>evidence</w:t>
+      </w:r>
+      <w:r>
+        <w:rPr>
+          <w:b w:val="0"/>
+        </w:rPr>
+        <w:t xml:space="preserve"> boundary before moving on.</w:t>
+      </w:r>
+    </w:p>
+    <w:p>
+      <w:pPr>
+        <w:spacing w:line="336" w:lineRule="auto" w:after="180"/>
+      </w:pPr>
+      <w:r>
+        <w:rPr>
+          <w:b w:val="0"/>
+        </w:rPr>
+        <w:t xml:space="preserve">Retain the project ledger and assess a changed case after support. Check the relevant prerequisite before carrying this </w:t>
+      </w:r>
+      <w:r>
+        <w:rPr>
+          <w:b/>
+        </w:rPr>
+        <w:t>component</w:t>
+      </w:r>
+      <w:r>
+        <w:rPr>
+          <w:b w:val="0"/>
+        </w:rPr>
+        <w:t xml:space="preserve"> forward.</w:t>
+      </w:r>
+    </w:p>
+    <w:p>
+      <w:pPr>
+        <w:pStyle w:val="Heading3"/>
+      </w:pPr>
+      <w:r>
+        <w:t>Plan the delayed return</w:t>
+      </w:r>
+    </w:p>
+    <w:p>
+      <w:pPr>
+        <w:spacing w:line="336" w:lineRule="auto" w:after="180"/>
+      </w:pPr>
+      <w:r>
+        <w:rPr>
+          <w:b w:val="0"/>
+        </w:rPr>
+        <w:t>Suggested return points in this level: ai-6/3, ai-6/5, ai-6/8. Use actual classroom dates, adjusting for holidays and gaps. One, three and six teaching weeks are scheduling choices, not a claimed optimal spacing.</w:t>
+      </w:r>
+    </w:p>
+    <w:p>
+      <w:pPr>
+        <w:spacing w:line="336" w:lineRule="auto" w:after="180"/>
+      </w:pPr>
+      <w:r>
+        <w:rPr>
+          <w:b w:val="0"/>
+        </w:rPr>
+        <w:t>At a delayed check, ask for the idea from memory and a changed application. Compare with the earlier independent response and record support used.</w:t>
+      </w:r>
+    </w:p>
+    <w:p>
+      <w:pPr>
+        <w:spacing w:line="336" w:lineRule="auto" w:after="180"/>
+      </w:pPr>
+      <w:r>
+        <w:rPr>
+          <w:b w:val="0"/>
+        </w:rPr>
+        <w:t>For a new level, revisit the previous capstone before checking the new prerequisites.</w:t>
       </w:r>
     </w:p>
     <w:tbl>
@@ -1875,8 +3977,26 @@
       </w:tr>
     </w:tbl>
     <w:p>
-      <w:r>
-        <w:t>Use the evidence to choose reteaching or the next step. A completed page, confidence rating or attractive project does not by itself demonstrate understanding.</w:t>
+      <w:pPr>
+        <w:spacing w:line="336" w:lineRule="auto" w:after="180"/>
+      </w:pPr>
+      <w:r>
+        <w:rPr>
+          <w:b w:val="0"/>
+        </w:rPr>
+        <w:t xml:space="preserve">Use the </w:t>
+      </w:r>
+      <w:r>
+        <w:rPr>
+          <w:b/>
+        </w:rPr>
+        <w:t>evidence</w:t>
+      </w:r>
+      <w:r>
+        <w:rPr>
+          <w:b w:val="0"/>
+        </w:rPr>
+        <w:t xml:space="preserve"> to choose reteaching or the next step. A completed page, confidence rating or attractive project does not by itself demonstrate understanding.</w:t>
       </w:r>
     </w:p>
     <w:p>
@@ -1888,8 +4008,26 @@
       </w:r>
     </w:p>
     <w:p>
-      <w:r>
-        <w:t>For the Grounded Learning Service, retain an annotated trace and the changed-case result. Name the contract or evidence that makes the deciding step valid, so another team can review it.</w:t>
+      <w:pPr>
+        <w:spacing w:line="336" w:lineRule="auto" w:after="180"/>
+      </w:pPr>
+      <w:r>
+        <w:rPr>
+          <w:b w:val="0"/>
+        </w:rPr>
+        <w:t xml:space="preserve">For the Grounded Learning Service, retain an annotated trace and the changed-case result. Name the contract or </w:t>
+      </w:r>
+      <w:r>
+        <w:rPr>
+          <w:b/>
+        </w:rPr>
+        <w:t>evidence</w:t>
+      </w:r>
+      <w:r>
+        <w:rPr>
+          <w:b w:val="0"/>
+        </w:rPr>
+        <w:t xml:space="preserve"> that makes the deciding step valid, so another team can review it.</w:t>
       </w:r>
     </w:p>
     <w:p>
@@ -1902,12 +4040,68 @@
     </w:p>
     <w:p>
       <w:r>
-        <w:t>Teaching target: Explain the mechanism and terminology of architecture and data flow</w:t>
+        <w:t>Use this preparation summary alongside the detailed Architecture and data flow lesson; it is a checklist rather than a replacement for the full sequence.</w:t>
       </w:r>
     </w:p>
     <w:p>
-      <w:r>
-        <w:t>Prepare the labelled worked-case picture, the matching workbook, fictional input cards and a place for individual responses. Check a local Python 3 environment before class; have a paper-trace version ready.</w:t>
+      <w:pPr>
+        <w:pStyle w:val="Heading3"/>
+      </w:pPr>
+      <w:r>
+        <w:t>Teaching target</w:t>
+      </w:r>
+    </w:p>
+    <w:p>
+      <w:pPr>
+        <w:spacing w:line="336" w:lineRule="auto" w:after="180"/>
+        <w:shd w:fill="EDF7F3"/>
+      </w:pPr>
+      <w:r>
+        <w:rPr>
+          <w:b w:val="0"/>
+        </w:rPr>
+        <w:t xml:space="preserve">Teaching target: Explain the </w:t>
+      </w:r>
+      <w:r>
+        <w:rPr>
+          <w:b/>
+        </w:rPr>
+        <w:t>mechanism</w:t>
+      </w:r>
+      <w:r>
+        <w:rPr>
+          <w:b w:val="0"/>
+        </w:rPr>
+        <w:t xml:space="preserve"> and terminology of architecture and </w:t>
+      </w:r>
+      <w:r>
+        <w:rPr>
+          <w:b/>
+        </w:rPr>
+        <w:t>data flow</w:t>
+      </w:r>
+    </w:p>
+    <w:p>
+      <w:pPr>
+        <w:spacing w:line="336" w:lineRule="auto" w:after="180"/>
+      </w:pPr>
+      <w:r>
+        <w:rPr>
+          <w:b w:val="0"/>
+        </w:rPr>
+        <w:t xml:space="preserve">Prepare the labelled worked-case picture, the matching workbook, fictional </w:t>
+      </w:r>
+      <w:r>
+        <w:rPr>
+          <w:b/>
+        </w:rPr>
+        <w:t>input</w:t>
+      </w:r>
+      <w:r>
+        <w:rPr>
+          <w:b w:val="0"/>
+        </w:rPr>
+        <w:t xml:space="preserve"> cards and a place for individual responses. Check a local Python 3 environment before class; have a paper-trace version ready.</w:t>
       </w:r>
     </w:p>
     <w:tbl>
@@ -2054,37 +4248,231 @@
       </w:tr>
     </w:tbl>
     <w:p>
-      <w:r>
+      <w:pPr>
+        <w:spacing w:line="336" w:lineRule="auto" w:after="180"/>
+      </w:pPr>
+      <w:r>
+        <w:rPr>
+          <w:b w:val="0"/>
+        </w:rPr>
         <w:t>Before class, solve the supported practice: A student request bypasses the role filter and sends teacher records directly to a generator. Show the intermediate steps and give the conclusion with its scope.</w:t>
       </w:r>
     </w:p>
     <w:p>
-      <w:r>
-        <w:t>Reasoned practice answer: Teacher explanation: The data path crosses the access boundary incorrectly. Move the role filter before source lookup/context construction; hiding a later citation is insufficient.</w:t>
+      <w:pPr>
+        <w:pStyle w:val="Heading3"/>
+      </w:pPr>
+      <w:r>
+        <w:t>Supported practice answer</w:t>
       </w:r>
     </w:p>
     <w:p>
-      <w:r>
-        <w:t>Check every learner before discussion: Use the worked case for Architecture and data flow. Proposed explanation: “The worked result establishes every future case”. Decide whether this explanation is supported. Point to the step or supplied fact that decides; explain your repair if needed.</w:t>
+      <w:pPr>
+        <w:spacing w:line="336" w:lineRule="auto" w:after="180"/>
+        <w:shd w:fill="F1F6FC"/>
+      </w:pPr>
+      <w:r>
+        <w:rPr>
+          <w:b w:val="0"/>
+        </w:rPr>
+        <w:t>Reasoned practice answer: Teacher explanation: The data path crosses the access boundary incorrectly. Move the role filter before source lookup/context construction; hiding a later citation is insufficient.</w:t>
       </w:r>
     </w:p>
     <w:p>
-      <w:r>
-        <w:t>Misconception repair: A component diagram is a plan, not evidence that the running implementation enforces its arrows.</w:t>
+      <w:pPr>
+        <w:spacing w:line="336" w:lineRule="auto" w:after="180"/>
+      </w:pPr>
+      <w:r>
+        <w:rPr>
+          <w:b w:val="0"/>
+        </w:rPr>
+        <w:t xml:space="preserve">Check every learner before discussion: Use the worked case for Architecture and </w:t>
+      </w:r>
+      <w:r>
+        <w:rPr>
+          <w:b/>
+        </w:rPr>
+        <w:t>data flow</w:t>
+      </w:r>
+      <w:r>
+        <w:rPr>
+          <w:b w:val="0"/>
+        </w:rPr>
+        <w:t>. Proposed explanation: “The worked result establishes every future case”. Decide whether this explanation is supported.</w:t>
       </w:r>
     </w:p>
     <w:p>
-      <w:r>
-        <w:t>Support: read the exact case aloud, enlarge the labelled picture, supply input cards and model only the first deciding step. Accept a spoken explanation or drawing; retain the reasoning goal.</w:t>
+      <w:pPr>
+        <w:spacing w:line="336" w:lineRule="auto" w:after="180"/>
+      </w:pPr>
+      <w:r>
+        <w:rPr>
+          <w:b w:val="0"/>
+        </w:rPr>
+        <w:t>Point to the step or supplied fact that decides; explain your repair if needed.</w:t>
       </w:r>
     </w:p>
     <w:p>
-      <w:r>
-        <w:t>Extension: Disconnect retrieval from the application. Require a prediction and a reason before comparing. Expected result: Return review status rather than inventing a time. Reason: The supported-answer path lacks its required evidence input.</w:t>
+      <w:pPr>
+        <w:pStyle w:val="Heading3"/>
+      </w:pPr>
+      <w:r>
+        <w:t>Repair the misconception</w:t>
       </w:r>
     </w:p>
     <w:p>
-      <w:r>
+      <w:pPr>
+        <w:spacing w:line="336" w:lineRule="auto" w:after="180"/>
+        <w:shd w:fill="FFF5E6"/>
+      </w:pPr>
+      <w:r>
+        <w:rPr>
+          <w:b w:val="0"/>
+        </w:rPr>
+        <w:t xml:space="preserve">Misconception repair: A </w:t>
+      </w:r>
+      <w:r>
+        <w:rPr>
+          <w:b/>
+        </w:rPr>
+        <w:t>component</w:t>
+      </w:r>
+      <w:r>
+        <w:rPr>
+          <w:b w:val="0"/>
+        </w:rPr>
+        <w:t xml:space="preserve"> diagram is a plan, not </w:t>
+      </w:r>
+      <w:r>
+        <w:rPr>
+          <w:b/>
+        </w:rPr>
+        <w:t>evidence</w:t>
+      </w:r>
+      <w:r>
+        <w:rPr>
+          <w:b w:val="0"/>
+        </w:rPr>
+        <w:t xml:space="preserve"> that the running implementation enforces its arrows.</w:t>
+      </w:r>
+    </w:p>
+    <w:p>
+      <w:pPr>
+        <w:pStyle w:val="Heading3"/>
+      </w:pPr>
+      <w:r>
+        <w:t>Support without giving away the answer</w:t>
+      </w:r>
+    </w:p>
+    <w:p>
+      <w:pPr>
+        <w:spacing w:line="336" w:lineRule="auto" w:after="180"/>
+        <w:shd w:fill="F1F6F8"/>
+      </w:pPr>
+      <w:r>
+        <w:rPr>
+          <w:b w:val="0"/>
+        </w:rPr>
+        <w:t xml:space="preserve">Support: read the exact case aloud, enlarge the labelled picture, supply </w:t>
+      </w:r>
+      <w:r>
+        <w:rPr>
+          <w:b/>
+        </w:rPr>
+        <w:t>input</w:t>
+      </w:r>
+      <w:r>
+        <w:rPr>
+          <w:b w:val="0"/>
+        </w:rPr>
+        <w:t xml:space="preserve"> cards and model only the first deciding step. Accept a spoken explanation or drawing; retain the reasoning goal.</w:t>
+      </w:r>
+    </w:p>
+    <w:p>
+      <w:pPr>
+        <w:pStyle w:val="Heading3"/>
+      </w:pPr>
+      <w:r>
+        <w:t>Extend the reasoning</w:t>
+      </w:r>
+    </w:p>
+    <w:p>
+      <w:pPr>
+        <w:spacing w:line="336" w:lineRule="auto" w:after="180"/>
+        <w:shd w:fill="F5F1FB"/>
+      </w:pPr>
+      <w:r>
+        <w:rPr>
+          <w:b w:val="0"/>
+        </w:rPr>
+        <w:t xml:space="preserve">Extension: Disconnect retrieval from the application. Require a </w:t>
+      </w:r>
+      <w:r>
+        <w:rPr>
+          <w:b/>
+        </w:rPr>
+        <w:t>prediction</w:t>
+      </w:r>
+      <w:r>
+        <w:rPr>
+          <w:b w:val="0"/>
+        </w:rPr>
+        <w:t xml:space="preserve"> and a reason before comparing. Expected result: Return review status rather than inventing a time.</w:t>
+      </w:r>
+    </w:p>
+    <w:p>
+      <w:pPr>
+        <w:spacing w:line="336" w:lineRule="auto" w:after="180"/>
+        <w:shd w:fill="F5F1FB"/>
+      </w:pPr>
+      <w:r>
+        <w:rPr>
+          <w:b w:val="0"/>
+        </w:rPr>
+        <w:t xml:space="preserve">Reason: The supported-answer path lacks its required </w:t>
+      </w:r>
+      <w:r>
+        <w:rPr>
+          <w:b/>
+        </w:rPr>
+        <w:t>evidence</w:t>
+      </w:r>
+      <w:r>
+        <w:rPr>
+          <w:b w:val="0"/>
+        </w:rPr>
+        <w:t xml:space="preserve"> </w:t>
+      </w:r>
+      <w:r>
+        <w:rPr>
+          <w:b/>
+        </w:rPr>
+        <w:t>input</w:t>
+      </w:r>
+      <w:r>
+        <w:rPr>
+          <w:b w:val="0"/>
+        </w:rPr>
+        <w:t>.</w:t>
+      </w:r>
+    </w:p>
+    <w:p>
+      <w:pPr>
+        <w:pStyle w:val="Heading3"/>
+      </w:pPr>
+      <w:r>
+        <w:t>Protect the independent attempt</w:t>
+      </w:r>
+    </w:p>
+    <w:p>
+      <w:pPr>
+        <w:spacing w:line="336" w:lineRule="auto" w:after="180"/>
+        <w:shd w:fill="FFF5E6"/>
+      </w:pPr>
+      <w:r>
+        <w:rPr>
+          <w:b w:val="0"/>
+        </w:rPr>
         <w:t>Independent assessment: withhold the reserved answer until the learner has attempted the new case. Record support separately from correctness.</w:t>
       </w:r>
     </w:p>
@@ -2273,46 +4661,1051 @@
       </w:tr>
     </w:tbl>
     <w:p>
-      <w:r>
-        <w:t>Project checkpoint: Frame the need. Name the user, the problem, allowed inputs and a safe simple starting method.</w:t>
+      <w:pPr>
+        <w:pStyle w:val="Heading3"/>
+      </w:pPr>
+      <w:r>
+        <w:t>Project checkpoint</w:t>
       </w:r>
     </w:p>
     <w:p>
-      <w:r>
-        <w:t>Use the weekly teacher answer for topic-specific reasoning. A saved progress tick is an activity record; judge mastery from the learner’s explanation and evidence.</w:t>
+      <w:pPr>
+        <w:spacing w:line="336" w:lineRule="auto" w:after="180"/>
+        <w:shd w:fill="EDF7F3"/>
+      </w:pPr>
+      <w:r>
+        <w:rPr>
+          <w:b w:val="0"/>
+        </w:rPr>
+        <w:t xml:space="preserve">Project checkpoint: Frame the need. Name the user, the problem, allowed </w:t>
+      </w:r>
+      <w:r>
+        <w:rPr>
+          <w:b/>
+        </w:rPr>
+        <w:t>input</w:t>
+      </w:r>
+      <w:r>
+        <w:rPr>
+          <w:b w:val="0"/>
+        </w:rPr>
+        <w:t>s and a safe simple starting method.</w:t>
       </w:r>
     </w:p>
     <w:p>
       <w:pPr>
-        <w:pStyle w:val="Heading1"/>
-      </w:pPr>
-      <w:r>
-        <w:t>08. Use feedback, labs and repair paths</w:t>
+        <w:spacing w:line="336" w:lineRule="auto" w:after="180"/>
+      </w:pPr>
+      <w:r>
+        <w:rPr>
+          <w:b w:val="0"/>
+        </w:rPr>
+        <w:t xml:space="preserve">Use the weekly teacher answer for topic-specific reasoning. A saved progress tick is an activity record; judge mastery from the learner’s explanation and </w:t>
+      </w:r>
+      <w:r>
+        <w:rPr>
+          <w:b/>
+        </w:rPr>
+        <w:t>evidence</w:t>
+      </w:r>
+      <w:r>
+        <w:rPr>
+          <w:b w:val="0"/>
+        </w:rPr>
+        <w:t>.</w:t>
       </w:r>
     </w:p>
     <w:p>
-      <w:r>
-        <w:t>Use the two formative questions as supported practice, not as independent mastery scores. Discuss the deciding evidence rather than accepting a guessed selection.</w:t>
+      <w:pPr>
+        <w:pStyle w:val="Heading1"/>
+      </w:pPr>
+      <w:r>
+        <w:t>08. Use feedback, labs and repair paths</w:t>
       </w:r>
     </w:p>
     <w:p>
       <w:r>
-        <w:t>The feedback comes from the reviewed public worked case. Do not reveal the separately reserved independent teacher answer until the learner has attempted that case.</w:t>
+        <w:t>Use feedback, earlier review and portfolios purposefully. Apply the coding routine only when this lesson has an executable lab.</w:t>
       </w:r>
     </w:p>
     <w:p>
-      <w:r>
-        <w:t>Ask students to predict before running code. Preserve errors and actual outputs; collect a changed test and an explanation. The branch-boundary and indexing lessons deliberately include failure cases.</w:t>
+      <w:pPr>
+        <w:spacing w:line="336" w:lineRule="auto" w:after="180"/>
+      </w:pPr>
+      <w:r>
+        <w:rPr>
+          <w:b w:val="0"/>
+        </w:rPr>
+        <w:t xml:space="preserve">Use the two formative questions as supported practice, not as independent mastery scores. Discuss the deciding </w:t>
+      </w:r>
+      <w:r>
+        <w:rPr>
+          <w:b/>
+        </w:rPr>
+        <w:t>evidence</w:t>
+      </w:r>
+      <w:r>
+        <w:rPr>
+          <w:b w:val="0"/>
+        </w:rPr>
+        <w:t xml:space="preserve"> rather than accepting a guessed selection.</w:t>
       </w:r>
     </w:p>
     <w:p>
-      <w:r>
-        <w:t>Use the earlier worked-explanation links to address a specific missing building block, then return to the current question. Adapt this suggestion after observing the learner; it is not an automatic diagnosis.</w:t>
+      <w:pPr>
+        <w:spacing w:line="336" w:lineRule="auto" w:after="180"/>
+      </w:pPr>
+      <w:r>
+        <w:rPr>
+          <w:b w:val="0"/>
+        </w:rPr>
+        <w:t>The feedback comes from the reviewed public worked case. Do not reveal the separately reserved independent teacher answer until the learner has attempted that case.</w:t>
       </w:r>
     </w:p>
     <w:p>
-      <w:r>
-        <w:t>Collect the completed-work portfolio as evidence. Record support separately from correctness, and assess explanation, trace/test and limitations. Progress ticks and quiz selections alone do not establish mastery.</w:t>
+      <w:pPr>
+        <w:pStyle w:val="Heading3"/>
+      </w:pPr>
+      <w:r>
+        <w:t>For later coding lessons</w:t>
+      </w:r>
+    </w:p>
+    <w:p>
+      <w:r>
+        <w:t>This week has no code block. Use this routine when a later lesson includes an executable lab.</w:t>
+      </w:r>
+    </w:p>
+    <w:p>
+      <w:pPr>
+        <w:spacing w:line="336" w:lineRule="auto" w:after="180"/>
+        <w:shd w:fill="F1F6F8"/>
+      </w:pPr>
+      <w:r>
+        <w:rPr>
+          <w:b w:val="0"/>
+        </w:rPr>
+        <w:t xml:space="preserve">Ask students to predict before running code. Preserve errors and actual </w:t>
+      </w:r>
+      <w:r>
+        <w:rPr>
+          <w:b/>
+        </w:rPr>
+        <w:t>output</w:t>
+      </w:r>
+      <w:r>
+        <w:rPr>
+          <w:b w:val="0"/>
+        </w:rPr>
+        <w:t>s; collect a changed test and an explanation. The branch-boundary and indexing lessons deliberately include failure cases.</w:t>
+      </w:r>
+    </w:p>
+    <w:p>
+      <w:pPr>
+        <w:spacing w:line="336" w:lineRule="auto" w:after="180"/>
+      </w:pPr>
+      <w:r>
+        <w:rPr>
+          <w:b w:val="0"/>
+        </w:rPr>
+        <w:t>Use the earlier worked-explanation links to address a specific missing building block, then return to the current question. Adapt this suggestion after observing the learner; it is not an automatic diagnosis.</w:t>
+      </w:r>
+    </w:p>
+    <w:p>
+      <w:pPr>
+        <w:spacing w:line="336" w:lineRule="auto" w:after="180"/>
+      </w:pPr>
+      <w:r>
+        <w:rPr>
+          <w:b w:val="0"/>
+        </w:rPr>
+        <w:t xml:space="preserve">Collect the completed-work portfolio as </w:t>
+      </w:r>
+      <w:r>
+        <w:rPr>
+          <w:b/>
+        </w:rPr>
+        <w:t>evidence</w:t>
+      </w:r>
+      <w:r>
+        <w:rPr>
+          <w:b w:val="0"/>
+        </w:rPr>
+        <w:t>. Record support separately from correctness, and assess explanation, trace/test and limitations. Progress ticks and quiz selections alone do not establish mastery.</w:t>
+      </w:r>
+    </w:p>
+    <w:p>
+      <w:pPr>
+        <w:pStyle w:val="Heading1"/>
+      </w:pPr>
+      <w:r>
+        <w:t>09. Visual concept journey</w:t>
+      </w:r>
+    </w:p>
+    <w:p>
+      <w:r>
+        <w:t>Show one Architecture and data flow graphic at a time, request a prediction and discuss its trace before the independent assessment.</w:t>
+      </w:r>
+    </w:p>
+    <w:p>
+      <w:pPr>
+        <w:spacing w:line="336" w:lineRule="auto" w:after="180"/>
+      </w:pPr>
+      <w:r>
+        <w:rPr>
+          <w:b w:val="0"/>
+        </w:rPr>
+        <w:t xml:space="preserve">Use one picture at a time. Hide a worked result before asking for a </w:t>
+      </w:r>
+      <w:r>
+        <w:rPr>
+          <w:b/>
+        </w:rPr>
+        <w:t>prediction</w:t>
+      </w:r>
+      <w:r>
+        <w:rPr>
+          <w:b w:val="0"/>
+        </w:rPr>
+        <w:t>, then reveal it for feedback. These are supported teaching cases; retain the separate independent assessment for a fresh first attempt.</w:t>
+      </w:r>
+    </w:p>
+    <w:p>
+      <w:pPr>
+        <w:pStyle w:val="Heading3"/>
+      </w:pPr>
+      <w:r>
+        <w:t>01. Architecture and data flow: the case</w:t>
+      </w:r>
+    </w:p>
+    <w:p>
+      <w:r>
+        <w:drawing>
+          <wp:inline xmlns:a="http://schemas.openxmlformats.org/drawingml/2006/main" xmlns:pic="http://schemas.openxmlformats.org/drawingml/2006/picture">
+            <wp:extent cx="5486400" cy="2834640"/>
+            <wp:docPr id="2" name="Picture 2" descr="Four boxes for a library reply. A learner asks when the map room closes. Follow the request through the service. Supplied facts: Approved schedule R says 17:30. The model may phrase facts but cannot replace them."/>
+            <wp:cNvGraphicFramePr>
+              <a:graphicFrameLocks noChangeAspect="1"/>
+            </wp:cNvGraphicFramePr>
+            <a:graphic>
+              <a:graphicData uri="http://schemas.openxmlformats.org/drawingml/2006/picture">
+                <pic:pic>
+                  <pic:nvPicPr>
+                    <pic:cNvPr id="0" name="academy-story-ai-6-2-01.png"/>
+                    <pic:cNvPicPr/>
+                  </pic:nvPicPr>
+                  <pic:blipFill>
+                    <a:blip r:embed="rId10"/>
+                    <a:stretch>
+                      <a:fillRect/>
+                    </a:stretch>
+                  </pic:blipFill>
+                  <pic:spPr>
+                    <a:xfrm>
+                      <a:off x="0" y="0"/>
+                      <a:ext cx="5486400" cy="2834640"/>
+                    </a:xfrm>
+                    <a:prstGeom prst="rect"/>
+                  </pic:spPr>
+                </pic:pic>
+              </a:graphicData>
+            </a:graphic>
+          </wp:inline>
+        </w:drawing>
+      </w:r>
+    </w:p>
+    <w:p>
+      <w:pPr>
+        <w:spacing w:line="336" w:lineRule="auto" w:after="180"/>
+      </w:pPr>
+      <w:r>
+        <w:rPr>
+          <w:b w:val="0"/>
+        </w:rPr>
+        <w:t>Four boxes for a library reply. A learner asks when the map room closes. Follow the request through the service. Supplied facts: Approved schedule R says 17:30. The model may phrase facts but cannot replace them.</w:t>
+      </w:r>
+    </w:p>
+    <w:p>
+      <w:pPr>
+        <w:spacing w:line="336" w:lineRule="auto" w:after="180"/>
+        <w:shd w:fill="F5F1FB"/>
+      </w:pPr>
+      <w:r>
+        <w:rPr>
+          <w:b w:val="0"/>
+        </w:rPr>
+        <w:t>Point to the given fact that matters most. Explain why it matters.</w:t>
+      </w:r>
+    </w:p>
+    <w:p>
+      <w:pPr>
+        <w:pStyle w:val="Heading3"/>
+      </w:pPr>
+      <w:r>
+        <w:t>Discuss while showing the picture</w:t>
+      </w:r>
+    </w:p>
+    <w:p>
+      <w:pPr>
+        <w:spacing w:line="336" w:lineRule="auto" w:after="180"/>
+        <w:shd w:fill="F1F6F8"/>
+      </w:pPr>
+      <w:r>
+        <w:rPr>
+          <w:b w:val="0"/>
+        </w:rPr>
+        <w:t>Teacher prompt: Point to the given fact that matters most. Explain why it matters. Ask learners to describe one label or arrow in ordinary words. Use the adjacent transcript if the image is difficult to see.</w:t>
+      </w:r>
+    </w:p>
+    <w:p>
+      <w:pPr>
+        <w:pStyle w:val="Heading3"/>
+      </w:pPr>
+      <w:r>
+        <w:t>02. Follow the deciding steps</w:t>
+      </w:r>
+    </w:p>
+    <w:p>
+      <w:r>
+        <w:drawing>
+          <wp:inline xmlns:a="http://schemas.openxmlformats.org/drawingml/2006/main" xmlns:pic="http://schemas.openxmlformats.org/drawingml/2006/picture">
+            <wp:extent cx="5486400" cy="3182112"/>
+            <wp:docPr id="3" name="Picture 3" descr="Receive question: The interface forwards the map-room question. → Retrieve R: The application retrieves the approved time, 17:30. → Draft and check: A draft cites R and states 17:30; validation checks agreement before returning it."/>
+            <wp:cNvGraphicFramePr>
+              <a:graphicFrameLocks noChangeAspect="1"/>
+            </wp:cNvGraphicFramePr>
+            <a:graphic>
+              <a:graphicData uri="http://schemas.openxmlformats.org/drawingml/2006/picture">
+                <pic:pic>
+                  <pic:nvPicPr>
+                    <pic:cNvPr id="0" name="academy-story-ai-6-2-02.png"/>
+                    <pic:cNvPicPr/>
+                  </pic:nvPicPr>
+                  <pic:blipFill>
+                    <a:blip r:embed="rId11"/>
+                    <a:stretch>
+                      <a:fillRect/>
+                    </a:stretch>
+                  </pic:blipFill>
+                  <pic:spPr>
+                    <a:xfrm>
+                      <a:off x="0" y="0"/>
+                      <a:ext cx="5486400" cy="3182112"/>
+                    </a:xfrm>
+                    <a:prstGeom prst="rect"/>
+                  </pic:spPr>
+                </pic:pic>
+              </a:graphicData>
+            </a:graphic>
+          </wp:inline>
+        </w:drawing>
+      </w:r>
+    </w:p>
+    <w:p>
+      <w:pPr>
+        <w:spacing w:line="336" w:lineRule="auto" w:after="180"/>
+      </w:pPr>
+      <w:r>
+        <w:rPr>
+          <w:b w:val="0"/>
+        </w:rPr>
+        <w:t>Receive question: The interface forwards the map-room question. → Retrieve R: The application retrieves the approved time, 17:30. → Draft and check: A draft cites R and states 17:30; validation checks agreement before returning it.</w:t>
+      </w:r>
+    </w:p>
+    <w:p>
+      <w:pPr>
+        <w:spacing w:line="336" w:lineRule="auto" w:after="180"/>
+        <w:shd w:fill="F5F1FB"/>
+      </w:pPr>
+      <w:r>
+        <w:rPr>
+          <w:b w:val="0"/>
+        </w:rPr>
+        <w:t xml:space="preserve">Point to each numbered stage and explain which recorded </w:t>
+      </w:r>
+      <w:r>
+        <w:rPr>
+          <w:b/>
+        </w:rPr>
+        <w:t>input</w:t>
+      </w:r>
+      <w:r>
+        <w:rPr>
+          <w:b w:val="0"/>
+        </w:rPr>
+        <w:t xml:space="preserve"> it uses.</w:t>
+      </w:r>
+    </w:p>
+    <w:p>
+      <w:pPr>
+        <w:pStyle w:val="Heading3"/>
+      </w:pPr>
+      <w:r>
+        <w:t>Discuss while showing the picture</w:t>
+      </w:r>
+    </w:p>
+    <w:p>
+      <w:pPr>
+        <w:spacing w:line="336" w:lineRule="auto" w:after="180"/>
+        <w:shd w:fill="F1F6F8"/>
+      </w:pPr>
+      <w:r>
+        <w:rPr>
+          <w:b w:val="0"/>
+        </w:rPr>
+        <w:t xml:space="preserve">Teacher prompt: Point to each numbered stage and explain which recorded </w:t>
+      </w:r>
+      <w:r>
+        <w:rPr>
+          <w:b/>
+        </w:rPr>
+        <w:t>input</w:t>
+      </w:r>
+      <w:r>
+        <w:rPr>
+          <w:b w:val="0"/>
+        </w:rPr>
+        <w:t xml:space="preserve"> it uses. Ask learners to describe one label or arrow in ordinary words. Use the adjacent transcript if the image is difficult to see.</w:t>
+      </w:r>
+    </w:p>
+    <w:p>
+      <w:pPr>
+        <w:pStyle w:val="Heading3"/>
+      </w:pPr>
+      <w:r>
+        <w:t>03. Architecture and data flow — evidence trace</w:t>
+      </w:r>
+    </w:p>
+    <w:p>
+      <w:r>
+        <w:drawing>
+          <wp:inline xmlns:a="http://schemas.openxmlformats.org/drawingml/2006/main" xmlns:pic="http://schemas.openxmlformats.org/drawingml/2006/picture">
+            <wp:extent cx="5486400" cy="2996184"/>
+            <wp:docPr id="4" name="Picture 4" descr="Architecture and data flow — evidence trace. A student request bypasses the role filter and sends teacher records directly to a generator. | Trace request validator -&gt; role filter -&gt; source lookup -&gt; response validator -&gt; result. Sources enter as data, not control instructions. Reject invalid requests before any downstream lookup. | The data path crosses the access boundary incorrectly. Move the role filter before source lookup/context construction; hiding a later citation is insufficient."/>
+            <wp:cNvGraphicFramePr>
+              <a:graphicFrameLocks noChangeAspect="1"/>
+            </wp:cNvGraphicFramePr>
+            <a:graphic>
+              <a:graphicData uri="http://schemas.openxmlformats.org/drawingml/2006/picture">
+                <pic:pic>
+                  <pic:nvPicPr>
+                    <pic:cNvPr id="0" name="academy-story-ai-6-2-03.png"/>
+                    <pic:cNvPicPr/>
+                  </pic:nvPicPr>
+                  <pic:blipFill>
+                    <a:blip r:embed="rId12"/>
+                    <a:stretch>
+                      <a:fillRect/>
+                    </a:stretch>
+                  </pic:blipFill>
+                  <pic:spPr>
+                    <a:xfrm>
+                      <a:off x="0" y="0"/>
+                      <a:ext cx="5486400" cy="2996184"/>
+                    </a:xfrm>
+                    <a:prstGeom prst="rect"/>
+                  </pic:spPr>
+                </pic:pic>
+              </a:graphicData>
+            </a:graphic>
+          </wp:inline>
+        </w:drawing>
+      </w:r>
+    </w:p>
+    <w:p>
+      <w:pPr>
+        <w:spacing w:line="336" w:lineRule="auto" w:after="180"/>
+      </w:pPr>
+      <w:r>
+        <w:rPr>
+          <w:b w:val="0"/>
+        </w:rPr>
+        <w:t xml:space="preserve">Architecture and </w:t>
+      </w:r>
+      <w:r>
+        <w:rPr>
+          <w:b/>
+        </w:rPr>
+        <w:t>data flow</w:t>
+      </w:r>
+      <w:r>
+        <w:rPr>
+          <w:b w:val="0"/>
+        </w:rPr>
+        <w:t xml:space="preserve"> — </w:t>
+      </w:r>
+      <w:r>
+        <w:rPr>
+          <w:b/>
+        </w:rPr>
+        <w:t>evidence</w:t>
+      </w:r>
+      <w:r>
+        <w:rPr>
+          <w:b w:val="0"/>
+        </w:rPr>
+        <w:t xml:space="preserve"> trace.</w:t>
+      </w:r>
+    </w:p>
+    <w:p>
+      <w:pPr>
+        <w:spacing w:line="336" w:lineRule="auto" w:after="180"/>
+      </w:pPr>
+      <w:r>
+        <w:rPr>
+          <w:b w:val="0"/>
+        </w:rPr>
+        <w:t>A student request bypasses the role filter and sends teacher records directly to a generator. | Trace request validator -&gt; role filter -&gt; source lookup -&gt; response validator -&gt; result.</w:t>
+      </w:r>
+    </w:p>
+    <w:p>
+      <w:pPr>
+        <w:spacing w:line="336" w:lineRule="auto" w:after="180"/>
+      </w:pPr>
+      <w:r>
+        <w:rPr>
+          <w:b w:val="0"/>
+        </w:rPr>
+        <w:t>Sources enter as data, not control instructions. Reject invalid requests before any downstream lookup. | The data path crosses the access boundary incorrectly.</w:t>
+      </w:r>
+    </w:p>
+    <w:p>
+      <w:pPr>
+        <w:spacing w:line="336" w:lineRule="auto" w:after="180"/>
+      </w:pPr>
+      <w:r>
+        <w:rPr>
+          <w:b w:val="0"/>
+        </w:rPr>
+        <w:t>Move the role filter before source lookup/context construction; hiding a later citation is insufficient.</w:t>
+      </w:r>
+    </w:p>
+    <w:p>
+      <w:pPr>
+        <w:spacing w:line="336" w:lineRule="auto" w:after="180"/>
+        <w:shd w:fill="F5F1FB"/>
+      </w:pPr>
+      <w:r>
+        <w:rPr>
+          <w:b w:val="0"/>
+        </w:rPr>
+        <w:t>Read the labels and values. Explain the relationship the model shows.</w:t>
+      </w:r>
+    </w:p>
+    <w:p>
+      <w:pPr>
+        <w:pStyle w:val="Heading3"/>
+      </w:pPr>
+      <w:r>
+        <w:t>Discuss while showing the picture</w:t>
+      </w:r>
+    </w:p>
+    <w:p>
+      <w:pPr>
+        <w:spacing w:line="336" w:lineRule="auto" w:after="180"/>
+        <w:shd w:fill="F1F6F8"/>
+      </w:pPr>
+      <w:r>
+        <w:rPr>
+          <w:b w:val="0"/>
+        </w:rPr>
+        <w:t>Teacher prompt: Read the labels and values. Explain the relationship the model shows. Ask learners to describe one label or arrow in ordinary words. Use the adjacent transcript if the image is difficult to see.</w:t>
+      </w:r>
+    </w:p>
+    <w:p>
+      <w:pPr>
+        <w:pStyle w:val="Heading3"/>
+      </w:pPr>
+      <w:r>
+        <w:t>04. Change one thing. Trace what follows.</w:t>
+      </w:r>
+    </w:p>
+    <w:p>
+      <w:r>
+        <w:drawing>
+          <wp:inline xmlns:a="http://schemas.openxmlformats.org/drawingml/2006/main" xmlns:pic="http://schemas.openxmlformats.org/drawingml/2006/picture">
+            <wp:extent cx="5486400" cy="3026664"/>
+            <wp:docPr id="5" name="Picture 5" descr="Original case: A draft cites R and states 17:30; validation checks agreement before returning it. Changed condition: Disconnect retrieval from the application. Expected result: Return review status rather than inventing a time. Reason: The supported-answer path lacks its required evidence input."/>
+            <wp:cNvGraphicFramePr>
+              <a:graphicFrameLocks noChangeAspect="1"/>
+            </wp:cNvGraphicFramePr>
+            <a:graphic>
+              <a:graphicData uri="http://schemas.openxmlformats.org/drawingml/2006/picture">
+                <pic:pic>
+                  <pic:nvPicPr>
+                    <pic:cNvPr id="0" name="academy-story-ai-6-2-04.png"/>
+                    <pic:cNvPicPr/>
+                  </pic:nvPicPr>
+                  <pic:blipFill>
+                    <a:blip r:embed="rId13"/>
+                    <a:stretch>
+                      <a:fillRect/>
+                    </a:stretch>
+                  </pic:blipFill>
+                  <pic:spPr>
+                    <a:xfrm>
+                      <a:off x="0" y="0"/>
+                      <a:ext cx="5486400" cy="3026664"/>
+                    </a:xfrm>
+                    <a:prstGeom prst="rect"/>
+                  </pic:spPr>
+                </pic:pic>
+              </a:graphicData>
+            </a:graphic>
+          </wp:inline>
+        </w:drawing>
+      </w:r>
+    </w:p>
+    <w:p>
+      <w:pPr>
+        <w:spacing w:line="336" w:lineRule="auto" w:after="180"/>
+      </w:pPr>
+      <w:r>
+        <w:rPr>
+          <w:b w:val="0"/>
+        </w:rPr>
+        <w:t>Original case: A draft cites R and states 17:30; validation checks agreement before returning it. Changed condition: Disconnect retrieval from the application.</w:t>
+      </w:r>
+    </w:p>
+    <w:p>
+      <w:pPr>
+        <w:spacing w:line="336" w:lineRule="auto" w:after="180"/>
+      </w:pPr>
+      <w:r>
+        <w:rPr>
+          <w:b w:val="0"/>
+        </w:rPr>
+        <w:t xml:space="preserve">Expected result: Return review status rather than inventing a time. Reason: The supported-answer path lacks its required </w:t>
+      </w:r>
+      <w:r>
+        <w:rPr>
+          <w:b/>
+        </w:rPr>
+        <w:t>evidence</w:t>
+      </w:r>
+      <w:r>
+        <w:rPr>
+          <w:b w:val="0"/>
+        </w:rPr>
+        <w:t xml:space="preserve"> </w:t>
+      </w:r>
+      <w:r>
+        <w:rPr>
+          <w:b/>
+        </w:rPr>
+        <w:t>input</w:t>
+      </w:r>
+      <w:r>
+        <w:rPr>
+          <w:b w:val="0"/>
+        </w:rPr>
+        <w:t>.</w:t>
+      </w:r>
+    </w:p>
+    <w:p>
+      <w:pPr>
+        <w:spacing w:line="336" w:lineRule="auto" w:after="180"/>
+        <w:shd w:fill="F5F1FB"/>
+      </w:pPr>
+      <w:r>
+        <w:rPr>
+          <w:b w:val="0"/>
+        </w:rPr>
+        <w:t>Predict before checking the worked changed-case result. Name what changed and what the supplied facts allow you to conclude.</w:t>
+      </w:r>
+    </w:p>
+    <w:p>
+      <w:pPr>
+        <w:pStyle w:val="Heading3"/>
+      </w:pPr>
+      <w:r>
+        <w:t>Discuss while showing the picture</w:t>
+      </w:r>
+    </w:p>
+    <w:p>
+      <w:pPr>
+        <w:spacing w:line="336" w:lineRule="auto" w:after="180"/>
+        <w:shd w:fill="F1F6F8"/>
+      </w:pPr>
+      <w:r>
+        <w:rPr>
+          <w:b w:val="0"/>
+        </w:rPr>
+        <w:t>Teacher prompt: Predict before checking the worked changed-case result. Name what changed and what the supplied facts allow you to conclude. Ask learners to describe one label or arrow in ordinary words.</w:t>
+      </w:r>
+    </w:p>
+    <w:p>
+      <w:pPr>
+        <w:spacing w:line="336" w:lineRule="auto" w:after="180"/>
+        <w:shd w:fill="F1F6F8"/>
+      </w:pPr>
+      <w:r>
+        <w:rPr>
+          <w:b w:val="0"/>
+        </w:rPr>
+        <w:t xml:space="preserve">Use the adjacent transcript if the image is difficult to see. Changed-case reasoning: The supported-answer path lacks its required </w:t>
+      </w:r>
+      <w:r>
+        <w:rPr>
+          <w:b/>
+        </w:rPr>
+        <w:t>evidence</w:t>
+      </w:r>
+      <w:r>
+        <w:rPr>
+          <w:b w:val="0"/>
+        </w:rPr>
+        <w:t xml:space="preserve"> </w:t>
+      </w:r>
+      <w:r>
+        <w:rPr>
+          <w:b/>
+        </w:rPr>
+        <w:t>input</w:t>
+      </w:r>
+      <w:r>
+        <w:rPr>
+          <w:b w:val="0"/>
+        </w:rPr>
+        <w:t>.</w:t>
+      </w:r>
+    </w:p>
+    <w:p>
+      <w:pPr>
+        <w:pStyle w:val="Heading3"/>
+      </w:pPr>
+      <w:r>
+        <w:t>05. Connect the explanation to its limit</w:t>
+      </w:r>
+    </w:p>
+    <w:p>
+      <w:r>
+        <w:drawing>
+          <wp:inline xmlns:a="http://schemas.openxmlformats.org/drawingml/2006/main" xmlns:pic="http://schemas.openxmlformats.org/drawingml/2006/picture">
+            <wp:extent cx="5486400" cy="2834640"/>
+            <wp:docPr id="6" name="Picture 6" descr="An architecture assigns responsibilities and carries data between components. Retrieval provides evidence; drafting supplies wording. Limit: A drawing needs comparison with actual traces; it does not prove the implementation follows the arrows."/>
+            <wp:cNvGraphicFramePr>
+              <a:graphicFrameLocks noChangeAspect="1"/>
+            </wp:cNvGraphicFramePr>
+            <a:graphic>
+              <a:graphicData uri="http://schemas.openxmlformats.org/drawingml/2006/picture">
+                <pic:pic>
+                  <pic:nvPicPr>
+                    <pic:cNvPr id="0" name="academy-story-ai-6-2-05.png"/>
+                    <pic:cNvPicPr/>
+                  </pic:nvPicPr>
+                  <pic:blipFill>
+                    <a:blip r:embed="rId14"/>
+                    <a:stretch>
+                      <a:fillRect/>
+                    </a:stretch>
+                  </pic:blipFill>
+                  <pic:spPr>
+                    <a:xfrm>
+                      <a:off x="0" y="0"/>
+                      <a:ext cx="5486400" cy="2834640"/>
+                    </a:xfrm>
+                    <a:prstGeom prst="rect"/>
+                  </pic:spPr>
+                </pic:pic>
+              </a:graphicData>
+            </a:graphic>
+          </wp:inline>
+        </w:drawing>
+      </w:r>
+    </w:p>
+    <w:p>
+      <w:pPr>
+        <w:spacing w:line="336" w:lineRule="auto" w:after="180"/>
+      </w:pPr>
+      <w:r>
+        <w:rPr>
+          <w:b w:val="0"/>
+        </w:rPr>
+        <w:t xml:space="preserve">An architecture assigns responsibilities and carries data between </w:t>
+      </w:r>
+      <w:r>
+        <w:rPr>
+          <w:b/>
+        </w:rPr>
+        <w:t>component</w:t>
+      </w:r>
+      <w:r>
+        <w:rPr>
+          <w:b w:val="0"/>
+        </w:rPr>
+        <w:t xml:space="preserve">s. Retrieval provides </w:t>
+      </w:r>
+      <w:r>
+        <w:rPr>
+          <w:b/>
+        </w:rPr>
+        <w:t>evidence</w:t>
+      </w:r>
+      <w:r>
+        <w:rPr>
+          <w:b w:val="0"/>
+        </w:rPr>
+        <w:t>; drafting supplies wording.</w:t>
+      </w:r>
+    </w:p>
+    <w:p>
+      <w:pPr>
+        <w:spacing w:line="336" w:lineRule="auto" w:after="180"/>
+      </w:pPr>
+      <w:r>
+        <w:rPr>
+          <w:b w:val="0"/>
+        </w:rPr>
+        <w:t>Limit: A drawing needs comparison with actual traces; it does not prove the implementation follows the arrows.</w:t>
+      </w:r>
+    </w:p>
+    <w:p>
+      <w:pPr>
+        <w:spacing w:line="336" w:lineRule="auto" w:after="180"/>
+        <w:shd w:fill="F5F1FB"/>
+      </w:pPr>
+      <w:r>
+        <w:rPr>
+          <w:b w:val="0"/>
+        </w:rPr>
+        <w:t>Explain the case, then point to a limit on the claim.</w:t>
+      </w:r>
+    </w:p>
+    <w:p>
+      <w:pPr>
+        <w:pStyle w:val="Heading3"/>
+      </w:pPr>
+      <w:r>
+        <w:t>Discuss while showing the picture</w:t>
+      </w:r>
+    </w:p>
+    <w:p>
+      <w:pPr>
+        <w:spacing w:line="336" w:lineRule="auto" w:after="180"/>
+        <w:shd w:fill="F1F6F8"/>
+      </w:pPr>
+      <w:r>
+        <w:rPr>
+          <w:b w:val="0"/>
+        </w:rPr>
+        <w:t>Teacher prompt: Explain the case, then point to a limit on the claim. Ask learners to describe one label or arrow in ordinary words. Use the adjacent transcript if the image is difficult to see.</w:t>
+      </w:r>
+    </w:p>
+    <w:p>
+      <w:pPr>
+        <w:spacing w:line="336" w:lineRule="auto" w:after="180"/>
+        <w:shd w:fill="F1F6F8"/>
+      </w:pPr>
+      <w:r>
+        <w:rPr>
+          <w:b w:val="0"/>
+        </w:rPr>
+        <w:t>Keep the stated scope: A drawing needs comparison with actual traces; it does not prove the implementation follows the arrows.</w:t>
+      </w:r>
+    </w:p>
+    <w:p>
+      <w:pPr>
+        <w:pStyle w:val="Heading3"/>
+      </w:pPr>
+      <w:r>
+        <w:t>06. Make the idea visible in your project</w:t>
+      </w:r>
+    </w:p>
+    <w:p>
+      <w:r>
+        <w:drawing>
+          <wp:inline xmlns:a="http://schemas.openxmlformats.org/drawingml/2006/main" xmlns:pic="http://schemas.openxmlformats.org/drawingml/2006/picture">
+            <wp:extent cx="5486400" cy="3529584"/>
+            <wp:docPr id="7" name="Picture 7" descr="For the Grounded Learning Service, retain an annotated trace and the changed-case result. Name the contract or evidence that makes the deciding step valid, so another team can review it. Draw your input, deciding step, result and limit. Supported question: Label what moves along the library request, retrieval and drafting arrows. Where does 17:30 come from, and why must the service stop if the retrieval arrow is disconnected?"/>
+            <wp:cNvGraphicFramePr>
+              <a:graphicFrameLocks noChangeAspect="1"/>
+            </wp:cNvGraphicFramePr>
+            <a:graphic>
+              <a:graphicData uri="http://schemas.openxmlformats.org/drawingml/2006/picture">
+                <pic:pic>
+                  <pic:nvPicPr>
+                    <pic:cNvPr id="0" name="academy-story-ai-6-2-06.png"/>
+                    <pic:cNvPicPr/>
+                  </pic:nvPicPr>
+                  <pic:blipFill>
+                    <a:blip r:embed="rId15"/>
+                    <a:stretch>
+                      <a:fillRect/>
+                    </a:stretch>
+                  </pic:blipFill>
+                  <pic:spPr>
+                    <a:xfrm>
+                      <a:off x="0" y="0"/>
+                      <a:ext cx="5486400" cy="3529584"/>
+                    </a:xfrm>
+                    <a:prstGeom prst="rect"/>
+                  </pic:spPr>
+                </pic:pic>
+              </a:graphicData>
+            </a:graphic>
+          </wp:inline>
+        </w:drawing>
+      </w:r>
+    </w:p>
+    <w:p>
+      <w:pPr>
+        <w:spacing w:line="336" w:lineRule="auto" w:after="180"/>
+      </w:pPr>
+      <w:r>
+        <w:rPr>
+          <w:b w:val="0"/>
+        </w:rPr>
+        <w:t xml:space="preserve">For the Grounded Learning Service, retain an annotated trace and the changed-case result. Name the contract or </w:t>
+      </w:r>
+      <w:r>
+        <w:rPr>
+          <w:b/>
+        </w:rPr>
+        <w:t>evidence</w:t>
+      </w:r>
+      <w:r>
+        <w:rPr>
+          <w:b w:val="0"/>
+        </w:rPr>
+        <w:t xml:space="preserve"> that makes the deciding step valid, so another team can review it.</w:t>
+      </w:r>
+    </w:p>
+    <w:p>
+      <w:pPr>
+        <w:spacing w:line="336" w:lineRule="auto" w:after="180"/>
+      </w:pPr>
+      <w:r>
+        <w:rPr>
+          <w:b w:val="0"/>
+        </w:rPr>
+        <w:t xml:space="preserve">Draw your </w:t>
+      </w:r>
+      <w:r>
+        <w:rPr>
+          <w:b/>
+        </w:rPr>
+        <w:t>input</w:t>
+      </w:r>
+      <w:r>
+        <w:rPr>
+          <w:b w:val="0"/>
+        </w:rPr>
+        <w:t>, deciding step, result and limit. Supported question: Label what moves along the library request, retrieval and drafting arrows.</w:t>
+      </w:r>
+    </w:p>
+    <w:p>
+      <w:pPr>
+        <w:spacing w:line="336" w:lineRule="auto" w:after="180"/>
+      </w:pPr>
+      <w:r>
+        <w:rPr>
+          <w:b w:val="0"/>
+        </w:rPr>
+        <w:t>Where does 17:30 come from, and why must the service stop if the retrieval arrow is disconnected?</w:t>
+      </w:r>
+    </w:p>
+    <w:p>
+      <w:pPr>
+        <w:spacing w:line="336" w:lineRule="auto" w:after="180"/>
+        <w:shd w:fill="F5F1FB"/>
+      </w:pPr>
+      <w:r>
+        <w:rPr>
+          <w:b w:val="0"/>
+        </w:rPr>
+        <w:t xml:space="preserve">Draw your project trace and justify the deciding step using </w:t>
+      </w:r>
+      <w:r>
+        <w:rPr>
+          <w:b/>
+        </w:rPr>
+        <w:t>evidence</w:t>
+      </w:r>
+      <w:r>
+        <w:rPr>
+          <w:b w:val="0"/>
+        </w:rPr>
+        <w:t>.</w:t>
+      </w:r>
+    </w:p>
+    <w:p>
+      <w:pPr>
+        <w:pStyle w:val="Heading3"/>
+      </w:pPr>
+      <w:r>
+        <w:t>Discuss while showing the picture</w:t>
+      </w:r>
+    </w:p>
+    <w:p>
+      <w:pPr>
+        <w:spacing w:line="336" w:lineRule="auto" w:after="180"/>
+        <w:shd w:fill="F1F6F8"/>
+      </w:pPr>
+      <w:r>
+        <w:rPr>
+          <w:b w:val="0"/>
+        </w:rPr>
+        <w:t xml:space="preserve">Teacher prompt: Draw your project trace and justify the deciding step using </w:t>
+      </w:r>
+      <w:r>
+        <w:rPr>
+          <w:b/>
+        </w:rPr>
+        <w:t>evidence</w:t>
+      </w:r>
+      <w:r>
+        <w:rPr>
+          <w:b w:val="0"/>
+        </w:rPr>
+        <w:t>. Ask learners to describe one label or arrow in ordinary words. Use the adjacent transcript if the image is difficult to see.</w:t>
+      </w:r>
+    </w:p>
+    <w:p>
+      <w:pPr>
+        <w:spacing w:line="336" w:lineRule="auto" w:after="180"/>
+        <w:shd w:fill="F1F6F8"/>
+      </w:pPr>
+      <w:r>
+        <w:rPr>
+          <w:b w:val="0"/>
+        </w:rPr>
+        <w:t>Supported practice key: The interface forwards the map-room question. The application retrieves the approved time, 17:30. A draft cites R and states 17:30; validation checks agreement before returning it.</w:t>
+      </w:r>
+    </w:p>
+    <w:p>
+      <w:pPr>
+        <w:spacing w:line="336" w:lineRule="auto" w:after="180"/>
+        <w:shd w:fill="F1F6F8"/>
+      </w:pPr>
+      <w:r>
+        <w:rPr>
+          <w:b w:val="0"/>
+        </w:rPr>
+        <w:t xml:space="preserve">Changed case: Return review status rather than inventing a time. The supported-answer path lacks its required </w:t>
+      </w:r>
+      <w:r>
+        <w:rPr>
+          <w:b/>
+        </w:rPr>
+        <w:t>evidence</w:t>
+      </w:r>
+      <w:r>
+        <w:rPr>
+          <w:b w:val="0"/>
+        </w:rPr>
+        <w:t xml:space="preserve"> </w:t>
+      </w:r>
+      <w:r>
+        <w:rPr>
+          <w:b/>
+        </w:rPr>
+        <w:t>input</w:t>
+      </w:r>
+      <w:r>
+        <w:rPr>
+          <w:b w:val="0"/>
+        </w:rPr>
+        <w:t>.</w:t>
       </w:r>
     </w:p>
     <w:sectPr>

--- a/downloads/teacher/ai-6-week-02.docx
+++ b/downloads/teacher/ai-6-week-02.docx
@@ -143,7 +143,7 @@
           </w:tcPr>
           <w:p>
             <w:r>
-              <w:t>Sections 1–6; record the brief recall in the workbook.</w:t>
+              <w:t>Use Your mission, Notice the evidence, See how it works, Words that unlock the idea and Follow a worked example; record recall in the workbook.</w:t>
             </w:r>
           </w:p>
         </w:tc>
@@ -175,7 +175,7 @@
           </w:tcPr>
           <w:p>
             <w:r>
-              <w:t>Sections 7–10; use the matching workbook W2 and misconception check.</w:t>
+              <w:t>Use Find and repair a mistake, Practise together and Build your understanding; use the matching workbook W2 and Individual reasoning check.</w:t>
             </w:r>
           </w:p>
         </w:tc>
@@ -207,7 +207,7 @@
           </w:tcPr>
           <w:p>
             <w:r>
-              <w:t>Sections 9 and 11–14. Give extra time to finish the full task set; use Section 15 when the week includes a coding lab.</w:t>
+              <w:t>Use Run the investigation, Connect your project and Try a new case independently. Allow extra time for the full task set. When code is supplied, use the examples in See how it works or Follow a worked example and the browser lab in Supported practice, repair and portfolio.</w:t>
             </w:r>
           </w:p>
         </w:tc>
@@ -1912,7 +1912,7 @@
         <w:rPr>
           <w:b w:val="0"/>
         </w:rPr>
-        <w:t xml:space="preserve">Use the worked example in Sections 3 and 6. Collect a </w:t>
+        <w:t xml:space="preserve">Use See how it works and Follow a worked example. Collect a </w:t>
       </w:r>
       <w:r>
         <w:rPr>
@@ -2421,7 +2421,7 @@
         <w:rPr>
           <w:b w:val="0"/>
         </w:rPr>
-        <w:t xml:space="preserve">Use Section 9 for the </w:t>
+        <w:t xml:space="preserve">Use Run the investigation for the </w:t>
       </w:r>
       <w:r>
         <w:rPr>
@@ -4177,7 +4177,7 @@
           </w:tcPr>
           <w:p>
             <w:r>
-              <w:t>Sections 1–6; record the brief recall in the workbook.</w:t>
+              <w:t>Use Your mission, Notice the evidence, See how it works, Words that unlock the idea and Follow a worked example; record recall in the workbook.</w:t>
             </w:r>
           </w:p>
         </w:tc>
@@ -4209,7 +4209,7 @@
           </w:tcPr>
           <w:p>
             <w:r>
-              <w:t>Sections 7–10; use the matching workbook W2 and misconception check.</w:t>
+              <w:t>Use Find and repair a mistake, Practise together and Build your understanding; use the matching workbook W2 and Individual reasoning check.</w:t>
             </w:r>
           </w:p>
         </w:tc>
@@ -4241,7 +4241,7 @@
           </w:tcPr>
           <w:p>
             <w:r>
-              <w:t>Sections 9 and 11–14. Give extra time to finish the full task set; use Section 15 when the week includes a coding lab.</w:t>
+              <w:t>Use Run the investigation, Connect your project and Try a new case independently. Allow extra time for the full task set. When code is supplied, use the examples in See how it works or Follow a worked example and the browser lab in Supported practice, repair and portfolio.</w:t>
             </w:r>
           </w:p>
         </w:tc>

--- a/downloads/teacher/ai-6-week-02.docx
+++ b/downloads/teacher/ai-6-week-02.docx
@@ -25,20 +25,38 @@
         <w:pStyle w:val="Heading1"/>
       </w:pPr>
       <w:r>
-        <w:t>01. Prepare the purpose, prerequisites and materials</w:t>
+        <w:t>Make every architecture arrow carry a declared responsibility and observable evidence.</w:t>
       </w:r>
     </w:p>
     <w:p>
       <w:r>
-        <w:t>Prepare Architecture and data flow: check the target, prerequisites, resources and adaptable teaching schedule.</w:t>
+        <w:t>Teach access-before-context, missing-evidence stops and response agreement with complete local traces.</w:t>
       </w:r>
     </w:p>
     <w:p>
-      <w:pPr>
-        <w:pStyle w:val="Heading3"/>
-      </w:pPr>
-      <w:r>
-        <w:t>Teach the learning cycle</w:t>
+      <w:r>
+        <w:t>Model the route → compare plan with traces → diagnose bypasses → assess fresh malformed-input reasoning → revisit a missing source.</w:t>
+      </w:r>
+    </w:p>
+    <w:p>
+      <w:pPr>
+        <w:pStyle w:val="Heading1"/>
+      </w:pPr>
+      <w:r>
+        <w:t>01. Prepare the connected service investigation</w:t>
+      </w:r>
+    </w:p>
+    <w:p>
+      <w:r>
+        <w:t>Keep modelling, shared practice and independent evidence distinct.</w:t>
+      </w:r>
+    </w:p>
+    <w:p>
+      <w:pPr>
+        <w:pStyle w:val="Heading2"/>
+      </w:pPr>
+      <w:r>
+        <w:t>Target and main teaching plan</w:t>
       </w:r>
     </w:p>
     <w:p>
@@ -249,18 +267,21 @@
     </w:p>
     <w:p>
       <w:pPr>
-        <w:pStyle w:val="Heading3"/>
-      </w:pPr>
-      <w:r>
-        <w:t>Retrieval answer guidance</w:t>
+        <w:pStyle w:val="Heading2"/>
+      </w:pPr>
+      <w:r>
+        <w:t>Preparation and prerequisite</w:t>
       </w:r>
     </w:p>
     <w:p>
       <w:pPr>
-        <w:pStyle w:val="Heading3"/>
-      </w:pPr>
-      <w:r>
-        <w:t>Requirements and service boundaries</w:t>
+        <w:spacing w:line="336" w:lineRule="auto" w:after="180"/>
+      </w:pPr>
+      <w:r>
+        <w:rPr>
+          <w:b w:val="0"/>
+        </w:rPr>
+        <w:t>Lesson and workbook; paper and pencil</w:t>
       </w:r>
     </w:p>
     <w:p>
@@ -271,7 +292,7 @@
         <w:rPr>
           <w:b w:val="0"/>
         </w:rPr>
-        <w:t>Without opening the old lesson, explain one key idea from Requirements and service boundaries. Give an example and a mistake that the idea helps you avoid.</w:t>
+        <w:t>Calculator and optional local Python 3 for arithmetic; no live API or private data</w:t>
       </w:r>
     </w:p>
     <w:p>
@@ -282,19 +303,7 @@
         <w:rPr>
           <w:b w:val="0"/>
         </w:rPr>
-        <w:t xml:space="preserve">Look for: Explain the </w:t>
-      </w:r>
-      <w:r>
-        <w:rPr>
-          <w:b/>
-        </w:rPr>
-        <w:t>mechanism</w:t>
-      </w:r>
-      <w:r>
-        <w:rPr>
-          <w:b w:val="0"/>
-        </w:rPr>
-        <w:t xml:space="preserve"> and terminology of requirements and service boundaries</w:t>
+        <w:t>Prepare the fresh retry separately and withhold its solution until after collection</w:t>
       </w:r>
     </w:p>
     <w:p>
@@ -305,7 +314,31 @@
         <w:rPr>
           <w:b w:val="0"/>
         </w:rPr>
-        <w:t>Reference example, not the only acceptable wording: Teacher explanation: A service boundary states who can request what, what data may be read and which actions are outside scope. Requirements must be observable.</w:t>
+        <w:t xml:space="preserve">A result depends on the </w:t>
+      </w:r>
+      <w:r>
+        <w:rPr>
+          <w:b/>
+        </w:rPr>
+        <w:t>input</w:t>
+      </w:r>
+      <w:r>
+        <w:rPr>
+          <w:b w:val="0"/>
+        </w:rPr>
+        <w:t xml:space="preserve">s, procedure and conditions that produced it. Preserve data roles and distinguish observed outcomes from </w:t>
+      </w:r>
+      <w:r>
+        <w:rPr>
+          <w:b/>
+        </w:rPr>
+        <w:t>prediction</w:t>
+      </w:r>
+      <w:r>
+        <w:rPr>
+          <w:b w:val="0"/>
+        </w:rPr>
+        <w:t>s or unmeasured conditions.</w:t>
       </w:r>
     </w:p>
     <w:p>
@@ -316,30 +349,15 @@
         <w:rPr>
           <w:b w:val="0"/>
         </w:rPr>
-        <w:t>The fictional student timetable service reads a public schedule and returns a meeting time or review status. It cannot edit schedules or email users. Test success and refusal before adding model behaviour.</w:t>
+        <w:t>If the prior concept cannot be explained, use a short retrieval activity before this chapter.</w:t>
       </w:r>
     </w:p>
     <w:p>
       <w:pPr>
-        <w:spacing w:line="336" w:lineRule="auto" w:after="180"/>
-      </w:pPr>
-      <w:r>
-        <w:rPr>
-          <w:b w:val="0"/>
-        </w:rPr>
-        <w:t xml:space="preserve">Two 45-minute sessions. Architecture assigns responsibilities to </w:t>
-      </w:r>
-      <w:r>
-        <w:rPr>
-          <w:b/>
-        </w:rPr>
-        <w:t>component</w:t>
-      </w:r>
-      <w:r>
-        <w:rPr>
-          <w:b w:val="0"/>
-        </w:rPr>
-        <w:t>s and shows information crossing trust boundaries. A diagram should include failure paths.</w:t>
+        <w:pStyle w:val="Heading2"/>
+      </w:pPr>
+      <w:r>
+        <w:t>Opening retrieval</w:t>
       </w:r>
     </w:p>
     <w:p>
@@ -350,19 +368,7 @@
         <w:rPr>
           <w:b w:val="0"/>
         </w:rPr>
-        <w:t xml:space="preserve">Use the supplied constructed scenarios to make the </w:t>
-      </w:r>
-      <w:r>
-        <w:rPr>
-          <w:b/>
-        </w:rPr>
-        <w:t>mechanism</w:t>
-      </w:r>
-      <w:r>
-        <w:rPr>
-          <w:b w:val="0"/>
-        </w:rPr>
-        <w:t xml:space="preserve"> inspectable. Collect W4 before sharing solutions.</w:t>
+        <w:t>Without opening the old lesson, explain one key idea from Requirements and service boundaries. Give an example and a mistake that the idea helps you avoid.</w:t>
       </w:r>
     </w:p>
     <w:p>
@@ -373,27 +379,30 @@
         <w:rPr>
           <w:b w:val="0"/>
         </w:rPr>
-        <w:t xml:space="preserve">Students should name intermediate </w:t>
+        <w:t xml:space="preserve">Look for: Explain the </w:t>
       </w:r>
       <w:r>
         <w:rPr>
           <w:b/>
         </w:rPr>
-        <w:t>evidence</w:t>
+        <w:t>mechanism</w:t>
       </w:r>
       <w:r>
         <w:rPr>
           <w:b w:val="0"/>
         </w:rPr>
-        <w:t xml:space="preserve"> and limitations; classroom pacing and learning effectiveness remain unvalidated.</w:t>
+        <w:t xml:space="preserve"> and terminology of requirements and service boundaries</w:t>
       </w:r>
     </w:p>
     <w:p>
       <w:pPr>
-        <w:pStyle w:val="Heading3"/>
-      </w:pPr>
-      <w:r>
-        <w:t>Outcomes</w:t>
+        <w:spacing w:line="336" w:lineRule="auto" w:after="180"/>
+      </w:pPr>
+      <w:r>
+        <w:rPr>
+          <w:b w:val="0"/>
+        </w:rPr>
+        <w:t>Reference example, not the only acceptable wording: Teacher explanation: A service boundary states who can request what, what data may be read and which actions are outside scope. Requirements must be observable.</w:t>
       </w:r>
     </w:p>
     <w:p>
@@ -404,36 +413,15 @@
         <w:rPr>
           <w:b w:val="0"/>
         </w:rPr>
-        <w:t xml:space="preserve">Explain the </w:t>
-      </w:r>
-      <w:r>
-        <w:rPr>
-          <w:b/>
-        </w:rPr>
-        <w:t>mechanism</w:t>
-      </w:r>
-      <w:r>
-        <w:rPr>
-          <w:b w:val="0"/>
-        </w:rPr>
-        <w:t xml:space="preserve"> and terminology of architecture and </w:t>
-      </w:r>
-      <w:r>
-        <w:rPr>
-          <w:b/>
-        </w:rPr>
-        <w:t>data flow</w:t>
+        <w:t>The fictional student timetable service reads a public schedule and returns a meeting time or review status. It cannot edit schedules or email users. Test success and refusal before adding model behaviour.</w:t>
       </w:r>
     </w:p>
     <w:p>
       <w:pPr>
-        <w:spacing w:line="336" w:lineRule="auto" w:after="180"/>
-      </w:pPr>
-      <w:r>
-        <w:rPr>
-          <w:b w:val="0"/>
-        </w:rPr>
-        <w:t>Apply the stated procedure to a new case with a traceable result</w:t>
+        <w:pStyle w:val="Heading2"/>
+      </w:pPr>
+      <w:r>
+        <w:t>Pictured end goal</w:t>
       </w:r>
     </w:p>
     <w:p>
@@ -444,91 +432,106 @@
         <w:rPr>
           <w:b w:val="0"/>
         </w:rPr>
-        <w:t>Identify an assumption or limitation and design a revealing follow-up</w:t>
+        <w:t xml:space="preserve">Explain architecture and </w:t>
+      </w:r>
+      <w:r>
+        <w:rPr>
+          <w:b/>
+        </w:rPr>
+        <w:t>data flow</w:t>
+      </w:r>
+      <w:r>
+        <w:rPr>
+          <w:b w:val="0"/>
+        </w:rPr>
+        <w:t xml:space="preserve"> using the deciding step in this fictional service.</w:t>
       </w:r>
     </w:p>
     <w:p>
       <w:pPr>
-        <w:pStyle w:val="Heading3"/>
-      </w:pPr>
-      <w:r>
-        <w:t>Preparation</w:t>
+        <w:pStyle w:val="Heading2"/>
+      </w:pPr>
+      <w:r>
+        <w:t>Earlier wording, alternatives and picture transcripts · reference / check after trying</w:t>
       </w:r>
     </w:p>
     <w:p>
       <w:pPr>
-        <w:spacing w:line="336" w:lineRule="auto" w:after="180"/>
-      </w:pPr>
-      <w:r>
-        <w:rPr>
-          <w:b w:val="0"/>
-        </w:rPr>
-        <w:t>Lesson and workbook; paper and pencil</w:t>
+        <w:pStyle w:val="Heading3"/>
+      </w:pPr>
+      <w:r>
+        <w:t>Teach the learning cycle</w:t>
       </w:r>
     </w:p>
     <w:p>
       <w:pPr>
-        <w:spacing w:line="336" w:lineRule="auto" w:after="180"/>
-      </w:pPr>
-      <w:r>
-        <w:rPr>
-          <w:b w:val="0"/>
-        </w:rPr>
-        <w:t>Calculator and optional local Python 3 for arithmetic; no live API or private data</w:t>
+        <w:pStyle w:val="Heading3"/>
+      </w:pPr>
+      <w:r>
+        <w:t>Retrieval answer guidance</w:t>
       </w:r>
     </w:p>
     <w:p>
       <w:pPr>
-        <w:spacing w:line="336" w:lineRule="auto" w:after="180"/>
-      </w:pPr>
-      <w:r>
-        <w:rPr>
-          <w:b w:val="0"/>
-        </w:rPr>
-        <w:t>Prepare the fresh retry separately and withhold its solution until after collection</w:t>
+        <w:pStyle w:val="Heading3"/>
+      </w:pPr>
+      <w:r>
+        <w:t>Requirements and service boundaries</w:t>
       </w:r>
     </w:p>
     <w:p>
       <w:pPr>
-        <w:pStyle w:val="Heading3"/>
-      </w:pPr>
-      <w:r>
-        <w:t>Prerequisite answer</w:t>
+        <w:spacing w:line="336" w:lineRule="auto" w:after="180"/>
+      </w:pPr>
+      <w:r>
+        <w:rPr>
+          <w:b w:val="0"/>
+        </w:rPr>
+        <w:t xml:space="preserve">Use the three-session teaching cycle above, with extra time as needed. Architecture assigns responsibilities to </w:t>
+      </w:r>
+      <w:r>
+        <w:rPr>
+          <w:b/>
+        </w:rPr>
+        <w:t>component</w:t>
+      </w:r>
+      <w:r>
+        <w:rPr>
+          <w:b w:val="0"/>
+        </w:rPr>
+        <w:t xml:space="preserve">s and shows information crossing trust boundaries. A diagram should include failure paths. Use the supplied constructed scenarios to make the </w:t>
+      </w:r>
+      <w:r>
+        <w:rPr>
+          <w:b/>
+        </w:rPr>
+        <w:t>mechanism</w:t>
+      </w:r>
+      <w:r>
+        <w:rPr>
+          <w:b w:val="0"/>
+        </w:rPr>
+        <w:t xml:space="preserve"> inspectable. Collect W4 before sharing solutions. Students should name intermediate </w:t>
+      </w:r>
+      <w:r>
+        <w:rPr>
+          <w:b/>
+        </w:rPr>
+        <w:t>evidence</w:t>
+      </w:r>
+      <w:r>
+        <w:rPr>
+          <w:b w:val="0"/>
+        </w:rPr>
+        <w:t xml:space="preserve"> and limitations; classroom pacing and learning effectiveness remain unvalidated.</w:t>
       </w:r>
     </w:p>
     <w:p>
       <w:pPr>
-        <w:spacing w:line="336" w:lineRule="auto" w:after="180"/>
-      </w:pPr>
-      <w:r>
-        <w:rPr>
-          <w:b w:val="0"/>
-        </w:rPr>
-        <w:t xml:space="preserve">A result depends on the </w:t>
-      </w:r>
-      <w:r>
-        <w:rPr>
-          <w:b/>
-        </w:rPr>
-        <w:t>input</w:t>
-      </w:r>
-      <w:r>
-        <w:rPr>
-          <w:b w:val="0"/>
-        </w:rPr>
-        <w:t xml:space="preserve">s, procedure and conditions that produced it. Preserve data roles and distinguish observed outcomes from </w:t>
-      </w:r>
-      <w:r>
-        <w:rPr>
-          <w:b/>
-        </w:rPr>
-        <w:t>prediction</w:t>
-      </w:r>
-      <w:r>
-        <w:rPr>
-          <w:b w:val="0"/>
-        </w:rPr>
-        <w:t>s or unmeasured conditions.</w:t>
+        <w:pStyle w:val="Heading3"/>
+      </w:pPr>
+      <w:r>
+        <w:t>Outcomes</w:t>
       </w:r>
     </w:p>
     <w:p>
@@ -539,15 +542,36 @@
         <w:rPr>
           <w:b w:val="0"/>
         </w:rPr>
-        <w:t>If the prior concept cannot be explained, use a short retrieval activity before this chapter.</w:t>
+        <w:t xml:space="preserve">Explain the </w:t>
+      </w:r>
+      <w:r>
+        <w:rPr>
+          <w:b/>
+        </w:rPr>
+        <w:t>mechanism</w:t>
+      </w:r>
+      <w:r>
+        <w:rPr>
+          <w:b w:val="0"/>
+        </w:rPr>
+        <w:t xml:space="preserve"> and terminology of architecture and </w:t>
+      </w:r>
+      <w:r>
+        <w:rPr>
+          <w:b/>
+        </w:rPr>
+        <w:t>data flow</w:t>
       </w:r>
     </w:p>
     <w:p>
       <w:pPr>
-        <w:pStyle w:val="Heading3"/>
-      </w:pPr>
-      <w:r>
-        <w:t>End goal for the pictorial case</w:t>
+        <w:spacing w:line="336" w:lineRule="auto" w:after="180"/>
+      </w:pPr>
+      <w:r>
+        <w:rPr>
+          <w:b w:val="0"/>
+        </w:rPr>
+        <w:t>Apply the stated procedure to a new case with a traceable result</w:t>
       </w:r>
     </w:p>
     <w:p>
@@ -558,43 +582,31 @@
         <w:rPr>
           <w:b w:val="0"/>
         </w:rPr>
-        <w:t xml:space="preserve">Explain architecture and </w:t>
-      </w:r>
-      <w:r>
-        <w:rPr>
-          <w:b/>
-        </w:rPr>
-        <w:t>data flow</w:t>
-      </w:r>
-      <w:r>
-        <w:rPr>
-          <w:b w:val="0"/>
-        </w:rPr>
-        <w:t xml:space="preserve"> using the deciding step in this fictional service.</w:t>
+        <w:t>Identify an assumption or limitation and design a revealing follow-up</w:t>
       </w:r>
     </w:p>
     <w:p>
       <w:pPr>
-        <w:spacing w:line="336" w:lineRule="auto" w:after="180"/>
-      </w:pPr>
-      <w:r>
-        <w:rPr>
-          <w:b w:val="0"/>
-        </w:rPr>
-        <w:t>This added worked case illustrates the week’s main idea. Retain all original and connected topics; schedule its practice within the teaching cycle.</w:t>
+        <w:pStyle w:val="Heading3"/>
+      </w:pPr>
+      <w:r>
+        <w:t>Preparation</w:t>
       </w:r>
     </w:p>
     <w:p>
       <w:pPr>
-        <w:pStyle w:val="Heading1"/>
-      </w:pPr>
-      <w:r>
-        <w:t>02. Explain and model the mechanism</w:t>
+        <w:pStyle w:val="Heading3"/>
+      </w:pPr>
+      <w:r>
+        <w:t>Prerequisite answer</w:t>
       </w:r>
     </w:p>
     <w:p>
-      <w:r>
-        <w:t>Model Architecture and data flow using the supplied case, labelled mechanism and reasoning. Make the scope of each conclusion explicit.</w:t>
+      <w:pPr>
+        <w:pStyle w:val="Heading3"/>
+      </w:pPr>
+      <w:r>
+        <w:t>End goal for the pictorial case</w:t>
       </w:r>
     </w:p>
     <w:p>
@@ -605,49 +617,28 @@
         <w:rPr>
           <w:b w:val="0"/>
         </w:rPr>
-        <w:t xml:space="preserve">Architecture assigns responsibilities to </w:t>
-      </w:r>
-      <w:r>
-        <w:rPr>
-          <w:b/>
-        </w:rPr>
-        <w:t>component</w:t>
-      </w:r>
-      <w:r>
-        <w:rPr>
-          <w:b w:val="0"/>
-        </w:rPr>
-        <w:t>s and shows information crossing trust boundaries. A diagram should include failure paths.</w:t>
+        <w:t>This added worked case illustrates the week’s main idea. Retain all original and connected topics; schedule its practice within the teaching cycle.</w:t>
       </w:r>
     </w:p>
     <w:p>
       <w:pPr>
-        <w:pStyle w:val="Heading3"/>
-      </w:pPr>
-      <w:r>
-        <w:t>Explain Architecture and data flow · 1</w:t>
+        <w:pStyle w:val="Heading1"/>
+      </w:pPr>
+      <w:r>
+        <w:t>02. Teach responsibilities, trust boundaries and recorded stage order</w:t>
       </w:r>
     </w:p>
     <w:p>
-      <w:pPr>
-        <w:spacing w:line="336" w:lineRule="auto" w:after="180"/>
-      </w:pPr>
-      <w:r>
-        <w:rPr>
-          <w:b w:val="0"/>
-        </w:rPr>
-        <w:t>Begin by writing the question the procedure is intended to answer. Identify the information already supplied, the information it will produce and the information still missing.</w:t>
+      <w:r>
+        <w:t>Separate diagram intent from observed local execution.</w:t>
       </w:r>
     </w:p>
     <w:p>
       <w:pPr>
-        <w:spacing w:line="336" w:lineRule="auto" w:after="180"/>
-      </w:pPr>
-      <w:r>
-        <w:rPr>
-          <w:b w:val="0"/>
-        </w:rPr>
-        <w:t>These are constructed classroom examples; they do not require live accounts, private records or an external service. Do not treat a plausible explanation as a measured outcome.</w:t>
+        <w:pStyle w:val="Heading2"/>
+      </w:pPr>
+      <w:r>
+        <w:t>Definitions and complete component responsibilities</w:t>
       </w:r>
     </w:p>
     <w:p>
@@ -658,15 +649,1449 @@
         <w:rPr>
           <w:b w:val="0"/>
         </w:rPr>
-        <w:t>Trace request validator -&gt; role filter -&gt; source lookup -&gt; response validator -&gt; result. Sources enter as data, not control instructions. Reject invalid requests before any downstream lookup.</w:t>
+        <w:t xml:space="preserve">Architecture assigns responsibilities to </w:t>
+      </w:r>
+      <w:r>
+        <w:rPr>
+          <w:b/>
+        </w:rPr>
+        <w:t>component</w:t>
+      </w:r>
+      <w:r>
+        <w:rPr>
+          <w:b w:val="0"/>
+        </w:rPr>
+        <w:t>s and shows information crossing trust boundaries. A diagram should include failure paths.</w:t>
       </w:r>
     </w:p>
     <w:p>
       <w:pPr>
+        <w:spacing w:line="336" w:lineRule="auto" w:after="180"/>
+      </w:pPr>
+      <w:r>
+        <w:rPr>
+          <w:b w:val="0"/>
+        </w:rPr>
+        <w:t>Trace request validator -&gt; role filter -&gt; source lookup -&gt; response validator -&gt; result. Sources enter as data, not control instructions. Reject invalid requests before any downstream lookup.</w:t>
+      </w:r>
+    </w:p>
+    <w:tbl>
+      <w:tblPr>
+        <w:tblStyle w:val="LightShading-Accent1"/>
+        <w:tblW w:type="auto" w:w="0"/>
+        <w:tblLook w:firstColumn="1" w:firstRow="1" w:lastColumn="0" w:lastRow="0" w:noHBand="0" w:noVBand="1" w:val="04A0"/>
+      </w:tblPr>
+      <w:tblGrid>
+        <w:gridCol w:w="3408"/>
+        <w:gridCol w:w="3408"/>
+        <w:gridCol w:w="3408"/>
+      </w:tblGrid>
+      <w:tr>
+        <w:trPr>
+          <w:tblHeader/>
+        </w:trPr>
+        <w:tc>
+          <w:tcPr>
+            <w:tcW w:type="dxa" w:w="3408"/>
+          </w:tcPr>
+          <w:p>
+            <w:r>
+              <w:t>Component</w:t>
+            </w:r>
+          </w:p>
+        </w:tc>
+        <w:tc>
+          <w:tcPr>
+            <w:tcW w:type="dxa" w:w="3408"/>
+          </w:tcPr>
+          <w:p>
+            <w:r>
+              <w:t>Responsibility</w:t>
+            </w:r>
+          </w:p>
+        </w:tc>
+        <w:tc>
+          <w:tcPr>
+            <w:tcW w:type="dxa" w:w="3408"/>
+          </w:tcPr>
+          <w:p>
+            <w:r>
+              <w:t>Stop or alternate outcome</w:t>
+            </w:r>
+          </w:p>
+        </w:tc>
+      </w:tr>
+      <w:tr>
+        <w:tc>
+          <w:tcPr>
+            <w:tcW w:type="dxa" w:w="3408"/>
+          </w:tcPr>
+          <w:p>
+            <w:r>
+              <w:t>Request validator</w:t>
+            </w:r>
+          </w:p>
+        </w:tc>
+        <w:tc>
+          <w:tcPr>
+            <w:tcW w:type="dxa" w:w="3408"/>
+          </w:tcPr>
+          <w:p>
+            <w:r>
+              <w:t>Check the request shape and required fields</w:t>
+            </w:r>
+          </w:p>
+        </w:tc>
+        <w:tc>
+          <w:tcPr>
+            <w:tcW w:type="dxa" w:w="3408"/>
+          </w:tcPr>
+          <w:p>
+            <w:r>
+              <w:t>Invalid request stops before lookup</w:t>
+            </w:r>
+          </w:p>
+        </w:tc>
+      </w:tr>
+      <w:tr>
+        <w:tc>
+          <w:tcPr>
+            <w:tcW w:type="dxa" w:w="3408"/>
+          </w:tcPr>
+          <w:p>
+            <w:r>
+              <w:t>Role filter</w:t>
+            </w:r>
+          </w:p>
+        </w:tc>
+        <w:tc>
+          <w:tcPr>
+            <w:tcW w:type="dxa" w:w="3408"/>
+          </w:tcPr>
+          <w:p>
+            <w:r>
+              <w:t>Use trusted caller identity to restrict accessible source IDs before content lookup</w:t>
+            </w:r>
+          </w:p>
+        </w:tc>
+        <w:tc>
+          <w:tcPr>
+            <w:tcW w:type="dxa" w:w="3408"/>
+          </w:tcPr>
+          <w:p>
+            <w:r>
+              <w:t>Denied request stops before restricted source content enters context</w:t>
+            </w:r>
+          </w:p>
+        </w:tc>
+      </w:tr>
+      <w:tr>
+        <w:tc>
+          <w:tcPr>
+            <w:tcW w:type="dxa" w:w="3408"/>
+          </w:tcPr>
+          <w:p>
+            <w:r>
+              <w:t>Source lookup</w:t>
+            </w:r>
+          </w:p>
+        </w:tc>
+        <w:tc>
+          <w:tcPr>
+            <w:tcW w:type="dxa" w:w="3408"/>
+          </w:tcPr>
+          <w:p>
+            <w:r>
+              <w:t>Read only an approved accessible record</w:t>
+            </w:r>
+          </w:p>
+        </w:tc>
+        <w:tc>
+          <w:tcPr>
+            <w:tcW w:type="dxa" w:w="3408"/>
+          </w:tcPr>
+          <w:p>
+            <w:r>
+              <w:t>Missing approved record returns review</w:t>
+            </w:r>
+          </w:p>
+        </w:tc>
+      </w:tr>
+      <w:tr>
+        <w:tc>
+          <w:tcPr>
+            <w:tcW w:type="dxa" w:w="3408"/>
+          </w:tcPr>
+          <w:p>
+            <w:r>
+              <w:t>Drafting step</w:t>
+            </w:r>
+          </w:p>
+        </w:tc>
+        <w:tc>
+          <w:tcPr>
+            <w:tcW w:type="dxa" w:w="3408"/>
+          </w:tcPr>
+          <w:p>
+            <w:r>
+              <w:t>Phrase the approved facts; keep source content as data</w:t>
+            </w:r>
+          </w:p>
+        </w:tc>
+        <w:tc>
+          <w:tcPr>
+            <w:tcW w:type="dxa" w:w="3408"/>
+          </w:tcPr>
+          <w:p>
+            <w:r>
+              <w:t>Cannot invent permission or replace evidence</w:t>
+            </w:r>
+          </w:p>
+        </w:tc>
+      </w:tr>
+      <w:tr>
+        <w:tc>
+          <w:tcPr>
+            <w:tcW w:type="dxa" w:w="3408"/>
+          </w:tcPr>
+          <w:p>
+            <w:r>
+              <w:t>Response validator</w:t>
+            </w:r>
+          </w:p>
+        </w:tc>
+        <w:tc>
+          <w:tcPr>
+            <w:tcW w:type="dxa" w:w="3408"/>
+          </w:tcPr>
+          <w:p>
+            <w:r>
+              <w:t>Check required output fields and agreement with the supplied evidence</w:t>
+            </w:r>
+          </w:p>
+        </w:tc>
+        <w:tc>
+          <w:tcPr>
+            <w:tcW w:type="dxa" w:w="3408"/>
+          </w:tcPr>
+          <w:p>
+            <w:r>
+              <w:t>Mismatched draft returns review</w:t>
+            </w:r>
+          </w:p>
+        </w:tc>
+      </w:tr>
+      <w:tr>
+        <w:tc>
+          <w:tcPr>
+            <w:tcW w:type="dxa" w:w="3408"/>
+          </w:tcPr>
+          <w:p>
+            <w:r>
+              <w:t>Result</w:t>
+            </w:r>
+          </w:p>
+        </w:tc>
+        <w:tc>
+          <w:tcPr>
+            <w:tcW w:type="dxa" w:w="3408"/>
+          </w:tcPr>
+          <w:p>
+            <w:r>
+              <w:t>Return only an allowed checked response</w:t>
+            </w:r>
+          </w:p>
+        </w:tc>
+        <w:tc>
+          <w:tcPr>
+            <w:tcW w:type="dxa" w:w="3408"/>
+          </w:tcPr>
+          <w:p>
+            <w:r>
+              <w:t>Do not hide an earlier boundary violation by changing its citation</w:t>
+            </w:r>
+          </w:p>
+        </w:tc>
+      </w:tr>
+    </w:tbl>
+    <w:p>
+      <w:pPr>
+        <w:pStyle w:val="Heading2"/>
+      </w:pPr>
+      <w:r>
+        <w:t>Ordered flow, complete fixtures and main reasoning</w:t>
+      </w:r>
+    </w:p>
+    <w:p>
+      <w:pPr>
         <w:pStyle w:val="Heading3"/>
       </w:pPr>
       <w:r>
-        <w:t>Explain Architecture and data flow · 2</w:t>
+        <w:t>Put the access check before the source body and drafting context</w:t>
+      </w:r>
+    </w:p>
+    <w:tbl>
+      <w:tblPr>
+        <w:tblStyle w:val="LightShading-Accent1"/>
+        <w:tblW w:type="auto" w:w="0"/>
+        <w:tblLook w:firstColumn="1" w:firstRow="1" w:lastColumn="0" w:lastRow="0" w:noHBand="0" w:noVBand="1" w:val="04A0"/>
+      </w:tblPr>
+      <w:tblGrid>
+        <w:gridCol w:w="5112"/>
+        <w:gridCol w:w="5112"/>
+      </w:tblGrid>
+      <w:tr>
+        <w:trPr>
+          <w:tblHeader/>
+        </w:trPr>
+        <w:tc>
+          <w:tcPr>
+            <w:tcW w:type="dxa" w:w="5112"/>
+          </w:tcPr>
+          <w:p>
+            <w:r>
+              <w:t>Stage</w:t>
+            </w:r>
+          </w:p>
+        </w:tc>
+        <w:tc>
+          <w:tcPr>
+            <w:tcW w:type="dxa" w:w="5112"/>
+          </w:tcPr>
+          <w:p>
+            <w:r>
+              <w:t>Input → decision → output</w:t>
+            </w:r>
+          </w:p>
+        </w:tc>
+      </w:tr>
+      <w:tr>
+        <w:tc>
+          <w:tcPr>
+            <w:tcW w:type="dxa" w:w="5112"/>
+          </w:tcPr>
+          <w:p>
+            <w:r>
+              <w:t>1. Request validator</w:t>
+            </w:r>
+          </w:p>
+        </w:tc>
+        <w:tc>
+          <w:tcPr>
+            <w:tcW w:type="dxa" w:w="5112"/>
+          </w:tcPr>
+          <w:p>
+            <w:r>
+              <w:t>Structured request → valid shape? → continue or invalid_request</w:t>
+            </w:r>
+          </w:p>
+        </w:tc>
+      </w:tr>
+      <w:tr>
+        <w:tc>
+          <w:tcPr>
+            <w:tcW w:type="dxa" w:w="5112"/>
+          </w:tcPr>
+          <w:p>
+            <w:r>
+              <w:t>2. Role filter</w:t>
+            </w:r>
+          </w:p>
+        </w:tc>
+        <w:tc>
+          <w:tcPr>
+            <w:tcW w:type="dxa" w:w="5112"/>
+          </w:tcPr>
+          <w:p>
+            <w:r>
+              <w:t>Trusted caller role + source access metadata → permitted source IDs or denied</w:t>
+            </w:r>
+          </w:p>
+        </w:tc>
+      </w:tr>
+      <w:tr>
+        <w:tc>
+          <w:tcPr>
+            <w:tcW w:type="dxa" w:w="5112"/>
+          </w:tcPr>
+          <w:p>
+            <w:r>
+              <w:t>3. Source lookup</w:t>
+            </w:r>
+          </w:p>
+        </w:tc>
+        <w:tc>
+          <w:tcPr>
+            <w:tcW w:type="dxa" w:w="5112"/>
+          </w:tcPr>
+          <w:p>
+            <w:r>
+              <w:t>Permitted source ID → approved body or review if absent</w:t>
+            </w:r>
+          </w:p>
+        </w:tc>
+      </w:tr>
+      <w:tr>
+        <w:tc>
+          <w:tcPr>
+            <w:tcW w:type="dxa" w:w="5112"/>
+          </w:tcPr>
+          <w:p>
+            <w:r>
+              <w:t>4. Draft</w:t>
+            </w:r>
+          </w:p>
+        </w:tc>
+        <w:tc>
+          <w:tcPr>
+            <w:tcW w:type="dxa" w:w="5112"/>
+          </w:tcPr>
+          <w:p>
+            <w:r>
+              <w:t>Approved facts → candidate wording/fields</w:t>
+            </w:r>
+          </w:p>
+        </w:tc>
+      </w:tr>
+      <w:tr>
+        <w:tc>
+          <w:tcPr>
+            <w:tcW w:type="dxa" w:w="5112"/>
+          </w:tcPr>
+          <w:p>
+            <w:r>
+              <w:t>5. Response validator</w:t>
+            </w:r>
+          </w:p>
+        </w:tc>
+        <w:tc>
+          <w:tcPr>
+            <w:tcW w:type="dxa" w:w="5112"/>
+          </w:tcPr>
+          <w:p>
+            <w:r>
+              <w:t>Candidate + approved facts → agreement? → result or review</w:t>
+            </w:r>
+          </w:p>
+        </w:tc>
+      </w:tr>
+    </w:tbl>
+    <w:p>
+      <w:r>
+        <w:t>No final-output edit can undo earlier exposure of restricted source content. Compare these arrows with recorded execution events.</w:t>
+      </w:r>
+    </w:p>
+    <w:tbl>
+      <w:tblPr>
+        <w:tblStyle w:val="LightShading-Accent1"/>
+        <w:tblW w:type="auto" w:w="0"/>
+        <w:tblLook w:firstColumn="1" w:firstRow="1" w:lastColumn="0" w:lastRow="0" w:noHBand="0" w:noVBand="1" w:val="04A0"/>
+      </w:tblPr>
+      <w:tblGrid>
+        <w:gridCol w:w="5112"/>
+        <w:gridCol w:w="5112"/>
+      </w:tblGrid>
+      <w:tr>
+        <w:trPr>
+          <w:tblHeader/>
+        </w:trPr>
+        <w:tc>
+          <w:tcPr>
+            <w:tcW w:type="dxa" w:w="5112"/>
+          </w:tcPr>
+          <w:p>
+            <w:r>
+              <w:t>Local simulation fixture</w:t>
+            </w:r>
+          </w:p>
+        </w:tc>
+        <w:tc>
+          <w:tcPr>
+            <w:tcW w:type="dxa" w:w="5112"/>
+          </w:tcPr>
+          <w:p>
+            <w:r>
+              <w:t>Supplied value</w:t>
+            </w:r>
+          </w:p>
+        </w:tc>
+      </w:tr>
+      <w:tr>
+        <w:tc>
+          <w:tcPr>
+            <w:tcW w:type="dxa" w:w="5112"/>
+          </w:tcPr>
+          <w:p>
+            <w:r>
+              <w:t>Source S</w:t>
+            </w:r>
+          </w:p>
+        </w:tc>
+        <w:tc>
+          <w:tcPr>
+            <w:tcW w:type="dxa" w:w="5112"/>
+          </w:tcPr>
+          <w:p>
+            <w:r>
+              <w:t>student-visible, time 16:00</w:t>
+            </w:r>
+          </w:p>
+        </w:tc>
+      </w:tr>
+      <w:tr>
+        <w:tc>
+          <w:tcPr>
+            <w:tcW w:type="dxa" w:w="5112"/>
+          </w:tcPr>
+          <w:p>
+            <w:r>
+              <w:t>Source T</w:t>
+            </w:r>
+          </w:p>
+        </w:tc>
+        <w:tc>
+          <w:tcPr>
+            <w:tcW w:type="dxa" w:w="5112"/>
+          </w:tcPr>
+          <w:p>
+            <w:r>
+              <w:t>teacher-only, time 18:00</w:t>
+            </w:r>
+          </w:p>
+        </w:tc>
+      </w:tr>
+      <w:tr>
+        <w:tc>
+          <w:tcPr>
+            <w:tcW w:type="dxa" w:w="5112"/>
+          </w:tcPr>
+          <w:p>
+            <w:r>
+              <w:t>Trusted caller role for main probes</w:t>
+            </w:r>
+          </w:p>
+        </w:tc>
+        <w:tc>
+          <w:tcPr>
+            <w:tcW w:type="dxa" w:w="5112"/>
+          </w:tcPr>
+          <w:p>
+            <w:r>
+              <w:t>student, provided separately by the test harness</w:t>
+            </w:r>
+          </w:p>
+        </w:tc>
+      </w:tr>
+      <w:tr>
+        <w:tc>
+          <w:tcPr>
+            <w:tcW w:type="dxa" w:w="5112"/>
+          </w:tcPr>
+          <w:p>
+            <w:r>
+              <w:t>Request shape</w:t>
+            </w:r>
+          </w:p>
+        </w:tc>
+        <w:tc>
+          <w:tcPr>
+            <w:tcW w:type="dxa" w:w="5112"/>
+          </w:tcPr>
+          <w:p>
+            <w:r>
+              <w:t>Exactly one field: source_id, a nonempty string</w:t>
+            </w:r>
+          </w:p>
+        </w:tc>
+      </w:tr>
+      <w:tr>
+        <w:tc>
+          <w:tcPr>
+            <w:tcW w:type="dxa" w:w="5112"/>
+          </w:tcPr>
+          <w:p>
+            <w:r>
+              <w:t>Valid response shape</w:t>
+            </w:r>
+          </w:p>
+        </w:tc>
+        <w:tc>
+          <w:tcPr>
+            <w:tcW w:type="dxa" w:w="5112"/>
+          </w:tcPr>
+          <w:p>
+            <w:r>
+              <w:t>source_id and time must exactly match the accessible source</w:t>
+            </w:r>
+          </w:p>
+        </w:tc>
+      </w:tr>
+      <w:tr>
+        <w:tc>
+          <w:tcPr>
+            <w:tcW w:type="dxa" w:w="5112"/>
+          </w:tcPr>
+          <w:p>
+            <w:r>
+              <w:t>No permitted source</w:t>
+            </w:r>
+          </w:p>
+        </w:tc>
+        <w:tc>
+          <w:tcPr>
+            <w:tcW w:type="dxa" w:w="5112"/>
+          </w:tcPr>
+          <w:p>
+            <w:r>
+              <w:t>review, without drafting a guessed time</w:t>
+            </w:r>
+          </w:p>
+        </w:tc>
+      </w:tr>
+      <w:tr>
+        <w:tc>
+          <w:tcPr>
+            <w:tcW w:type="dxa" w:w="5112"/>
+          </w:tcPr>
+          <w:p>
+            <w:r>
+              <w:t>Scope</w:t>
+            </w:r>
+          </w:p>
+        </w:tc>
+        <w:tc>
+          <w:tcPr>
+            <w:tcW w:type="dxa" w:w="5112"/>
+          </w:tcPr>
+          <w:p>
+            <w:r>
+              <w:t>Local deterministic simulation; no authentication, model call or deployed service</w:t>
+            </w:r>
+          </w:p>
+        </w:tc>
+      </w:tr>
+    </w:tbl>
+    <w:p>
+      <w:pPr>
+        <w:spacing w:line="336" w:lineRule="auto" w:after="180"/>
+      </w:pPr>
+      <w:r>
+        <w:rPr>
+          <w:b w:val="0"/>
+        </w:rPr>
+        <w:t>Require the access filter before source body lookup and context construction. A citation removed after generation does not repair earlier exposure. In the toy simulation role comes from the test harness rather than authentication; do not claim a deployed security check. Check denied T has no source_lookup/draft events, missing X has no draft, and invalid request shape stops at request_validator.</w:t>
+      </w:r>
+    </w:p>
+    <w:p>
+      <w:pPr>
+        <w:spacing w:line="336" w:lineRule="auto" w:after="180"/>
+      </w:pPr>
+      <w:r>
+        <w:rPr>
+          <w:b w:val="0"/>
+        </w:rPr>
+        <w:t>For the generic future-case question, a plan alone supplies no execution evidence; collect a fresh trace against fixed component contracts.</w:t>
+      </w:r>
+    </w:p>
+    <w:p>
+      <w:pPr>
+        <w:pStyle w:val="Heading3"/>
+      </w:pPr>
+      <w:r>
+        <w:t>Architecture and data flow — evidence trace</w:t>
+      </w:r>
+    </w:p>
+    <w:tbl>
+      <w:tblPr>
+        <w:tblStyle w:val="LightShading-Accent1"/>
+        <w:tblW w:type="auto" w:w="0"/>
+        <w:tblLook w:firstColumn="1" w:firstRow="1" w:lastColumn="0" w:lastRow="0" w:noHBand="0" w:noVBand="1" w:val="04A0"/>
+      </w:tblPr>
+      <w:tblGrid>
+        <w:gridCol w:w="3408"/>
+        <w:gridCol w:w="3408"/>
+        <w:gridCol w:w="3408"/>
+      </w:tblGrid>
+      <w:tr>
+        <w:trPr>
+          <w:tblHeader/>
+        </w:trPr>
+        <w:tc>
+          <w:tcPr>
+            <w:tcW w:type="dxa" w:w="3408"/>
+          </w:tcPr>
+          <w:p>
+            <w:r>
+              <w:t>Input and scope</w:t>
+            </w:r>
+          </w:p>
+        </w:tc>
+        <w:tc>
+          <w:tcPr>
+            <w:tcW w:type="dxa" w:w="3408"/>
+          </w:tcPr>
+          <w:p>
+            <w:r>
+              <w:t>Check or calculation</w:t>
+            </w:r>
+          </w:p>
+        </w:tc>
+        <w:tc>
+          <w:tcPr>
+            <w:tcW w:type="dxa" w:w="3408"/>
+          </w:tcPr>
+          <w:p>
+            <w:r>
+              <w:t>Conclusion and limit</w:t>
+            </w:r>
+          </w:p>
+        </w:tc>
+      </w:tr>
+      <w:tr>
+        <w:tc>
+          <w:tcPr>
+            <w:tcW w:type="dxa" w:w="3408"/>
+          </w:tcPr>
+          <w:p>
+            <w:r>
+              <w:t>A student request bypasses the role filter and sends teacher records directly to a generator.</w:t>
+            </w:r>
+          </w:p>
+        </w:tc>
+        <w:tc>
+          <w:tcPr>
+            <w:tcW w:type="dxa" w:w="3408"/>
+          </w:tcPr>
+          <w:p>
+            <w:r>
+              <w:t>Trace request validator -&gt; role filter -&gt; source lookup -&gt; response validator -&gt; result. Sources enter as data, not control instructions. Reject invalid requests before any downstream lookup.</w:t>
+            </w:r>
+          </w:p>
+        </w:tc>
+        <w:tc>
+          <w:tcPr>
+            <w:tcW w:type="dxa" w:w="3408"/>
+          </w:tcPr>
+          <w:p>
+            <w:r>
+              <w:t>The data path crosses the access boundary incorrectly. Move the role filter before source lookup/context construction; hiding a later citation is insufficient.</w:t>
+            </w:r>
+          </w:p>
+        </w:tc>
+      </w:tr>
+    </w:tbl>
+    <w:p>
+      <w:r>
+        <w:t>The figure connects this chapter's worked input, declared procedure and result. Read the complete worked reasoning for qualifiers and intermediate steps; the abbreviated labels do not replace that reasoning.</w:t>
+      </w:r>
+    </w:p>
+    <w:p>
+      <w:pPr>
+        <w:spacing w:line="336" w:lineRule="auto" w:after="180"/>
+      </w:pPr>
+      <w:r>
+        <w:rPr>
+          <w:b w:val="0"/>
+        </w:rPr>
+        <w:t>Guided: The data path crosses the access boundary incorrectly. Move the role filter before source lookup/context construction; hiding a later citation is insufficient.</w:t>
+      </w:r>
+    </w:p>
+    <w:p>
+      <w:pPr>
+        <w:spacing w:line="336" w:lineRule="auto" w:after="180"/>
+      </w:pPr>
+      <w:r>
+        <w:rPr>
+          <w:b w:val="0"/>
+        </w:rPr>
+        <w:t xml:space="preserve">Qualification: A </w:t>
+      </w:r>
+      <w:r>
+        <w:rPr>
+          <w:b/>
+        </w:rPr>
+        <w:t>component</w:t>
+      </w:r>
+      <w:r>
+        <w:rPr>
+          <w:b w:val="0"/>
+        </w:rPr>
+        <w:t xml:space="preserve"> diagram is a plan, not </w:t>
+      </w:r>
+      <w:r>
+        <w:rPr>
+          <w:b/>
+        </w:rPr>
+        <w:t>evidence</w:t>
+      </w:r>
+      <w:r>
+        <w:rPr>
+          <w:b w:val="0"/>
+        </w:rPr>
+        <w:t xml:space="preserve"> that the running implementation enforces its arrows.</w:t>
+      </w:r>
+    </w:p>
+    <w:p>
+      <w:pPr>
+        <w:spacing w:line="336" w:lineRule="auto" w:after="180"/>
+      </w:pPr>
+      <w:r>
+        <w:rPr>
+          <w:b w:val="0"/>
+        </w:rPr>
+        <w:t xml:space="preserve">Exit: accept a concrete variation with its predicted outcome and a stated condition that would challenge the </w:t>
+      </w:r>
+      <w:r>
+        <w:rPr>
+          <w:b/>
+        </w:rPr>
+        <w:t>mechanism</w:t>
+      </w:r>
+      <w:r>
+        <w:rPr>
+          <w:b w:val="0"/>
+        </w:rPr>
+        <w:t xml:space="preserve">; reject a claim resting on unmeasured </w:t>
+      </w:r>
+      <w:r>
+        <w:rPr>
+          <w:b/>
+        </w:rPr>
+        <w:t>evidence</w:t>
+      </w:r>
+      <w:r>
+        <w:rPr>
+          <w:b w:val="0"/>
+        </w:rPr>
+        <w:t>.</w:t>
+      </w:r>
+    </w:p>
+    <w:p>
+      <w:pPr>
+        <w:spacing w:line="336" w:lineRule="auto" w:after="180"/>
+      </w:pPr>
+      <w:r>
+        <w:rPr>
+          <w:b w:val="0"/>
+        </w:rPr>
+        <w:t>A student request bypasses the role filter and sends teacher records directly to a generator.</w:t>
+      </w:r>
+    </w:p>
+    <w:p>
+      <w:pPr>
+        <w:spacing w:line="336" w:lineRule="auto" w:after="180"/>
+      </w:pPr>
+      <w:r>
+        <w:rPr>
+          <w:b w:val="0"/>
+        </w:rPr>
+        <w:t>The data path crosses the access boundary incorrectly. Move the role filter before source lookup/context construction; hiding a later citation is insufficient.</w:t>
+      </w:r>
+    </w:p>
+    <w:p>
+      <w:pPr>
+        <w:spacing w:line="336" w:lineRule="auto" w:after="180"/>
+      </w:pPr>
+      <w:r>
+        <w:rPr>
+          <w:b w:val="0"/>
+        </w:rPr>
+        <w:t xml:space="preserve">Compare the intermediate </w:t>
+      </w:r>
+      <w:r>
+        <w:rPr>
+          <w:b/>
+        </w:rPr>
+        <w:t>evidence</w:t>
+      </w:r>
+      <w:r>
+        <w:rPr>
+          <w:b w:val="0"/>
+        </w:rPr>
+        <w:t xml:space="preserve"> with the final statement. Explain why each number or decision follows from the stated </w:t>
+      </w:r>
+      <w:r>
+        <w:rPr>
+          <w:b/>
+        </w:rPr>
+        <w:t>input</w:t>
+      </w:r>
+      <w:r>
+        <w:rPr>
+          <w:b w:val="0"/>
+        </w:rPr>
+        <w:t>s.</w:t>
+      </w:r>
+    </w:p>
+    <w:p>
+      <w:pPr>
+        <w:spacing w:line="336" w:lineRule="auto" w:after="180"/>
+      </w:pPr>
+      <w:r>
+        <w:rPr>
+          <w:b w:val="0"/>
+        </w:rPr>
+        <w:t xml:space="preserve">The conclusion belongs to this scenario and procedure; changing the </w:t>
+      </w:r>
+      <w:r>
+        <w:rPr>
+          <w:b/>
+        </w:rPr>
+        <w:t>input</w:t>
+      </w:r>
+      <w:r>
+        <w:rPr>
+          <w:b w:val="0"/>
+        </w:rPr>
+        <w:t>s, evaluation population or authority can change what it establishes. Retain the raw record so a later revision can be compared honestly.</w:t>
+      </w:r>
+    </w:p>
+    <w:p>
+      <w:pPr>
+        <w:pStyle w:val="Heading2"/>
+      </w:pPr>
+      <w:r>
+        <w:t>Normal and stopped trace expectations</w:t>
+      </w:r>
+    </w:p>
+    <w:tbl>
+      <w:tblPr>
+        <w:tblStyle w:val="LightShading-Accent1"/>
+        <w:tblW w:type="auto" w:w="0"/>
+        <w:tblLook w:firstColumn="1" w:firstRow="1" w:lastColumn="0" w:lastRow="0" w:noHBand="0" w:noVBand="1" w:val="04A0"/>
+      </w:tblPr>
+      <w:tblGrid>
+        <w:gridCol w:w="5112"/>
+        <w:gridCol w:w="5112"/>
+      </w:tblGrid>
+      <w:tr>
+        <w:trPr>
+          <w:tblHeader/>
+        </w:trPr>
+        <w:tc>
+          <w:tcPr>
+            <w:tcW w:type="dxa" w:w="5112"/>
+          </w:tcPr>
+          <w:p>
+            <w:r>
+              <w:t>Complete local probe</w:t>
+            </w:r>
+          </w:p>
+        </w:tc>
+        <w:tc>
+          <w:tcPr>
+            <w:tcW w:type="dxa" w:w="5112"/>
+          </w:tcPr>
+          <w:p>
+            <w:r>
+              <w:t>Expected stages and outcome</w:t>
+            </w:r>
+          </w:p>
+        </w:tc>
+      </w:tr>
+      <w:tr>
+        <w:tc>
+          <w:tcPr>
+            <w:tcW w:type="dxa" w:w="5112"/>
+          </w:tcPr>
+          <w:p>
+            <w:r>
+              <w:t>Student requests S</w:t>
+            </w:r>
+          </w:p>
+        </w:tc>
+        <w:tc>
+          <w:tcPr>
+            <w:tcW w:type="dxa" w:w="5112"/>
+          </w:tcPr>
+          <w:p>
+            <w:r>
+              <w:t>Validate → filter → lookup → draft → output check → answered S/16:00</w:t>
+            </w:r>
+          </w:p>
+        </w:tc>
+      </w:tr>
+      <w:tr>
+        <w:tc>
+          <w:tcPr>
+            <w:tcW w:type="dxa" w:w="5112"/>
+          </w:tcPr>
+          <w:p>
+            <w:r>
+              <w:t>Student requests teacher-only T</w:t>
+            </w:r>
+          </w:p>
+        </w:tc>
+        <w:tc>
+          <w:tcPr>
+            <w:tcW w:type="dxa" w:w="5112"/>
+          </w:tcPr>
+          <w:p>
+            <w:r>
+              <w:t>Validate → filter → denied; no source body lookup or drafting</w:t>
+            </w:r>
+          </w:p>
+        </w:tc>
+      </w:tr>
+      <w:tr>
+        <w:tc>
+          <w:tcPr>
+            <w:tcW w:type="dxa" w:w="5112"/>
+          </w:tcPr>
+          <w:p>
+            <w:r>
+              <w:t>Student requests missing X</w:t>
+            </w:r>
+          </w:p>
+        </w:tc>
+        <w:tc>
+          <w:tcPr>
+            <w:tcW w:type="dxa" w:w="5112"/>
+          </w:tcPr>
+          <w:p>
+            <w:r>
+              <w:t>Validate → filter → lookup → review; no drafting</w:t>
+            </w:r>
+          </w:p>
+        </w:tc>
+      </w:tr>
+      <w:tr>
+        <w:tc>
+          <w:tcPr>
+            <w:tcW w:type="dxa" w:w="5112"/>
+          </w:tcPr>
+          <w:p>
+            <w:r>
+              <w:t>S draft incorrectly says 19:00</w:t>
+            </w:r>
+          </w:p>
+        </w:tc>
+        <w:tc>
+          <w:tcPr>
+            <w:tcW w:type="dxa" w:w="5112"/>
+          </w:tcPr>
+          <w:p>
+            <w:r>
+              <w:t>Output check returns review, without publishing mismatched time</w:t>
+            </w:r>
+          </w:p>
+        </w:tc>
+      </w:tr>
+      <w:tr>
+        <w:tc>
+          <w:tcPr>
+            <w:tcW w:type="dxa" w:w="5112"/>
+          </w:tcPr>
+          <w:p>
+            <w:r>
+              <w:t>Request contains a caller-written role=teacher field</w:t>
+            </w:r>
+          </w:p>
+        </w:tc>
+        <w:tc>
+          <w:tcPr>
+            <w:tcW w:type="dxa" w:w="5112"/>
+          </w:tcPr>
+          <w:p>
+            <w:r>
+              <w:t>Invalid request shape; caller cannot promote their trusted role</w:t>
+            </w:r>
+          </w:p>
+        </w:tc>
+      </w:tr>
+      <w:tr>
+        <w:tc>
+          <w:tcPr>
+            <w:tcW w:type="dxa" w:w="5112"/>
+          </w:tcPr>
+          <w:p>
+            <w:r>
+              <w:t>Diagram claims access filtering but trace omits it</w:t>
+            </w:r>
+          </w:p>
+        </w:tc>
+        <w:tc>
+          <w:tcPr>
+            <w:tcW w:type="dxa" w:w="5112"/>
+          </w:tcPr>
+          <w:p>
+            <w:r>
+              <w:t>Implementation diverges from plan; preserve the failing trace and repair the route</w:t>
+            </w:r>
+          </w:p>
+        </w:tc>
+      </w:tr>
+      <w:tr>
+        <w:tc>
+          <w:tcPr>
+            <w:tcW w:type="dxa" w:w="5112"/>
+          </w:tcPr>
+          <w:p>
+            <w:r>
+              <w:t>A source text requests new permissions</w:t>
+            </w:r>
+          </w:p>
+        </w:tc>
+        <w:tc>
+          <w:tcPr>
+            <w:tcW w:type="dxa" w:w="5112"/>
+          </w:tcPr>
+          <w:p>
+            <w:r>
+              <w:t>Treat it as data, not an authorized control instruction; this simple simulator is not a complete attack defense</w:t>
+            </w:r>
+          </w:p>
+        </w:tc>
+      </w:tr>
+    </w:tbl>
+    <w:p>
+      <w:pPr>
+        <w:pStyle w:val="Heading2"/>
+      </w:pPr>
+      <w:r>
+        <w:t>Separate library givens and scope</w:t>
+      </w:r>
+    </w:p>
+    <w:p>
+      <w:pPr>
+        <w:spacing w:line="336" w:lineRule="auto" w:after="180"/>
+      </w:pPr>
+      <w:r>
+        <w:rPr>
+          <w:b w:val="0"/>
+        </w:rPr>
+        <w:t>Four boxes for a library reply. A learner asks when the map room closes. Follow the request through the service.</w:t>
+      </w:r>
+    </w:p>
+    <w:p>
+      <w:pPr>
+        <w:spacing w:line="336" w:lineRule="auto" w:after="180"/>
+      </w:pPr>
+      <w:r>
+        <w:rPr>
+          <w:b w:val="0"/>
+        </w:rPr>
+        <w:t>Approved schedule R says 17:30. The model may phrase facts but cannot replace them.</w:t>
+      </w:r>
+    </w:p>
+    <w:p>
+      <w:pPr>
+        <w:spacing w:line="336" w:lineRule="auto" w:after="180"/>
+      </w:pPr>
+      <w:r>
+        <w:rPr>
+          <w:b w:val="0"/>
+        </w:rPr>
+        <w:t>The main scenario diagnoses a student path that bypassed access filtering; restricted teacher records must not reach drafting context. The picture is a separate library reply: approved schedule R says the map room closes at 17:30. Retrieval supplies that fact, drafting supplies wording, and validation checks agreement. If retrieval is disconnected, return review rather than invent a time.</w:t>
+      </w:r>
+    </w:p>
+    <w:p>
+      <w:pPr>
+        <w:spacing w:line="336" w:lineRule="auto" w:after="180"/>
+      </w:pPr>
+      <w:r>
+        <w:rPr>
+          <w:b w:val="0"/>
+        </w:rPr>
+        <w:t>The picture’s R/17:30 is separate from the simulation’s S/16:00 and T/18:00. None of these fictional records verifies a current real closing time.</w:t>
+      </w:r>
+    </w:p>
+    <w:p>
+      <w:pPr>
+        <w:pStyle w:val="Heading2"/>
+      </w:pPr>
+      <w:r>
+        <w:t>Library trace and disconnected-retrieval key</w:t>
+      </w:r>
+    </w:p>
+    <w:p>
+      <w:r>
+        <w:drawing>
+          <wp:inline xmlns:a="http://schemas.openxmlformats.org/drawingml/2006/main" xmlns:pic="http://schemas.openxmlformats.org/drawingml/2006/picture">
+            <wp:extent cx="5486400" cy="3182112"/>
+            <wp:docPr id="1" name="Picture 1" descr="Receive question: The interface forwards the map-room question. → Retrieve R: The application retrieves the approved time, 17:30. → Draft and check: A draft cites R and states 17:30; validation checks agreement before returning it."/>
+            <wp:cNvGraphicFramePr>
+              <a:graphicFrameLocks noChangeAspect="1"/>
+            </wp:cNvGraphicFramePr>
+            <a:graphic>
+              <a:graphicData uri="http://schemas.openxmlformats.org/drawingml/2006/picture">
+                <pic:pic>
+                  <pic:nvPicPr>
+                    <pic:cNvPr id="0" name="academy-story-ai-6-2-02.png"/>
+                    <pic:cNvPicPr/>
+                  </pic:nvPicPr>
+                  <pic:blipFill>
+                    <a:blip r:embed="rId9"/>
+                    <a:stretch>
+                      <a:fillRect/>
+                    </a:stretch>
+                  </pic:blipFill>
+                  <pic:spPr>
+                    <a:xfrm>
+                      <a:off x="0" y="0"/>
+                      <a:ext cx="5486400" cy="3182112"/>
+                    </a:xfrm>
+                    <a:prstGeom prst="rect"/>
+                  </pic:spPr>
+                </pic:pic>
+              </a:graphicData>
+            </a:graphic>
+          </wp:inline>
+        </w:drawing>
+      </w:r>
+    </w:p>
+    <w:p>
+      <w:pPr>
+        <w:pStyle w:val="Heading3"/>
+      </w:pPr>
+      <w:r>
+        <w:t>Read the picture one step at a time</w:t>
+      </w:r>
+    </w:p>
+    <w:tbl>
+      <w:tblPr>
+        <w:tblStyle w:val="LightShading-Accent1"/>
+        <w:tblW w:type="auto" w:w="0"/>
+        <w:tblLook w:firstColumn="1" w:firstRow="1" w:lastColumn="0" w:lastRow="0" w:noHBand="0" w:noVBand="1" w:val="04A0"/>
+      </w:tblPr>
+      <w:tblGrid>
+        <w:gridCol w:w="5112"/>
+        <w:gridCol w:w="5112"/>
+      </w:tblGrid>
+      <w:tr>
+        <w:trPr>
+          <w:tblHeader/>
+        </w:trPr>
+        <w:tc>
+          <w:tcPr>
+            <w:tcW w:type="dxa" w:w="5112"/>
+          </w:tcPr>
+          <w:p>
+            <w:r>
+              <w:t>Step</w:t>
+            </w:r>
+          </w:p>
+        </w:tc>
+        <w:tc>
+          <w:tcPr>
+            <w:tcW w:type="dxa" w:w="5112"/>
+          </w:tcPr>
+          <w:p>
+            <w:r>
+              <w:t>What happens and why</w:t>
+            </w:r>
+          </w:p>
+        </w:tc>
+      </w:tr>
+      <w:tr>
+        <w:tc>
+          <w:tcPr>
+            <w:tcW w:type="dxa" w:w="5112"/>
+          </w:tcPr>
+          <w:p>
+            <w:r>
+              <w:t>1. Receive question</w:t>
+            </w:r>
+          </w:p>
+        </w:tc>
+        <w:tc>
+          <w:tcPr>
+            <w:tcW w:type="dxa" w:w="5112"/>
+          </w:tcPr>
+          <w:p>
+            <w:r>
+              <w:t>The interface forwards the map-room question.</w:t>
+            </w:r>
+          </w:p>
+        </w:tc>
+      </w:tr>
+      <w:tr>
+        <w:tc>
+          <w:tcPr>
+            <w:tcW w:type="dxa" w:w="5112"/>
+          </w:tcPr>
+          <w:p>
+            <w:r>
+              <w:t>2. Retrieve R</w:t>
+            </w:r>
+          </w:p>
+        </w:tc>
+        <w:tc>
+          <w:tcPr>
+            <w:tcW w:type="dxa" w:w="5112"/>
+          </w:tcPr>
+          <w:p>
+            <w:r>
+              <w:t>The application retrieves the approved time, 17:30.</w:t>
+            </w:r>
+          </w:p>
+        </w:tc>
+      </w:tr>
+      <w:tr>
+        <w:tc>
+          <w:tcPr>
+            <w:tcW w:type="dxa" w:w="5112"/>
+          </w:tcPr>
+          <w:p>
+            <w:r>
+              <w:t>3. Draft and check</w:t>
+            </w:r>
+          </w:p>
+        </w:tc>
+        <w:tc>
+          <w:tcPr>
+            <w:tcW w:type="dxa" w:w="5112"/>
+          </w:tcPr>
+          <w:p>
+            <w:r>
+              <w:t>A draft cites R and states 17:30; validation checks agreement before returning it.</w:t>
+            </w:r>
+          </w:p>
+        </w:tc>
+      </w:tr>
+    </w:tbl>
+    <w:p>
+      <w:r>
+        <w:t>Match each pictured step to the supplied facts. This is a worked teaching case, not an independent assessment.</w:t>
+      </w:r>
+    </w:p>
+    <w:p>
+      <w:pPr>
+        <w:spacing w:line="336" w:lineRule="auto" w:after="180"/>
+      </w:pPr>
+      <w:r>
+        <w:rPr>
+          <w:b w:val="0"/>
+        </w:rPr>
+        <w:t xml:space="preserve">An architecture assigns responsibilities and carries data between </w:t>
+      </w:r>
+      <w:r>
+        <w:rPr>
+          <w:b/>
+        </w:rPr>
+        <w:t>component</w:t>
+      </w:r>
+      <w:r>
+        <w:rPr>
+          <w:b w:val="0"/>
+        </w:rPr>
+        <w:t xml:space="preserve">s. Retrieval provides </w:t>
+      </w:r>
+      <w:r>
+        <w:rPr>
+          <w:b/>
+        </w:rPr>
+        <w:t>evidence</w:t>
+      </w:r>
+      <w:r>
+        <w:rPr>
+          <w:b w:val="0"/>
+        </w:rPr>
+        <w:t>; drafting supplies wording.</w:t>
+      </w:r>
+    </w:p>
+    <w:p>
+      <w:pPr>
+        <w:spacing w:line="336" w:lineRule="auto" w:after="180"/>
+      </w:pPr>
+      <w:r>
+        <w:rPr>
+          <w:b w:val="0"/>
+        </w:rPr>
+        <w:t>A drawing needs comparison with actual traces; it does not prove the implementation follows the arrows.</w:t>
+      </w:r>
+    </w:p>
+    <w:p>
+      <w:pPr>
+        <w:spacing w:line="336" w:lineRule="auto" w:after="180"/>
+      </w:pPr>
+      <w:r>
+        <w:rPr>
+          <w:b w:val="0"/>
+        </w:rPr>
+        <w:t>Change: Disconnect retrieval from the application.</w:t>
+      </w:r>
+    </w:p>
+    <w:p>
+      <w:pPr>
+        <w:spacing w:line="336" w:lineRule="auto" w:after="180"/>
+      </w:pPr>
+      <w:r>
+        <w:rPr>
+          <w:b/>
+        </w:rPr>
+        <w:t>Prediction</w:t>
+      </w:r>
+      <w:r>
+        <w:rPr>
+          <w:b w:val="0"/>
+        </w:rPr>
+        <w:t>: Return review status rather than inventing a time.</w:t>
+      </w:r>
+    </w:p>
+    <w:p>
+      <w:pPr>
+        <w:spacing w:line="336" w:lineRule="auto" w:after="180"/>
+      </w:pPr>
+      <w:r>
+        <w:rPr>
+          <w:b w:val="0"/>
+        </w:rPr>
+        <w:t xml:space="preserve">Reason: The supported-answer path lacks its required </w:t>
+      </w:r>
+      <w:r>
+        <w:rPr>
+          <w:b/>
+        </w:rPr>
+        <w:t>evidence</w:t>
+      </w:r>
+      <w:r>
+        <w:rPr>
+          <w:b w:val="0"/>
+        </w:rPr>
+        <w:t xml:space="preserve"> </w:t>
+      </w:r>
+      <w:r>
+        <w:rPr>
+          <w:b/>
+        </w:rPr>
+        <w:t>input</w:t>
+      </w:r>
+      <w:r>
+        <w:rPr>
+          <w:b w:val="0"/>
+        </w:rPr>
+        <w:t>.</w:t>
+      </w:r>
+    </w:p>
+    <w:p>
+      <w:pPr>
+        <w:pStyle w:val="Heading2"/>
+      </w:pPr>
+      <w:r>
+        <w:t>Earlier wording, alternatives and picture transcripts · reference / check after trying</w:t>
+      </w:r>
+    </w:p>
+    <w:p>
+      <w:pPr>
+        <w:spacing w:line="336" w:lineRule="auto" w:after="180"/>
+      </w:pPr>
+      <w:r>
+        <w:rPr>
+          <w:b w:val="0"/>
+        </w:rPr>
+        <w:t>Begin by writing the question the procedure is intended to answer. Identify the information already supplied, the information it will produce and the information still missing.</w:t>
+      </w:r>
+    </w:p>
+    <w:p>
+      <w:pPr>
+        <w:spacing w:line="336" w:lineRule="auto" w:after="180"/>
+      </w:pPr>
+      <w:r>
+        <w:rPr>
+          <w:b w:val="0"/>
+        </w:rPr>
+        <w:t>These are constructed classroom examples; they do not require live accounts, private records or an external service. Do not treat a plausible explanation as a measured outcome.</w:t>
       </w:r>
     </w:p>
     <w:p>
@@ -822,99 +2247,30 @@
         <w:pStyle w:val="Heading3"/>
       </w:pPr>
       <w:r>
-        <w:t>Architecture and data flow — evidence trace</w:t>
-      </w:r>
-    </w:p>
-    <w:tbl>
-      <w:tblPr>
-        <w:tblStyle w:val="LightShading-Accent1"/>
-        <w:tblW w:type="auto" w:w="0"/>
-        <w:tblLook w:firstColumn="1" w:firstRow="1" w:lastColumn="0" w:lastRow="0" w:noHBand="0" w:noVBand="1" w:val="04A0"/>
-      </w:tblPr>
-      <w:tblGrid>
-        <w:gridCol w:w="3408"/>
-        <w:gridCol w:w="3408"/>
-        <w:gridCol w:w="3408"/>
-      </w:tblGrid>
-      <w:tr>
-        <w:trPr>
-          <w:tblHeader/>
-        </w:trPr>
-        <w:tc>
-          <w:tcPr>
-            <w:tcW w:type="dxa" w:w="3408"/>
-          </w:tcPr>
-          <w:p>
-            <w:r>
-              <w:t>Input and scope</w:t>
-            </w:r>
-          </w:p>
-        </w:tc>
-        <w:tc>
-          <w:tcPr>
-            <w:tcW w:type="dxa" w:w="3408"/>
-          </w:tcPr>
-          <w:p>
-            <w:r>
-              <w:t>Check or calculation</w:t>
-            </w:r>
-          </w:p>
-        </w:tc>
-        <w:tc>
-          <w:tcPr>
-            <w:tcW w:type="dxa" w:w="3408"/>
-          </w:tcPr>
-          <w:p>
-            <w:r>
-              <w:t>Conclusion and limit</w:t>
-            </w:r>
-          </w:p>
-        </w:tc>
-      </w:tr>
-      <w:tr>
-        <w:tc>
-          <w:tcPr>
-            <w:tcW w:type="dxa" w:w="3408"/>
-          </w:tcPr>
-          <w:p>
-            <w:r>
-              <w:t>A student request bypasses the role filter and sends teacher records directly to a generator.</w:t>
-            </w:r>
-          </w:p>
-        </w:tc>
-        <w:tc>
-          <w:tcPr>
-            <w:tcW w:type="dxa" w:w="3408"/>
-          </w:tcPr>
-          <w:p>
-            <w:r>
-              <w:t>Trace request validator -&gt; role filter -&gt; source lookup -&gt; response validator -&gt; result. Sources enter as data, not control instructions. Reject invalid requests before any downstream lookup.</w:t>
-            </w:r>
-          </w:p>
-        </w:tc>
-        <w:tc>
-          <w:tcPr>
-            <w:tcW w:type="dxa" w:w="3408"/>
-          </w:tcPr>
-          <w:p>
-            <w:r>
-              <w:t>The data path crosses the access boundary incorrectly. Move the role filter before source lookup/context construction; hiding a later citation is insufficient.</w:t>
-            </w:r>
-          </w:p>
-        </w:tc>
-      </w:tr>
-    </w:tbl>
-    <w:p>
-      <w:r>
-        <w:t>The figure connects this chapter's worked input, declared procedure and result. Read the complete worked reasoning for qualifiers and intermediate steps; the abbreviated labels do not replace that reasoning.</w:t>
+        <w:t>Model the reasoning aloud</w:t>
       </w:r>
     </w:p>
     <w:p>
       <w:pPr>
-        <w:pStyle w:val="Heading3"/>
-      </w:pPr>
-      <w:r>
-        <w:t>Explain Architecture and data flow · 3</w:t>
+        <w:spacing w:line="336" w:lineRule="auto" w:after="180"/>
+      </w:pPr>
+      <w:r>
+        <w:rPr>
+          <w:b w:val="0"/>
+        </w:rPr>
+        <w:t xml:space="preserve">Use the complete worked example below before asking learners to complete W2. Reveal a small part, invite a </w:t>
+      </w:r>
+      <w:r>
+        <w:rPr>
+          <w:b/>
+        </w:rPr>
+        <w:t>prediction</w:t>
+      </w:r>
+      <w:r>
+        <w:rPr>
+          <w:b w:val="0"/>
+        </w:rPr>
+        <w:t>, then explain the deciding step.</w:t>
       </w:r>
     </w:p>
     <w:p>
@@ -925,207 +2281,7 @@
         <w:rPr>
           <w:b w:val="0"/>
         </w:rPr>
-        <w:t>Guided: The data path crosses the access boundary incorrectly. Move the role filter before source lookup/context construction; hiding a later citation is insufficient.</w:t>
-      </w:r>
-    </w:p>
-    <w:p>
-      <w:pPr>
-        <w:spacing w:line="336" w:lineRule="auto" w:after="180"/>
-      </w:pPr>
-      <w:r>
-        <w:rPr>
-          <w:b w:val="0"/>
-        </w:rPr>
-        <w:t xml:space="preserve">Qualification: A </w:t>
-      </w:r>
-      <w:r>
-        <w:rPr>
-          <w:b/>
-        </w:rPr>
-        <w:t>component</w:t>
-      </w:r>
-      <w:r>
-        <w:rPr>
-          <w:b w:val="0"/>
-        </w:rPr>
-        <w:t xml:space="preserve"> diagram is a plan, not </w:t>
-      </w:r>
-      <w:r>
-        <w:rPr>
-          <w:b/>
-        </w:rPr>
-        <w:t>evidence</w:t>
-      </w:r>
-      <w:r>
-        <w:rPr>
-          <w:b w:val="0"/>
-        </w:rPr>
-        <w:t xml:space="preserve"> that the running implementation enforces its arrows.</w:t>
-      </w:r>
-    </w:p>
-    <w:p>
-      <w:pPr>
-        <w:spacing w:line="336" w:lineRule="auto" w:after="180"/>
-      </w:pPr>
-      <w:r>
-        <w:rPr>
-          <w:b w:val="0"/>
-        </w:rPr>
-        <w:t xml:space="preserve">Exit: accept a concrete variation with its predicted outcome and a stated condition that would challenge the </w:t>
-      </w:r>
-      <w:r>
-        <w:rPr>
-          <w:b/>
-        </w:rPr>
-        <w:t>mechanism</w:t>
-      </w:r>
-      <w:r>
-        <w:rPr>
-          <w:b w:val="0"/>
-        </w:rPr>
-        <w:t xml:space="preserve">; reject a claim resting on unmeasured </w:t>
-      </w:r>
-      <w:r>
-        <w:rPr>
-          <w:b/>
-        </w:rPr>
-        <w:t>evidence</w:t>
-      </w:r>
-      <w:r>
-        <w:rPr>
-          <w:b w:val="0"/>
-        </w:rPr>
-        <w:t>.</w:t>
-      </w:r>
-    </w:p>
-    <w:p>
-      <w:pPr>
-        <w:pStyle w:val="Heading3"/>
-      </w:pPr>
-      <w:r>
-        <w:t>Model the reasoning aloud</w:t>
-      </w:r>
-    </w:p>
-    <w:p>
-      <w:pPr>
-        <w:spacing w:line="336" w:lineRule="auto" w:after="180"/>
-      </w:pPr>
-      <w:r>
-        <w:rPr>
-          <w:b w:val="0"/>
-        </w:rPr>
-        <w:t xml:space="preserve">Use the complete worked example below before asking learners to complete W2. Reveal a small part, invite a </w:t>
-      </w:r>
-      <w:r>
-        <w:rPr>
-          <w:b/>
-        </w:rPr>
-        <w:t>prediction</w:t>
-      </w:r>
-      <w:r>
-        <w:rPr>
-          <w:b w:val="0"/>
-        </w:rPr>
-        <w:t>, then explain the deciding step.</w:t>
-      </w:r>
-    </w:p>
-    <w:p>
-      <w:pPr>
-        <w:spacing w:line="336" w:lineRule="auto" w:after="180"/>
-      </w:pPr>
-      <w:r>
-        <w:rPr>
-          <w:b w:val="0"/>
-        </w:rPr>
         <w:t>These teacher notes contain solutions; do not reveal the independent case answer during modelling.</w:t>
-      </w:r>
-    </w:p>
-    <w:p>
-      <w:pPr>
-        <w:spacing w:line="336" w:lineRule="auto" w:after="180"/>
-      </w:pPr>
-      <w:r>
-        <w:rPr>
-          <w:b w:val="0"/>
-        </w:rPr>
-        <w:t>A student request bypasses the role filter and sends teacher records directly to a generator.</w:t>
-      </w:r>
-    </w:p>
-    <w:p>
-      <w:pPr>
-        <w:spacing w:line="336" w:lineRule="auto" w:after="180"/>
-      </w:pPr>
-      <w:r>
-        <w:rPr>
-          <w:b w:val="0"/>
-        </w:rPr>
-        <w:t>The data path crosses the access boundary incorrectly. Move the role filter before source lookup/context construction; hiding a later citation is insufficient.</w:t>
-      </w:r>
-    </w:p>
-    <w:p>
-      <w:pPr>
-        <w:pStyle w:val="Heading3"/>
-      </w:pPr>
-      <w:r>
-        <w:t>Model the reasoning aloud · 4</w:t>
-      </w:r>
-    </w:p>
-    <w:p>
-      <w:pPr>
-        <w:spacing w:line="336" w:lineRule="auto" w:after="180"/>
-      </w:pPr>
-      <w:r>
-        <w:rPr>
-          <w:b w:val="0"/>
-        </w:rPr>
-        <w:t xml:space="preserve">Compare the intermediate </w:t>
-      </w:r>
-      <w:r>
-        <w:rPr>
-          <w:b/>
-        </w:rPr>
-        <w:t>evidence</w:t>
-      </w:r>
-      <w:r>
-        <w:rPr>
-          <w:b w:val="0"/>
-        </w:rPr>
-        <w:t xml:space="preserve"> with the final statement. Explain why each number or decision follows from the stated </w:t>
-      </w:r>
-      <w:r>
-        <w:rPr>
-          <w:b/>
-        </w:rPr>
-        <w:t>input</w:t>
-      </w:r>
-      <w:r>
-        <w:rPr>
-          <w:b w:val="0"/>
-        </w:rPr>
-        <w:t>s.</w:t>
-      </w:r>
-    </w:p>
-    <w:p>
-      <w:pPr>
-        <w:spacing w:line="336" w:lineRule="auto" w:after="180"/>
-      </w:pPr>
-      <w:r>
-        <w:rPr>
-          <w:b w:val="0"/>
-        </w:rPr>
-        <w:t xml:space="preserve">The conclusion belongs to this scenario and procedure; changing the </w:t>
-      </w:r>
-      <w:r>
-        <w:rPr>
-          <w:b/>
-        </w:rPr>
-        <w:t>input</w:t>
-      </w:r>
-      <w:r>
-        <w:rPr>
-          <w:b w:val="0"/>
-        </w:rPr>
-        <w:t>s, evaluation population or authority can change what it establishes. Retain the raw record so a later revision can be compared honestly.</w:t>
       </w:r>
     </w:p>
     <w:tbl>
@@ -1251,41 +2407,10 @@
     </w:p>
     <w:p>
       <w:pPr>
-        <w:spacing w:line="336" w:lineRule="auto" w:after="180"/>
-      </w:pPr>
-      <w:r>
-        <w:rPr>
-          <w:b w:val="0"/>
-        </w:rPr>
-        <w:t>Four boxes for a library reply. A learner asks when the map room closes. Follow the request through the service.</w:t>
-      </w:r>
-    </w:p>
-    <w:p>
-      <w:pPr>
         <w:pStyle w:val="Heading3"/>
       </w:pPr>
       <w:r>
         <w:t>The facts we will use</w:t>
-      </w:r>
-    </w:p>
-    <w:p>
-      <w:pPr>
-        <w:pStyle w:val="Heading3"/>
-      </w:pPr>
-      <w:r>
-        <w:t>Supplied facts</w:t>
-      </w:r>
-    </w:p>
-    <w:p>
-      <w:pPr>
-        <w:spacing w:line="336" w:lineRule="auto" w:after="180"/>
-        <w:shd w:fill="F1F6FC"/>
-      </w:pPr>
-      <w:r>
-        <w:rPr>
-          <w:b w:val="0"/>
-        </w:rPr>
-        <w:t>Approved schedule R says 17:30. The model may phrase facts but cannot replace them.</w:t>
       </w:r>
     </w:p>
     <w:p>
@@ -1293,7 +2418,7 @@
         <w:drawing>
           <wp:inline xmlns:a="http://schemas.openxmlformats.org/drawingml/2006/main" xmlns:pic="http://schemas.openxmlformats.org/drawingml/2006/picture">
             <wp:extent cx="5486400" cy="5185229"/>
-            <wp:docPr id="1" name="Picture 1" descr="Architecture and data flow. Receive question: The interface forwards the map-room question.. Retrieve R: The application retrieves the approved time, 17:30.. Draft and check: A draft cites R and states 17:30; validation checks agreement before returning it."/>
+            <wp:docPr id="2" name="Picture 2" descr="Architecture and data flow. Receive question: The interface forwards the map-room question.. Retrieve R: The application retrieves the approved time, 17:30.. Draft and check: A draft cites R and states 17:30; validation checks agreement before returning it."/>
             <wp:cNvGraphicFramePr>
               <a:graphicFrameLocks noChangeAspect="1"/>
             </wp:cNvGraphicFramePr>
@@ -1305,7 +2430,7 @@
                     <pic:cNvPicPr/>
                   </pic:nvPicPr>
                   <pic:blipFill>
-                    <a:blip r:embed="rId9"/>
+                    <a:blip r:embed="rId10"/>
                     <a:stretch>
                       <a:fillRect/>
                     </a:stretch>
@@ -1329,114 +2454,7 @@
         <w:pStyle w:val="Heading3"/>
       </w:pPr>
       <w:r>
-        <w:t>Read the picture one step at a time</w:t>
-      </w:r>
-    </w:p>
-    <w:tbl>
-      <w:tblPr>
-        <w:tblStyle w:val="LightShading-Accent1"/>
-        <w:tblW w:type="auto" w:w="0"/>
-        <w:tblLook w:firstColumn="1" w:firstRow="1" w:lastColumn="0" w:lastRow="0" w:noHBand="0" w:noVBand="1" w:val="04A0"/>
-      </w:tblPr>
-      <w:tblGrid>
-        <w:gridCol w:w="5112"/>
-        <w:gridCol w:w="5112"/>
-      </w:tblGrid>
-      <w:tr>
-        <w:trPr>
-          <w:tblHeader/>
-        </w:trPr>
-        <w:tc>
-          <w:tcPr>
-            <w:tcW w:type="dxa" w:w="5112"/>
-          </w:tcPr>
-          <w:p>
-            <w:r>
-              <w:t>Step</w:t>
-            </w:r>
-          </w:p>
-        </w:tc>
-        <w:tc>
-          <w:tcPr>
-            <w:tcW w:type="dxa" w:w="5112"/>
-          </w:tcPr>
-          <w:p>
-            <w:r>
-              <w:t>What happens and why</w:t>
-            </w:r>
-          </w:p>
-        </w:tc>
-      </w:tr>
-      <w:tr>
-        <w:tc>
-          <w:tcPr>
-            <w:tcW w:type="dxa" w:w="5112"/>
-          </w:tcPr>
-          <w:p>
-            <w:r>
-              <w:t>1. Receive question</w:t>
-            </w:r>
-          </w:p>
-        </w:tc>
-        <w:tc>
-          <w:tcPr>
-            <w:tcW w:type="dxa" w:w="5112"/>
-          </w:tcPr>
-          <w:p>
-            <w:r>
-              <w:t>The interface forwards the map-room question.</w:t>
-            </w:r>
-          </w:p>
-        </w:tc>
-      </w:tr>
-      <w:tr>
-        <w:tc>
-          <w:tcPr>
-            <w:tcW w:type="dxa" w:w="5112"/>
-          </w:tcPr>
-          <w:p>
-            <w:r>
-              <w:t>2. Retrieve R</w:t>
-            </w:r>
-          </w:p>
-        </w:tc>
-        <w:tc>
-          <w:tcPr>
-            <w:tcW w:type="dxa" w:w="5112"/>
-          </w:tcPr>
-          <w:p>
-            <w:r>
-              <w:t>The application retrieves the approved time, 17:30.</w:t>
-            </w:r>
-          </w:p>
-        </w:tc>
-      </w:tr>
-      <w:tr>
-        <w:tc>
-          <w:tcPr>
-            <w:tcW w:type="dxa" w:w="5112"/>
-          </w:tcPr>
-          <w:p>
-            <w:r>
-              <w:t>3. Draft and check</w:t>
-            </w:r>
-          </w:p>
-        </w:tc>
-        <w:tc>
-          <w:tcPr>
-            <w:tcW w:type="dxa" w:w="5112"/>
-          </w:tcPr>
-          <w:p>
-            <w:r>
-              <w:t>A draft cites R and states 17:30; validation checks agreement before returning it.</w:t>
-            </w:r>
-          </w:p>
-        </w:tc>
-      </w:tr>
-    </w:tbl>
-    <w:p>
-      <w:r>
-        <w:t>Match each pictured step to the supplied facts. This is a worked teaching case, not an independent assessment.</w:t>
+        <w:t>Why this result follows</w:t>
       </w:r>
     </w:p>
     <w:p>
@@ -1444,7 +2462,7 @@
         <w:pStyle w:val="Heading3"/>
       </w:pPr>
       <w:r>
-        <w:t>Why this result follows</w:t>
+        <w:t>What this example does not establish</w:t>
       </w:r>
     </w:p>
     <w:p>
@@ -1452,185 +2470,180 @@
         <w:pStyle w:val="Heading3"/>
       </w:pPr>
       <w:r>
-        <w:t>Why the result follows</w:t>
+        <w:t>Change one thing in the pictured case</w:t>
       </w:r>
     </w:p>
     <w:p>
       <w:pPr>
-        <w:spacing w:line="336" w:lineRule="auto" w:after="180"/>
-        <w:shd w:fill="F1F6FC"/>
-      </w:pPr>
-      <w:r>
-        <w:rPr>
-          <w:b w:val="0"/>
-        </w:rPr>
-        <w:t xml:space="preserve">An architecture assigns responsibilities and carries data between </w:t>
-      </w:r>
-      <w:r>
-        <w:rPr>
-          <w:b/>
-        </w:rPr>
-        <w:t>component</w:t>
-      </w:r>
-      <w:r>
-        <w:rPr>
-          <w:b w:val="0"/>
-        </w:rPr>
-        <w:t xml:space="preserve">s. Retrieval provides </w:t>
-      </w:r>
-      <w:r>
-        <w:rPr>
-          <w:b/>
-        </w:rPr>
-        <w:t>evidence</w:t>
-      </w:r>
-      <w:r>
-        <w:rPr>
-          <w:b w:val="0"/>
-        </w:rPr>
-        <w:t>; drafting supplies wording.</w:t>
+        <w:pStyle w:val="Heading3"/>
+      </w:pPr>
+      <w:r>
+        <w:t>Ask while showing the picture</w:t>
       </w:r>
     </w:p>
     <w:p>
       <w:pPr>
-        <w:pStyle w:val="Heading3"/>
-      </w:pPr>
-      <w:r>
-        <w:t>What this example does not establish</w:t>
+        <w:spacing w:line="336" w:lineRule="auto" w:after="180"/>
+      </w:pPr>
+      <w:r>
+        <w:rPr>
+          <w:b w:val="0"/>
+        </w:rPr>
+        <w:t xml:space="preserve">Cover the result. Ask learners to name the </w:t>
+      </w:r>
+      <w:r>
+        <w:rPr>
+          <w:b/>
+        </w:rPr>
+        <w:t>input</w:t>
+      </w:r>
+      <w:r>
+        <w:rPr>
+          <w:b w:val="0"/>
+        </w:rPr>
+        <w:t xml:space="preserve">s and predict the next step. Uncover one step, connect the icon to the actual procedure, and explain its </w:t>
+      </w:r>
+      <w:r>
+        <w:rPr>
+          <w:b/>
+        </w:rPr>
+        <w:t>evidence</w:t>
+      </w:r>
+      <w:r>
+        <w:rPr>
+          <w:b w:val="0"/>
+        </w:rPr>
+        <w:t>. Then change the supplied condition and compare.</w:t>
       </w:r>
     </w:p>
     <w:p>
       <w:pPr>
-        <w:pStyle w:val="Heading3"/>
-      </w:pPr>
-      <w:r>
-        <w:t>Keep the stated limit</w:t>
+        <w:spacing w:line="336" w:lineRule="auto" w:after="180"/>
+      </w:pPr>
+      <w:r>
+        <w:rPr>
+          <w:b w:val="0"/>
+        </w:rPr>
+        <w:t>The picture is a representation; it does not document execution of a real AI model.</w:t>
       </w:r>
     </w:p>
     <w:p>
       <w:pPr>
-        <w:spacing w:line="336" w:lineRule="auto" w:after="180"/>
-        <w:shd w:fill="FFF5E6"/>
-      </w:pPr>
-      <w:r>
-        <w:rPr>
-          <w:b w:val="0"/>
-        </w:rPr>
-        <w:t>A drawing needs comparison with actual traces; it does not prove the implementation follows the arrows.</w:t>
+        <w:pStyle w:val="Heading1"/>
+      </w:pPr>
+      <w:r>
+        <w:t>03. Model a step,then remove help</w:t>
       </w:r>
     </w:p>
     <w:p>
-      <w:pPr>
-        <w:pStyle w:val="Heading3"/>
-      </w:pPr>
-      <w:r>
-        <w:t>Change one thing in the pictured case</w:t>
+      <w:r>
+        <w:t>Collect each learner’s reasoning before showing a key.</w:t>
       </w:r>
     </w:p>
     <w:p>
       <w:pPr>
-        <w:pStyle w:val="Heading3"/>
-      </w:pPr>
-      <w:r>
-        <w:t>Change one thing</w:t>
+        <w:pStyle w:val="Heading2"/>
+      </w:pPr>
+      <w:r>
+        <w:t>Current completion task and checked reasoning</w:t>
       </w:r>
     </w:p>
     <w:p>
       <w:pPr>
         <w:spacing w:line="336" w:lineRule="auto" w:after="180"/>
-        <w:shd w:fill="F5F1FB"/>
       </w:pPr>
       <w:r>
         <w:rPr>
           <w:b w:val="0"/>
         </w:rPr>
-        <w:t>Change: Disconnect retrieval from the application.</w:t>
+        <w:t>Completion task: A student request bypasses the role filter and sends teacher records directly to a generator. Show the intermediate steps and give the conclusion with its scope.</w:t>
       </w:r>
     </w:p>
     <w:p>
       <w:pPr>
-        <w:pStyle w:val="Heading3"/>
-      </w:pPr>
-      <w:r>
-        <w:t>Predicted result</w:t>
+        <w:spacing w:line="336" w:lineRule="auto" w:after="180"/>
+      </w:pPr>
+      <w:r>
+        <w:rPr>
+          <w:b w:val="0"/>
+        </w:rPr>
+        <w:t>Teacher check: Teacher explanation: The data path crosses the access boundary incorrectly. Move the role filter before source lookup/context construction; hiding a later citation is insufficient.</w:t>
       </w:r>
     </w:p>
     <w:p>
       <w:pPr>
         <w:spacing w:line="336" w:lineRule="auto" w:after="180"/>
-        <w:shd w:fill="F1F6FC"/>
-      </w:pPr>
+      </w:pPr>
+      <w:r>
+        <w:rPr>
+          <w:b w:val="0"/>
+        </w:rPr>
+        <w:t xml:space="preserve">Start by identifying the given </w:t>
+      </w:r>
       <w:r>
         <w:rPr>
           <w:b/>
         </w:rPr>
-        <w:t>Prediction</w:t>
+        <w:t>input</w:t>
       </w:r>
       <w:r>
         <w:rPr>
           <w:b w:val="0"/>
         </w:rPr>
-        <w:t>: Return review status rather than inventing a time.</w:t>
+        <w:t>s together. Leave the intermediate steps blank. If needed, model one step, then withdraw that help on the next step. Move to a full trace only when the partial trace is understood.</w:t>
       </w:r>
     </w:p>
     <w:p>
       <w:pPr>
-        <w:pStyle w:val="Heading3"/>
-      </w:pPr>
-      <w:r>
-        <w:t>Why the result follows</w:t>
+        <w:spacing w:line="336" w:lineRule="auto" w:after="180"/>
+      </w:pPr>
+      <w:r>
+        <w:rPr>
+          <w:b w:val="0"/>
+        </w:rPr>
+        <w:t>For partners, alternate explainer and checker; collect a response from every learner before discussion.</w:t>
       </w:r>
     </w:p>
     <w:p>
       <w:pPr>
-        <w:spacing w:line="336" w:lineRule="auto" w:after="180"/>
-        <w:shd w:fill="F1F6FC"/>
-      </w:pPr>
-      <w:r>
-        <w:rPr>
-          <w:b w:val="0"/>
-        </w:rPr>
-        <w:t xml:space="preserve">Reason: The supported-answer path lacks its required </w:t>
-      </w:r>
-      <w:r>
-        <w:rPr>
-          <w:b/>
-        </w:rPr>
-        <w:t>evidence</w:t>
-      </w:r>
-      <w:r>
-        <w:rPr>
-          <w:b w:val="0"/>
-        </w:rPr>
-        <w:t xml:space="preserve"> </w:t>
-      </w:r>
-      <w:r>
-        <w:rPr>
-          <w:b/>
-        </w:rPr>
-        <w:t>input</w:t>
-      </w:r>
-      <w:r>
-        <w:rPr>
-          <w:b w:val="0"/>
-        </w:rPr>
-        <w:t>.</w:t>
+        <w:pStyle w:val="Heading2"/>
+      </w:pPr>
+      <w:r>
+        <w:t>Individual misconception check</w:t>
       </w:r>
     </w:p>
     <w:p>
       <w:pPr>
-        <w:pStyle w:val="Heading3"/>
-      </w:pPr>
-      <w:r>
-        <w:t>Ask while showing the picture</w:t>
+        <w:spacing w:line="336" w:lineRule="auto" w:after="180"/>
+      </w:pPr>
+      <w:r>
+        <w:rPr>
+          <w:b w:val="0"/>
+        </w:rPr>
+        <w:t xml:space="preserve">Use the worked case for Architecture and </w:t>
+      </w:r>
+      <w:r>
+        <w:rPr>
+          <w:b/>
+        </w:rPr>
+        <w:t>data flow</w:t>
+      </w:r>
+      <w:r>
+        <w:rPr>
+          <w:b w:val="0"/>
+        </w:rPr>
+        <w:t>. Proposed explanation: “The worked result establishes every future case”. Decide whether this explanation is supported.</w:t>
       </w:r>
     </w:p>
     <w:p>
       <w:pPr>
-        <w:pStyle w:val="Heading3"/>
-      </w:pPr>
-      <w:r>
-        <w:t>Ask while showing the picture · 5</w:t>
+        <w:spacing w:line="336" w:lineRule="auto" w:after="180"/>
+      </w:pPr>
+      <w:r>
+        <w:rPr>
+          <w:b w:val="0"/>
+        </w:rPr>
+        <w:t>Point to the step or supplied fact that decides; explain your repair if needed.</w:t>
       </w:r>
     </w:p>
     <w:p>
@@ -1641,19 +2654,19 @@
         <w:rPr>
           <w:b w:val="0"/>
         </w:rPr>
-        <w:t xml:space="preserve">Cover the result. Ask learners to name the </w:t>
+        <w:t xml:space="preserve">Expected correction: A </w:t>
       </w:r>
       <w:r>
         <w:rPr>
           <w:b/>
         </w:rPr>
-        <w:t>input</w:t>
+        <w:t>component</w:t>
       </w:r>
       <w:r>
         <w:rPr>
           <w:b w:val="0"/>
         </w:rPr>
-        <w:t xml:space="preserve">s and predict the next step. Uncover one step, connect the icon to the actual procedure, and explain its </w:t>
+        <w:t xml:space="preserve"> diagram is a plan, not </w:t>
       </w:r>
       <w:r>
         <w:rPr>
@@ -1665,7 +2678,7 @@
         <w:rPr>
           <w:b w:val="0"/>
         </w:rPr>
-        <w:t>. Then change the supplied condition and compare.</w:t>
+        <w:t xml:space="preserve"> that the running implementation enforces its arrows.</w:t>
       </w:r>
     </w:p>
     <w:p>
@@ -1676,20 +2689,238 @@
         <w:rPr>
           <w:b w:val="0"/>
         </w:rPr>
-        <w:t>The picture is a representation; it does not document execution of a real AI model.</w:t>
+        <w:t>Collect explanations, not only yes/no votes. If a misunderstanding is common, re-model the relevant step for the class.</w:t>
       </w:r>
     </w:p>
     <w:p>
       <w:pPr>
-        <w:pStyle w:val="Heading1"/>
-      </w:pPr>
-      <w:r>
-        <w:t>03. Demonstrate and guide practice</w:t>
+        <w:spacing w:line="336" w:lineRule="auto" w:after="180"/>
+      </w:pPr>
+      <w:r>
+        <w:rPr>
+          <w:b w:val="0"/>
+        </w:rPr>
+        <w:t>If it affects a few learners, give a short targeted group explanation while others solve a more demanding variation.</w:t>
       </w:r>
     </w:p>
     <w:p>
-      <w:r>
-        <w:t>Demonstrate Architecture and data flow, reduce support deliberately and check individual reasoning before discussing answers.</w:t>
+      <w:pPr>
+        <w:pStyle w:val="Heading2"/>
+      </w:pPr>
+      <w:r>
+        <w:t>Pictured reasoning and changed case</w:t>
+      </w:r>
+    </w:p>
+    <w:p>
+      <w:pPr>
+        <w:spacing w:line="336" w:lineRule="auto" w:after="180"/>
+      </w:pPr>
+      <w:r>
+        <w:rPr>
+          <w:b w:val="0"/>
+        </w:rPr>
+        <w:t>Label what moves along the library request, retrieval and drafting arrows. Where does 17:30 come from, and why must the service stop if the retrieval arrow is disconnected?</w:t>
+      </w:r>
+    </w:p>
+    <w:p>
+      <w:pPr>
+        <w:spacing w:line="336" w:lineRule="auto" w:after="180"/>
+      </w:pPr>
+      <w:r>
+        <w:rPr>
+          <w:b w:val="0"/>
+        </w:rPr>
+        <w:t>The interface forwards the map-room question. The application retrieves the approved time, 17:30. A draft cites R and states 17:30; validation checks agreement before returning it.</w:t>
+      </w:r>
+    </w:p>
+    <w:p>
+      <w:pPr>
+        <w:spacing w:line="336" w:lineRule="auto" w:after="180"/>
+      </w:pPr>
+      <w:r>
+        <w:rPr>
+          <w:b w:val="0"/>
+        </w:rPr>
+        <w:t xml:space="preserve">Changed case: Return review status rather than inventing a time. The supported-answer path lacks its required </w:t>
+      </w:r>
+      <w:r>
+        <w:rPr>
+          <w:b/>
+        </w:rPr>
+        <w:t>evidence</w:t>
+      </w:r>
+      <w:r>
+        <w:rPr>
+          <w:b w:val="0"/>
+        </w:rPr>
+        <w:t xml:space="preserve"> </w:t>
+      </w:r>
+      <w:r>
+        <w:rPr>
+          <w:b/>
+        </w:rPr>
+        <w:t>input</w:t>
+      </w:r>
+      <w:r>
+        <w:rPr>
+          <w:b w:val="0"/>
+        </w:rPr>
+        <w:t>.</w:t>
+      </w:r>
+    </w:p>
+    <w:p>
+      <w:pPr>
+        <w:spacing w:line="336" w:lineRule="auto" w:after="180"/>
+      </w:pPr>
+      <w:r>
+        <w:rPr>
+          <w:b w:val="0"/>
+        </w:rPr>
+        <w:t xml:space="preserve">Changed-case reasoning: Return review status rather than inventing a time. The supported-answer path lacks its required </w:t>
+      </w:r>
+      <w:r>
+        <w:rPr>
+          <w:b/>
+        </w:rPr>
+        <w:t>evidence</w:t>
+      </w:r>
+      <w:r>
+        <w:rPr>
+          <w:b w:val="0"/>
+        </w:rPr>
+        <w:t xml:space="preserve"> </w:t>
+      </w:r>
+      <w:r>
+        <w:rPr>
+          <w:b/>
+        </w:rPr>
+        <w:t>input</w:t>
+      </w:r>
+      <w:r>
+        <w:rPr>
+          <w:b w:val="0"/>
+        </w:rPr>
+        <w:t>.</w:t>
+      </w:r>
+    </w:p>
+    <w:p>
+      <w:pPr>
+        <w:spacing w:line="336" w:lineRule="auto" w:after="180"/>
+      </w:pPr>
+      <w:r>
+        <w:rPr>
+          <w:b w:val="0"/>
+        </w:rPr>
+        <w:t xml:space="preserve">Collect each learner’s explanation before discussion. Use the first missing connection between </w:t>
+      </w:r>
+      <w:r>
+        <w:rPr>
+          <w:b/>
+        </w:rPr>
+        <w:t>input</w:t>
+      </w:r>
+      <w:r>
+        <w:rPr>
+          <w:b w:val="0"/>
+        </w:rPr>
+        <w:t xml:space="preserve">, deciding step and result to choose support. This question is worked-case practice, not fresh mastery </w:t>
+      </w:r>
+      <w:r>
+        <w:rPr>
+          <w:b/>
+        </w:rPr>
+        <w:t>evidence</w:t>
+      </w:r>
+      <w:r>
+        <w:rPr>
+          <w:b w:val="0"/>
+        </w:rPr>
+        <w:t>.</w:t>
+      </w:r>
+    </w:p>
+    <w:p>
+      <w:pPr>
+        <w:pStyle w:val="Heading2"/>
+      </w:pPr>
+      <w:r>
+        <w:t>Accessible support and extension</w:t>
+      </w:r>
+    </w:p>
+    <w:p>
+      <w:pPr>
+        <w:spacing w:line="336" w:lineRule="auto" w:after="180"/>
+      </w:pPr>
+      <w:r>
+        <w:rPr>
+          <w:b w:val="0"/>
+        </w:rPr>
+        <w:t xml:space="preserve">Use See how it works and Follow a worked example. Collect a </w:t>
+      </w:r>
+      <w:r>
+        <w:rPr>
+          <w:b/>
+        </w:rPr>
+        <w:t>prediction</w:t>
+      </w:r>
+      <w:r>
+        <w:rPr>
+          <w:b w:val="0"/>
+        </w:rPr>
+        <w:t xml:space="preserve"> before revealing its result; ask the learner to point to each intermediate fact.</w:t>
+      </w:r>
+    </w:p>
+    <w:p>
+      <w:pPr>
+        <w:spacing w:line="336" w:lineRule="auto" w:after="180"/>
+      </w:pPr>
+      <w:r>
+        <w:rPr>
+          <w:b w:val="0"/>
+        </w:rPr>
+        <w:t xml:space="preserve">Provide an </w:t>
+      </w:r>
+      <w:r>
+        <w:rPr>
+          <w:b/>
+        </w:rPr>
+        <w:t>input</w:t>
+      </w:r>
+      <w:r>
+        <w:rPr>
+          <w:b w:val="0"/>
+        </w:rPr>
+        <w:t>/procedure/result/limit frame and a calculator when needed. Ask students to identify the first step before completing the whole trace.</w:t>
+      </w:r>
+    </w:p>
+    <w:p>
+      <w:pPr>
+        <w:spacing w:line="336" w:lineRule="auto" w:after="180"/>
+      </w:pPr>
+      <w:r>
+        <w:rPr>
+          <w:b w:val="0"/>
+        </w:rPr>
+        <w:t xml:space="preserve">Extension: compare two concrete variants of this </w:t>
+      </w:r>
+      <w:r>
+        <w:rPr>
+          <w:b/>
+        </w:rPr>
+        <w:t>mechanism</w:t>
+      </w:r>
+      <w:r>
+        <w:rPr>
+          <w:b w:val="0"/>
+        </w:rPr>
+        <w:t xml:space="preserve"> while holding unrelated conditions fixed; report both successful and unsuccessful outcomes.</w:t>
+      </w:r>
+    </w:p>
+    <w:p>
+      <w:pPr>
+        <w:pStyle w:val="Heading2"/>
+      </w:pPr>
+      <w:r>
+        <w:t>Earlier wording, alternatives and picture transcripts · reference / check after trying</w:t>
       </w:r>
     </w:p>
     <w:tbl>
@@ -1906,71 +3137,26 @@
     </w:tbl>
     <w:p>
       <w:pPr>
-        <w:spacing w:line="336" w:lineRule="auto" w:after="180"/>
-      </w:pPr>
-      <w:r>
-        <w:rPr>
-          <w:b w:val="0"/>
-        </w:rPr>
-        <w:t xml:space="preserve">Use See how it works and Follow a worked example. Collect a </w:t>
-      </w:r>
-      <w:r>
-        <w:rPr>
-          <w:b/>
-        </w:rPr>
-        <w:t>prediction</w:t>
-      </w:r>
-      <w:r>
-        <w:rPr>
-          <w:b w:val="0"/>
-        </w:rPr>
-        <w:t xml:space="preserve"> before revealing its result; ask the learner to point to each intermediate fact.</w:t>
+        <w:pStyle w:val="Heading3"/>
+      </w:pPr>
+      <w:r>
+        <w:t>Reduce help deliberately</w:t>
       </w:r>
     </w:p>
     <w:p>
       <w:pPr>
-        <w:spacing w:line="336" w:lineRule="auto" w:after="180"/>
-      </w:pPr>
-      <w:r>
-        <w:rPr>
-          <w:b w:val="0"/>
-        </w:rPr>
-        <w:t xml:space="preserve">Provide an </w:t>
-      </w:r>
-      <w:r>
-        <w:rPr>
-          <w:b/>
-        </w:rPr>
-        <w:t>input</w:t>
-      </w:r>
-      <w:r>
-        <w:rPr>
-          <w:b w:val="0"/>
-        </w:rPr>
-        <w:t>/procedure/result/limit frame and a calculator when needed. Ask students to identify the first step before completing the whole trace.</w:t>
+        <w:pStyle w:val="Heading3"/>
+      </w:pPr>
+      <w:r>
+        <w:t>Individual reasoning check</w:t>
       </w:r>
     </w:p>
     <w:p>
       <w:pPr>
-        <w:spacing w:line="336" w:lineRule="auto" w:after="180"/>
-      </w:pPr>
-      <w:r>
-        <w:rPr>
-          <w:b w:val="0"/>
-        </w:rPr>
-        <w:t xml:space="preserve">Extension: compare two concrete variants of this </w:t>
-      </w:r>
-      <w:r>
-        <w:rPr>
-          <w:b/>
-        </w:rPr>
-        <w:t>mechanism</w:t>
-      </w:r>
-      <w:r>
-        <w:rPr>
-          <w:b w:val="0"/>
-        </w:rPr>
-        <w:t xml:space="preserve"> while holding unrelated conditions fixed; report both successful and unsuccessful outcomes.</w:t>
+        <w:pStyle w:val="Heading3"/>
+      </w:pPr>
+      <w:r>
+        <w:t>Pictorial practice question</w:t>
       </w:r>
     </w:p>
     <w:p>
@@ -1978,47 +3164,39 @@
         <w:pStyle w:val="Heading3"/>
       </w:pPr>
       <w:r>
-        <w:t>Reduce help deliberately</w:t>
+        <w:t>Reasoned teacher answer</w:t>
       </w:r>
     </w:p>
     <w:p>
       <w:pPr>
-        <w:pStyle w:val="Heading3"/>
-      </w:pPr>
-      <w:r>
-        <w:t>Completion practice</w:t>
+        <w:pStyle w:val="Heading1"/>
+      </w:pPr>
+      <w:r>
+        <w:t>04. Run the complete supplied investigation</w:t>
       </w:r>
     </w:p>
     <w:p>
-      <w:pPr>
-        <w:spacing w:line="336" w:lineRule="auto" w:after="180"/>
-        <w:shd w:fill="F5F1FB"/>
-      </w:pPr>
-      <w:r>
-        <w:rPr>
-          <w:b w:val="0"/>
-        </w:rPr>
-        <w:t>Completion task: A student request bypasses the role filter and sends teacher records directly to a generator. Show the intermediate steps and give the conclusion with its scope.</w:t>
+      <w:r>
+        <w:t>Separate predictions,actual runs and paper traces.</w:t>
       </w:r>
     </w:p>
     <w:p>
       <w:pPr>
-        <w:pStyle w:val="Heading3"/>
-      </w:pPr>
-      <w:r>
-        <w:t>Reasoning to listen for</w:t>
+        <w:pStyle w:val="Heading2"/>
+      </w:pPr>
+      <w:r>
+        <w:t>Complete inputs,expected results and limits</w:t>
       </w:r>
     </w:p>
     <w:p>
       <w:pPr>
         <w:spacing w:line="336" w:lineRule="auto" w:after="180"/>
-        <w:shd w:fill="F1F6FC"/>
       </w:pPr>
       <w:r>
         <w:rPr>
           <w:b w:val="0"/>
         </w:rPr>
-        <w:t>Teacher check: Teacher explanation: The data path crosses the access boundary incorrectly. Move the role filter before source lookup/context construction; hiding a later citation is insufficient.</w:t>
+        <w:t>Main boundary repair: filter before source body/context; removing citation later is insufficient. Local denied T stops before lookup/draft; missing X reviews before draft; mismatched S time reviews at output validation; client-added role field invalid at input validation. Library R17:30 is source-derived; disconnected retrieval reviews. Independent malformed request should stop at request validation before lookup.</w:t>
       </w:r>
     </w:p>
     <w:p>
@@ -2029,38 +3207,50 @@
         <w:rPr>
           <w:b w:val="0"/>
         </w:rPr>
-        <w:t xml:space="preserve">Start by identifying the given </w:t>
-      </w:r>
-      <w:r>
-        <w:rPr>
-          <w:b/>
-        </w:rPr>
-        <w:t>input</w:t>
-      </w:r>
-      <w:r>
-        <w:rPr>
-          <w:b w:val="0"/>
-        </w:rPr>
-        <w:t>s together. Leave the intermediate steps blank. If needed, model one step, then withdraw that help on the next step. Move to a full trace only when the partial trace is understood.</w:t>
+        <w:t>Require stage order and explicit evidence limits, not merely a final refusal.</w:t>
       </w:r>
     </w:p>
     <w:p>
       <w:pPr>
-        <w:spacing w:line="336" w:lineRule="auto" w:after="180"/>
-      </w:pPr>
-      <w:r>
-        <w:rPr>
-          <w:b w:val="0"/>
-        </w:rPr>
-        <w:t>For partners, alternate explainer and checker; collect a response from every learner before discussion.</w:t>
+        <w:pStyle w:val="Heading2"/>
+      </w:pPr>
+      <w:r>
+        <w:t>Diagnose the current misconceptions</w:t>
       </w:r>
     </w:p>
     <w:p>
       <w:pPr>
-        <w:pStyle w:val="Heading3"/>
-      </w:pPr>
-      <w:r>
-        <w:t>Individual reasoning check</w:t>
+        <w:spacing w:line="336" w:lineRule="auto" w:after="180"/>
+      </w:pPr>
+      <w:r>
+        <w:rPr>
+          <w:b w:val="0"/>
+        </w:rPr>
+        <w:t xml:space="preserve">The worked result establishes every future case: A </w:t>
+      </w:r>
+      <w:r>
+        <w:rPr>
+          <w:b/>
+        </w:rPr>
+        <w:t>component</w:t>
+      </w:r>
+      <w:r>
+        <w:rPr>
+          <w:b w:val="0"/>
+        </w:rPr>
+        <w:t xml:space="preserve"> diagram is a plan, not </w:t>
+      </w:r>
+      <w:r>
+        <w:rPr>
+          <w:b/>
+        </w:rPr>
+        <w:t>evidence</w:t>
+      </w:r>
+      <w:r>
+        <w:rPr>
+          <w:b w:val="0"/>
+        </w:rPr>
+        <w:t xml:space="preserve"> that the running implementation enforces its arrows.</w:t>
       </w:r>
     </w:p>
     <w:p>
@@ -2071,19 +3261,31 @@
         <w:rPr>
           <w:b w:val="0"/>
         </w:rPr>
-        <w:t xml:space="preserve">Use the worked case for Architecture and </w:t>
+        <w:t xml:space="preserve">A missing </w:t>
       </w:r>
       <w:r>
         <w:rPr>
           <w:b/>
         </w:rPr>
-        <w:t>data flow</w:t>
+        <w:t>input</w:t>
       </w:r>
       <w:r>
         <w:rPr>
           <w:b w:val="0"/>
         </w:rPr>
-        <w:t>. Proposed explanation: “The worked result establishes every future case”. Decide whether this explanation is supported.</w:t>
+        <w:t xml:space="preserve"> may be replaced without recording the change: A replacement changes the </w:t>
+      </w:r>
+      <w:r>
+        <w:rPr>
+          <w:b/>
+        </w:rPr>
+        <w:t>evidence</w:t>
+      </w:r>
+      <w:r>
+        <w:rPr>
+          <w:b w:val="0"/>
+        </w:rPr>
+        <w:t xml:space="preserve"> or contract. Record the change and its justification; do not silently turn unknown into a measured value.</w:t>
       </w:r>
     </w:p>
     <w:p>
@@ -2094,366 +3296,62 @@
         <w:rPr>
           <w:b w:val="0"/>
         </w:rPr>
-        <w:t>Point to the step or supplied fact that decides; explain your repair if needed.</w:t>
+        <w:t xml:space="preserve">Repeating an assessed case is new independent </w:t>
+      </w:r>
+      <w:r>
+        <w:rPr>
+          <w:b/>
+        </w:rPr>
+        <w:t>evidence</w:t>
+      </w:r>
+      <w:r>
+        <w:rPr>
+          <w:b w:val="0"/>
+        </w:rPr>
+        <w:t>: A replay checks consistency. An example used for feedback or revision cannot later be described as untouched final evaluation.</w:t>
       </w:r>
     </w:p>
     <w:p>
       <w:pPr>
-        <w:pStyle w:val="Heading3"/>
-      </w:pPr>
-      <w:r>
-        <w:t>Expected repair</w:t>
+        <w:spacing w:line="336" w:lineRule="auto" w:after="180"/>
+      </w:pPr>
+      <w:r>
+        <w:rPr>
+          <w:b w:val="0"/>
+        </w:rPr>
+        <w:t xml:space="preserve">Use Run the investigation for the </w:t>
+      </w:r>
+      <w:r>
+        <w:rPr>
+          <w:b/>
+        </w:rPr>
+        <w:t>evidence</w:t>
+      </w:r>
+      <w:r>
+        <w:rPr>
+          <w:b w:val="0"/>
+        </w:rPr>
+        <w:t xml:space="preserve"> ledger. Add a boundary or missing-</w:t>
+      </w:r>
+      <w:r>
+        <w:rPr>
+          <w:b/>
+        </w:rPr>
+        <w:t>input</w:t>
+      </w:r>
+      <w:r>
+        <w:rPr>
+          <w:b w:val="0"/>
+        </w:rPr>
+        <w:t xml:space="preserve"> case and record the expected response before checking. More successful repeats of one case do not establish wider coverage.</w:t>
       </w:r>
     </w:p>
     <w:p>
       <w:pPr>
-        <w:spacing w:line="336" w:lineRule="auto" w:after="180"/>
-        <w:shd w:fill="F1F6FC"/>
-      </w:pPr>
-      <w:r>
-        <w:rPr>
-          <w:b w:val="0"/>
-        </w:rPr>
-        <w:t xml:space="preserve">Expected correction: A </w:t>
-      </w:r>
-      <w:r>
-        <w:rPr>
-          <w:b/>
-        </w:rPr>
-        <w:t>component</w:t>
-      </w:r>
-      <w:r>
-        <w:rPr>
-          <w:b w:val="0"/>
-        </w:rPr>
-        <w:t xml:space="preserve"> diagram is a plan, not </w:t>
-      </w:r>
-      <w:r>
-        <w:rPr>
-          <w:b/>
-        </w:rPr>
-        <w:t>evidence</w:t>
-      </w:r>
-      <w:r>
-        <w:rPr>
-          <w:b w:val="0"/>
-        </w:rPr>
-        <w:t xml:space="preserve"> that the running implementation enforces its arrows.</w:t>
-      </w:r>
-    </w:p>
-    <w:p>
-      <w:pPr>
-        <w:spacing w:line="336" w:lineRule="auto" w:after="180"/>
-      </w:pPr>
-      <w:r>
-        <w:rPr>
-          <w:b w:val="0"/>
-        </w:rPr>
-        <w:t>Collect explanations, not only yes/no votes. If a misunderstanding is common, re-model the relevant step for the class.</w:t>
-      </w:r>
-    </w:p>
-    <w:p>
-      <w:pPr>
-        <w:spacing w:line="336" w:lineRule="auto" w:after="180"/>
-      </w:pPr>
-      <w:r>
-        <w:rPr>
-          <w:b w:val="0"/>
-        </w:rPr>
-        <w:t>If it affects a few learners, give a short targeted group explanation while others solve a more demanding variation.</w:t>
-      </w:r>
-    </w:p>
-    <w:p>
-      <w:pPr>
-        <w:pStyle w:val="Heading3"/>
-      </w:pPr>
-      <w:r>
-        <w:t>Pictorial practice question</w:t>
-      </w:r>
-    </w:p>
-    <w:p>
-      <w:pPr>
-        <w:spacing w:line="336" w:lineRule="auto" w:after="180"/>
-        <w:shd w:fill="F5F1FB"/>
-      </w:pPr>
-      <w:r>
-        <w:rPr>
-          <w:b w:val="0"/>
-        </w:rPr>
-        <w:t>Label what moves along the library request, retrieval and drafting arrows. Where does 17:30 come from, and why must the service stop if the retrieval arrow is disconnected?</w:t>
-      </w:r>
-    </w:p>
-    <w:p>
-      <w:pPr>
-        <w:pStyle w:val="Heading3"/>
-      </w:pPr>
-      <w:r>
-        <w:t>Reasoned teacher answer</w:t>
-      </w:r>
-    </w:p>
-    <w:p>
-      <w:pPr>
-        <w:spacing w:line="336" w:lineRule="auto" w:after="180"/>
-      </w:pPr>
-      <w:r>
-        <w:rPr>
-          <w:b w:val="0"/>
-        </w:rPr>
-        <w:t>The interface forwards the map-room question. The application retrieves the approved time, 17:30. A draft cites R and states 17:30; validation checks agreement before returning it.</w:t>
-      </w:r>
-    </w:p>
-    <w:p>
-      <w:pPr>
-        <w:spacing w:line="336" w:lineRule="auto" w:after="180"/>
-      </w:pPr>
-      <w:r>
-        <w:rPr>
-          <w:b w:val="0"/>
-        </w:rPr>
-        <w:t xml:space="preserve">Changed case: Return review status rather than inventing a time. The supported-answer path lacks its required </w:t>
-      </w:r>
-      <w:r>
-        <w:rPr>
-          <w:b/>
-        </w:rPr>
-        <w:t>evidence</w:t>
-      </w:r>
-      <w:r>
-        <w:rPr>
-          <w:b w:val="0"/>
-        </w:rPr>
-        <w:t xml:space="preserve"> </w:t>
-      </w:r>
-      <w:r>
-        <w:rPr>
-          <w:b/>
-        </w:rPr>
-        <w:t>input</w:t>
-      </w:r>
-      <w:r>
-        <w:rPr>
-          <w:b w:val="0"/>
-        </w:rPr>
-        <w:t>.</w:t>
-      </w:r>
-    </w:p>
-    <w:p>
-      <w:pPr>
-        <w:spacing w:line="336" w:lineRule="auto" w:after="180"/>
-      </w:pPr>
-      <w:r>
-        <w:rPr>
-          <w:b w:val="0"/>
-        </w:rPr>
-        <w:t xml:space="preserve">Changed-case reasoning: Return review status rather than inventing a time. The supported-answer path lacks its required </w:t>
-      </w:r>
-      <w:r>
-        <w:rPr>
-          <w:b/>
-        </w:rPr>
-        <w:t>evidence</w:t>
-      </w:r>
-      <w:r>
-        <w:rPr>
-          <w:b w:val="0"/>
-        </w:rPr>
-        <w:t xml:space="preserve"> </w:t>
-      </w:r>
-      <w:r>
-        <w:rPr>
-          <w:b/>
-        </w:rPr>
-        <w:t>input</w:t>
-      </w:r>
-      <w:r>
-        <w:rPr>
-          <w:b w:val="0"/>
-        </w:rPr>
-        <w:t>.</w:t>
-      </w:r>
-    </w:p>
-    <w:p>
-      <w:pPr>
-        <w:spacing w:line="336" w:lineRule="auto" w:after="180"/>
-      </w:pPr>
-      <w:r>
-        <w:rPr>
-          <w:b w:val="0"/>
-        </w:rPr>
-        <w:t xml:space="preserve">Collect each learner’s explanation before discussion. Use the first missing connection between </w:t>
-      </w:r>
-      <w:r>
-        <w:rPr>
-          <w:b/>
-        </w:rPr>
-        <w:t>input</w:t>
-      </w:r>
-      <w:r>
-        <w:rPr>
-          <w:b w:val="0"/>
-        </w:rPr>
-        <w:t xml:space="preserve">, deciding step and result to choose support. This question is worked-case practice, not fresh mastery </w:t>
-      </w:r>
-      <w:r>
-        <w:rPr>
-          <w:b/>
-        </w:rPr>
-        <w:t>evidence</w:t>
-      </w:r>
-      <w:r>
-        <w:rPr>
-          <w:b w:val="0"/>
-        </w:rPr>
-        <w:t>.</w:t>
-      </w:r>
-    </w:p>
-    <w:p>
-      <w:pPr>
-        <w:pStyle w:val="Heading1"/>
-      </w:pPr>
-      <w:r>
-        <w:t>04. Run the investigation and diagnose misconceptions</w:t>
-      </w:r>
-    </w:p>
-    <w:p>
-      <w:r>
-        <w:t>Run the Architecture and data flow investigation and use the first unsupported step to choose a teaching response.</w:t>
-      </w:r>
-    </w:p>
-    <w:p>
-      <w:pPr>
-        <w:spacing w:line="336" w:lineRule="auto" w:after="180"/>
-      </w:pPr>
-      <w:r>
-        <w:rPr>
-          <w:b w:val="0"/>
-        </w:rPr>
-        <w:t xml:space="preserve">The worked result establishes every future case: A </w:t>
-      </w:r>
-      <w:r>
-        <w:rPr>
-          <w:b/>
-        </w:rPr>
-        <w:t>component</w:t>
-      </w:r>
-      <w:r>
-        <w:rPr>
-          <w:b w:val="0"/>
-        </w:rPr>
-        <w:t xml:space="preserve"> diagram is a plan, not </w:t>
-      </w:r>
-      <w:r>
-        <w:rPr>
-          <w:b/>
-        </w:rPr>
-        <w:t>evidence</w:t>
-      </w:r>
-      <w:r>
-        <w:rPr>
-          <w:b w:val="0"/>
-        </w:rPr>
-        <w:t xml:space="preserve"> that the running implementation enforces its arrows.</w:t>
-      </w:r>
-    </w:p>
-    <w:p>
-      <w:pPr>
-        <w:spacing w:line="336" w:lineRule="auto" w:after="180"/>
-      </w:pPr>
-      <w:r>
-        <w:rPr>
-          <w:b w:val="0"/>
-        </w:rPr>
-        <w:t xml:space="preserve">A missing </w:t>
-      </w:r>
-      <w:r>
-        <w:rPr>
-          <w:b/>
-        </w:rPr>
-        <w:t>input</w:t>
-      </w:r>
-      <w:r>
-        <w:rPr>
-          <w:b w:val="0"/>
-        </w:rPr>
-        <w:t xml:space="preserve"> may be replaced without recording the change: A replacement changes the </w:t>
-      </w:r>
-      <w:r>
-        <w:rPr>
-          <w:b/>
-        </w:rPr>
-        <w:t>evidence</w:t>
-      </w:r>
-      <w:r>
-        <w:rPr>
-          <w:b w:val="0"/>
-        </w:rPr>
-        <w:t xml:space="preserve"> or contract. Record the change and its justification; do not silently turn unknown into a measured value.</w:t>
-      </w:r>
-    </w:p>
-    <w:p>
-      <w:pPr>
-        <w:spacing w:line="336" w:lineRule="auto" w:after="180"/>
-      </w:pPr>
-      <w:r>
-        <w:rPr>
-          <w:b w:val="0"/>
-        </w:rPr>
-        <w:t xml:space="preserve">Repeating an assessed case is new independent </w:t>
-      </w:r>
-      <w:r>
-        <w:rPr>
-          <w:b/>
-        </w:rPr>
-        <w:t>evidence</w:t>
-      </w:r>
-      <w:r>
-        <w:rPr>
-          <w:b w:val="0"/>
-        </w:rPr>
-        <w:t>: A replay checks consistency. An example used for feedback or revision cannot later be described as untouched final evaluation.</w:t>
-      </w:r>
-    </w:p>
-    <w:p>
-      <w:pPr>
-        <w:spacing w:line="336" w:lineRule="auto" w:after="180"/>
-      </w:pPr>
-      <w:r>
-        <w:rPr>
-          <w:b w:val="0"/>
-        </w:rPr>
-        <w:t xml:space="preserve">Use Run the investigation for the </w:t>
-      </w:r>
-      <w:r>
-        <w:rPr>
-          <w:b/>
-        </w:rPr>
-        <w:t>evidence</w:t>
-      </w:r>
-      <w:r>
-        <w:rPr>
-          <w:b w:val="0"/>
-        </w:rPr>
-        <w:t xml:space="preserve"> ledger. Add a boundary or missing-</w:t>
-      </w:r>
-      <w:r>
-        <w:rPr>
-          <w:b/>
-        </w:rPr>
-        <w:t>input</w:t>
-      </w:r>
-      <w:r>
-        <w:rPr>
-          <w:b w:val="0"/>
-        </w:rPr>
-        <w:t xml:space="preserve"> case and record the expected response before checking. More successful repeats of one case do not establish wider coverage.</w:t>
-      </w:r>
-    </w:p>
-    <w:p>
-      <w:pPr>
-        <w:pStyle w:val="Heading3"/>
-      </w:pPr>
-      <w:r>
-        <w:t>Match the support to the first error</w:t>
+        <w:pStyle w:val="Heading2"/>
+      </w:pPr>
+      <w:r>
+        <w:t>Choose accessible support</w:t>
       </w:r>
     </w:p>
     <w:tbl>
@@ -2626,69 +3524,39 @@
     </w:p>
     <w:p>
       <w:pPr>
-        <w:pStyle w:val="Heading1"/>
-      </w:pPr>
-      <w:r>
-        <w:t>05. Assess and explain the answers</w:t>
+        <w:pStyle w:val="Heading2"/>
+      </w:pPr>
+      <w:r>
+        <w:t>Earlier wording, alternatives and picture transcripts · reference / check after trying</w:t>
       </w:r>
     </w:p>
     <w:p>
-      <w:r>
-        <w:t>Use the Architecture and data flow questions, teacher keys and criteria after the relevant attempts. Previously discussed cases are practice; protect the separately selected independent task.</w:t>
+      <w:pPr>
+        <w:pStyle w:val="Heading3"/>
+      </w:pPr>
+      <w:r>
+        <w:t>Match the support to the first error</w:t>
       </w:r>
     </w:p>
     <w:p>
       <w:pPr>
-        <w:pStyle w:val="Heading3"/>
-      </w:pPr>
-      <w:r>
-        <w:t>Guided and exit questions</w:t>
+        <w:pStyle w:val="Heading1"/>
+      </w:pPr>
+      <w:r>
+        <w:t>05. Assess the new service scenario</w:t>
       </w:r>
     </w:p>
     <w:p>
-      <w:pPr>
-        <w:spacing w:line="336" w:lineRule="auto" w:after="180"/>
-      </w:pPr>
-      <w:r>
-        <w:rPr>
-          <w:b w:val="0"/>
-        </w:rPr>
-        <w:t>Guided: The data path crosses the access boundary incorrectly. Move the role filter before source lookup/context construction; hiding a later citation is insufficient.</w:t>
+      <w:r>
+        <w:t>Keep the selected answer private until after a first attempt.</w:t>
       </w:r>
     </w:p>
     <w:p>
       <w:pPr>
-        <w:spacing w:line="336" w:lineRule="auto" w:after="180"/>
-      </w:pPr>
-      <w:r>
-        <w:rPr>
-          <w:b w:val="0"/>
-        </w:rPr>
-        <w:t xml:space="preserve">Qualification: A </w:t>
-      </w:r>
-      <w:r>
-        <w:rPr>
-          <w:b/>
-        </w:rPr>
-        <w:t>component</w:t>
-      </w:r>
-      <w:r>
-        <w:rPr>
-          <w:b w:val="0"/>
-        </w:rPr>
-        <w:t xml:space="preserve"> diagram is a plan, not </w:t>
-      </w:r>
-      <w:r>
-        <w:rPr>
-          <w:b/>
-        </w:rPr>
-        <w:t>evidence</w:t>
-      </w:r>
-      <w:r>
-        <w:rPr>
-          <w:b w:val="0"/>
-        </w:rPr>
-        <w:t xml:space="preserve"> that the running implementation enforces its arrows.</w:t>
+        <w:pStyle w:val="Heading2"/>
+      </w:pPr>
+      <w:r>
+        <w:t>Selected independent task and checked answer</w:t>
       </w:r>
     </w:p>
     <w:p>
@@ -2699,709 +3567,62 @@
         <w:rPr>
           <w:b w:val="0"/>
         </w:rPr>
-        <w:t xml:space="preserve">Exit: accept a concrete variation with its predicted outcome and a stated condition that would challenge the </w:t>
+        <w:t xml:space="preserve">Selected case: </w:t>
       </w:r>
       <w:r>
         <w:rPr>
           <w:b/>
         </w:rPr>
-        <w:t>mechanism</w:t>
+        <w:t>Input</w:t>
       </w:r>
       <w:r>
         <w:rPr>
           <w:b w:val="0"/>
         </w:rPr>
-        <w:t xml:space="preserve">; reject a claim resting on unmeasured </w:t>
+        <w:t xml:space="preserve"> is malformed, yet lookup runs and then a validator rejects </w:t>
       </w:r>
       <w:r>
         <w:rPr>
           <w:b/>
         </w:rPr>
-        <w:t>evidence</w:t>
+        <w:t>output</w:t>
       </w:r>
       <w:r>
         <w:rPr>
           <w:b w:val="0"/>
         </w:rPr>
-        <w:t>.</w:t>
+        <w:t>. Locate the first stage that should stop.</w:t>
       </w:r>
     </w:p>
     <w:p>
       <w:pPr>
-        <w:pStyle w:val="Heading3"/>
-      </w:pPr>
-      <w:r>
-        <w:t>W1 Explain the mechanism</w:t>
+        <w:spacing w:line="336" w:lineRule="auto" w:after="180"/>
+      </w:pPr>
+      <w:r>
+        <w:rPr>
+          <w:b w:val="0"/>
+        </w:rPr>
+        <w:t xml:space="preserve">Teacher explanation: Request validation should reject before lookup; </w:t>
+      </w:r>
+      <w:r>
+        <w:rPr>
+          <w:b/>
+        </w:rPr>
+        <w:t>output</w:t>
+      </w:r>
+      <w:r>
+        <w:rPr>
+          <w:b w:val="0"/>
+        </w:rPr>
+        <w:t xml:space="preserve"> validation cannot undo unnecessary or unauthorised earlier reads.</w:t>
       </w:r>
     </w:p>
     <w:p>
       <w:pPr>
-        <w:pStyle w:val="Heading3"/>
-      </w:pPr>
-      <w:r>
-        <w:t>Workbook question · W1</w:t>
-      </w:r>
-    </w:p>
-    <w:p>
-      <w:pPr>
-        <w:spacing w:line="336" w:lineRule="auto" w:after="180"/>
-        <w:shd w:fill="F5F1FB"/>
-      </w:pPr>
-      <w:r>
-        <w:rPr>
-          <w:b w:val="0"/>
-        </w:rPr>
-        <w:t xml:space="preserve">Explain the weekly </w:t>
-      </w:r>
-      <w:r>
-        <w:rPr>
-          <w:b/>
-        </w:rPr>
-        <w:t>mechanism</w:t>
-      </w:r>
-      <w:r>
-        <w:rPr>
-          <w:b w:val="0"/>
-        </w:rPr>
-        <w:t xml:space="preserve"> in your own words. Use the worked scenario to name its </w:t>
-      </w:r>
-      <w:r>
-        <w:rPr>
-          <w:b/>
-        </w:rPr>
-        <w:t>input</w:t>
-      </w:r>
-      <w:r>
-        <w:rPr>
-          <w:b w:val="0"/>
-        </w:rPr>
-        <w:t xml:space="preserve">, decision rule and </w:t>
-      </w:r>
-      <w:r>
-        <w:rPr>
-          <w:b/>
-        </w:rPr>
-        <w:t>output</w:t>
-      </w:r>
-      <w:r>
-        <w:rPr>
-          <w:b w:val="0"/>
-        </w:rPr>
-        <w:t>.</w:t>
-      </w:r>
-    </w:p>
-    <w:p>
-      <w:pPr>
-        <w:pStyle w:val="Heading3"/>
-      </w:pPr>
-      <w:r>
-        <w:t>Teacher reasoning · W1</w:t>
-      </w:r>
-    </w:p>
-    <w:p>
-      <w:pPr>
-        <w:spacing w:line="336" w:lineRule="auto" w:after="180"/>
-        <w:shd w:fill="F1F6FC"/>
-      </w:pPr>
-      <w:r>
-        <w:rPr>
-          <w:b w:val="0"/>
-        </w:rPr>
-        <w:t xml:space="preserve">Teacher explanation: Architecture assigns responsibilities to </w:t>
-      </w:r>
-      <w:r>
-        <w:rPr>
-          <w:b/>
-        </w:rPr>
-        <w:t>component</w:t>
-      </w:r>
-      <w:r>
-        <w:rPr>
-          <w:b w:val="0"/>
-        </w:rPr>
-        <w:t>s and shows information crossing trust boundaries. A diagram should include failure paths.</w:t>
-      </w:r>
-    </w:p>
-    <w:p>
-      <w:pPr>
-        <w:spacing w:line="336" w:lineRule="auto" w:after="180"/>
-        <w:shd w:fill="F1F6FC"/>
-      </w:pPr>
-      <w:r>
-        <w:rPr>
-          <w:b w:val="0"/>
-        </w:rPr>
-        <w:t>Trace request validator -&gt; role filter -&gt; source lookup -&gt; response validator -&gt; result. Sources enter as data, not control instructions. Reject invalid requests before any downstream lookup.</w:t>
-      </w:r>
-    </w:p>
-    <w:p>
-      <w:pPr>
-        <w:pStyle w:val="Heading3"/>
-      </w:pPr>
-      <w:r>
-        <w:t>W2 Trace the worked case</w:t>
-      </w:r>
-    </w:p>
-    <w:p>
-      <w:pPr>
-        <w:pStyle w:val="Heading3"/>
-      </w:pPr>
-      <w:r>
-        <w:t>Workbook question · W2</w:t>
-      </w:r>
-    </w:p>
-    <w:p>
-      <w:pPr>
-        <w:spacing w:line="336" w:lineRule="auto" w:after="180"/>
-        <w:shd w:fill="F5F1FB"/>
-      </w:pPr>
-      <w:r>
-        <w:rPr>
-          <w:b w:val="0"/>
-        </w:rPr>
-        <w:t>A student request bypasses the role filter and sends teacher records directly to a generator. Show the intermediate steps and give the conclusion with its scope.</w:t>
-      </w:r>
-    </w:p>
-    <w:p>
-      <w:pPr>
-        <w:pStyle w:val="Heading3"/>
-      </w:pPr>
-      <w:r>
-        <w:t>Teacher reasoning · W2</w:t>
-      </w:r>
-    </w:p>
-    <w:p>
-      <w:pPr>
-        <w:spacing w:line="336" w:lineRule="auto" w:after="180"/>
-        <w:shd w:fill="F1F6FC"/>
-      </w:pPr>
-      <w:r>
-        <w:rPr>
-          <w:b w:val="0"/>
-        </w:rPr>
-        <w:t>Teacher explanation: The data path crosses the access boundary incorrectly. Move the role filter before source lookup/context construction; hiding a later citation is insufficient.</w:t>
-      </w:r>
-    </w:p>
-    <w:p>
-      <w:pPr>
-        <w:pStyle w:val="Heading3"/>
-      </w:pPr>
-      <w:r>
-        <w:t>W3 Audit the limit</w:t>
-      </w:r>
-    </w:p>
-    <w:p>
-      <w:pPr>
-        <w:pStyle w:val="Heading3"/>
-      </w:pPr>
-      <w:r>
-        <w:t>Workbook question · W3</w:t>
-      </w:r>
-    </w:p>
-    <w:p>
-      <w:pPr>
-        <w:spacing w:line="336" w:lineRule="auto" w:after="180"/>
-        <w:shd w:fill="F5F1FB"/>
-      </w:pPr>
-      <w:r>
-        <w:rPr>
-          <w:b w:val="0"/>
-        </w:rPr>
-        <w:t xml:space="preserve">A report omits this qualification: A </w:t>
-      </w:r>
-      <w:r>
-        <w:rPr>
-          <w:b/>
-        </w:rPr>
-        <w:t>component</w:t>
-      </w:r>
-      <w:r>
-        <w:rPr>
-          <w:b w:val="0"/>
-        </w:rPr>
-        <w:t xml:space="preserve"> diagram is a plan, not </w:t>
-      </w:r>
-      <w:r>
-        <w:rPr>
-          <w:b/>
-        </w:rPr>
-        <w:t>evidence</w:t>
-      </w:r>
-      <w:r>
-        <w:rPr>
-          <w:b w:val="0"/>
-        </w:rPr>
-        <w:t xml:space="preserve"> that the running implementation enforces its arrows.</w:t>
-      </w:r>
-    </w:p>
-    <w:p>
-      <w:pPr>
-        <w:spacing w:line="336" w:lineRule="auto" w:after="180"/>
-        <w:shd w:fill="F5F1FB"/>
-      </w:pPr>
-      <w:r>
-        <w:rPr>
-          <w:b w:val="0"/>
-        </w:rPr>
-        <w:t>Explain how omitting it could change a reader's interpretation, and write an accurate replacement.</w:t>
-      </w:r>
-    </w:p>
-    <w:p>
-      <w:pPr>
-        <w:pStyle w:val="Heading3"/>
-      </w:pPr>
-      <w:r>
-        <w:t>Teacher reasoning · W3</w:t>
-      </w:r>
-    </w:p>
-    <w:p>
-      <w:pPr>
-        <w:spacing w:line="336" w:lineRule="auto" w:after="180"/>
-        <w:shd w:fill="F1F6FC"/>
-      </w:pPr>
-      <w:r>
-        <w:rPr>
-          <w:b w:val="0"/>
-        </w:rPr>
-        <w:t xml:space="preserve">Teacher explanation: A </w:t>
-      </w:r>
-      <w:r>
-        <w:rPr>
-          <w:b/>
-        </w:rPr>
-        <w:t>component</w:t>
-      </w:r>
-      <w:r>
-        <w:rPr>
-          <w:b w:val="0"/>
-        </w:rPr>
-        <w:t xml:space="preserve"> diagram is a plan, not </w:t>
-      </w:r>
-      <w:r>
-        <w:rPr>
-          <w:b/>
-        </w:rPr>
-        <w:t>evidence</w:t>
-      </w:r>
-      <w:r>
-        <w:rPr>
-          <w:b w:val="0"/>
-        </w:rPr>
-        <w:t xml:space="preserve"> that the running implementation enforces its arrows.</w:t>
-      </w:r>
-    </w:p>
-    <w:p>
-      <w:pPr>
-        <w:spacing w:line="336" w:lineRule="auto" w:after="180"/>
-        <w:shd w:fill="F1F6FC"/>
-      </w:pPr>
-      <w:r>
-        <w:rPr>
-          <w:b w:val="0"/>
-        </w:rPr>
-        <w:t xml:space="preserve">State the observed result separately from the unverified or out-of-scope claim; preserve the original </w:t>
-      </w:r>
-      <w:r>
-        <w:rPr>
-          <w:b/>
-        </w:rPr>
-        <w:t>evidence</w:t>
-      </w:r>
-      <w:r>
-        <w:rPr>
-          <w:b w:val="0"/>
-        </w:rPr>
-        <w:t xml:space="preserve"> rather than inventing a missing fact.</w:t>
-      </w:r>
-    </w:p>
-    <w:p>
-      <w:pPr>
-        <w:pStyle w:val="Heading3"/>
-      </w:pPr>
-      <w:r>
-        <w:t>W4 Apply a new case independently</w:t>
-      </w:r>
-    </w:p>
-    <w:p>
-      <w:pPr>
-        <w:pStyle w:val="Heading3"/>
-      </w:pPr>
-      <w:r>
-        <w:t>Workbook question · W4</w:t>
-      </w:r>
-    </w:p>
-    <w:p>
-      <w:pPr>
-        <w:spacing w:line="336" w:lineRule="auto" w:after="180"/>
-        <w:shd w:fill="F5F1FB"/>
-      </w:pPr>
-      <w:r>
-        <w:rPr>
-          <w:b/>
-        </w:rPr>
-        <w:t>Input</w:t>
-      </w:r>
-      <w:r>
-        <w:rPr>
-          <w:b w:val="0"/>
-        </w:rPr>
-        <w:t xml:space="preserve"> is malformed, yet lookup runs and then a validator rejects </w:t>
-      </w:r>
-      <w:r>
-        <w:rPr>
-          <w:b/>
-        </w:rPr>
-        <w:t>output</w:t>
-      </w:r>
-      <w:r>
-        <w:rPr>
-          <w:b w:val="0"/>
-        </w:rPr>
-        <w:t>. Locate the first stage that should stop.</w:t>
-      </w:r>
-    </w:p>
-    <w:p>
-      <w:pPr>
-        <w:pStyle w:val="Heading3"/>
-      </w:pPr>
-      <w:r>
-        <w:t>Teacher reasoning · W4</w:t>
-      </w:r>
-    </w:p>
-    <w:p>
-      <w:pPr>
-        <w:spacing w:line="336" w:lineRule="auto" w:after="180"/>
-        <w:shd w:fill="F1F6FC"/>
-      </w:pPr>
-      <w:r>
-        <w:rPr>
-          <w:b w:val="0"/>
-        </w:rPr>
-        <w:t xml:space="preserve">Teacher explanation: Request validation should reject before lookup; </w:t>
-      </w:r>
-      <w:r>
-        <w:rPr>
-          <w:b/>
-        </w:rPr>
-        <w:t>output</w:t>
-      </w:r>
-      <w:r>
-        <w:rPr>
-          <w:b w:val="0"/>
-        </w:rPr>
-        <w:t xml:space="preserve"> validation cannot undo unnecessary or unauthorised earlier reads.</w:t>
-      </w:r>
-    </w:p>
-    <w:p>
-      <w:pPr>
-        <w:pStyle w:val="Heading3"/>
-      </w:pPr>
-      <w:r>
-        <w:t>W5 Design a revealing follow-up</w:t>
-      </w:r>
-    </w:p>
-    <w:p>
-      <w:pPr>
-        <w:pStyle w:val="Heading3"/>
-      </w:pPr>
-      <w:r>
-        <w:t>Workbook question · W5</w:t>
-      </w:r>
-    </w:p>
-    <w:p>
-      <w:pPr>
-        <w:spacing w:line="336" w:lineRule="auto" w:after="180"/>
-        <w:shd w:fill="F5F1FB"/>
-      </w:pPr>
-      <w:r>
-        <w:rPr>
-          <w:b w:val="0"/>
-        </w:rPr>
-        <w:t>For the worked scenario, propose one additional case that could reveal a failure, describe its expected outcome before running it, and explain what would need to remain fixed for a fair comparison.</w:t>
-      </w:r>
-    </w:p>
-    <w:p>
-      <w:pPr>
-        <w:spacing w:line="336" w:lineRule="auto" w:after="180"/>
-        <w:shd w:fill="F5F1FB"/>
-      </w:pPr>
-      <w:r>
-        <w:rPr>
-          <w:b w:val="0"/>
-        </w:rPr>
-        <w:t>Do not reuse W4 as a new final test after receiving feedback.</w:t>
-      </w:r>
-    </w:p>
-    <w:p>
-      <w:pPr>
-        <w:pStyle w:val="Heading3"/>
-      </w:pPr>
-      <w:r>
-        <w:t>Teacher reasoning · W5</w:t>
-      </w:r>
-    </w:p>
-    <w:p>
-      <w:pPr>
-        <w:spacing w:line="336" w:lineRule="auto" w:after="180"/>
-        <w:shd w:fill="F1F6FC"/>
-      </w:pPr>
-      <w:r>
-        <w:rPr>
-          <w:b w:val="0"/>
-        </w:rPr>
-        <w:t xml:space="preserve">Teacher explanation: Accept a concrete variant of the worked </w:t>
-      </w:r>
-      <w:r>
-        <w:rPr>
-          <w:b/>
-        </w:rPr>
-        <w:t>input</w:t>
-      </w:r>
-      <w:r>
-        <w:rPr>
-          <w:b w:val="0"/>
-        </w:rPr>
-        <w:t xml:space="preserve"> or a missing/conflicting/boundary condition, with an expectation derived from the declared procedure.</w:t>
-      </w:r>
-    </w:p>
-    <w:p>
-      <w:pPr>
-        <w:spacing w:line="336" w:lineRule="auto" w:after="180"/>
-        <w:shd w:fill="F1F6FC"/>
-      </w:pPr>
-      <w:r>
-        <w:rPr>
-          <w:b w:val="0"/>
-        </w:rPr>
-        <w:t xml:space="preserve">Require preserved settings, original </w:t>
-      </w:r>
-      <w:r>
-        <w:rPr>
-          <w:b/>
-        </w:rPr>
-        <w:t>output</w:t>
-      </w:r>
-      <w:r>
-        <w:rPr>
-          <w:b w:val="0"/>
-        </w:rPr>
-        <w:t xml:space="preserve">s and data roles. A </w:t>
-      </w:r>
-      <w:r>
-        <w:rPr>
-          <w:b/>
-        </w:rPr>
-        <w:t>component</w:t>
-      </w:r>
-      <w:r>
-        <w:rPr>
-          <w:b w:val="0"/>
-        </w:rPr>
-        <w:t xml:space="preserve"> diagram is a plan, not </w:t>
-      </w:r>
-      <w:r>
-        <w:rPr>
-          <w:b/>
-        </w:rPr>
-        <w:t>evidence</w:t>
-      </w:r>
-      <w:r>
-        <w:rPr>
-          <w:b w:val="0"/>
-        </w:rPr>
-        <w:t xml:space="preserve"> that the running implementation enforces its arrows.</w:t>
-      </w:r>
-    </w:p>
-    <w:p>
-      <w:pPr>
-        <w:spacing w:line="336" w:lineRule="auto" w:after="180"/>
-        <w:shd w:fill="F1F6FC"/>
-      </w:pPr>
-      <w:r>
-        <w:rPr>
-          <w:b w:val="0"/>
-        </w:rPr>
-        <w:t xml:space="preserve">The new case should test this particular </w:t>
-      </w:r>
-      <w:r>
-        <w:rPr>
-          <w:b/>
-        </w:rPr>
-        <w:t>mechanism</w:t>
-      </w:r>
-      <w:r>
-        <w:rPr>
-          <w:b w:val="0"/>
-        </w:rPr>
-        <w:t xml:space="preserve"> rather than merely restate the original result.</w:t>
-      </w:r>
-    </w:p>
-    <w:p>
-      <w:pPr>
-        <w:pStyle w:val="Heading3"/>
-      </w:pPr>
-      <w:r>
-        <w:t>Independent assessment and fresh retry</w:t>
-      </w:r>
-    </w:p>
-    <w:p>
-      <w:pPr>
-        <w:pStyle w:val="Heading3"/>
-      </w:pPr>
-      <w:r>
-        <w:t>Teacher key · Independent assessment and fresh retry</w:t>
-      </w:r>
-    </w:p>
-    <w:p>
-      <w:pPr>
-        <w:spacing w:line="336" w:lineRule="auto" w:after="180"/>
-        <w:shd w:fill="F1F6FC"/>
-      </w:pPr>
-      <w:r>
-        <w:rPr>
-          <w:b w:val="0"/>
-        </w:rPr>
-        <w:t xml:space="preserve">W4: Request validation should reject before lookup; </w:t>
-      </w:r>
-      <w:r>
-        <w:rPr>
-          <w:b/>
-        </w:rPr>
-        <w:t>output</w:t>
-      </w:r>
-      <w:r>
-        <w:rPr>
-          <w:b w:val="0"/>
-        </w:rPr>
-        <w:t xml:space="preserve"> validation cannot undo unnecessary or unauthorised earlier reads. Require intermediate reasoning and the stated scope.</w:t>
-      </w:r>
-    </w:p>
-    <w:p>
-      <w:pPr>
-        <w:spacing w:line="336" w:lineRule="auto" w:after="180"/>
-        <w:shd w:fill="F1F6FC"/>
-      </w:pPr>
-      <w:r>
-        <w:rPr>
-          <w:b w:val="0"/>
-        </w:rPr>
-        <w:t xml:space="preserve">Fresh retry: An unauthorised role reaches storage before a response filter. Expected reasoning: Enforce access before storage results enter the </w:t>
-      </w:r>
-      <w:r>
-        <w:rPr>
-          <w:b/>
-        </w:rPr>
-        <w:t>process</w:t>
-      </w:r>
-      <w:r>
-        <w:rPr>
-          <w:b w:val="0"/>
-        </w:rPr>
-        <w:t>ing path; preserve a denied outcome.</w:t>
-      </w:r>
-    </w:p>
-    <w:p>
-      <w:pPr>
-        <w:spacing w:line="336" w:lineRule="auto" w:after="180"/>
-        <w:shd w:fill="F1F6FC"/>
-      </w:pPr>
-      <w:r>
-        <w:rPr>
-          <w:b w:val="0"/>
-        </w:rPr>
-        <w:t>If students need support, record it and reassess with another new case rather than awarding independence to a copied answer.</w:t>
-      </w:r>
-    </w:p>
-    <w:p>
-      <w:pPr>
-        <w:pStyle w:val="Heading3"/>
-      </w:pPr>
-      <w:r>
-        <w:t>Assess independent transfer</w:t>
-      </w:r>
-    </w:p>
-    <w:p>
-      <w:pPr>
-        <w:pStyle w:val="Heading3"/>
-      </w:pPr>
-      <w:r>
-        <w:t>Independent question · withhold the key</w:t>
-      </w:r>
-    </w:p>
-    <w:p>
-      <w:pPr>
-        <w:spacing w:line="336" w:lineRule="auto" w:after="180"/>
-        <w:shd w:fill="F5F1FB"/>
-      </w:pPr>
-      <w:r>
-        <w:rPr>
-          <w:b w:val="0"/>
-        </w:rPr>
-        <w:t xml:space="preserve">Selected case: </w:t>
-      </w:r>
-      <w:r>
-        <w:rPr>
-          <w:b/>
-        </w:rPr>
-        <w:t>Input</w:t>
-      </w:r>
-      <w:r>
-        <w:rPr>
-          <w:b w:val="0"/>
-        </w:rPr>
-        <w:t xml:space="preserve"> is malformed, yet lookup runs and then a validator rejects </w:t>
-      </w:r>
-      <w:r>
-        <w:rPr>
-          <w:b/>
-        </w:rPr>
-        <w:t>output</w:t>
-      </w:r>
-      <w:r>
-        <w:rPr>
-          <w:b w:val="0"/>
-        </w:rPr>
-        <w:t>. Locate the first stage that should stop.</w:t>
-      </w:r>
-    </w:p>
-    <w:p>
-      <w:pPr>
-        <w:pStyle w:val="Heading3"/>
-      </w:pPr>
-      <w:r>
-        <w:t>Selected case answer</w:t>
-      </w:r>
-    </w:p>
-    <w:p>
-      <w:pPr>
-        <w:pStyle w:val="Heading3"/>
-      </w:pPr>
-      <w:r>
-        <w:t>Teacher key · Selected case answer</w:t>
-      </w:r>
-    </w:p>
-    <w:p>
-      <w:pPr>
-        <w:spacing w:line="336" w:lineRule="auto" w:after="180"/>
-        <w:shd w:fill="F1F6FC"/>
-      </w:pPr>
-      <w:r>
-        <w:rPr>
-          <w:b w:val="0"/>
-        </w:rPr>
-        <w:t xml:space="preserve">Teacher explanation: Request validation should reject before lookup; </w:t>
-      </w:r>
-      <w:r>
-        <w:rPr>
-          <w:b/>
-        </w:rPr>
-        <w:t>output</w:t>
-      </w:r>
-      <w:r>
-        <w:rPr>
-          <w:b w:val="0"/>
-        </w:rPr>
-        <w:t xml:space="preserve"> validation cannot undo unnecessary or unauthorised earlier reads.</w:t>
+        <w:pStyle w:val="Heading2"/>
+      </w:pPr>
+      <w:r>
+        <w:t>Judge explanation,trace and limits</w:t>
       </w:r>
     </w:p>
     <w:tbl>
@@ -3508,54 +3729,55 @@
     </w:tbl>
     <w:p>
       <w:pPr>
-        <w:pStyle w:val="Heading3"/>
-      </w:pPr>
-      <w:r>
-        <w:t>Teacher key · Selected case answer</w:t>
+        <w:spacing w:line="336" w:lineRule="auto" w:after="180"/>
+      </w:pPr>
+      <w:r>
+        <w:rPr>
+          <w:b w:val="0"/>
+        </w:rPr>
+        <w:t>Record each dimension as not yet, with support, or independent. Accept a valid alternative procedure with a defensible trace.</w:t>
       </w:r>
     </w:p>
     <w:p>
       <w:pPr>
         <w:spacing w:line="336" w:lineRule="auto" w:after="180"/>
-        <w:shd w:fill="F1F6FC"/>
       </w:pPr>
       <w:r>
         <w:rPr>
           <w:b w:val="0"/>
         </w:rPr>
-        <w:t>Record each dimension as not yet, with support, or independent. Accept a valid alternative procedure with a defensible trace.</w:t>
+        <w:t xml:space="preserve">Do not penalise an honestly recorded model failure if the learner correctly explains its </w:t>
+      </w:r>
+      <w:r>
+        <w:rPr>
+          <w:b/>
+        </w:rPr>
+        <w:t>evidence</w:t>
+      </w:r>
+      <w:r>
+        <w:rPr>
+          <w:b w:val="0"/>
+        </w:rPr>
+        <w:t xml:space="preserve"> and limits.</w:t>
       </w:r>
     </w:p>
     <w:p>
       <w:pPr>
-        <w:spacing w:line="336" w:lineRule="auto" w:after="180"/>
-        <w:shd w:fill="F1F6FC"/>
-      </w:pPr>
-      <w:r>
-        <w:rPr>
-          <w:b w:val="0"/>
-        </w:rPr>
-        <w:t xml:space="preserve">Do not penalise an honestly recorded model failure if the learner correctly explains its </w:t>
-      </w:r>
-      <w:r>
-        <w:rPr>
-          <w:b/>
-        </w:rPr>
-        <w:t>evidence</w:t>
-      </w:r>
-      <w:r>
-        <w:rPr>
-          <w:b w:val="0"/>
-        </w:rPr>
-        <w:t xml:space="preserve"> and limits.</w:t>
+        <w:pStyle w:val="Heading2"/>
+      </w:pPr>
+      <w:r>
+        <w:t>Give one usable repair</w:t>
       </w:r>
     </w:p>
     <w:p>
       <w:pPr>
-        <w:pStyle w:val="Heading3"/>
-      </w:pPr>
-      <w:r>
-        <w:t>Feedback that the learner uses</w:t>
+        <w:spacing w:line="336" w:lineRule="auto" w:after="180"/>
+      </w:pPr>
+      <w:r>
+        <w:rPr>
+          <w:b w:val="0"/>
+        </w:rPr>
+        <w:t>Name the earliest unsupported step and give one action to repair it. Have the learner make that repair now and explain why. Then assess the relevant skill on a fresh, fully specified case.</w:t>
       </w:r>
     </w:p>
     <w:p>
@@ -3566,31 +3788,85 @@
         <w:rPr>
           <w:b w:val="0"/>
         </w:rPr>
-        <w:t>Name the earliest unsupported step and give one action to repair it. Have the learner make that repair now and explain why. Then assess the relevant skill on a fresh, fully specified case.</w:t>
+        <w:t>Confirm it was not previously practised with feedback; solve and check the new case before assigning it. A follow-up design prompt is a starting brief, not automatically an equivalent test.</w:t>
       </w:r>
     </w:p>
     <w:p>
       <w:pPr>
-        <w:spacing w:line="336" w:lineRule="auto" w:after="180"/>
-      </w:pPr>
-      <w:r>
-        <w:rPr>
-          <w:b w:val="0"/>
-        </w:rPr>
-        <w:t>Confirm it was not previously practised with feedback; solve and check the new case before assigning it. A follow-up design prompt is a starting brief, not automatically an equivalent test.</w:t>
+        <w:pStyle w:val="Heading2"/>
+      </w:pPr>
+      <w:r>
+        <w:t>W1 Explain the mechanism</w:t>
       </w:r>
     </w:p>
     <w:p>
       <w:pPr>
-        <w:pStyle w:val="Heading1"/>
-      </w:pPr>
-      <w:r>
-        <w:t>06. Connect the project, support and next lesson</w:t>
+        <w:spacing w:line="336" w:lineRule="auto" w:after="180"/>
+      </w:pPr>
+      <w:r>
+        <w:rPr>
+          <w:b w:val="0"/>
+        </w:rPr>
+        <w:t xml:space="preserve">Explain the weekly </w:t>
+      </w:r>
+      <w:r>
+        <w:rPr>
+          <w:b/>
+        </w:rPr>
+        <w:t>mechanism</w:t>
+      </w:r>
+      <w:r>
+        <w:rPr>
+          <w:b w:val="0"/>
+        </w:rPr>
+        <w:t xml:space="preserve"> in your own words. Use the worked scenario to name its </w:t>
+      </w:r>
+      <w:r>
+        <w:rPr>
+          <w:b/>
+        </w:rPr>
+        <w:t>input</w:t>
+      </w:r>
+      <w:r>
+        <w:rPr>
+          <w:b w:val="0"/>
+        </w:rPr>
+        <w:t xml:space="preserve">, decision rule and </w:t>
+      </w:r>
+      <w:r>
+        <w:rPr>
+          <w:b/>
+        </w:rPr>
+        <w:t>output</w:t>
+      </w:r>
+      <w:r>
+        <w:rPr>
+          <w:b w:val="0"/>
+        </w:rPr>
+        <w:t>.</w:t>
       </w:r>
     </w:p>
     <w:p>
-      <w:r>
-        <w:t>Connect Architecture and data flow to Grounded Learning Service, adapt support and plan a later changed-case check.</w:t>
+      <w:pPr>
+        <w:spacing w:line="336" w:lineRule="auto" w:after="180"/>
+      </w:pPr>
+      <w:r>
+        <w:rPr>
+          <w:b w:val="0"/>
+        </w:rPr>
+        <w:t xml:space="preserve">Teacher explanation: Architecture assigns responsibilities to </w:t>
+      </w:r>
+      <w:r>
+        <w:rPr>
+          <w:b/>
+        </w:rPr>
+        <w:t>component</w:t>
+      </w:r>
+      <w:r>
+        <w:rPr>
+          <w:b w:val="0"/>
+        </w:rPr>
+        <w:t>s and shows information crossing trust boundaries. A diagram should include failure paths.</w:t>
       </w:r>
     </w:p>
     <w:p>
@@ -3601,90 +3877,15 @@
         <w:rPr>
           <w:b w:val="0"/>
         </w:rPr>
-        <w:t xml:space="preserve">Add a labelled architecture and </w:t>
-      </w:r>
-      <w:r>
-        <w:rPr>
-          <w:b/>
-        </w:rPr>
-        <w:t>data flow</w:t>
-      </w:r>
-      <w:r>
-        <w:rPr>
-          <w:b w:val="0"/>
-        </w:rPr>
-        <w:t xml:space="preserve"> </w:t>
-      </w:r>
-      <w:r>
-        <w:rPr>
-          <w:b/>
-        </w:rPr>
-        <w:t>evidence</w:t>
-      </w:r>
-      <w:r>
-        <w:rPr>
-          <w:b w:val="0"/>
-        </w:rPr>
-        <w:t xml:space="preserve"> sheet to Grounded Learning Service. Show how you can explain the </w:t>
-      </w:r>
-      <w:r>
-        <w:rPr>
-          <w:b/>
-        </w:rPr>
-        <w:t>mechanism</w:t>
-      </w:r>
-      <w:r>
-        <w:rPr>
-          <w:b w:val="0"/>
-        </w:rPr>
-        <w:t xml:space="preserve"> and terminology of architecture and </w:t>
-      </w:r>
-      <w:r>
-        <w:rPr>
-          <w:b/>
-        </w:rPr>
-        <w:t>data flow</w:t>
-      </w:r>
-      <w:r>
-        <w:rPr>
-          <w:b w:val="0"/>
-        </w:rPr>
-        <w:t>.</w:t>
+        <w:t>Trace request validator -&gt; role filter -&gt; source lookup -&gt; response validator -&gt; result. Sources enter as data, not control instructions. Reject invalid requests before any downstream lookup.</w:t>
       </w:r>
     </w:p>
     <w:p>
       <w:pPr>
-        <w:spacing w:line="336" w:lineRule="auto" w:after="180"/>
-      </w:pPr>
-      <w:r>
-        <w:rPr>
-          <w:b w:val="0"/>
-        </w:rPr>
-        <w:t xml:space="preserve">Use the supplied fictional case and keep its </w:t>
-      </w:r>
-      <w:r>
-        <w:rPr>
-          <w:b/>
-        </w:rPr>
-        <w:t>input</w:t>
-      </w:r>
-      <w:r>
-        <w:rPr>
-          <w:b w:val="0"/>
-        </w:rPr>
-        <w:t xml:space="preserve">s, intermediate steps, calculation or </w:t>
-      </w:r>
-      <w:r>
-        <w:rPr>
-          <w:b/>
-        </w:rPr>
-        <w:t>prediction</w:t>
-      </w:r>
-      <w:r>
-        <w:rPr>
-          <w:b w:val="0"/>
-        </w:rPr>
-        <w:t>, and limitation. Connect this record to last week’s record; a matching answer without a trace is insufficient.</w:t>
+        <w:pStyle w:val="Heading2"/>
+      </w:pPr>
+      <w:r>
+        <w:t>W2 Trace the worked case</w:t>
       </w:r>
     </w:p>
     <w:p>
@@ -3695,19 +3896,7 @@
         <w:rPr>
           <w:b w:val="0"/>
         </w:rPr>
-        <w:t xml:space="preserve">Provide an </w:t>
-      </w:r>
-      <w:r>
-        <w:rPr>
-          <w:b/>
-        </w:rPr>
-        <w:t>input</w:t>
-      </w:r>
-      <w:r>
-        <w:rPr>
-          <w:b w:val="0"/>
-        </w:rPr>
-        <w:t>/procedure/result/limit frame and a calculator when needed. Ask students to identify the first step before completing the whole trace.</w:t>
+        <w:t>A student request bypasses the role filter and sends teacher records directly to a generator. Show the intermediate steps and give the conclusion with its scope.</w:t>
       </w:r>
     </w:p>
     <w:p>
@@ -3718,42 +3907,15 @@
         <w:rPr>
           <w:b w:val="0"/>
         </w:rPr>
-        <w:t xml:space="preserve">Extension: compare two concrete variants of this </w:t>
-      </w:r>
-      <w:r>
-        <w:rPr>
-          <w:b/>
-        </w:rPr>
-        <w:t>mechanism</w:t>
-      </w:r>
-      <w:r>
-        <w:rPr>
-          <w:b w:val="0"/>
-        </w:rPr>
-        <w:t xml:space="preserve"> while holding unrelated conditions fixed; report both successful and unsuccessful outcomes.</w:t>
+        <w:t>Teacher explanation: The data path crosses the access boundary incorrectly. Move the role filter before source lookup/context construction; hiding a later citation is insufficient.</w:t>
       </w:r>
     </w:p>
     <w:p>
       <w:pPr>
-        <w:spacing w:line="336" w:lineRule="auto" w:after="180"/>
-      </w:pPr>
-      <w:r>
-        <w:rPr>
-          <w:b w:val="0"/>
-        </w:rPr>
-        <w:t xml:space="preserve">Next connection: Typed contracts and schemas. Preserve the current case record and retrieve its </w:t>
-      </w:r>
-      <w:r>
-        <w:rPr>
-          <w:b/>
-        </w:rPr>
-        <w:t>evidence</w:t>
-      </w:r>
-      <w:r>
-        <w:rPr>
-          <w:b w:val="0"/>
-        </w:rPr>
-        <w:t xml:space="preserve"> boundary before moving on.</w:t>
+        <w:pStyle w:val="Heading2"/>
+      </w:pPr>
+      <w:r>
+        <w:t>W3 Audit the limit</w:t>
       </w:r>
     </w:p>
     <w:p>
@@ -3764,7 +3926,7 @@
         <w:rPr>
           <w:b w:val="0"/>
         </w:rPr>
-        <w:t xml:space="preserve">Retain the project ledger and assess a changed case after support. Check the relevant prerequisite before carrying this </w:t>
+        <w:t xml:space="preserve">A report omits this qualification: A </w:t>
       </w:r>
       <w:r>
         <w:rPr>
@@ -3776,15 +3938,727 @@
         <w:rPr>
           <w:b w:val="0"/>
         </w:rPr>
-        <w:t xml:space="preserve"> forward.</w:t>
+        <w:t xml:space="preserve"> diagram is a plan, not </w:t>
+      </w:r>
+      <w:r>
+        <w:rPr>
+          <w:b/>
+        </w:rPr>
+        <w:t>evidence</w:t>
+      </w:r>
+      <w:r>
+        <w:rPr>
+          <w:b w:val="0"/>
+        </w:rPr>
+        <w:t xml:space="preserve"> that the running implementation enforces its arrows.</w:t>
       </w:r>
     </w:p>
     <w:p>
       <w:pPr>
+        <w:spacing w:line="336" w:lineRule="auto" w:after="180"/>
+      </w:pPr>
+      <w:r>
+        <w:rPr>
+          <w:b w:val="0"/>
+        </w:rPr>
+        <w:t>Explain how omitting it could change a reader's interpretation, and write an accurate replacement.</w:t>
+      </w:r>
+    </w:p>
+    <w:p>
+      <w:pPr>
+        <w:spacing w:line="336" w:lineRule="auto" w:after="180"/>
+      </w:pPr>
+      <w:r>
+        <w:rPr>
+          <w:b w:val="0"/>
+        </w:rPr>
+        <w:t xml:space="preserve">Teacher explanation: A </w:t>
+      </w:r>
+      <w:r>
+        <w:rPr>
+          <w:b/>
+        </w:rPr>
+        <w:t>component</w:t>
+      </w:r>
+      <w:r>
+        <w:rPr>
+          <w:b w:val="0"/>
+        </w:rPr>
+        <w:t xml:space="preserve"> diagram is a plan, not </w:t>
+      </w:r>
+      <w:r>
+        <w:rPr>
+          <w:b/>
+        </w:rPr>
+        <w:t>evidence</w:t>
+      </w:r>
+      <w:r>
+        <w:rPr>
+          <w:b w:val="0"/>
+        </w:rPr>
+        <w:t xml:space="preserve"> that the running implementation enforces its arrows.</w:t>
+      </w:r>
+    </w:p>
+    <w:p>
+      <w:pPr>
+        <w:spacing w:line="336" w:lineRule="auto" w:after="180"/>
+      </w:pPr>
+      <w:r>
+        <w:rPr>
+          <w:b w:val="0"/>
+        </w:rPr>
+        <w:t xml:space="preserve">State the observed result separately from the unverified or out-of-scope claim; preserve the original </w:t>
+      </w:r>
+      <w:r>
+        <w:rPr>
+          <w:b/>
+        </w:rPr>
+        <w:t>evidence</w:t>
+      </w:r>
+      <w:r>
+        <w:rPr>
+          <w:b w:val="0"/>
+        </w:rPr>
+        <w:t xml:space="preserve"> rather than inventing a missing fact.</w:t>
+      </w:r>
+    </w:p>
+    <w:p>
+      <w:pPr>
+        <w:pStyle w:val="Heading2"/>
+      </w:pPr>
+      <w:r>
+        <w:t>W5 Design a revealing follow-up</w:t>
+      </w:r>
+    </w:p>
+    <w:p>
+      <w:pPr>
+        <w:spacing w:line="336" w:lineRule="auto" w:after="180"/>
+      </w:pPr>
+      <w:r>
+        <w:rPr>
+          <w:b w:val="0"/>
+        </w:rPr>
+        <w:t>For the worked scenario, propose one additional case that could reveal a failure, describe its expected outcome before running it, and explain what would need to remain fixed for a fair comparison.</w:t>
+      </w:r>
+    </w:p>
+    <w:p>
+      <w:pPr>
+        <w:spacing w:line="336" w:lineRule="auto" w:after="180"/>
+      </w:pPr>
+      <w:r>
+        <w:rPr>
+          <w:b w:val="0"/>
+        </w:rPr>
+        <w:t>Do not reuse W4 as a new final test after receiving feedback.</w:t>
+      </w:r>
+    </w:p>
+    <w:p>
+      <w:pPr>
+        <w:spacing w:line="336" w:lineRule="auto" w:after="180"/>
+      </w:pPr>
+      <w:r>
+        <w:rPr>
+          <w:b w:val="0"/>
+        </w:rPr>
+        <w:t xml:space="preserve">Teacher explanation: Accept a concrete variant of the worked </w:t>
+      </w:r>
+      <w:r>
+        <w:rPr>
+          <w:b/>
+        </w:rPr>
+        <w:t>input</w:t>
+      </w:r>
+      <w:r>
+        <w:rPr>
+          <w:b w:val="0"/>
+        </w:rPr>
+        <w:t xml:space="preserve"> or a missing/conflicting/boundary condition, with an expectation derived from the declared procedure.</w:t>
+      </w:r>
+    </w:p>
+    <w:p>
+      <w:pPr>
+        <w:spacing w:line="336" w:lineRule="auto" w:after="180"/>
+      </w:pPr>
+      <w:r>
+        <w:rPr>
+          <w:b w:val="0"/>
+        </w:rPr>
+        <w:t xml:space="preserve">Require preserved settings, original </w:t>
+      </w:r>
+      <w:r>
+        <w:rPr>
+          <w:b/>
+        </w:rPr>
+        <w:t>output</w:t>
+      </w:r>
+      <w:r>
+        <w:rPr>
+          <w:b w:val="0"/>
+        </w:rPr>
+        <w:t xml:space="preserve">s and data roles. A </w:t>
+      </w:r>
+      <w:r>
+        <w:rPr>
+          <w:b/>
+        </w:rPr>
+        <w:t>component</w:t>
+      </w:r>
+      <w:r>
+        <w:rPr>
+          <w:b w:val="0"/>
+        </w:rPr>
+        <w:t xml:space="preserve"> diagram is a plan, not </w:t>
+      </w:r>
+      <w:r>
+        <w:rPr>
+          <w:b/>
+        </w:rPr>
+        <w:t>evidence</w:t>
+      </w:r>
+      <w:r>
+        <w:rPr>
+          <w:b w:val="0"/>
+        </w:rPr>
+        <w:t xml:space="preserve"> that the running implementation enforces its arrows.</w:t>
+      </w:r>
+    </w:p>
+    <w:p>
+      <w:pPr>
+        <w:spacing w:line="336" w:lineRule="auto" w:after="180"/>
+      </w:pPr>
+      <w:r>
+        <w:rPr>
+          <w:b w:val="0"/>
+        </w:rPr>
+        <w:t xml:space="preserve">The new case should test this particular </w:t>
+      </w:r>
+      <w:r>
+        <w:rPr>
+          <w:b/>
+        </w:rPr>
+        <w:t>mechanism</w:t>
+      </w:r>
+      <w:r>
+        <w:rPr>
+          <w:b w:val="0"/>
+        </w:rPr>
+        <w:t xml:space="preserve"> rather than merely restate the original result.</w:t>
+      </w:r>
+    </w:p>
+    <w:p>
+      <w:pPr>
+        <w:pStyle w:val="Heading2"/>
+      </w:pPr>
+      <w:r>
+        <w:t>Earlier wording, alternatives and picture transcripts · reference / check after trying</w:t>
+      </w:r>
+    </w:p>
+    <w:p>
+      <w:pPr>
         <w:pStyle w:val="Heading3"/>
       </w:pPr>
       <w:r>
-        <w:t>Plan the delayed return</w:t>
+        <w:t>Guided and exit questions</w:t>
+      </w:r>
+    </w:p>
+    <w:p>
+      <w:pPr>
+        <w:spacing w:line="336" w:lineRule="auto" w:after="180"/>
+      </w:pPr>
+      <w:r>
+        <w:rPr>
+          <w:b w:val="0"/>
+        </w:rPr>
+        <w:t>Guided: The data path crosses the access boundary incorrectly. Move the role filter before source lookup/context construction; hiding a later citation is insufficient.</w:t>
+      </w:r>
+    </w:p>
+    <w:p>
+      <w:pPr>
+        <w:spacing w:line="336" w:lineRule="auto" w:after="180"/>
+      </w:pPr>
+      <w:r>
+        <w:rPr>
+          <w:b w:val="0"/>
+        </w:rPr>
+        <w:t xml:space="preserve">Qualification: A </w:t>
+      </w:r>
+      <w:r>
+        <w:rPr>
+          <w:b/>
+        </w:rPr>
+        <w:t>component</w:t>
+      </w:r>
+      <w:r>
+        <w:rPr>
+          <w:b w:val="0"/>
+        </w:rPr>
+        <w:t xml:space="preserve"> diagram is a plan, not </w:t>
+      </w:r>
+      <w:r>
+        <w:rPr>
+          <w:b/>
+        </w:rPr>
+        <w:t>evidence</w:t>
+      </w:r>
+      <w:r>
+        <w:rPr>
+          <w:b w:val="0"/>
+        </w:rPr>
+        <w:t xml:space="preserve"> that the running implementation enforces its arrows.</w:t>
+      </w:r>
+    </w:p>
+    <w:p>
+      <w:pPr>
+        <w:spacing w:line="336" w:lineRule="auto" w:after="180"/>
+      </w:pPr>
+      <w:r>
+        <w:rPr>
+          <w:b w:val="0"/>
+        </w:rPr>
+        <w:t xml:space="preserve">Exit: accept a concrete variation with its predicted outcome and a stated condition that would challenge the </w:t>
+      </w:r>
+      <w:r>
+        <w:rPr>
+          <w:b/>
+        </w:rPr>
+        <w:t>mechanism</w:t>
+      </w:r>
+      <w:r>
+        <w:rPr>
+          <w:b w:val="0"/>
+        </w:rPr>
+        <w:t xml:space="preserve">; reject a claim resting on unmeasured </w:t>
+      </w:r>
+      <w:r>
+        <w:rPr>
+          <w:b/>
+        </w:rPr>
+        <w:t>evidence</w:t>
+      </w:r>
+      <w:r>
+        <w:rPr>
+          <w:b w:val="0"/>
+        </w:rPr>
+        <w:t>.</w:t>
+      </w:r>
+    </w:p>
+    <w:p>
+      <w:pPr>
+        <w:pStyle w:val="Heading3"/>
+      </w:pPr>
+      <w:r>
+        <w:t>W1 Explain the mechanism</w:t>
+      </w:r>
+    </w:p>
+    <w:p>
+      <w:pPr>
+        <w:pStyle w:val="Heading3"/>
+      </w:pPr>
+      <w:r>
+        <w:t>W2 Trace the worked case</w:t>
+      </w:r>
+    </w:p>
+    <w:p>
+      <w:pPr>
+        <w:pStyle w:val="Heading3"/>
+      </w:pPr>
+      <w:r>
+        <w:t>W3 Audit the limit</w:t>
+      </w:r>
+    </w:p>
+    <w:p>
+      <w:pPr>
+        <w:pStyle w:val="Heading3"/>
+      </w:pPr>
+      <w:r>
+        <w:t>W4 Apply a new case independently</w:t>
+      </w:r>
+    </w:p>
+    <w:p>
+      <w:pPr>
+        <w:spacing w:line="336" w:lineRule="auto" w:after="180"/>
+      </w:pPr>
+      <w:r>
+        <w:rPr>
+          <w:b/>
+        </w:rPr>
+        <w:t>Input</w:t>
+      </w:r>
+      <w:r>
+        <w:rPr>
+          <w:b w:val="0"/>
+        </w:rPr>
+        <w:t xml:space="preserve"> is malformed, yet lookup runs and then a validator rejects </w:t>
+      </w:r>
+      <w:r>
+        <w:rPr>
+          <w:b/>
+        </w:rPr>
+        <w:t>output</w:t>
+      </w:r>
+      <w:r>
+        <w:rPr>
+          <w:b w:val="0"/>
+        </w:rPr>
+        <w:t>. Locate the first stage that should stop.</w:t>
+      </w:r>
+    </w:p>
+    <w:p>
+      <w:pPr>
+        <w:spacing w:line="336" w:lineRule="auto" w:after="180"/>
+      </w:pPr>
+      <w:r>
+        <w:rPr>
+          <w:b w:val="0"/>
+        </w:rPr>
+        <w:t xml:space="preserve">Teacher explanation: Request validation should reject before lookup; </w:t>
+      </w:r>
+      <w:r>
+        <w:rPr>
+          <w:b/>
+        </w:rPr>
+        <w:t>output</w:t>
+      </w:r>
+      <w:r>
+        <w:rPr>
+          <w:b w:val="0"/>
+        </w:rPr>
+        <w:t xml:space="preserve"> validation cannot undo unnecessary or unauthorised earlier reads.</w:t>
+      </w:r>
+    </w:p>
+    <w:p>
+      <w:pPr>
+        <w:pStyle w:val="Heading3"/>
+      </w:pPr>
+      <w:r>
+        <w:t>W5 Design a revealing follow-up</w:t>
+      </w:r>
+    </w:p>
+    <w:p>
+      <w:pPr>
+        <w:pStyle w:val="Heading3"/>
+      </w:pPr>
+      <w:r>
+        <w:t>Independent assessment and fresh retry</w:t>
+      </w:r>
+    </w:p>
+    <w:p>
+      <w:pPr>
+        <w:spacing w:line="336" w:lineRule="auto" w:after="180"/>
+      </w:pPr>
+      <w:r>
+        <w:rPr>
+          <w:b w:val="0"/>
+        </w:rPr>
+        <w:t xml:space="preserve">W4: Request validation should reject before lookup; </w:t>
+      </w:r>
+      <w:r>
+        <w:rPr>
+          <w:b/>
+        </w:rPr>
+        <w:t>output</w:t>
+      </w:r>
+      <w:r>
+        <w:rPr>
+          <w:b w:val="0"/>
+        </w:rPr>
+        <w:t xml:space="preserve"> validation cannot undo unnecessary or unauthorised earlier reads. Require intermediate reasoning and the stated scope.</w:t>
+      </w:r>
+    </w:p>
+    <w:p>
+      <w:pPr>
+        <w:spacing w:line="336" w:lineRule="auto" w:after="180"/>
+      </w:pPr>
+      <w:r>
+        <w:rPr>
+          <w:b w:val="0"/>
+        </w:rPr>
+        <w:t xml:space="preserve">Fresh retry: An unauthorised role reaches storage before a response filter. Expected reasoning: Enforce access before storage results enter the </w:t>
+      </w:r>
+      <w:r>
+        <w:rPr>
+          <w:b/>
+        </w:rPr>
+        <w:t>process</w:t>
+      </w:r>
+      <w:r>
+        <w:rPr>
+          <w:b w:val="0"/>
+        </w:rPr>
+        <w:t>ing path; preserve a denied outcome.</w:t>
+      </w:r>
+    </w:p>
+    <w:p>
+      <w:pPr>
+        <w:spacing w:line="336" w:lineRule="auto" w:after="180"/>
+      </w:pPr>
+      <w:r>
+        <w:rPr>
+          <w:b w:val="0"/>
+        </w:rPr>
+        <w:t>If students need support, record it and reassess with another new case rather than awarding independence to a copied answer.</w:t>
+      </w:r>
+    </w:p>
+    <w:p>
+      <w:pPr>
+        <w:pStyle w:val="Heading3"/>
+      </w:pPr>
+      <w:r>
+        <w:t>Assess independent transfer</w:t>
+      </w:r>
+    </w:p>
+    <w:p>
+      <w:pPr>
+        <w:pStyle w:val="Heading3"/>
+      </w:pPr>
+      <w:r>
+        <w:t>Selected case answer</w:t>
+      </w:r>
+    </w:p>
+    <w:p>
+      <w:pPr>
+        <w:pStyle w:val="Heading3"/>
+      </w:pPr>
+      <w:r>
+        <w:t>Feedback that the learner uses</w:t>
+      </w:r>
+    </w:p>
+    <w:p>
+      <w:pPr>
+        <w:pStyle w:val="Heading1"/>
+      </w:pPr>
+      <w:r>
+        <w:t>06. Connect, support and revisit service design</w:t>
+      </w:r>
+    </w:p>
+    <w:p>
+      <w:r>
+        <w:t>Use saved evidence and boundary decisions to choose the next step.</w:t>
+      </w:r>
+    </w:p>
+    <w:p>
+      <w:pPr>
+        <w:pStyle w:val="Heading2"/>
+      </w:pPr>
+      <w:r>
+        <w:t>Project and next-week bridge</w:t>
+      </w:r>
+    </w:p>
+    <w:p>
+      <w:pPr>
+        <w:spacing w:line="336" w:lineRule="auto" w:after="180"/>
+      </w:pPr>
+      <w:r>
+        <w:rPr>
+          <w:b w:val="0"/>
+        </w:rPr>
+        <w:t xml:space="preserve">Add a labelled architecture and </w:t>
+      </w:r>
+      <w:r>
+        <w:rPr>
+          <w:b/>
+        </w:rPr>
+        <w:t>data flow</w:t>
+      </w:r>
+      <w:r>
+        <w:rPr>
+          <w:b w:val="0"/>
+        </w:rPr>
+        <w:t xml:space="preserve"> </w:t>
+      </w:r>
+      <w:r>
+        <w:rPr>
+          <w:b/>
+        </w:rPr>
+        <w:t>evidence</w:t>
+      </w:r>
+      <w:r>
+        <w:rPr>
+          <w:b w:val="0"/>
+        </w:rPr>
+        <w:t xml:space="preserve"> sheet to Grounded Learning Service. Show how you can explain the </w:t>
+      </w:r>
+      <w:r>
+        <w:rPr>
+          <w:b/>
+        </w:rPr>
+        <w:t>mechanism</w:t>
+      </w:r>
+      <w:r>
+        <w:rPr>
+          <w:b w:val="0"/>
+        </w:rPr>
+        <w:t xml:space="preserve"> and terminology of architecture and </w:t>
+      </w:r>
+      <w:r>
+        <w:rPr>
+          <w:b/>
+        </w:rPr>
+        <w:t>data flow</w:t>
+      </w:r>
+      <w:r>
+        <w:rPr>
+          <w:b w:val="0"/>
+        </w:rPr>
+        <w:t>.</w:t>
+      </w:r>
+    </w:p>
+    <w:p>
+      <w:pPr>
+        <w:spacing w:line="336" w:lineRule="auto" w:after="180"/>
+      </w:pPr>
+      <w:r>
+        <w:rPr>
+          <w:b w:val="0"/>
+        </w:rPr>
+        <w:t xml:space="preserve">Use the supplied fictional case and keep its </w:t>
+      </w:r>
+      <w:r>
+        <w:rPr>
+          <w:b/>
+        </w:rPr>
+        <w:t>input</w:t>
+      </w:r>
+      <w:r>
+        <w:rPr>
+          <w:b w:val="0"/>
+        </w:rPr>
+        <w:t xml:space="preserve">s, intermediate steps, calculation or </w:t>
+      </w:r>
+      <w:r>
+        <w:rPr>
+          <w:b/>
+        </w:rPr>
+        <w:t>prediction</w:t>
+      </w:r>
+      <w:r>
+        <w:rPr>
+          <w:b w:val="0"/>
+        </w:rPr>
+        <w:t>, and limitation. Connect this record to last week’s record; a matching answer without a trace is insufficient.</w:t>
+      </w:r>
+    </w:p>
+    <w:p>
+      <w:pPr>
+        <w:spacing w:line="336" w:lineRule="auto" w:after="180"/>
+      </w:pPr>
+      <w:r>
+        <w:rPr>
+          <w:b w:val="0"/>
+        </w:rPr>
+        <w:t xml:space="preserve">Provide an </w:t>
+      </w:r>
+      <w:r>
+        <w:rPr>
+          <w:b/>
+        </w:rPr>
+        <w:t>input</w:t>
+      </w:r>
+      <w:r>
+        <w:rPr>
+          <w:b w:val="0"/>
+        </w:rPr>
+        <w:t>/procedure/result/limit frame and a calculator when needed. Ask students to identify the first step before completing the whole trace.</w:t>
+      </w:r>
+    </w:p>
+    <w:p>
+      <w:pPr>
+        <w:spacing w:line="336" w:lineRule="auto" w:after="180"/>
+      </w:pPr>
+      <w:r>
+        <w:rPr>
+          <w:b w:val="0"/>
+        </w:rPr>
+        <w:t xml:space="preserve">Extension: compare two concrete variants of this </w:t>
+      </w:r>
+      <w:r>
+        <w:rPr>
+          <w:b/>
+        </w:rPr>
+        <w:t>mechanism</w:t>
+      </w:r>
+      <w:r>
+        <w:rPr>
+          <w:b w:val="0"/>
+        </w:rPr>
+        <w:t xml:space="preserve"> while holding unrelated conditions fixed; report both successful and unsuccessful outcomes.</w:t>
+      </w:r>
+    </w:p>
+    <w:p>
+      <w:pPr>
+        <w:spacing w:line="336" w:lineRule="auto" w:after="180"/>
+      </w:pPr>
+      <w:r>
+        <w:rPr>
+          <w:b w:val="0"/>
+        </w:rPr>
+        <w:t xml:space="preserve">Next connection: Typed contracts and schemas. Preserve the current case record and retrieve its </w:t>
+      </w:r>
+      <w:r>
+        <w:rPr>
+          <w:b/>
+        </w:rPr>
+        <w:t>evidence</w:t>
+      </w:r>
+      <w:r>
+        <w:rPr>
+          <w:b w:val="0"/>
+        </w:rPr>
+        <w:t xml:space="preserve"> boundary before moving on.</w:t>
+      </w:r>
+    </w:p>
+    <w:p>
+      <w:pPr>
+        <w:spacing w:line="336" w:lineRule="auto" w:after="180"/>
+      </w:pPr>
+      <w:r>
+        <w:rPr>
+          <w:b w:val="0"/>
+        </w:rPr>
+        <w:t xml:space="preserve">Retain the project ledger and assess a changed case after support. Check the relevant prerequisite before carrying this </w:t>
+      </w:r>
+      <w:r>
+        <w:rPr>
+          <w:b/>
+        </w:rPr>
+        <w:t>component</w:t>
+      </w:r>
+      <w:r>
+        <w:rPr>
+          <w:b w:val="0"/>
+        </w:rPr>
+        <w:t xml:space="preserve"> forward.</w:t>
+      </w:r>
+    </w:p>
+    <w:p>
+      <w:pPr>
+        <w:spacing w:line="336" w:lineRule="auto" w:after="180"/>
+      </w:pPr>
+      <w:r>
+        <w:rPr>
+          <w:b w:val="0"/>
+        </w:rPr>
+        <w:t xml:space="preserve">For the Grounded Learning Service, retain an annotated trace and the changed-case result. Name the contract or </w:t>
+      </w:r>
+      <w:r>
+        <w:rPr>
+          <w:b/>
+        </w:rPr>
+        <w:t>evidence</w:t>
+      </w:r>
+      <w:r>
+        <w:rPr>
+          <w:b w:val="0"/>
+        </w:rPr>
+        <w:t xml:space="preserve"> that makes the deciding step valid, so another team can review it.</w:t>
+      </w:r>
+    </w:p>
+    <w:p>
+      <w:pPr>
+        <w:pStyle w:val="Heading2"/>
+      </w:pPr>
+      <w:r>
+        <w:t>Delayed return and support record</w:t>
       </w:r>
     </w:p>
     <w:p>
@@ -4001,60 +4875,60 @@
     </w:p>
     <w:p>
       <w:pPr>
-        <w:pStyle w:val="Heading3"/>
-      </w:pPr>
-      <w:r>
-        <w:t>Project evidence from this case</w:t>
+        <w:pStyle w:val="Heading2"/>
+      </w:pPr>
+      <w:r>
+        <w:t>Earlier wording, alternatives and picture transcripts · reference / check after trying</w:t>
       </w:r>
     </w:p>
     <w:p>
       <w:pPr>
-        <w:spacing w:line="336" w:lineRule="auto" w:after="180"/>
-      </w:pPr>
-      <w:r>
-        <w:rPr>
-          <w:b w:val="0"/>
-        </w:rPr>
-        <w:t xml:space="preserve">For the Grounded Learning Service, retain an annotated trace and the changed-case result. Name the contract or </w:t>
-      </w:r>
-      <w:r>
-        <w:rPr>
-          <w:b/>
-        </w:rPr>
-        <w:t>evidence</w:t>
-      </w:r>
-      <w:r>
-        <w:rPr>
-          <w:b w:val="0"/>
-        </w:rPr>
-        <w:t xml:space="preserve"> that makes the deciding step valid, so another team can review it.</w:t>
+        <w:pStyle w:val="Heading3"/>
+      </w:pPr>
+      <w:r>
+        <w:t>Plan the delayed return</w:t>
       </w:r>
     </w:p>
     <w:p>
       <w:pPr>
-        <w:pStyle w:val="Heading1"/>
-      </w:pPr>
-      <w:r>
-        <w:t>07. Prepare, teach and assess</w:t>
+        <w:pStyle w:val="Heading3"/>
+      </w:pPr>
+      <w:r>
+        <w:t>Project evidence from this case</w:t>
       </w:r>
     </w:p>
     <w:p>
-      <w:r>
-        <w:t>Use this preparation summary alongside the detailed Architecture and data flow lesson; it is a checklist rather than a replacement for the full sequence.</w:t>
+      <w:pPr>
+        <w:pStyle w:val="Heading1"/>
+      </w:pPr>
+      <w:r>
+        <w:t>Reference bank and extra practice</w:t>
       </w:r>
     </w:p>
     <w:p>
       <w:pPr>
-        <w:pStyle w:val="Heading3"/>
-      </w:pPr>
-      <w:r>
-        <w:t>Teaching target</w:t>
+        <w:pStyle w:val="Heading1"/>
+      </w:pPr>
+      <w:r>
+        <w:t>07. Reference · Alternative planning checklist</w:t>
       </w:r>
     </w:p>
     <w:p>
+      <w:r>
+        <w:t>Use alongside the main route when helpful.</w:t>
+      </w:r>
+    </w:p>
+    <w:p>
+      <w:pPr>
+        <w:pStyle w:val="Heading2"/>
+      </w:pPr>
+      <w:r>
+        <w:t>Planning,assessment and project reminders</w:t>
+      </w:r>
+    </w:p>
+    <w:p>
       <w:pPr>
         <w:spacing w:line="336" w:lineRule="auto" w:after="180"/>
-        <w:shd w:fill="EDF7F3"/>
       </w:pPr>
       <w:r>
         <w:rPr>
@@ -4260,22 +5134,36 @@
     </w:p>
     <w:p>
       <w:pPr>
-        <w:pStyle w:val="Heading3"/>
-      </w:pPr>
-      <w:r>
-        <w:t>Supported practice answer</w:t>
+        <w:spacing w:line="336" w:lineRule="auto" w:after="180"/>
+      </w:pPr>
+      <w:r>
+        <w:rPr>
+          <w:b w:val="0"/>
+        </w:rPr>
+        <w:t>Reasoned practice answer: Teacher explanation: The data path crosses the access boundary incorrectly. Move the role filter before source lookup/context construction; hiding a later citation is insufficient.</w:t>
       </w:r>
     </w:p>
     <w:p>
       <w:pPr>
         <w:spacing w:line="336" w:lineRule="auto" w:after="180"/>
-        <w:shd w:fill="F1F6FC"/>
       </w:pPr>
       <w:r>
         <w:rPr>
           <w:b w:val="0"/>
         </w:rPr>
-        <w:t>Reasoned practice answer: Teacher explanation: The data path crosses the access boundary incorrectly. Move the role filter before source lookup/context construction; hiding a later citation is insufficient.</w:t>
+        <w:t xml:space="preserve">Check every learner before discussion: Use the worked case for Architecture and </w:t>
+      </w:r>
+      <w:r>
+        <w:rPr>
+          <w:b/>
+        </w:rPr>
+        <w:t>data flow</w:t>
+      </w:r>
+      <w:r>
+        <w:rPr>
+          <w:b w:val="0"/>
+        </w:rPr>
+        <w:t>. Proposed explanation: “The worked result establishes every future case”. Decide whether this explanation is supported.</w:t>
       </w:r>
     </w:p>
     <w:p>
@@ -4286,19 +5174,7 @@
         <w:rPr>
           <w:b w:val="0"/>
         </w:rPr>
-        <w:t xml:space="preserve">Check every learner before discussion: Use the worked case for Architecture and </w:t>
-      </w:r>
-      <w:r>
-        <w:rPr>
-          <w:b/>
-        </w:rPr>
-        <w:t>data flow</w:t>
-      </w:r>
-      <w:r>
-        <w:rPr>
-          <w:b w:val="0"/>
-        </w:rPr>
-        <w:t>. Proposed explanation: “The worked result establishes every future case”. Decide whether this explanation is supported.</w:t>
+        <w:t>Point to the step or supplied fact that decides; explain your repair if needed.</w:t>
       </w:r>
     </w:p>
     <w:p>
@@ -4309,165 +5185,117 @@
         <w:rPr>
           <w:b w:val="0"/>
         </w:rPr>
-        <w:t>Point to the step or supplied fact that decides; explain your repair if needed.</w:t>
+        <w:t xml:space="preserve">Misconception repair: A </w:t>
+      </w:r>
+      <w:r>
+        <w:rPr>
+          <w:b/>
+        </w:rPr>
+        <w:t>component</w:t>
+      </w:r>
+      <w:r>
+        <w:rPr>
+          <w:b w:val="0"/>
+        </w:rPr>
+        <w:t xml:space="preserve"> diagram is a plan, not </w:t>
+      </w:r>
+      <w:r>
+        <w:rPr>
+          <w:b/>
+        </w:rPr>
+        <w:t>evidence</w:t>
+      </w:r>
+      <w:r>
+        <w:rPr>
+          <w:b w:val="0"/>
+        </w:rPr>
+        <w:t xml:space="preserve"> that the running implementation enforces its arrows.</w:t>
       </w:r>
     </w:p>
     <w:p>
       <w:pPr>
-        <w:pStyle w:val="Heading3"/>
-      </w:pPr>
-      <w:r>
-        <w:t>Repair the misconception</w:t>
+        <w:spacing w:line="336" w:lineRule="auto" w:after="180"/>
+      </w:pPr>
+      <w:r>
+        <w:rPr>
+          <w:b w:val="0"/>
+        </w:rPr>
+        <w:t xml:space="preserve">Support: read the exact case aloud, enlarge the labelled picture, supply </w:t>
+      </w:r>
+      <w:r>
+        <w:rPr>
+          <w:b/>
+        </w:rPr>
+        <w:t>input</w:t>
+      </w:r>
+      <w:r>
+        <w:rPr>
+          <w:b w:val="0"/>
+        </w:rPr>
+        <w:t xml:space="preserve"> cards and model only the first deciding step. Accept a spoken explanation or drawing; retain the reasoning goal.</w:t>
       </w:r>
     </w:p>
     <w:p>
       <w:pPr>
         <w:spacing w:line="336" w:lineRule="auto" w:after="180"/>
-        <w:shd w:fill="FFF5E6"/>
       </w:pPr>
       <w:r>
         <w:rPr>
           <w:b w:val="0"/>
         </w:rPr>
-        <w:t xml:space="preserve">Misconception repair: A </w:t>
+        <w:t xml:space="preserve">Extension: Disconnect retrieval from the application. Require a </w:t>
       </w:r>
       <w:r>
         <w:rPr>
           <w:b/>
         </w:rPr>
-        <w:t>component</w:t>
+        <w:t>prediction</w:t>
       </w:r>
       <w:r>
         <w:rPr>
           <w:b w:val="0"/>
         </w:rPr>
-        <w:t xml:space="preserve"> diagram is a plan, not </w:t>
-      </w:r>
-      <w:r>
-        <w:rPr>
-          <w:b/>
-        </w:rPr>
-        <w:t>evidence</w:t>
-      </w:r>
-      <w:r>
-        <w:rPr>
-          <w:b w:val="0"/>
-        </w:rPr>
-        <w:t xml:space="preserve"> that the running implementation enforces its arrows.</w:t>
+        <w:t xml:space="preserve"> and a reason before comparing. Expected result: Return review status rather than inventing a time.</w:t>
       </w:r>
     </w:p>
     <w:p>
       <w:pPr>
-        <w:pStyle w:val="Heading3"/>
-      </w:pPr>
-      <w:r>
-        <w:t>Support without giving away the answer</w:t>
+        <w:spacing w:line="336" w:lineRule="auto" w:after="180"/>
+      </w:pPr>
+      <w:r>
+        <w:rPr>
+          <w:b w:val="0"/>
+        </w:rPr>
+        <w:t xml:space="preserve">Reason: The supported-answer path lacks its required </w:t>
+      </w:r>
+      <w:r>
+        <w:rPr>
+          <w:b/>
+        </w:rPr>
+        <w:t>evidence</w:t>
+      </w:r>
+      <w:r>
+        <w:rPr>
+          <w:b w:val="0"/>
+        </w:rPr>
+        <w:t xml:space="preserve"> </w:t>
+      </w:r>
+      <w:r>
+        <w:rPr>
+          <w:b/>
+        </w:rPr>
+        <w:t>input</w:t>
+      </w:r>
+      <w:r>
+        <w:rPr>
+          <w:b w:val="0"/>
+        </w:rPr>
+        <w:t>.</w:t>
       </w:r>
     </w:p>
     <w:p>
       <w:pPr>
         <w:spacing w:line="336" w:lineRule="auto" w:after="180"/>
-        <w:shd w:fill="F1F6F8"/>
-      </w:pPr>
-      <w:r>
-        <w:rPr>
-          <w:b w:val="0"/>
-        </w:rPr>
-        <w:t xml:space="preserve">Support: read the exact case aloud, enlarge the labelled picture, supply </w:t>
-      </w:r>
-      <w:r>
-        <w:rPr>
-          <w:b/>
-        </w:rPr>
-        <w:t>input</w:t>
-      </w:r>
-      <w:r>
-        <w:rPr>
-          <w:b w:val="0"/>
-        </w:rPr>
-        <w:t xml:space="preserve"> cards and model only the first deciding step. Accept a spoken explanation or drawing; retain the reasoning goal.</w:t>
-      </w:r>
-    </w:p>
-    <w:p>
-      <w:pPr>
-        <w:pStyle w:val="Heading3"/>
-      </w:pPr>
-      <w:r>
-        <w:t>Extend the reasoning</w:t>
-      </w:r>
-    </w:p>
-    <w:p>
-      <w:pPr>
-        <w:spacing w:line="336" w:lineRule="auto" w:after="180"/>
-        <w:shd w:fill="F5F1FB"/>
-      </w:pPr>
-      <w:r>
-        <w:rPr>
-          <w:b w:val="0"/>
-        </w:rPr>
-        <w:t xml:space="preserve">Extension: Disconnect retrieval from the application. Require a </w:t>
-      </w:r>
-      <w:r>
-        <w:rPr>
-          <w:b/>
-        </w:rPr>
-        <w:t>prediction</w:t>
-      </w:r>
-      <w:r>
-        <w:rPr>
-          <w:b w:val="0"/>
-        </w:rPr>
-        <w:t xml:space="preserve"> and a reason before comparing. Expected result: Return review status rather than inventing a time.</w:t>
-      </w:r>
-    </w:p>
-    <w:p>
-      <w:pPr>
-        <w:spacing w:line="336" w:lineRule="auto" w:after="180"/>
-        <w:shd w:fill="F5F1FB"/>
-      </w:pPr>
-      <w:r>
-        <w:rPr>
-          <w:b w:val="0"/>
-        </w:rPr>
-        <w:t xml:space="preserve">Reason: The supported-answer path lacks its required </w:t>
-      </w:r>
-      <w:r>
-        <w:rPr>
-          <w:b/>
-        </w:rPr>
-        <w:t>evidence</w:t>
-      </w:r>
-      <w:r>
-        <w:rPr>
-          <w:b w:val="0"/>
-        </w:rPr>
-        <w:t xml:space="preserve"> </w:t>
-      </w:r>
-      <w:r>
-        <w:rPr>
-          <w:b/>
-        </w:rPr>
-        <w:t>input</w:t>
-      </w:r>
-      <w:r>
-        <w:rPr>
-          <w:b w:val="0"/>
-        </w:rPr>
-        <w:t>.</w:t>
-      </w:r>
-    </w:p>
-    <w:p>
-      <w:pPr>
-        <w:pStyle w:val="Heading3"/>
-      </w:pPr>
-      <w:r>
-        <w:t>Protect the independent attempt</w:t>
-      </w:r>
-    </w:p>
-    <w:p>
-      <w:pPr>
-        <w:spacing w:line="336" w:lineRule="auto" w:after="180"/>
-        <w:shd w:fill="FFF5E6"/>
       </w:pPr>
       <w:r>
         <w:rPr>
@@ -4662,70 +5490,69 @@
     </w:tbl>
     <w:p>
       <w:pPr>
-        <w:pStyle w:val="Heading3"/>
-      </w:pPr>
-      <w:r>
-        <w:t>Project checkpoint</w:t>
+        <w:spacing w:line="336" w:lineRule="auto" w:after="180"/>
+      </w:pPr>
+      <w:r>
+        <w:rPr>
+          <w:b w:val="0"/>
+        </w:rPr>
+        <w:t xml:space="preserve">Project checkpoint: Frame the need. Name the user, the problem, allowed </w:t>
+      </w:r>
+      <w:r>
+        <w:rPr>
+          <w:b/>
+        </w:rPr>
+        <w:t>input</w:t>
+      </w:r>
+      <w:r>
+        <w:rPr>
+          <w:b w:val="0"/>
+        </w:rPr>
+        <w:t>s and a safe simple starting method.</w:t>
       </w:r>
     </w:p>
     <w:p>
       <w:pPr>
         <w:spacing w:line="336" w:lineRule="auto" w:after="180"/>
-        <w:shd w:fill="EDF7F3"/>
       </w:pPr>
       <w:r>
         <w:rPr>
           <w:b w:val="0"/>
         </w:rPr>
-        <w:t xml:space="preserve">Project checkpoint: Frame the need. Name the user, the problem, allowed </w:t>
+        <w:t xml:space="preserve">Use the weekly teacher answer for topic-specific reasoning. A saved progress tick is an activity record; judge mastery from the learner’s explanation and </w:t>
       </w:r>
       <w:r>
         <w:rPr>
           <w:b/>
         </w:rPr>
-        <w:t>input</w:t>
+        <w:t>evidence</w:t>
       </w:r>
       <w:r>
         <w:rPr>
           <w:b w:val="0"/>
         </w:rPr>
-        <w:t>s and a safe simple starting method.</w:t>
+        <w:t>.</w:t>
       </w:r>
     </w:p>
     <w:p>
       <w:pPr>
-        <w:spacing w:line="336" w:lineRule="auto" w:after="180"/>
-      </w:pPr>
-      <w:r>
-        <w:rPr>
-          <w:b w:val="0"/>
-        </w:rPr>
-        <w:t xml:space="preserve">Use the weekly teacher answer for topic-specific reasoning. A saved progress tick is an activity record; judge mastery from the learner’s explanation and </w:t>
-      </w:r>
-      <w:r>
-        <w:rPr>
-          <w:b/>
-        </w:rPr>
-        <w:t>evidence</w:t>
-      </w:r>
-      <w:r>
-        <w:rPr>
-          <w:b w:val="0"/>
-        </w:rPr>
-        <w:t>.</w:t>
+        <w:pStyle w:val="Heading1"/>
+      </w:pPr>
+      <w:r>
+        <w:t>08. Reference · Feedback,labs and repair paths</w:t>
       </w:r>
     </w:p>
     <w:p>
-      <w:pPr>
-        <w:pStyle w:val="Heading1"/>
-      </w:pPr>
-      <w:r>
-        <w:t>08. Use feedback, labs and repair paths</w:t>
+      <w:r>
+        <w:t>Retain the first attempt and the evidence used for a repair.</w:t>
       </w:r>
     </w:p>
     <w:p>
-      <w:r>
-        <w:t>Use feedback, earlier review and portfolios purposefully. Apply the coding routine only when this lesson has an executable lab.</w:t>
+      <w:pPr>
+        <w:pStyle w:val="Heading2"/>
+      </w:pPr>
+      <w:r>
+        <w:t>Feedback and record guidance</w:t>
       </w:r>
     </w:p>
     <w:p>
@@ -4763,40 +5590,42 @@
       </w:r>
     </w:p>
     <w:p>
-      <w:pPr>
-        <w:pStyle w:val="Heading3"/>
-      </w:pPr>
-      <w:r>
-        <w:t>For later coding lessons</w:t>
+      <w:r>
+        <w:t>This week has no code block. Use this routine when a later lesson includes an executable lab.</w:t>
       </w:r>
     </w:p>
     <w:p>
-      <w:r>
-        <w:t>This week has no code block. Use this routine when a later lesson includes an executable lab.</w:t>
+      <w:pPr>
+        <w:spacing w:line="336" w:lineRule="auto" w:after="180"/>
+      </w:pPr>
+      <w:r>
+        <w:rPr>
+          <w:b w:val="0"/>
+        </w:rPr>
+        <w:t xml:space="preserve">Ask students to predict before running code. Preserve errors and actual </w:t>
+      </w:r>
+      <w:r>
+        <w:rPr>
+          <w:b/>
+        </w:rPr>
+        <w:t>output</w:t>
+      </w:r>
+      <w:r>
+        <w:rPr>
+          <w:b w:val="0"/>
+        </w:rPr>
+        <w:t>s; collect a changed test and an explanation. The branch-boundary and indexing lessons deliberately include failure cases.</w:t>
       </w:r>
     </w:p>
     <w:p>
       <w:pPr>
         <w:spacing w:line="336" w:lineRule="auto" w:after="180"/>
-        <w:shd w:fill="F1F6F8"/>
       </w:pPr>
       <w:r>
         <w:rPr>
           <w:b w:val="0"/>
         </w:rPr>
-        <w:t xml:space="preserve">Ask students to predict before running code. Preserve errors and actual </w:t>
-      </w:r>
-      <w:r>
-        <w:rPr>
-          <w:b/>
-        </w:rPr>
-        <w:t>output</w:t>
-      </w:r>
-      <w:r>
-        <w:rPr>
-          <w:b w:val="0"/>
-        </w:rPr>
-        <w:t>s; collect a changed test and an explanation. The branch-boundary and indexing lessons deliberately include failure cases.</w:t>
+        <w:t>Use the earlier worked-explanation links to address a specific missing building block, then return to the current question. Adapt this suggestion after observing the learner; it is not an automatic diagnosis.</w:t>
       </w:r>
     </w:p>
     <w:p>
@@ -4807,71 +5636,37 @@
         <w:rPr>
           <w:b w:val="0"/>
         </w:rPr>
-        <w:t>Use the earlier worked-explanation links to address a specific missing building block, then return to the current question. Adapt this suggestion after observing the learner; it is not an automatic diagnosis.</w:t>
+        <w:t xml:space="preserve">Collect the completed-work portfolio as </w:t>
+      </w:r>
+      <w:r>
+        <w:rPr>
+          <w:b/>
+        </w:rPr>
+        <w:t>evidence</w:t>
+      </w:r>
+      <w:r>
+        <w:rPr>
+          <w:b w:val="0"/>
+        </w:rPr>
+        <w:t>. Record support separately from correctness, and assess explanation, trace/test and limitations. Progress ticks and quiz selections alone do not establish mastery.</w:t>
       </w:r>
     </w:p>
     <w:p>
       <w:pPr>
-        <w:spacing w:line="336" w:lineRule="auto" w:after="180"/>
-      </w:pPr>
-      <w:r>
-        <w:rPr>
-          <w:b w:val="0"/>
-        </w:rPr>
-        <w:t xml:space="preserve">Collect the completed-work portfolio as </w:t>
-      </w:r>
-      <w:r>
-        <w:rPr>
-          <w:b/>
-        </w:rPr>
-        <w:t>evidence</w:t>
-      </w:r>
-      <w:r>
-        <w:rPr>
-          <w:b w:val="0"/>
-        </w:rPr>
-        <w:t>. Record support separately from correctness, and assess explanation, trace/test and limitations. Progress ticks and quiz selections alone do not establish mastery.</w:t>
+        <w:pStyle w:val="Heading1"/>
+      </w:pPr>
+      <w:r>
+        <w:t>09. Reference · Teach with the six pictures</w:t>
       </w:r>
     </w:p>
     <w:p>
-      <w:pPr>
-        <w:pStyle w:val="Heading1"/>
-      </w:pPr>
-      <w:r>
-        <w:t>09. Visual concept journey</w:t>
+      <w:r>
+        <w:t>Choose one picture for a particular reasoning move.</w:t>
       </w:r>
     </w:p>
     <w:p>
-      <w:r>
-        <w:t>Show one Architecture and data flow graphic at a time, request a prediction and discuss its trace before the independent assessment.</w:t>
-      </w:r>
-    </w:p>
-    <w:p>
-      <w:pPr>
-        <w:spacing w:line="336" w:lineRule="auto" w:after="180"/>
-      </w:pPr>
-      <w:r>
-        <w:rPr>
-          <w:b w:val="0"/>
-        </w:rPr>
-        <w:t xml:space="preserve">Use one picture at a time. Hide a worked result before asking for a </w:t>
-      </w:r>
-      <w:r>
-        <w:rPr>
-          <w:b/>
-        </w:rPr>
-        <w:t>prediction</w:t>
-      </w:r>
-      <w:r>
-        <w:rPr>
-          <w:b w:val="0"/>
-        </w:rPr>
-        <w:t>, then reveal it for feedback. These are supported teaching cases; retain the separate independent assessment for a fresh first attempt.</w:t>
-      </w:r>
-    </w:p>
-    <w:p>
-      <w:pPr>
-        <w:pStyle w:val="Heading3"/>
+      <w:pPr>
+        <w:pStyle w:val="Heading2"/>
       </w:pPr>
       <w:r>
         <w:t>01. Architecture and data flow: the case</w:t>
@@ -4882,7 +5677,7 @@
         <w:drawing>
           <wp:inline xmlns:a="http://schemas.openxmlformats.org/drawingml/2006/main" xmlns:pic="http://schemas.openxmlformats.org/drawingml/2006/picture">
             <wp:extent cx="5486400" cy="2834640"/>
-            <wp:docPr id="2" name="Picture 2" descr="Four boxes for a library reply. A learner asks when the map room closes. Follow the request through the service. Supplied facts: Approved schedule R says 17:30. The model may phrase facts but cannot replace them."/>
+            <wp:docPr id="3" name="Picture 3" descr="Four boxes for a library reply. A learner asks when the map room closes. Follow the request through the service. Supplied facts: Approved schedule R says 17:30. The model may phrase facts but cannot replace them."/>
             <wp:cNvGraphicFramePr>
               <a:graphicFrameLocks noChangeAspect="1"/>
             </wp:cNvGraphicFramePr>
@@ -4894,7 +5689,7 @@
                     <pic:cNvPicPr/>
                   </pic:nvPicPr>
                   <pic:blipFill>
-                    <a:blip r:embed="rId10"/>
+                    <a:blip r:embed="rId11"/>
                     <a:stretch>
                       <a:fillRect/>
                     </a:stretch>
@@ -4927,7 +5722,6 @@
     <w:p>
       <w:pPr>
         <w:spacing w:line="336" w:lineRule="auto" w:after="180"/>
-        <w:shd w:fill="F5F1FB"/>
       </w:pPr>
       <w:r>
         <w:rPr>
@@ -4938,27 +5732,18 @@
     </w:p>
     <w:p>
       <w:pPr>
-        <w:pStyle w:val="Heading3"/>
-      </w:pPr>
-      <w:r>
-        <w:t>Discuss while showing the picture</w:t>
+        <w:spacing w:line="336" w:lineRule="auto" w:after="180"/>
+      </w:pPr>
+      <w:r>
+        <w:rPr>
+          <w:b w:val="0"/>
+        </w:rPr>
+        <w:t>Teacher prompt: Point to the given fact that matters most. Explain why it matters. Ask learners to describe one label or arrow in ordinary words. Use the adjacent transcript if the image is difficult to see.</w:t>
       </w:r>
     </w:p>
     <w:p>
       <w:pPr>
-        <w:spacing w:line="336" w:lineRule="auto" w:after="180"/>
-        <w:shd w:fill="F1F6F8"/>
-      </w:pPr>
-      <w:r>
-        <w:rPr>
-          <w:b w:val="0"/>
-        </w:rPr>
-        <w:t>Teacher prompt: Point to the given fact that matters most. Explain why it matters. Ask learners to describe one label or arrow in ordinary words. Use the adjacent transcript if the image is difficult to see.</w:t>
-      </w:r>
-    </w:p>
-    <w:p>
-      <w:pPr>
-        <w:pStyle w:val="Heading3"/>
+        <w:pStyle w:val="Heading2"/>
       </w:pPr>
       <w:r>
         <w:t>02. Follow the deciding steps</w:t>
@@ -4969,7 +5754,7 @@
         <w:drawing>
           <wp:inline xmlns:a="http://schemas.openxmlformats.org/drawingml/2006/main" xmlns:pic="http://schemas.openxmlformats.org/drawingml/2006/picture">
             <wp:extent cx="5486400" cy="3182112"/>
-            <wp:docPr id="3" name="Picture 3" descr="Receive question: The interface forwards the map-room question. → Retrieve R: The application retrieves the approved time, 17:30. → Draft and check: A draft cites R and states 17:30; validation checks agreement before returning it."/>
+            <wp:docPr id="4" name="Picture 4" descr="Receive question: The interface forwards the map-room question. → Retrieve R: The application retrieves the approved time, 17:30. → Draft and check: A draft cites R and states 17:30; validation checks agreement before returning it."/>
             <wp:cNvGraphicFramePr>
               <a:graphicFrameLocks noChangeAspect="1"/>
             </wp:cNvGraphicFramePr>
@@ -4981,7 +5766,7 @@
                     <pic:cNvPicPr/>
                   </pic:nvPicPr>
                   <pic:blipFill>
-                    <a:blip r:embed="rId11"/>
+                    <a:blip r:embed="rId9"/>
                     <a:stretch>
                       <a:fillRect/>
                     </a:stretch>
@@ -5014,7 +5799,6 @@
     <w:p>
       <w:pPr>
         <w:spacing w:line="336" w:lineRule="auto" w:after="180"/>
-        <w:shd w:fill="F5F1FB"/>
       </w:pPr>
       <w:r>
         <w:rPr>
@@ -5037,39 +5821,30 @@
     </w:p>
     <w:p>
       <w:pPr>
-        <w:pStyle w:val="Heading3"/>
-      </w:pPr>
-      <w:r>
-        <w:t>Discuss while showing the picture</w:t>
+        <w:spacing w:line="336" w:lineRule="auto" w:after="180"/>
+      </w:pPr>
+      <w:r>
+        <w:rPr>
+          <w:b w:val="0"/>
+        </w:rPr>
+        <w:t xml:space="preserve">Teacher prompt: Point to each numbered stage and explain which recorded </w:t>
+      </w:r>
+      <w:r>
+        <w:rPr>
+          <w:b/>
+        </w:rPr>
+        <w:t>input</w:t>
+      </w:r>
+      <w:r>
+        <w:rPr>
+          <w:b w:val="0"/>
+        </w:rPr>
+        <w:t xml:space="preserve"> it uses. Ask learners to describe one label or arrow in ordinary words. Use the adjacent transcript if the image is difficult to see.</w:t>
       </w:r>
     </w:p>
     <w:p>
       <w:pPr>
-        <w:spacing w:line="336" w:lineRule="auto" w:after="180"/>
-        <w:shd w:fill="F1F6F8"/>
-      </w:pPr>
-      <w:r>
-        <w:rPr>
-          <w:b w:val="0"/>
-        </w:rPr>
-        <w:t xml:space="preserve">Teacher prompt: Point to each numbered stage and explain which recorded </w:t>
-      </w:r>
-      <w:r>
-        <w:rPr>
-          <w:b/>
-        </w:rPr>
-        <w:t>input</w:t>
-      </w:r>
-      <w:r>
-        <w:rPr>
-          <w:b w:val="0"/>
-        </w:rPr>
-        <w:t xml:space="preserve"> it uses. Ask learners to describe one label or arrow in ordinary words. Use the adjacent transcript if the image is difficult to see.</w:t>
-      </w:r>
-    </w:p>
-    <w:p>
-      <w:pPr>
-        <w:pStyle w:val="Heading3"/>
+        <w:pStyle w:val="Heading2"/>
       </w:pPr>
       <w:r>
         <w:t>03. Architecture and data flow — evidence trace</w:t>
@@ -5080,7 +5855,7 @@
         <w:drawing>
           <wp:inline xmlns:a="http://schemas.openxmlformats.org/drawingml/2006/main" xmlns:pic="http://schemas.openxmlformats.org/drawingml/2006/picture">
             <wp:extent cx="5486400" cy="2996184"/>
-            <wp:docPr id="4" name="Picture 4" descr="Architecture and data flow — evidence trace. A student request bypasses the role filter and sends teacher records directly to a generator. | Trace request validator -&gt; role filter -&gt; source lookup -&gt; response validator -&gt; result. Sources enter as data, not control instructions. Reject invalid requests before any downstream lookup. | The data path crosses the access boundary incorrectly. Move the role filter before source lookup/context construction; hiding a later citation is insufficient."/>
+            <wp:docPr id="5" name="Picture 5" descr="Architecture and data flow — evidence trace. A student request bypasses the role filter and sends teacher records directly to a generator. | Trace request validator -&gt; role filter -&gt; source lookup -&gt; response validator -&gt; result. Sources enter as data, not control instructions. Reject invalid requests before any downstream lookup. | The data path crosses the access boundary incorrectly. Move the role filter before source lookup/context construction; hiding a later citation is insufficient."/>
             <wp:cNvGraphicFramePr>
               <a:graphicFrameLocks noChangeAspect="1"/>
             </wp:cNvGraphicFramePr>
@@ -5182,7 +5957,6 @@
     <w:p>
       <w:pPr>
         <w:spacing w:line="336" w:lineRule="auto" w:after="180"/>
-        <w:shd w:fill="F5F1FB"/>
       </w:pPr>
       <w:r>
         <w:rPr>
@@ -5193,27 +5967,18 @@
     </w:p>
     <w:p>
       <w:pPr>
-        <w:pStyle w:val="Heading3"/>
-      </w:pPr>
-      <w:r>
-        <w:t>Discuss while showing the picture</w:t>
+        <w:spacing w:line="336" w:lineRule="auto" w:after="180"/>
+      </w:pPr>
+      <w:r>
+        <w:rPr>
+          <w:b w:val="0"/>
+        </w:rPr>
+        <w:t>Teacher prompt: Read the labels and values. Explain the relationship the model shows. Ask learners to describe one label or arrow in ordinary words. Use the adjacent transcript if the image is difficult to see.</w:t>
       </w:r>
     </w:p>
     <w:p>
       <w:pPr>
-        <w:spacing w:line="336" w:lineRule="auto" w:after="180"/>
-        <w:shd w:fill="F1F6F8"/>
-      </w:pPr>
-      <w:r>
-        <w:rPr>
-          <w:b w:val="0"/>
-        </w:rPr>
-        <w:t>Teacher prompt: Read the labels and values. Explain the relationship the model shows. Ask learners to describe one label or arrow in ordinary words. Use the adjacent transcript if the image is difficult to see.</w:t>
-      </w:r>
-    </w:p>
-    <w:p>
-      <w:pPr>
-        <w:pStyle w:val="Heading3"/>
+        <w:pStyle w:val="Heading2"/>
       </w:pPr>
       <w:r>
         <w:t>04. Change one thing. Trace what follows.</w:t>
@@ -5224,7 +5989,7 @@
         <w:drawing>
           <wp:inline xmlns:a="http://schemas.openxmlformats.org/drawingml/2006/main" xmlns:pic="http://schemas.openxmlformats.org/drawingml/2006/picture">
             <wp:extent cx="5486400" cy="3026664"/>
-            <wp:docPr id="5" name="Picture 5" descr="Original case: A draft cites R and states 17:30; validation checks agreement before returning it. Changed condition: Disconnect retrieval from the application. Expected result: Return review status rather than inventing a time. Reason: The supported-answer path lacks its required evidence input."/>
+            <wp:docPr id="6" name="Picture 6" descr="Original case: A draft cites R and states 17:30; validation checks agreement before returning it. Changed condition: Disconnect retrieval from the application. Expected result: Return review status rather than inventing a time. Reason: The supported-answer path lacks its required evidence input."/>
             <wp:cNvGraphicFramePr>
               <a:graphicFrameLocks noChangeAspect="1"/>
             </wp:cNvGraphicFramePr>
@@ -5304,7 +6069,6 @@
     <w:p>
       <w:pPr>
         <w:spacing w:line="336" w:lineRule="auto" w:after="180"/>
-        <w:shd w:fill="F5F1FB"/>
       </w:pPr>
       <w:r>
         <w:rPr>
@@ -5315,63 +6079,53 @@
     </w:p>
     <w:p>
       <w:pPr>
-        <w:pStyle w:val="Heading3"/>
-      </w:pPr>
-      <w:r>
-        <w:t>Discuss while showing the picture</w:t>
+        <w:spacing w:line="336" w:lineRule="auto" w:after="180"/>
+      </w:pPr>
+      <w:r>
+        <w:rPr>
+          <w:b w:val="0"/>
+        </w:rPr>
+        <w:t>Teacher prompt: Predict before checking the worked changed-case result. Name what changed and what the supplied facts allow you to conclude. Ask learners to describe one label or arrow in ordinary words.</w:t>
       </w:r>
     </w:p>
     <w:p>
       <w:pPr>
         <w:spacing w:line="336" w:lineRule="auto" w:after="180"/>
-        <w:shd w:fill="F1F6F8"/>
       </w:pPr>
       <w:r>
         <w:rPr>
           <w:b w:val="0"/>
         </w:rPr>
-        <w:t>Teacher prompt: Predict before checking the worked changed-case result. Name what changed and what the supplied facts allow you to conclude. Ask learners to describe one label or arrow in ordinary words.</w:t>
+        <w:t xml:space="preserve">Use the adjacent transcript if the image is difficult to see. Changed-case reasoning: The supported-answer path lacks its required </w:t>
+      </w:r>
+      <w:r>
+        <w:rPr>
+          <w:b/>
+        </w:rPr>
+        <w:t>evidence</w:t>
+      </w:r>
+      <w:r>
+        <w:rPr>
+          <w:b w:val="0"/>
+        </w:rPr>
+        <w:t xml:space="preserve"> </w:t>
+      </w:r>
+      <w:r>
+        <w:rPr>
+          <w:b/>
+        </w:rPr>
+        <w:t>input</w:t>
+      </w:r>
+      <w:r>
+        <w:rPr>
+          <w:b w:val="0"/>
+        </w:rPr>
+        <w:t>.</w:t>
       </w:r>
     </w:p>
     <w:p>
       <w:pPr>
-        <w:spacing w:line="336" w:lineRule="auto" w:after="180"/>
-        <w:shd w:fill="F1F6F8"/>
-      </w:pPr>
-      <w:r>
-        <w:rPr>
-          <w:b w:val="0"/>
-        </w:rPr>
-        <w:t xml:space="preserve">Use the adjacent transcript if the image is difficult to see. Changed-case reasoning: The supported-answer path lacks its required </w:t>
-      </w:r>
-      <w:r>
-        <w:rPr>
-          <w:b/>
-        </w:rPr>
-        <w:t>evidence</w:t>
-      </w:r>
-      <w:r>
-        <w:rPr>
-          <w:b w:val="0"/>
-        </w:rPr>
-        <w:t xml:space="preserve"> </w:t>
-      </w:r>
-      <w:r>
-        <w:rPr>
-          <w:b/>
-        </w:rPr>
-        <w:t>input</w:t>
-      </w:r>
-      <w:r>
-        <w:rPr>
-          <w:b w:val="0"/>
-        </w:rPr>
-        <w:t>.</w:t>
-      </w:r>
-    </w:p>
-    <w:p>
-      <w:pPr>
-        <w:pStyle w:val="Heading3"/>
+        <w:pStyle w:val="Heading2"/>
       </w:pPr>
       <w:r>
         <w:t>05. Connect the explanation to its limit</w:t>
@@ -5382,7 +6136,7 @@
         <w:drawing>
           <wp:inline xmlns:a="http://schemas.openxmlformats.org/drawingml/2006/main" xmlns:pic="http://schemas.openxmlformats.org/drawingml/2006/picture">
             <wp:extent cx="5486400" cy="2834640"/>
-            <wp:docPr id="6" name="Picture 6" descr="An architecture assigns responsibilities and carries data between components. Retrieval provides evidence; drafting supplies wording. Limit: A drawing needs comparison with actual traces; it does not prove the implementation follows the arrows."/>
+            <wp:docPr id="7" name="Picture 7" descr="An architecture assigns responsibilities and carries data between components. Retrieval provides evidence; drafting supplies wording. Limit: A drawing needs comparison with actual traces; it does not prove the implementation follows the arrows."/>
             <wp:cNvGraphicFramePr>
               <a:graphicFrameLocks noChangeAspect="1"/>
             </wp:cNvGraphicFramePr>
@@ -5462,7 +6216,6 @@
     <w:p>
       <w:pPr>
         <w:spacing w:line="336" w:lineRule="auto" w:after="180"/>
-        <w:shd w:fill="F5F1FB"/>
       </w:pPr>
       <w:r>
         <w:rPr>
@@ -5473,39 +6226,29 @@
     </w:p>
     <w:p>
       <w:pPr>
-        <w:pStyle w:val="Heading3"/>
-      </w:pPr>
-      <w:r>
-        <w:t>Discuss while showing the picture</w:t>
+        <w:spacing w:line="336" w:lineRule="auto" w:after="180"/>
+      </w:pPr>
+      <w:r>
+        <w:rPr>
+          <w:b w:val="0"/>
+        </w:rPr>
+        <w:t>Teacher prompt: Explain the case, then point to a limit on the claim. Ask learners to describe one label or arrow in ordinary words. Use the adjacent transcript if the image is difficult to see.</w:t>
       </w:r>
     </w:p>
     <w:p>
       <w:pPr>
         <w:spacing w:line="336" w:lineRule="auto" w:after="180"/>
-        <w:shd w:fill="F1F6F8"/>
       </w:pPr>
       <w:r>
         <w:rPr>
           <w:b w:val="0"/>
         </w:rPr>
-        <w:t>Teacher prompt: Explain the case, then point to a limit on the claim. Ask learners to describe one label or arrow in ordinary words. Use the adjacent transcript if the image is difficult to see.</w:t>
+        <w:t>Keep the stated scope: A drawing needs comparison with actual traces; it does not prove the implementation follows the arrows.</w:t>
       </w:r>
     </w:p>
     <w:p>
       <w:pPr>
-        <w:spacing w:line="336" w:lineRule="auto" w:after="180"/>
-        <w:shd w:fill="F1F6F8"/>
-      </w:pPr>
-      <w:r>
-        <w:rPr>
-          <w:b w:val="0"/>
-        </w:rPr>
-        <w:t>Keep the stated scope: A drawing needs comparison with actual traces; it does not prove the implementation follows the arrows.</w:t>
-      </w:r>
-    </w:p>
-    <w:p>
-      <w:pPr>
-        <w:pStyle w:val="Heading3"/>
+        <w:pStyle w:val="Heading2"/>
       </w:pPr>
       <w:r>
         <w:t>06. Make the idea visible in your project</w:t>
@@ -5516,7 +6259,7 @@
         <w:drawing>
           <wp:inline xmlns:a="http://schemas.openxmlformats.org/drawingml/2006/main" xmlns:pic="http://schemas.openxmlformats.org/drawingml/2006/picture">
             <wp:extent cx="5486400" cy="3529584"/>
-            <wp:docPr id="7" name="Picture 7" descr="For the Grounded Learning Service, retain an annotated trace and the changed-case result. Name the contract or evidence that makes the deciding step valid, so another team can review it. Draw your input, deciding step, result and limit. Supported question: Label what moves along the library request, retrieval and drafting arrows. Where does 17:30 come from, and why must the service stop if the retrieval arrow is disconnected?"/>
+            <wp:docPr id="8" name="Picture 8" descr="For the Grounded Learning Service, retain an annotated trace and the changed-case result. Name the contract or evidence that makes the deciding step valid, so another team can review it. Draw your input, deciding step, result and limit. Supported question: Label what moves along the library request, retrieval and drafting arrows. Where does 17:30 come from, and why must the service stop if the retrieval arrow is disconnected?"/>
             <wp:cNvGraphicFramePr>
               <a:graphicFrameLocks noChangeAspect="1"/>
             </wp:cNvGraphicFramePr>
@@ -5607,7 +6350,6 @@
     <w:p>
       <w:pPr>
         <w:spacing w:line="336" w:lineRule="auto" w:after="180"/>
-        <w:shd w:fill="F5F1FB"/>
       </w:pPr>
       <w:r>
         <w:rPr>
@@ -5630,82 +6372,150 @@
     </w:p>
     <w:p>
       <w:pPr>
-        <w:pStyle w:val="Heading3"/>
-      </w:pPr>
-      <w:r>
-        <w:t>Discuss while showing the picture</w:t>
+        <w:spacing w:line="336" w:lineRule="auto" w:after="180"/>
+      </w:pPr>
+      <w:r>
+        <w:rPr>
+          <w:b w:val="0"/>
+        </w:rPr>
+        <w:t xml:space="preserve">Teacher prompt: Draw your project trace and justify the deciding step using </w:t>
+      </w:r>
+      <w:r>
+        <w:rPr>
+          <w:b/>
+        </w:rPr>
+        <w:t>evidence</w:t>
+      </w:r>
+      <w:r>
+        <w:rPr>
+          <w:b w:val="0"/>
+        </w:rPr>
+        <w:t>. Ask learners to describe one label or arrow in ordinary words. Use the adjacent transcript if the image is difficult to see.</w:t>
       </w:r>
     </w:p>
     <w:p>
       <w:pPr>
         <w:spacing w:line="336" w:lineRule="auto" w:after="180"/>
-        <w:shd w:fill="F1F6F8"/>
       </w:pPr>
       <w:r>
         <w:rPr>
           <w:b w:val="0"/>
         </w:rPr>
-        <w:t xml:space="preserve">Teacher prompt: Draw your project trace and justify the deciding step using </w:t>
-      </w:r>
-      <w:r>
-        <w:rPr>
-          <w:b/>
-        </w:rPr>
-        <w:t>evidence</w:t>
-      </w:r>
-      <w:r>
-        <w:rPr>
-          <w:b w:val="0"/>
-        </w:rPr>
-        <w:t>. Ask learners to describe one label or arrow in ordinary words. Use the adjacent transcript if the image is difficult to see.</w:t>
+        <w:t>Supported practice key: The interface forwards the map-room question. The application retrieves the approved time, 17:30. A draft cites R and states 17:30; validation checks agreement before returning it.</w:t>
       </w:r>
     </w:p>
     <w:p>
       <w:pPr>
         <w:spacing w:line="336" w:lineRule="auto" w:after="180"/>
-        <w:shd w:fill="F1F6F8"/>
       </w:pPr>
       <w:r>
         <w:rPr>
           <w:b w:val="0"/>
         </w:rPr>
-        <w:t>Supported practice key: The interface forwards the map-room question. The application retrieves the approved time, 17:30. A draft cites R and states 17:30; validation checks agreement before returning it.</w:t>
+        <w:t xml:space="preserve">Changed case: Return review status rather than inventing a time. The supported-answer path lacks its required </w:t>
+      </w:r>
+      <w:r>
+        <w:rPr>
+          <w:b/>
+        </w:rPr>
+        <w:t>evidence</w:t>
+      </w:r>
+      <w:r>
+        <w:rPr>
+          <w:b w:val="0"/>
+        </w:rPr>
+        <w:t xml:space="preserve"> </w:t>
+      </w:r>
+      <w:r>
+        <w:rPr>
+          <w:b/>
+        </w:rPr>
+        <w:t>input</w:t>
+      </w:r>
+      <w:r>
+        <w:rPr>
+          <w:b w:val="0"/>
+        </w:rPr>
+        <w:t>.</w:t>
       </w:r>
     </w:p>
     <w:p>
       <w:pPr>
+        <w:pStyle w:val="Heading2"/>
+      </w:pPr>
+      <w:r>
+        <w:t>Earlier wording, alternatives and picture transcripts · reference / check after trying</w:t>
+      </w:r>
+    </w:p>
+    <w:p>
+      <w:pPr>
         <w:spacing w:line="336" w:lineRule="auto" w:after="180"/>
-        <w:shd w:fill="F1F6F8"/>
       </w:pPr>
       <w:r>
         <w:rPr>
           <w:b w:val="0"/>
         </w:rPr>
-        <w:t xml:space="preserve">Changed case: Return review status rather than inventing a time. The supported-answer path lacks its required </w:t>
+        <w:t xml:space="preserve">Use one picture at a time. Hide a worked result before asking for a </w:t>
       </w:r>
       <w:r>
         <w:rPr>
           <w:b/>
         </w:rPr>
-        <w:t>evidence</w:t>
+        <w:t>prediction</w:t>
       </w:r>
       <w:r>
         <w:rPr>
           <w:b w:val="0"/>
         </w:rPr>
-        <w:t xml:space="preserve"> </w:t>
-      </w:r>
-      <w:r>
-        <w:rPr>
-          <w:b/>
-        </w:rPr>
-        <w:t>input</w:t>
-      </w:r>
-      <w:r>
-        <w:rPr>
-          <w:b w:val="0"/>
-        </w:rPr>
-        <w:t>.</w:t>
+        <w:t>, then reveal it for feedback. These are supported teaching cases; retain the separate independent assessment for a fresh first attempt.</w:t>
+      </w:r>
+    </w:p>
+    <w:p>
+      <w:pPr>
+        <w:pStyle w:val="Heading3"/>
+      </w:pPr>
+      <w:r>
+        <w:t>01. Architecture and data flow: the case</w:t>
+      </w:r>
+    </w:p>
+    <w:p>
+      <w:pPr>
+        <w:pStyle w:val="Heading3"/>
+      </w:pPr>
+      <w:r>
+        <w:t>02. Follow the deciding steps</w:t>
+      </w:r>
+    </w:p>
+    <w:p>
+      <w:pPr>
+        <w:pStyle w:val="Heading3"/>
+      </w:pPr>
+      <w:r>
+        <w:t>03. Architecture and data flow — evidence trace</w:t>
+      </w:r>
+    </w:p>
+    <w:p>
+      <w:pPr>
+        <w:pStyle w:val="Heading3"/>
+      </w:pPr>
+      <w:r>
+        <w:t>04. Change one thing. Trace what follows.</w:t>
+      </w:r>
+    </w:p>
+    <w:p>
+      <w:pPr>
+        <w:pStyle w:val="Heading3"/>
+      </w:pPr>
+      <w:r>
+        <w:t>05. Connect the explanation to its limit</w:t>
+      </w:r>
+    </w:p>
+    <w:p>
+      <w:pPr>
+        <w:pStyle w:val="Heading3"/>
+      </w:pPr>
+      <w:r>
+        <w:t>06. Make the idea visible in your project</w:t>
       </w:r>
     </w:p>
     <w:sectPr>
